--- a/report/Word_Report/Capstone Report.docx
+++ b/report/Word_Report/Capstone Report.docx
@@ -1,6 +1,6 @@
 
 <file path=word/document.xml><?xml version="1.0" encoding="utf-8"?>
-<w:document xmlns:wpc="http://schemas.microsoft.com/office/word/2010/wordprocessingCanvas" xmlns:cx="http://schemas.microsoft.com/office/drawing/2014/chartex" xmlns:mc="http://schemas.openxmlformats.org/markup-compatibility/2006" xmlns:o="urn:schemas-microsoft-com:office:office" xmlns:r="http://schemas.openxmlformats.org/officeDocument/2006/relationships" xmlns:m="http://schemas.openxmlformats.org/officeDocument/2006/math" xmlns:v="urn:schemas-microsoft-com:vml" xmlns:wp14="http://schemas.microsoft.com/office/word/2010/wordprocessingDrawing" xmlns:wp="http://schemas.openxmlformats.org/drawingml/2006/wordprocessingDrawing" xmlns:w10="urn:schemas-microsoft-com:office:word" xmlns:w="http://schemas.openxmlformats.org/wordprocessingml/2006/main" xmlns:w14="http://schemas.microsoft.com/office/word/2010/wordml" xmlns:w15="http://schemas.microsoft.com/office/word/2012/wordml" xmlns:w16se="http://schemas.microsoft.com/office/word/2015/wordml/symex" xmlns:wpg="http://schemas.microsoft.com/office/word/2010/wordprocessingGroup" xmlns:wpi="http://schemas.microsoft.com/office/word/2010/wordprocessingInk" xmlns:wne="http://schemas.microsoft.com/office/word/2006/wordml" xmlns:wps="http://schemas.microsoft.com/office/word/2010/wordprocessingShape" mc:Ignorable="w14 w15 w16se wp14">
+<w:document xmlns:wpc="http://schemas.microsoft.com/office/word/2010/wordprocessingCanvas" xmlns:cx="http://schemas.microsoft.com/office/drawing/2014/chartex" xmlns:cx1="http://schemas.microsoft.com/office/drawing/2015/9/8/chartex" xmlns:cx2="http://schemas.microsoft.com/office/drawing/2015/10/21/chartex" xmlns:cx3="http://schemas.microsoft.com/office/drawing/2016/5/9/chartex" xmlns:cx4="http://schemas.microsoft.com/office/drawing/2016/5/10/chartex" xmlns:cx5="http://schemas.microsoft.com/office/drawing/2016/5/11/chartex" xmlns:cx6="http://schemas.microsoft.com/office/drawing/2016/5/12/chartex" xmlns:cx7="http://schemas.microsoft.com/office/drawing/2016/5/13/chartex" xmlns:cx8="http://schemas.microsoft.com/office/drawing/2016/5/14/chartex" xmlns:mc="http://schemas.openxmlformats.org/markup-compatibility/2006" xmlns:aink="http://schemas.microsoft.com/office/drawing/2016/ink" xmlns:am3d="http://schemas.microsoft.com/office/drawing/2017/model3d" xmlns:o="urn:schemas-microsoft-com:office:office" xmlns:oel="http://schemas.microsoft.com/office/2019/extlst" xmlns:r="http://schemas.openxmlformats.org/officeDocument/2006/relationships" xmlns:m="http://schemas.openxmlformats.org/officeDocument/2006/math" xmlns:v="urn:schemas-microsoft-com:vml" xmlns:wp14="http://schemas.microsoft.com/office/word/2010/wordprocessingDrawing" xmlns:wp="http://schemas.openxmlformats.org/drawingml/2006/wordprocessingDrawing" xmlns:w10="urn:schemas-microsoft-com:office:word" xmlns:w="http://schemas.openxmlformats.org/wordprocessingml/2006/main" xmlns:w14="http://schemas.microsoft.com/office/word/2010/wordml" xmlns:w15="http://schemas.microsoft.com/office/word/2012/wordml" xmlns:w16cex="http://schemas.microsoft.com/office/word/2018/wordml/cex" xmlns:w16cid="http://schemas.microsoft.com/office/word/2016/wordml/cid" xmlns:w16="http://schemas.microsoft.com/office/word/2018/wordml" xmlns:w16du="http://schemas.microsoft.com/office/word/2023/wordml/word16du" xmlns:w16sdtdh="http://schemas.microsoft.com/office/word/2020/wordml/sdtdatahash" xmlns:w16sdtfl="http://schemas.microsoft.com/office/word/2024/wordml/sdtformatlock" xmlns:w16se="http://schemas.microsoft.com/office/word/2015/wordml/symex" xmlns:wpg="http://schemas.microsoft.com/office/word/2010/wordprocessingGroup" xmlns:wpi="http://schemas.microsoft.com/office/word/2010/wordprocessingInk" xmlns:wne="http://schemas.microsoft.com/office/word/2006/wordml" xmlns:wps="http://schemas.microsoft.com/office/word/2010/wordprocessingShape" mc:Ignorable="w14 w15 w16se w16cid w16 w16cex w16sdtdh w16sdtfl w16du wp14">
   <w:body>
     <w:p>
       <w:pPr>
@@ -399,24 +399,27 @@
           <w:szCs w:val="29"/>
         </w:rPr>
       </w:pPr>
-      <w:proofErr w:type="spellStart"/>
       <w:r>
         <w:rPr>
           <w:rFonts w:asciiTheme="majorBidi" w:hAnsiTheme="majorBidi" w:cstheme="majorBidi"/>
           <w:sz w:val="29"/>
           <w:szCs w:val="29"/>
         </w:rPr>
-        <w:t>Parv</w:t>
-      </w:r>
-      <w:proofErr w:type="spellEnd"/>
-      <w:r>
+        <w:t>Parv Bhargava</w:t>
+      </w:r>
+    </w:p>
+    <w:p>
+      <w:pPr>
+        <w:autoSpaceDE w:val="0"/>
+        <w:autoSpaceDN w:val="0"/>
+        <w:adjustRightInd w:val="0"/>
+        <w:spacing w:after="0" w:line="240" w:lineRule="auto"/>
         <w:rPr>
           <w:rFonts w:asciiTheme="majorBidi" w:hAnsiTheme="majorBidi" w:cstheme="majorBidi"/>
           <w:sz w:val="29"/>
           <w:szCs w:val="29"/>
         </w:rPr>
-        <w:t xml:space="preserve"> Bhargava</w:t>
-      </w:r>
+      </w:pPr>
     </w:p>
     <w:p>
       <w:pPr>
@@ -437,19 +440,6 @@
         <w:autoSpaceDN w:val="0"/>
         <w:adjustRightInd w:val="0"/>
         <w:spacing w:after="0" w:line="240" w:lineRule="auto"/>
-        <w:rPr>
-          <w:rFonts w:asciiTheme="majorBidi" w:hAnsiTheme="majorBidi" w:cstheme="majorBidi"/>
-          <w:sz w:val="29"/>
-          <w:szCs w:val="29"/>
-        </w:rPr>
-      </w:pPr>
-    </w:p>
-    <w:p>
-      <w:pPr>
-        <w:autoSpaceDE w:val="0"/>
-        <w:autoSpaceDN w:val="0"/>
-        <w:adjustRightInd w:val="0"/>
-        <w:spacing w:after="0" w:line="240" w:lineRule="auto"/>
         <w:jc w:val="center"/>
         <w:rPr>
           <w:rFonts w:asciiTheme="majorBidi" w:hAnsiTheme="majorBidi" w:cstheme="majorBidi"/>
@@ -477,16 +467,8 @@
         <w:rPr>
           <w:rFonts w:asciiTheme="majorBidi" w:hAnsiTheme="majorBidi" w:cstheme="majorBidi"/>
         </w:rPr>
-        <w:t xml:space="preserve">Amir </w:t>
-      </w:r>
-      <w:proofErr w:type="spellStart"/>
-      <w:r>
-        <w:rPr>
-          <w:rFonts w:asciiTheme="majorBidi" w:hAnsiTheme="majorBidi" w:cstheme="majorBidi"/>
-        </w:rPr>
-        <w:t>Jafari</w:t>
-      </w:r>
-      <w:proofErr w:type="spellEnd"/>
+        <w:t>Amir Jafari</w:t>
+      </w:r>
     </w:p>
     <w:p>
       <w:pPr>
@@ -860,16 +842,7 @@
                               <w:t xml:space="preserve"> </w:t>
                             </w:r>
                             <w:r>
-                              <w:t>W</w:t>
-                            </w:r>
-                            <w:r>
-                              <w:t>e demonstrate that a baseline single LLM solution</w:t>
-                            </w:r>
-                            <w:r>
-                              <w:t xml:space="preserve"> </w:t>
-                            </w:r>
-                            <w:r>
-                              <w:t xml:space="preserve">performs poorly when tasked with generating treatment plans. To overcome these limitations, we propose an </w:t>
+                              <w:t xml:space="preserve">We demonstrate that a baseline single LLM solution performs poorly when tasked with generating treatment plans. To overcome these limitations, we propose an </w:t>
                             </w:r>
                             <w:r>
                               <w:rPr>
@@ -914,13 +887,7 @@
                               <w:t xml:space="preserve"> by incorporating a </w:t>
                             </w:r>
                             <w:r>
-                              <w:t>multi-agent system that dynamically creates agents based on the professions represented in each case study.</w:t>
-                            </w:r>
-                            <w:r>
-                              <w:t xml:space="preserve"> </w:t>
-                            </w:r>
-                            <w:r>
-                              <w:t>Rather than relying on a hardcoded set of agents, our system extracts team member roles from real-world inter</w:t>
+                              <w:t>multi-agent system that dynamically creates agents based on the professions represented in each case study. Rather than relying on a hardcoded set of agents, our system extracts team member roles from real-world inter</w:t>
                             </w:r>
                             <w:r>
                               <w:t>-</w:t>
@@ -932,12 +899,7 @@
                               <w:t>-</w:t>
                             </w:r>
                             <w:r>
-                              <w:t>professional collaboration. Our experiments show that this specialized, collaborative framework significantly outperforms the general-purpose LLM, pavin</w:t>
-                            </w:r>
-                            <w:bookmarkStart w:id="0" w:name="_GoBack"/>
-                            <w:bookmarkEnd w:id="0"/>
-                            <w:r>
-                              <w:t>g the way for improved, context-aware treatment planning in clinical settings.</w:t>
+                              <w:t>professional collaboration. Our experiments show that this specialized, collaborative framework significantly outperforms the general-purpose LLM, paving the way for improved, context-aware treatment planning in clinical settings.</w:t>
                             </w:r>
                           </w:p>
                           <w:p>
@@ -988,7 +950,7 @@
                 <v:stroke joinstyle="miter"/>
                 <v:path gradientshapeok="t" o:connecttype="rect"/>
               </v:shapetype>
-              <v:shape id="Text Box 2" o:spid="_x0000_s1026" type="#_x0000_t202" style="position:absolute;left:0;text-align:left;margin-left:415.6pt;margin-top:21pt;width:466.8pt;height:223.2pt;z-index:251661312;visibility:visible;mso-wrap-style:square;mso-width-percent:0;mso-height-percent:0;mso-wrap-distance-left:9pt;mso-wrap-distance-top:3.6pt;mso-wrap-distance-right:9pt;mso-wrap-distance-bottom:3.6pt;mso-position-horizontal:right;mso-position-horizontal-relative:margin;mso-position-vertical:absolute;mso-position-vertical-relative:text;mso-width-percent:0;mso-height-percent:0;mso-width-relative:margin;mso-height-relative:margin;v-text-anchor:top" o:gfxdata="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" strokecolor="white [3212]">
+              <v:shape id="Text Box 2" o:spid="_x0000_s1026" type="#_x0000_t202" style="position:absolute;left:0;text-align:left;margin-left:415.6pt;margin-top:21pt;width:466.8pt;height:223.2pt;z-index:251661312;visibility:visible;mso-wrap-style:square;mso-width-percent:0;mso-height-percent:0;mso-wrap-distance-left:9pt;mso-wrap-distance-top:3.6pt;mso-wrap-distance-right:9pt;mso-wrap-distance-bottom:3.6pt;mso-position-horizontal:right;mso-position-horizontal-relative:margin;mso-position-vertical:absolute;mso-position-vertical-relative:text;mso-width-percent:0;mso-height-percent:0;mso-width-relative:margin;mso-height-relative:margin;v-text-anchor:top" o:gfxdata="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" strokecolor="white [3212]">
                 <v:textbox>
                   <w:txbxContent>
                     <w:p>
@@ -1079,16 +1041,7 @@
                         <w:t xml:space="preserve"> </w:t>
                       </w:r>
                       <w:r>
-                        <w:t>W</w:t>
-                      </w:r>
-                      <w:r>
-                        <w:t>e demonstrate that a baseline single LLM solution</w:t>
-                      </w:r>
-                      <w:r>
-                        <w:t xml:space="preserve"> </w:t>
-                      </w:r>
-                      <w:r>
-                        <w:t xml:space="preserve">performs poorly when tasked with generating treatment plans. To overcome these limitations, we propose an </w:t>
+                        <w:t xml:space="preserve">We demonstrate that a baseline single LLM solution performs poorly when tasked with generating treatment plans. To overcome these limitations, we propose an </w:t>
                       </w:r>
                       <w:r>
                         <w:rPr>
@@ -1133,13 +1086,7 @@
                         <w:t xml:space="preserve"> by incorporating a </w:t>
                       </w:r>
                       <w:r>
-                        <w:t>multi-agent system that dynamically creates agents based on the professions represented in each case study.</w:t>
-                      </w:r>
-                      <w:r>
-                        <w:t xml:space="preserve"> </w:t>
-                      </w:r>
-                      <w:r>
-                        <w:t>Rather than relying on a hardcoded set of agents, our system extracts team member roles from real-world inter</w:t>
+                        <w:t>multi-agent system that dynamically creates agents based on the professions represented in each case study. Rather than relying on a hardcoded set of agents, our system extracts team member roles from real-world inter</w:t>
                       </w:r>
                       <w:r>
                         <w:t>-</w:t>
@@ -1151,12 +1098,7 @@
                         <w:t>-</w:t>
                       </w:r>
                       <w:r>
-                        <w:t>professional collaboration. Our experiments show that this specialized, collaborative framework significantly outperforms the general-purpose LLM, pavin</w:t>
-                      </w:r>
-                      <w:bookmarkStart w:id="1" w:name="_GoBack"/>
-                      <w:bookmarkEnd w:id="1"/>
-                      <w:r>
-                        <w:t>g the way for improved, context-aware treatment planning in clinical settings.</w:t>
+                        <w:t>professional collaboration. Our experiments show that this specialized, collaborative framework significantly outperforms the general-purpose LLM, paving the way for improved, context-aware treatment planning in clinical settings.</w:t>
                       </w:r>
                     </w:p>
                     <w:p>
@@ -2616,85 +2558,231 @@
       <w:pPr>
         <w:pStyle w:val="Heading1"/>
       </w:pPr>
-      <w:bookmarkStart w:id="2" w:name="_Toc91714543"/>
+      <w:bookmarkStart w:id="0" w:name="_Toc91714543"/>
       <w:r>
         <w:lastRenderedPageBreak/>
         <w:t>Introduction</w:t>
       </w:r>
+      <w:bookmarkEnd w:id="0"/>
+    </w:p>
+    <w:p>
+      <w:pPr>
+        <w:autoSpaceDE w:val="0"/>
+        <w:autoSpaceDN w:val="0"/>
+        <w:adjustRightInd w:val="0"/>
+        <w:spacing w:after="0" w:line="240" w:lineRule="auto"/>
+      </w:pPr>
+    </w:p>
+    <w:p>
+      <w:pPr>
+        <w:jc w:val="both"/>
+        <w:rPr>
+          <w:rFonts w:asciiTheme="majorBidi" w:hAnsiTheme="majorBidi" w:cstheme="majorBidi"/>
+          <w:lang w:val="en-IN"/>
+        </w:rPr>
+      </w:pPr>
+      <w:bookmarkStart w:id="1" w:name="_Hlk190784919"/>
+      <w:r>
+        <w:rPr>
+          <w:rFonts w:asciiTheme="majorBidi" w:hAnsiTheme="majorBidi" w:cstheme="majorBidi"/>
+          <w:lang w:val="en-IN"/>
+        </w:rPr>
+        <w:t>Interprofessional Education (IPE) is a pedagogical approach that brings together students from various healthcare disciplines to learn collaboratively, aiming to enhance teamwork and improve patient outcomes. Despite its recognized importance, implementing effective IPE within medical and public health education faces numerous challenges, including curriculum integration, scheduling conflicts, and resource limitations.</w:t>
+      </w:r>
+    </w:p>
+    <w:p>
+      <w:pPr>
+        <w:jc w:val="both"/>
+        <w:rPr>
+          <w:rFonts w:asciiTheme="majorBidi" w:hAnsiTheme="majorBidi" w:cstheme="majorBidi"/>
+          <w:lang w:val="en-IN"/>
+        </w:rPr>
+      </w:pPr>
+      <w:r>
+        <w:rPr>
+          <w:rFonts w:asciiTheme="majorBidi" w:hAnsiTheme="majorBidi" w:cstheme="majorBidi"/>
+          <w:lang w:val="en-IN"/>
+        </w:rPr>
+        <w:t xml:space="preserve">We demonstrate that a baseline single LLM solution performs poorly when tasked with generating treatment plans. To overcome these limitations, we propose an innovative approach that simulates real-world healthcare team interactions by incorporating a multi-agent system that dynamically creates agents based on the professions represented in each case study. Rather than relying on a hardcoded set of agents, our system extracts team member roles from real-world inter-professional case studies and assigns each agent the domain-specific knowledge and responsibilities of its corresponding profession. This approach allows, for example, a nurse agent to provide </w:t>
+      </w:r>
+      <w:bookmarkEnd w:id="1"/>
+      <w:r>
+        <w:rPr>
+          <w:rFonts w:asciiTheme="majorBidi" w:hAnsiTheme="majorBidi" w:cstheme="majorBidi"/>
+          <w:lang w:val="en-IN"/>
+        </w:rPr>
+        <w:t>patient care insights and an oncologist agent to deliver targeted cancer treatment advice, closely mirroring real-world inter-professional collaboration.</w:t>
+      </w:r>
+    </w:p>
+    <w:p>
+      <w:pPr>
+        <w:jc w:val="both"/>
+        <w:rPr>
+          <w:rFonts w:asciiTheme="majorBidi" w:hAnsiTheme="majorBidi" w:cstheme="majorBidi"/>
+          <w:i/>
+          <w:iCs/>
+          <w:lang w:val="en-IN"/>
+        </w:rPr>
+      </w:pPr>
+      <w:r>
+        <w:rPr>
+          <w:rFonts w:asciiTheme="majorBidi" w:hAnsiTheme="majorBidi" w:cstheme="majorBidi"/>
+          <w:lang w:val="en-IN"/>
+        </w:rPr>
+        <w:t>To address these issues, we propose the development of a synergistic multi-agent AI system designed to simulate educational conversations among diverse healthcare team members and generate treatment plans. By leveraging advanced technologies such as open-source Large Language Models (LLMs) and our novel agentic architecture, we compare its performance with a basic LLM response using evaluation metrics like BLEU and ROUGE scores</w:t>
+      </w:r>
+      <w:r>
+        <w:rPr>
+          <w:rFonts w:asciiTheme="majorBidi" w:hAnsiTheme="majorBidi" w:cstheme="majorBidi"/>
+          <w:i/>
+          <w:iCs/>
+          <w:lang w:val="en-IN"/>
+        </w:rPr>
+        <w:t xml:space="preserve">. </w:t>
+      </w:r>
+    </w:p>
+    <w:p>
+      <w:pPr>
+        <w:jc w:val="both"/>
+        <w:rPr>
+          <w:rFonts w:asciiTheme="majorBidi" w:hAnsiTheme="majorBidi" w:cstheme="majorBidi"/>
+          <w:i/>
+          <w:iCs/>
+          <w:lang w:val="en-IN"/>
+        </w:rPr>
+      </w:pPr>
+      <w:r>
+        <w:rPr>
+          <w:rFonts w:asciiTheme="majorBidi" w:hAnsiTheme="majorBidi" w:cstheme="majorBidi"/>
+          <w:i/>
+          <w:iCs/>
+          <w:lang w:val="en-IN"/>
+        </w:rPr>
+        <w:t xml:space="preserve">TODO: </w:t>
+      </w:r>
+      <w:r>
+        <w:rPr>
+          <w:rFonts w:asciiTheme="majorBidi" w:hAnsiTheme="majorBidi" w:cstheme="majorBidi"/>
+          <w:i/>
+          <w:iCs/>
+          <w:lang w:val="en-IN"/>
+        </w:rPr>
+        <w:t>Our experiments show that this specialized, collaborative framework significantly outperforms general-purpose LLMs, paving the way for improved, context-aware treatment planning in clinical settings.</w:t>
+      </w:r>
+    </w:p>
+    <w:p>
+      <w:pPr>
+        <w:pStyle w:val="Heading1"/>
+      </w:pPr>
+      <w:bookmarkStart w:id="2" w:name="_Toc91714544"/>
+      <w:r>
+        <w:t>Problem Statement</w:t>
+      </w:r>
       <w:bookmarkEnd w:id="2"/>
     </w:p>
-    <w:p>
-      <w:pPr>
-        <w:autoSpaceDE w:val="0"/>
-        <w:autoSpaceDN w:val="0"/>
-        <w:adjustRightInd w:val="0"/>
-        <w:spacing w:after="0" w:line="240" w:lineRule="auto"/>
-      </w:pPr>
-    </w:p>
-    <w:p>
-      <w:pPr>
-        <w:autoSpaceDE w:val="0"/>
-        <w:autoSpaceDN w:val="0"/>
-        <w:adjustRightInd w:val="0"/>
-        <w:spacing w:after="0" w:line="240" w:lineRule="auto"/>
-        <w:rPr>
-          <w:rFonts w:asciiTheme="majorBidi" w:hAnsiTheme="majorBidi" w:cstheme="majorBidi"/>
-        </w:rPr>
-      </w:pPr>
-      <w:r>
-        <w:rPr>
-          <w:rFonts w:asciiTheme="majorBidi" w:hAnsiTheme="majorBidi" w:cstheme="majorBidi"/>
-        </w:rPr>
-        <w:t>Your introduction brie</w:t>
-      </w:r>
-      <w:r>
-        <w:rPr>
-          <w:rFonts w:asciiTheme="majorBidi" w:hAnsiTheme="majorBidi" w:cstheme="majorBidi"/>
-        </w:rPr>
-        <w:t>fly</w:t>
-      </w:r>
-      <w:r>
-        <w:rPr>
-          <w:rFonts w:asciiTheme="majorBidi" w:hAnsiTheme="majorBidi" w:cstheme="majorBidi"/>
-        </w:rPr>
-        <w:t xml:space="preserve"> explains the problem you address, and what you've achieved towards</w:t>
-      </w:r>
-    </w:p>
-    <w:p>
-      <w:pPr>
-        <w:autoSpaceDE w:val="0"/>
-        <w:autoSpaceDN w:val="0"/>
-        <w:adjustRightInd w:val="0"/>
-        <w:spacing w:after="0" w:line="240" w:lineRule="auto"/>
-        <w:rPr>
-          <w:rFonts w:asciiTheme="majorBidi" w:hAnsiTheme="majorBidi" w:cstheme="majorBidi"/>
-        </w:rPr>
-      </w:pPr>
-      <w:r>
-        <w:rPr>
-          <w:rFonts w:asciiTheme="majorBidi" w:hAnsiTheme="majorBidi" w:cstheme="majorBidi"/>
-        </w:rPr>
-        <w:t>solving the problem. It's an edited and updated version of your context and objectives from your</w:t>
-      </w:r>
-    </w:p>
-    <w:p>
-      <w:pPr>
-        <w:rPr>
-          <w:rFonts w:asciiTheme="majorBidi" w:hAnsiTheme="majorBidi" w:cstheme="majorBidi"/>
-        </w:rPr>
-      </w:pPr>
-      <w:r>
-        <w:rPr>
-          <w:rFonts w:asciiTheme="majorBidi" w:hAnsiTheme="majorBidi" w:cstheme="majorBidi"/>
-        </w:rPr>
-        <w:t>topic outline document.</w:t>
-      </w:r>
-    </w:p>
-    <w:p>
-      <w:pPr>
-        <w:ind w:left="360"/>
-        <w:rPr>
-          <w:rFonts w:asciiTheme="majorBidi" w:hAnsiTheme="majorBidi" w:cstheme="majorBidi"/>
+    <w:p/>
+    <w:p>
+      <w:pPr>
+        <w:autoSpaceDE w:val="0"/>
+        <w:autoSpaceDN w:val="0"/>
+        <w:adjustRightInd w:val="0"/>
+        <w:spacing w:after="0" w:line="240" w:lineRule="auto"/>
+        <w:jc w:val="both"/>
+        <w:rPr>
+          <w:rFonts w:asciiTheme="majorBidi" w:hAnsiTheme="majorBidi" w:cstheme="majorBidi"/>
+          <w:lang w:val="en-IN"/>
+        </w:rPr>
+      </w:pPr>
+      <w:r>
+        <w:rPr>
+          <w:rFonts w:asciiTheme="majorBidi" w:hAnsiTheme="majorBidi" w:cstheme="majorBidi"/>
+          <w:lang w:val="en-IN"/>
+        </w:rPr>
+        <w:t>Effective interprofessional collaboration is essential for high-quality patient care, yet traditional educational methods struggle to adequately prepare students for real-world teamwork. Key challenges include difficulties in coordinating cross-disciplinary training, a lack of realistic simulations, and constraints on faculty resources. Furthermore, existing AI-driven educational tools often fail to capture the nuanced decision-making processes that occur in interprofessional healthcare settings.</w:t>
+      </w:r>
+    </w:p>
+    <w:p>
+      <w:pPr>
+        <w:autoSpaceDE w:val="0"/>
+        <w:autoSpaceDN w:val="0"/>
+        <w:adjustRightInd w:val="0"/>
+        <w:spacing w:after="0" w:line="240" w:lineRule="auto"/>
+        <w:jc w:val="both"/>
+        <w:rPr>
+          <w:rFonts w:asciiTheme="majorBidi" w:hAnsiTheme="majorBidi" w:cstheme="majorBidi"/>
+          <w:lang w:val="en-IN"/>
+        </w:rPr>
+      </w:pPr>
+    </w:p>
+    <w:p>
+      <w:pPr>
+        <w:autoSpaceDE w:val="0"/>
+        <w:autoSpaceDN w:val="0"/>
+        <w:adjustRightInd w:val="0"/>
+        <w:spacing w:after="0" w:line="240" w:lineRule="auto"/>
+        <w:jc w:val="both"/>
+        <w:rPr>
+          <w:rFonts w:asciiTheme="majorBidi" w:hAnsiTheme="majorBidi" w:cstheme="majorBidi"/>
+          <w:lang w:val="en-IN"/>
+        </w:rPr>
+      </w:pPr>
+      <w:r>
+        <w:rPr>
+          <w:rFonts w:asciiTheme="majorBidi" w:hAnsiTheme="majorBidi" w:cstheme="majorBidi"/>
+          <w:lang w:val="en-IN"/>
+        </w:rPr>
+        <w:t>A single Large Language Model (LLM) approach lacks the specialization necessary to replicate the dynamic interplay between diverse healthcare professionals. This limitation leads to suboptimal educational outcomes, as students do not experience the complexities of interprofessional collaboration in a meaningful way.</w:t>
+      </w:r>
+    </w:p>
+    <w:p>
+      <w:pPr>
+        <w:autoSpaceDE w:val="0"/>
+        <w:autoSpaceDN w:val="0"/>
+        <w:adjustRightInd w:val="0"/>
+        <w:spacing w:after="0" w:line="240" w:lineRule="auto"/>
+        <w:jc w:val="both"/>
+        <w:rPr>
+          <w:rFonts w:asciiTheme="majorBidi" w:hAnsiTheme="majorBidi" w:cstheme="majorBidi"/>
+          <w:lang w:val="en-IN"/>
+        </w:rPr>
+      </w:pPr>
+    </w:p>
+    <w:p>
+      <w:pPr>
+        <w:autoSpaceDE w:val="0"/>
+        <w:autoSpaceDN w:val="0"/>
+        <w:adjustRightInd w:val="0"/>
+        <w:spacing w:after="0" w:line="240" w:lineRule="auto"/>
+        <w:jc w:val="both"/>
+        <w:rPr>
+          <w:rFonts w:asciiTheme="majorBidi" w:hAnsiTheme="majorBidi" w:cstheme="majorBidi"/>
+          <w:lang w:val="en-IN"/>
+        </w:rPr>
+      </w:pPr>
+      <w:r>
+        <w:rPr>
+          <w:rFonts w:asciiTheme="majorBidi" w:hAnsiTheme="majorBidi" w:cstheme="majorBidi"/>
+          <w:lang w:val="en-IN"/>
+        </w:rPr>
+        <w:t>To bridge this gap, our project proposes the development of a multi-agent AI system that can dynamically generate specialized virtual team members based on real-world case studies. This system will provide medical and public health students with a scalable and interactive platform to engage in simulated interprofessional education, addressing the limitations of current methods and enhancing their readiness for clinical practice.</w:t>
+      </w:r>
+    </w:p>
+    <w:p>
+      <w:pPr>
+        <w:autoSpaceDE w:val="0"/>
+        <w:autoSpaceDN w:val="0"/>
+        <w:adjustRightInd w:val="0"/>
+        <w:spacing w:after="0" w:line="240" w:lineRule="auto"/>
+        <w:rPr>
+          <w:rFonts w:asciiTheme="majorBidi" w:hAnsiTheme="majorBidi" w:cstheme="majorBidi"/>
+        </w:rPr>
+      </w:pPr>
+    </w:p>
+    <w:p>
+      <w:pPr>
+        <w:ind w:firstLine="360"/>
+        <w:rPr>
+          <w:rFonts w:ascii="F31" w:hAnsi="F31" w:cs="F31"/>
         </w:rPr>
       </w:pPr>
     </w:p>
@@ -2702,47 +2790,12 @@
       <w:pPr>
         <w:pStyle w:val="Heading1"/>
       </w:pPr>
-      <w:bookmarkStart w:id="3" w:name="_Toc91714544"/>
-      <w:r>
-        <w:t>Problem Statement</w:t>
+      <w:bookmarkStart w:id="3" w:name="_Toc91714545"/>
+      <w:r>
+        <w:lastRenderedPageBreak/>
+        <w:t>Related Work</w:t>
       </w:r>
       <w:bookmarkEnd w:id="3"/>
-    </w:p>
-    <w:p/>
-    <w:p>
-      <w:pPr>
-        <w:autoSpaceDE w:val="0"/>
-        <w:autoSpaceDN w:val="0"/>
-        <w:adjustRightInd w:val="0"/>
-        <w:spacing w:after="0" w:line="240" w:lineRule="auto"/>
-        <w:rPr>
-          <w:rFonts w:asciiTheme="majorBidi" w:hAnsiTheme="majorBidi" w:cstheme="majorBidi"/>
-        </w:rPr>
-      </w:pPr>
-      <w:r>
-        <w:rPr>
-          <w:rFonts w:asciiTheme="majorBidi" w:hAnsiTheme="majorBidi" w:cstheme="majorBidi"/>
-        </w:rPr>
-        <w:t>Add problem statement here and challenges of the project.</w:t>
-      </w:r>
-    </w:p>
-    <w:p>
-      <w:pPr>
-        <w:ind w:firstLine="360"/>
-        <w:rPr>
-          <w:rFonts w:ascii="F31" w:hAnsi="F31" w:cs="F31"/>
-        </w:rPr>
-      </w:pPr>
-    </w:p>
-    <w:p>
-      <w:pPr>
-        <w:pStyle w:val="Heading1"/>
-      </w:pPr>
-      <w:bookmarkStart w:id="4" w:name="_Toc91714545"/>
-      <w:r>
-        <w:t>Related Work</w:t>
-      </w:r>
-      <w:bookmarkEnd w:id="4"/>
     </w:p>
     <w:p/>
     <w:p>
@@ -2866,7 +2919,6 @@
           <w:id w:val="-1455556719"/>
           <w:citation/>
         </w:sdtPr>
-        <w:sdtEndPr/>
         <w:sdtContent>
           <w:r>
             <w:rPr>
@@ -2966,7 +3018,6 @@
           <w:id w:val="-72051647"/>
           <w:citation/>
         </w:sdtPr>
-        <w:sdtEndPr/>
         <w:sdtContent>
           <w:r>
             <w:rPr>
@@ -3015,7 +3066,6 @@
           <w:id w:val="-1587838606"/>
           <w:citation/>
         </w:sdtPr>
-        <w:sdtEndPr/>
         <w:sdtContent>
           <w:r>
             <w:rPr>
@@ -3079,7 +3129,6 @@
           <w:id w:val="-441303741"/>
           <w:citation/>
         </w:sdtPr>
-        <w:sdtEndPr/>
         <w:sdtContent>
           <w:r>
             <w:rPr>
@@ -3140,11 +3189,11 @@
       <w:pPr>
         <w:pStyle w:val="Heading1"/>
       </w:pPr>
-      <w:bookmarkStart w:id="5" w:name="_Toc91714546"/>
+      <w:bookmarkStart w:id="4" w:name="_Toc91714546"/>
       <w:r>
         <w:t>Solution and Methodology</w:t>
       </w:r>
-      <w:bookmarkEnd w:id="5"/>
+      <w:bookmarkEnd w:id="4"/>
     </w:p>
     <w:p>
       <w:pPr>
@@ -3304,7 +3353,6 @@
           <w:noProof/>
           <w:lang w:val="en-IN" w:eastAsia="en-IN"/>
         </w:rPr>
-        <w:lastRenderedPageBreak/>
         <w:drawing>
           <wp:inline distT="0" distB="0" distL="0" distR="0" wp14:anchorId="26528B00" wp14:editId="573EA89A">
             <wp:extent cx="5943600" cy="2971800"/>
@@ -3363,24 +3411,14 @@
       <w:r>
         <w:t xml:space="preserve">Figure </w:t>
       </w:r>
-      <w:r>
-        <w:fldChar w:fldCharType="begin"/>
-      </w:r>
-      <w:r>
-        <w:instrText xml:space="preserve"> SEQ Figure \* ARABIC </w:instrText>
-      </w:r>
-      <w:r>
-        <w:fldChar w:fldCharType="separate"/>
-      </w:r>
-      <w:r>
-        <w:rPr>
-          <w:noProof/>
-        </w:rPr>
-        <w:t>1</w:t>
-      </w:r>
-      <w:r>
-        <w:fldChar w:fldCharType="end"/>
-      </w:r>
+      <w:fldSimple w:instr=" SEQ Figure \* ARABIC ">
+        <w:r>
+          <w:rPr>
+            <w:noProof/>
+          </w:rPr>
+          <w:t>1</w:t>
+        </w:r>
+      </w:fldSimple>
       <w:r>
         <w:t xml:space="preserve">: </w:t>
       </w:r>
@@ -3456,11 +3494,12 @@
       <w:pPr>
         <w:pStyle w:val="Heading1"/>
       </w:pPr>
-      <w:bookmarkStart w:id="6" w:name="_Toc91714547"/>
-      <w:r>
+      <w:bookmarkStart w:id="5" w:name="_Toc91714547"/>
+      <w:r>
+        <w:lastRenderedPageBreak/>
         <w:t>Results and Discussion</w:t>
       </w:r>
-      <w:bookmarkEnd w:id="6"/>
+      <w:bookmarkEnd w:id="5"/>
     </w:p>
     <w:p/>
     <w:p>
@@ -3569,24 +3608,14 @@
       <w:r>
         <w:t xml:space="preserve">Figure </w:t>
       </w:r>
-      <w:r>
-        <w:fldChar w:fldCharType="begin"/>
-      </w:r>
-      <w:r>
-        <w:instrText xml:space="preserve"> SEQ Figure \* ARABIC </w:instrText>
-      </w:r>
-      <w:r>
-        <w:fldChar w:fldCharType="separate"/>
-      </w:r>
-      <w:r>
-        <w:rPr>
-          <w:noProof/>
-        </w:rPr>
-        <w:t>2</w:t>
-      </w:r>
-      <w:r>
-        <w:fldChar w:fldCharType="end"/>
-      </w:r>
+      <w:fldSimple w:instr=" SEQ Figure \* ARABIC ">
+        <w:r>
+          <w:rPr>
+            <w:noProof/>
+          </w:rPr>
+          <w:t>2</w:t>
+        </w:r>
+      </w:fldSimple>
       <w:r>
         <w:t xml:space="preserve">: </w:t>
       </w:r>
@@ -3658,62 +3687,62 @@
       <w:pPr>
         <w:pStyle w:val="Heading2"/>
       </w:pPr>
-      <w:bookmarkStart w:id="7" w:name="_Toc91714548"/>
+      <w:bookmarkStart w:id="6" w:name="_Toc91714548"/>
       <w:r>
         <w:t>Experimentation protocol</w:t>
       </w:r>
+      <w:bookmarkEnd w:id="6"/>
+    </w:p>
+    <w:p/>
+    <w:p>
+      <w:pPr>
+        <w:autoSpaceDE w:val="0"/>
+        <w:autoSpaceDN w:val="0"/>
+        <w:adjustRightInd w:val="0"/>
+        <w:spacing w:after="0" w:line="240" w:lineRule="auto"/>
+        <w:rPr>
+          <w:rFonts w:asciiTheme="majorBidi" w:hAnsiTheme="majorBidi" w:cstheme="majorBidi"/>
+        </w:rPr>
+      </w:pPr>
+      <w:r>
+        <w:rPr>
+          <w:rFonts w:asciiTheme="majorBidi" w:hAnsiTheme="majorBidi" w:cstheme="majorBidi"/>
+        </w:rPr>
+        <w:t>It is of the utmost importance to describe how you came up with the measurements and results</w:t>
+      </w:r>
+    </w:p>
+    <w:p>
+      <w:pPr>
+        <w:rPr>
+          <w:rFonts w:asciiTheme="majorBidi" w:hAnsiTheme="majorBidi" w:cstheme="majorBidi"/>
+        </w:rPr>
+      </w:pPr>
+      <w:r>
+        <w:rPr>
+          <w:rFonts w:asciiTheme="majorBidi" w:hAnsiTheme="majorBidi" w:cstheme="majorBidi"/>
+        </w:rPr>
+        <w:t>that support your evaluation.</w:t>
+      </w:r>
+    </w:p>
+    <w:p>
+      <w:pPr>
+        <w:rPr>
+          <w:rFonts w:asciiTheme="majorBidi" w:hAnsiTheme="majorBidi" w:cstheme="majorBidi"/>
+        </w:rPr>
+      </w:pPr>
+    </w:p>
+    <w:p>
+      <w:pPr>
+        <w:pStyle w:val="Heading2"/>
+        <w:rPr>
+          <w:rFonts w:asciiTheme="majorBidi" w:hAnsiTheme="majorBidi"/>
+        </w:rPr>
+      </w:pPr>
+      <w:bookmarkStart w:id="7" w:name="_Toc91714549"/>
+      <w:r>
+        <w:t>Data tables</w:t>
+      </w:r>
       <w:bookmarkEnd w:id="7"/>
-    </w:p>
-    <w:p/>
-    <w:p>
-      <w:pPr>
-        <w:autoSpaceDE w:val="0"/>
-        <w:autoSpaceDN w:val="0"/>
-        <w:adjustRightInd w:val="0"/>
-        <w:spacing w:after="0" w:line="240" w:lineRule="auto"/>
-        <w:rPr>
-          <w:rFonts w:asciiTheme="majorBidi" w:hAnsiTheme="majorBidi" w:cstheme="majorBidi"/>
-        </w:rPr>
-      </w:pPr>
-      <w:r>
-        <w:rPr>
-          <w:rFonts w:asciiTheme="majorBidi" w:hAnsiTheme="majorBidi" w:cstheme="majorBidi"/>
-        </w:rPr>
-        <w:t>It is of the utmost importance to describe how you came up with the measurements and results</w:t>
-      </w:r>
-    </w:p>
-    <w:p>
-      <w:pPr>
-        <w:rPr>
-          <w:rFonts w:asciiTheme="majorBidi" w:hAnsiTheme="majorBidi" w:cstheme="majorBidi"/>
-        </w:rPr>
-      </w:pPr>
-      <w:r>
-        <w:rPr>
-          <w:rFonts w:asciiTheme="majorBidi" w:hAnsiTheme="majorBidi" w:cstheme="majorBidi"/>
-        </w:rPr>
-        <w:t>that support your evaluation.</w:t>
-      </w:r>
-    </w:p>
-    <w:p>
-      <w:pPr>
-        <w:rPr>
-          <w:rFonts w:asciiTheme="majorBidi" w:hAnsiTheme="majorBidi" w:cstheme="majorBidi"/>
-        </w:rPr>
-      </w:pPr>
-    </w:p>
-    <w:p>
-      <w:pPr>
-        <w:pStyle w:val="Heading2"/>
-        <w:rPr>
-          <w:rFonts w:asciiTheme="majorBidi" w:hAnsiTheme="majorBidi"/>
-        </w:rPr>
-      </w:pPr>
-      <w:bookmarkStart w:id="8" w:name="_Toc91714549"/>
-      <w:r>
-        <w:t>Data tables</w:t>
-      </w:r>
-      <w:bookmarkEnd w:id="8"/>
     </w:p>
     <w:p/>
     <w:p>
@@ -3876,6 +3905,7 @@
           <w:noProof/>
           <w:lang w:val="en-IN" w:eastAsia="en-IN"/>
         </w:rPr>
+        <w:lastRenderedPageBreak/>
         <w:drawing>
           <wp:anchor distT="0" distB="0" distL="114300" distR="114300" simplePos="0" relativeHeight="251659264" behindDoc="1" locked="0" layoutInCell="1" allowOverlap="1" wp14:anchorId="2E27E459" wp14:editId="18B07ADD">
             <wp:simplePos x="0" y="0"/>
@@ -3975,11 +4005,11 @@
       <w:pPr>
         <w:pStyle w:val="Heading2"/>
       </w:pPr>
-      <w:bookmarkStart w:id="9" w:name="_Toc91714550"/>
+      <w:bookmarkStart w:id="8" w:name="_Toc91714550"/>
       <w:r>
         <w:t>Graphs</w:t>
       </w:r>
-      <w:bookmarkEnd w:id="9"/>
+      <w:bookmarkEnd w:id="8"/>
     </w:p>
     <w:p/>
     <w:p>
@@ -4068,7 +4098,6 @@
           <w:noProof/>
           <w:lang w:val="en-IN" w:eastAsia="en-IN"/>
         </w:rPr>
-        <w:lastRenderedPageBreak/>
         <w:drawing>
           <wp:inline distT="0" distB="0" distL="0" distR="0" wp14:anchorId="70E6A8EB" wp14:editId="3AD21775">
             <wp:extent cx="5943600" cy="4363085"/>
@@ -4127,24 +4156,14 @@
       <w:r>
         <w:t xml:space="preserve">Figure </w:t>
       </w:r>
-      <w:r>
-        <w:fldChar w:fldCharType="begin"/>
-      </w:r>
-      <w:r>
-        <w:instrText xml:space="preserve"> SEQ Figure \* ARABIC </w:instrText>
-      </w:r>
-      <w:r>
-        <w:fldChar w:fldCharType="separate"/>
-      </w:r>
-      <w:r>
-        <w:rPr>
-          <w:noProof/>
-        </w:rPr>
-        <w:t>3</w:t>
-      </w:r>
-      <w:r>
-        <w:fldChar w:fldCharType="end"/>
-      </w:r>
+      <w:fldSimple w:instr=" SEQ Figure \* ARABIC ">
+        <w:r>
+          <w:rPr>
+            <w:noProof/>
+          </w:rPr>
+          <w:t>3</w:t>
+        </w:r>
+      </w:fldSimple>
       <w:r>
         <w:t xml:space="preserve">: </w:t>
       </w:r>
@@ -4382,88 +4401,87 @@
       <w:pPr>
         <w:pStyle w:val="Heading1"/>
       </w:pPr>
-      <w:bookmarkStart w:id="10" w:name="_Toc91714551"/>
+      <w:bookmarkStart w:id="9" w:name="_Toc91714551"/>
       <w:r>
         <w:t>Discussion</w:t>
       </w:r>
+      <w:bookmarkEnd w:id="9"/>
+    </w:p>
+    <w:p/>
+    <w:p>
+      <w:pPr>
+        <w:autoSpaceDE w:val="0"/>
+        <w:autoSpaceDN w:val="0"/>
+        <w:adjustRightInd w:val="0"/>
+        <w:spacing w:after="0" w:line="240" w:lineRule="auto"/>
+        <w:rPr>
+          <w:rFonts w:asciiTheme="majorBidi" w:hAnsiTheme="majorBidi" w:cstheme="majorBidi"/>
+        </w:rPr>
+      </w:pPr>
+      <w:r>
+        <w:rPr>
+          <w:rFonts w:asciiTheme="majorBidi" w:hAnsiTheme="majorBidi" w:cstheme="majorBidi"/>
+        </w:rPr>
+        <w:t>The discussion section focuses on the main challenges/issues you had to overcome during the</w:t>
+      </w:r>
+      <w:r>
+        <w:rPr>
+          <w:rFonts w:asciiTheme="majorBidi" w:hAnsiTheme="majorBidi" w:cstheme="majorBidi"/>
+        </w:rPr>
+        <w:t xml:space="preserve"> </w:t>
+      </w:r>
+      <w:r>
+        <w:rPr>
+          <w:rFonts w:asciiTheme="majorBidi" w:hAnsiTheme="majorBidi" w:cstheme="majorBidi"/>
+        </w:rPr>
+        <w:t>project. Outline what your approach does better than the ones you mentioned in your related</w:t>
+      </w:r>
+      <w:r>
+        <w:rPr>
+          <w:rFonts w:asciiTheme="majorBidi" w:hAnsiTheme="majorBidi" w:cstheme="majorBidi"/>
+        </w:rPr>
+        <w:t xml:space="preserve"> </w:t>
+      </w:r>
+      <w:r>
+        <w:rPr>
+          <w:rFonts w:asciiTheme="majorBidi" w:hAnsiTheme="majorBidi" w:cstheme="majorBidi"/>
+        </w:rPr>
+        <w:t>work, and explain why. Do the same with issues where other solutions outperform your own.</w:t>
+      </w:r>
+      <w:r>
+        <w:rPr>
+          <w:rFonts w:asciiTheme="majorBidi" w:hAnsiTheme="majorBidi" w:cstheme="majorBidi"/>
+        </w:rPr>
+        <w:t xml:space="preserve"> </w:t>
+      </w:r>
+      <w:r>
+        <w:rPr>
+          <w:rFonts w:asciiTheme="majorBidi" w:hAnsiTheme="majorBidi" w:cstheme="majorBidi"/>
+        </w:rPr>
+        <w:t>Are there limitations to your approach? If so, what would you recommend towards removing/mitigating them? Given the experience you've gathered working on this project, are there</w:t>
+      </w:r>
+      <w:r>
+        <w:rPr>
+          <w:rFonts w:asciiTheme="majorBidi" w:hAnsiTheme="majorBidi" w:cstheme="majorBidi"/>
+        </w:rPr>
+        <w:t xml:space="preserve"> </w:t>
+      </w:r>
+      <w:r>
+        <w:rPr>
+          <w:rFonts w:asciiTheme="majorBidi" w:hAnsiTheme="majorBidi" w:cstheme="majorBidi"/>
+        </w:rPr>
+        <w:t>other approaches that you feel are worth exploring?</w:t>
+      </w:r>
+    </w:p>
+    <w:p>
+      <w:pPr>
+        <w:pStyle w:val="Heading1"/>
+      </w:pPr>
+      <w:bookmarkStart w:id="10" w:name="_Toc91714552"/>
+      <w:r>
+        <w:t>Conclusion</w:t>
+      </w:r>
       <w:bookmarkEnd w:id="10"/>
-    </w:p>
-    <w:p/>
-    <w:p>
-      <w:pPr>
-        <w:autoSpaceDE w:val="0"/>
-        <w:autoSpaceDN w:val="0"/>
-        <w:adjustRightInd w:val="0"/>
-        <w:spacing w:after="0" w:line="240" w:lineRule="auto"/>
-        <w:rPr>
-          <w:rFonts w:asciiTheme="majorBidi" w:hAnsiTheme="majorBidi" w:cstheme="majorBidi"/>
-        </w:rPr>
-      </w:pPr>
-      <w:r>
-        <w:rPr>
-          <w:rFonts w:asciiTheme="majorBidi" w:hAnsiTheme="majorBidi" w:cstheme="majorBidi"/>
-        </w:rPr>
-        <w:t>The discussion section focuses on the main challenges/issues you had to overcome during the</w:t>
-      </w:r>
-      <w:r>
-        <w:rPr>
-          <w:rFonts w:asciiTheme="majorBidi" w:hAnsiTheme="majorBidi" w:cstheme="majorBidi"/>
-        </w:rPr>
-        <w:t xml:space="preserve"> </w:t>
-      </w:r>
-      <w:r>
-        <w:rPr>
-          <w:rFonts w:asciiTheme="majorBidi" w:hAnsiTheme="majorBidi" w:cstheme="majorBidi"/>
-        </w:rPr>
-        <w:t>project. Outline what your approach does better than the ones you mentioned in your related</w:t>
-      </w:r>
-      <w:r>
-        <w:rPr>
-          <w:rFonts w:asciiTheme="majorBidi" w:hAnsiTheme="majorBidi" w:cstheme="majorBidi"/>
-        </w:rPr>
-        <w:t xml:space="preserve"> </w:t>
-      </w:r>
-      <w:r>
-        <w:rPr>
-          <w:rFonts w:asciiTheme="majorBidi" w:hAnsiTheme="majorBidi" w:cstheme="majorBidi"/>
-        </w:rPr>
-        <w:t>work, and explain why. Do the same with issues where other solutions outperform your own.</w:t>
-      </w:r>
-      <w:r>
-        <w:rPr>
-          <w:rFonts w:asciiTheme="majorBidi" w:hAnsiTheme="majorBidi" w:cstheme="majorBidi"/>
-        </w:rPr>
-        <w:t xml:space="preserve"> </w:t>
-      </w:r>
-      <w:r>
-        <w:rPr>
-          <w:rFonts w:asciiTheme="majorBidi" w:hAnsiTheme="majorBidi" w:cstheme="majorBidi"/>
-        </w:rPr>
-        <w:t>Are there limitations to your approach? If so, what would you recommend towards removing/mitigating them? Given the experience you've gathered working on this project, are there</w:t>
-      </w:r>
-      <w:r>
-        <w:rPr>
-          <w:rFonts w:asciiTheme="majorBidi" w:hAnsiTheme="majorBidi" w:cstheme="majorBidi"/>
-        </w:rPr>
-        <w:t xml:space="preserve"> </w:t>
-      </w:r>
-      <w:r>
-        <w:rPr>
-          <w:rFonts w:asciiTheme="majorBidi" w:hAnsiTheme="majorBidi" w:cstheme="majorBidi"/>
-        </w:rPr>
-        <w:t>other approaches that you feel are worth exploring?</w:t>
-      </w:r>
-    </w:p>
-    <w:p>
-      <w:pPr>
-        <w:pStyle w:val="Heading1"/>
-      </w:pPr>
-      <w:bookmarkStart w:id="11" w:name="_Toc91714552"/>
-      <w:r>
-        <w:lastRenderedPageBreak/>
-        <w:t>Conclusion</w:t>
-      </w:r>
-      <w:bookmarkEnd w:id="11"/>
     </w:p>
     <w:p/>
     <w:p>
@@ -4541,7 +4559,6 @@
           <w:id w:val="2090499800"/>
           <w:citation/>
         </w:sdtPr>
-        <w:sdtEndPr/>
         <w:sdtContent>
           <w:r>
             <w:rPr>
@@ -4668,7 +4685,7 @@
     </w:p>
     <w:p/>
     <w:p/>
-    <w:bookmarkStart w:id="12" w:name="_Toc91714553" w:displacedByCustomXml="next"/>
+    <w:bookmarkStart w:id="11" w:name="_Toc91714553" w:displacedByCustomXml="next"/>
     <w:sdt>
       <w:sdtPr>
         <w:rPr>
@@ -4681,7 +4698,6 @@
           <w:docPartUnique/>
         </w:docPartObj>
       </w:sdtPr>
-      <w:sdtEndPr/>
       <w:sdtContent>
         <w:p>
           <w:pPr>
@@ -4690,14 +4706,13 @@
           <w:r>
             <w:t>Bibliography</w:t>
           </w:r>
-          <w:bookmarkEnd w:id="12"/>
+          <w:bookmarkEnd w:id="11"/>
         </w:p>
         <w:sdt>
           <w:sdtPr>
             <w:id w:val="111145805"/>
             <w:bibliography/>
           </w:sdtPr>
-          <w:sdtEndPr/>
           <w:sdtContent>
             <w:p>
               <w:pPr>
@@ -4930,6 +4945,7 @@
                   <w:bCs/>
                   <w:noProof/>
                 </w:rPr>
+                <w:lastRenderedPageBreak/>
                 <w:fldChar w:fldCharType="end"/>
               </w:r>
             </w:p>
@@ -4984,7 +5000,7 @@
 </file>
 
 <file path=word/numbering.xml><?xml version="1.0" encoding="utf-8"?>
-<w:numbering xmlns:wpc="http://schemas.microsoft.com/office/word/2010/wordprocessingCanvas" xmlns:cx="http://schemas.microsoft.com/office/drawing/2014/chartex" xmlns:mc="http://schemas.openxmlformats.org/markup-compatibility/2006" xmlns:o="urn:schemas-microsoft-com:office:office" xmlns:r="http://schemas.openxmlformats.org/officeDocument/2006/relationships" xmlns:m="http://schemas.openxmlformats.org/officeDocument/2006/math" xmlns:v="urn:schemas-microsoft-com:vml" xmlns:wp14="http://schemas.microsoft.com/office/word/2010/wordprocessingDrawing" xmlns:wp="http://schemas.openxmlformats.org/drawingml/2006/wordprocessingDrawing" xmlns:w10="urn:schemas-microsoft-com:office:word" xmlns:w="http://schemas.openxmlformats.org/wordprocessingml/2006/main" xmlns:w14="http://schemas.microsoft.com/office/word/2010/wordml" xmlns:w15="http://schemas.microsoft.com/office/word/2012/wordml" xmlns:w16se="http://schemas.microsoft.com/office/word/2015/wordml/symex" xmlns:wpg="http://schemas.microsoft.com/office/word/2010/wordprocessingGroup" xmlns:wpi="http://schemas.microsoft.com/office/word/2010/wordprocessingInk" xmlns:wne="http://schemas.microsoft.com/office/word/2006/wordml" xmlns:wps="http://schemas.microsoft.com/office/word/2010/wordprocessingShape" mc:Ignorable="w14 w15 w16se wp14">
+<w:numbering xmlns:wpc="http://schemas.microsoft.com/office/word/2010/wordprocessingCanvas" xmlns:cx="http://schemas.microsoft.com/office/drawing/2014/chartex" xmlns:cx1="http://schemas.microsoft.com/office/drawing/2015/9/8/chartex" xmlns:cx2="http://schemas.microsoft.com/office/drawing/2015/10/21/chartex" xmlns:cx3="http://schemas.microsoft.com/office/drawing/2016/5/9/chartex" xmlns:cx4="http://schemas.microsoft.com/office/drawing/2016/5/10/chartex" xmlns:cx5="http://schemas.microsoft.com/office/drawing/2016/5/11/chartex" xmlns:cx6="http://schemas.microsoft.com/office/drawing/2016/5/12/chartex" xmlns:cx7="http://schemas.microsoft.com/office/drawing/2016/5/13/chartex" xmlns:cx8="http://schemas.microsoft.com/office/drawing/2016/5/14/chartex" xmlns:mc="http://schemas.openxmlformats.org/markup-compatibility/2006" xmlns:aink="http://schemas.microsoft.com/office/drawing/2016/ink" xmlns:am3d="http://schemas.microsoft.com/office/drawing/2017/model3d" xmlns:o="urn:schemas-microsoft-com:office:office" xmlns:oel="http://schemas.microsoft.com/office/2019/extlst" xmlns:r="http://schemas.openxmlformats.org/officeDocument/2006/relationships" xmlns:m="http://schemas.openxmlformats.org/officeDocument/2006/math" xmlns:v="urn:schemas-microsoft-com:vml" xmlns:wp14="http://schemas.microsoft.com/office/word/2010/wordprocessingDrawing" xmlns:wp="http://schemas.openxmlformats.org/drawingml/2006/wordprocessingDrawing" xmlns:w10="urn:schemas-microsoft-com:office:word" xmlns:w="http://schemas.openxmlformats.org/wordprocessingml/2006/main" xmlns:w14="http://schemas.microsoft.com/office/word/2010/wordml" xmlns:w15="http://schemas.microsoft.com/office/word/2012/wordml" xmlns:w16cex="http://schemas.microsoft.com/office/word/2018/wordml/cex" xmlns:w16cid="http://schemas.microsoft.com/office/word/2016/wordml/cid" xmlns:w16="http://schemas.microsoft.com/office/word/2018/wordml" xmlns:w16du="http://schemas.microsoft.com/office/word/2023/wordml/word16du" xmlns:w16sdtdh="http://schemas.microsoft.com/office/word/2020/wordml/sdtdatahash" xmlns:w16sdtfl="http://schemas.microsoft.com/office/word/2024/wordml/sdtformatlock" xmlns:w16se="http://schemas.microsoft.com/office/word/2015/wordml/symex" xmlns:wpg="http://schemas.microsoft.com/office/word/2010/wordprocessingGroup" xmlns:wpi="http://schemas.microsoft.com/office/word/2010/wordprocessingInk" xmlns:wne="http://schemas.microsoft.com/office/word/2006/wordml" xmlns:wps="http://schemas.microsoft.com/office/word/2010/wordprocessingShape" mc:Ignorable="w14 w15 w16se w16cid w16 w16cex w16sdtdh w16sdtfl w16du wp14">
   <w:abstractNum w:abstractNumId="0" w15:restartNumberingAfterBreak="0">
     <w:nsid w:val="17635CD0"/>
     <w:multiLevelType w:val="multilevel"/>
@@ -6628,68 +6644,68 @@
       </w:pPr>
     </w:lvl>
   </w:abstractNum>
-  <w:num w:numId="1">
+  <w:num w:numId="1" w16cid:durableId="637880059">
     <w:abstractNumId w:val="17"/>
   </w:num>
-  <w:num w:numId="2">
+  <w:num w:numId="2" w16cid:durableId="309287406">
     <w:abstractNumId w:val="16"/>
   </w:num>
-  <w:num w:numId="3">
+  <w:num w:numId="3" w16cid:durableId="1824853413">
     <w:abstractNumId w:val="4"/>
   </w:num>
-  <w:num w:numId="4">
+  <w:num w:numId="4" w16cid:durableId="555045222">
     <w:abstractNumId w:val="6"/>
   </w:num>
-  <w:num w:numId="5">
+  <w:num w:numId="5" w16cid:durableId="1502742860">
     <w:abstractNumId w:val="10"/>
   </w:num>
-  <w:num w:numId="6">
+  <w:num w:numId="6" w16cid:durableId="2062055689">
     <w:abstractNumId w:val="11"/>
   </w:num>
-  <w:num w:numId="7">
+  <w:num w:numId="7" w16cid:durableId="183980735">
     <w:abstractNumId w:val="5"/>
   </w:num>
-  <w:num w:numId="8">
+  <w:num w:numId="8" w16cid:durableId="1473136451">
     <w:abstractNumId w:val="9"/>
   </w:num>
-  <w:num w:numId="9">
+  <w:num w:numId="9" w16cid:durableId="1043214634">
     <w:abstractNumId w:val="7"/>
   </w:num>
-  <w:num w:numId="10">
+  <w:num w:numId="10" w16cid:durableId="1826242501">
     <w:abstractNumId w:val="13"/>
   </w:num>
-  <w:num w:numId="11">
+  <w:num w:numId="11" w16cid:durableId="839076444">
     <w:abstractNumId w:val="0"/>
   </w:num>
-  <w:num w:numId="12">
+  <w:num w:numId="12" w16cid:durableId="938832702">
     <w:abstractNumId w:val="12"/>
   </w:num>
-  <w:num w:numId="13">
+  <w:num w:numId="13" w16cid:durableId="1349454420">
     <w:abstractNumId w:val="2"/>
   </w:num>
-  <w:num w:numId="14">
+  <w:num w:numId="14" w16cid:durableId="133451469">
     <w:abstractNumId w:val="1"/>
   </w:num>
-  <w:num w:numId="15">
+  <w:num w:numId="15" w16cid:durableId="1947958633">
     <w:abstractNumId w:val="15"/>
   </w:num>
-  <w:num w:numId="16">
+  <w:num w:numId="16" w16cid:durableId="85155553">
     <w:abstractNumId w:val="14"/>
   </w:num>
-  <w:num w:numId="17">
+  <w:num w:numId="17" w16cid:durableId="639963903">
     <w:abstractNumId w:val="8"/>
   </w:num>
-  <w:num w:numId="18">
+  <w:num w:numId="18" w16cid:durableId="1119370657">
     <w:abstractNumId w:val="3"/>
   </w:num>
-  <w:num w:numId="19">
+  <w:num w:numId="19" w16cid:durableId="926618426">
     <w:abstractNumId w:val="18"/>
   </w:num>
 </w:numbering>
 </file>
 
 <file path=word/styles.xml><?xml version="1.0" encoding="utf-8"?>
-<w:styles xmlns:mc="http://schemas.openxmlformats.org/markup-compatibility/2006" xmlns:r="http://schemas.openxmlformats.org/officeDocument/2006/relationships" xmlns:w="http://schemas.openxmlformats.org/wordprocessingml/2006/main" xmlns:w14="http://schemas.microsoft.com/office/word/2010/wordml" xmlns:w15="http://schemas.microsoft.com/office/word/2012/wordml" xmlns:w16se="http://schemas.microsoft.com/office/word/2015/wordml/symex" mc:Ignorable="w14 w15 w16se">
+<w:styles xmlns:mc="http://schemas.openxmlformats.org/markup-compatibility/2006" xmlns:r="http://schemas.openxmlformats.org/officeDocument/2006/relationships" xmlns:w="http://schemas.openxmlformats.org/wordprocessingml/2006/main" xmlns:w14="http://schemas.microsoft.com/office/word/2010/wordml" xmlns:w15="http://schemas.microsoft.com/office/word/2012/wordml" xmlns:w16cex="http://schemas.microsoft.com/office/word/2018/wordml/cex" xmlns:w16cid="http://schemas.microsoft.com/office/word/2016/wordml/cid" xmlns:w16="http://schemas.microsoft.com/office/word/2018/wordml" xmlns:w16du="http://schemas.microsoft.com/office/word/2023/wordml/word16du" xmlns:w16sdtdh="http://schemas.microsoft.com/office/word/2020/wordml/sdtdatahash" xmlns:w16sdtfl="http://schemas.microsoft.com/office/word/2024/wordml/sdtformatlock" xmlns:w16se="http://schemas.microsoft.com/office/word/2015/wordml/symex" mc:Ignorable="w14 w15 w16se w16cid w16 w16cex w16sdtdh w16sdtfl w16du">
   <w:docDefaults>
     <w:rPrDefault>
       <w:rPr>
@@ -6705,7 +6721,7 @@
       </w:pPr>
     </w:pPrDefault>
   </w:docDefaults>
-  <w:latentStyles w:defLockedState="0" w:defUIPriority="99" w:defSemiHidden="0" w:defUnhideWhenUsed="0" w:defQFormat="0" w:count="371">
+  <w:latentStyles w:defLockedState="0" w:defUIPriority="99" w:defSemiHidden="0" w:defUnhideWhenUsed="0" w:defQFormat="0" w:count="376">
     <w:lsdException w:name="Normal" w:uiPriority="0" w:qFormat="1"/>
     <w:lsdException w:name="heading 1" w:uiPriority="9" w:qFormat="1"/>
     <w:lsdException w:name="heading 2" w:semiHidden="1" w:uiPriority="9" w:unhideWhenUsed="1" w:qFormat="1"/>
@@ -7077,6 +7093,11 @@
     <w:lsdException w:name="List Table 5 Dark Accent 6" w:uiPriority="50"/>
     <w:lsdException w:name="List Table 6 Colorful Accent 6" w:uiPriority="51"/>
     <w:lsdException w:name="List Table 7 Colorful Accent 6" w:uiPriority="52"/>
+    <w:lsdException w:name="Mention" w:semiHidden="1" w:unhideWhenUsed="1"/>
+    <w:lsdException w:name="Smart Hyperlink" w:semiHidden="1" w:unhideWhenUsed="1"/>
+    <w:lsdException w:name="Hashtag" w:semiHidden="1" w:unhideWhenUsed="1"/>
+    <w:lsdException w:name="Unresolved Mention" w:semiHidden="1" w:unhideWhenUsed="1"/>
+    <w:lsdException w:name="Smart Link" w:semiHidden="1" w:unhideWhenUsed="1"/>
   </w:latentStyles>
   <w:style w:type="paragraph" w:default="1" w:styleId="Normal">
     <w:name w:val="Normal"/>

--- a/report/Word_Report/Capstone Report.docx
+++ b/report/Word_Report/Capstone Report.docx
@@ -1,6 +1,6 @@
 
 <file path=word/document.xml><?xml version="1.0" encoding="utf-8"?>
-<w:document xmlns:wpc="http://schemas.microsoft.com/office/word/2010/wordprocessingCanvas" xmlns:cx="http://schemas.microsoft.com/office/drawing/2014/chartex" xmlns:cx1="http://schemas.microsoft.com/office/drawing/2015/9/8/chartex" xmlns:cx2="http://schemas.microsoft.com/office/drawing/2015/10/21/chartex" xmlns:cx3="http://schemas.microsoft.com/office/drawing/2016/5/9/chartex" xmlns:cx4="http://schemas.microsoft.com/office/drawing/2016/5/10/chartex" xmlns:cx5="http://schemas.microsoft.com/office/drawing/2016/5/11/chartex" xmlns:cx6="http://schemas.microsoft.com/office/drawing/2016/5/12/chartex" xmlns:cx7="http://schemas.microsoft.com/office/drawing/2016/5/13/chartex" xmlns:cx8="http://schemas.microsoft.com/office/drawing/2016/5/14/chartex" xmlns:mc="http://schemas.openxmlformats.org/markup-compatibility/2006" xmlns:aink="http://schemas.microsoft.com/office/drawing/2016/ink" xmlns:am3d="http://schemas.microsoft.com/office/drawing/2017/model3d" xmlns:o="urn:schemas-microsoft-com:office:office" xmlns:oel="http://schemas.microsoft.com/office/2019/extlst" xmlns:r="http://schemas.openxmlformats.org/officeDocument/2006/relationships" xmlns:m="http://schemas.openxmlformats.org/officeDocument/2006/math" xmlns:v="urn:schemas-microsoft-com:vml" xmlns:wp14="http://schemas.microsoft.com/office/word/2010/wordprocessingDrawing" xmlns:wp="http://schemas.openxmlformats.org/drawingml/2006/wordprocessingDrawing" xmlns:w10="urn:schemas-microsoft-com:office:word" xmlns:w="http://schemas.openxmlformats.org/wordprocessingml/2006/main" xmlns:w14="http://schemas.microsoft.com/office/word/2010/wordml" xmlns:w15="http://schemas.microsoft.com/office/word/2012/wordml" xmlns:w16cex="http://schemas.microsoft.com/office/word/2018/wordml/cex" xmlns:w16cid="http://schemas.microsoft.com/office/word/2016/wordml/cid" xmlns:w16="http://schemas.microsoft.com/office/word/2018/wordml" xmlns:w16du="http://schemas.microsoft.com/office/word/2023/wordml/word16du" xmlns:w16sdtdh="http://schemas.microsoft.com/office/word/2020/wordml/sdtdatahash" xmlns:w16sdtfl="http://schemas.microsoft.com/office/word/2024/wordml/sdtformatlock" xmlns:w16se="http://schemas.microsoft.com/office/word/2015/wordml/symex" xmlns:wpg="http://schemas.microsoft.com/office/word/2010/wordprocessingGroup" xmlns:wpi="http://schemas.microsoft.com/office/word/2010/wordprocessingInk" xmlns:wne="http://schemas.microsoft.com/office/word/2006/wordml" xmlns:wps="http://schemas.microsoft.com/office/word/2010/wordprocessingShape" mc:Ignorable="w14 w15 w16se w16cid w16 w16cex w16sdtdh w16sdtfl w16du wp14">
+<w:document xmlns:wpc="http://schemas.microsoft.com/office/word/2010/wordprocessingCanvas" xmlns:cx="http://schemas.microsoft.com/office/drawing/2014/chartex" xmlns:mc="http://schemas.openxmlformats.org/markup-compatibility/2006" xmlns:o="urn:schemas-microsoft-com:office:office" xmlns:r="http://schemas.openxmlformats.org/officeDocument/2006/relationships" xmlns:m="http://schemas.openxmlformats.org/officeDocument/2006/math" xmlns:v="urn:schemas-microsoft-com:vml" xmlns:wp14="http://schemas.microsoft.com/office/word/2010/wordprocessingDrawing" xmlns:wp="http://schemas.openxmlformats.org/drawingml/2006/wordprocessingDrawing" xmlns:w10="urn:schemas-microsoft-com:office:word" xmlns:w="http://schemas.openxmlformats.org/wordprocessingml/2006/main" xmlns:w14="http://schemas.microsoft.com/office/word/2010/wordml" xmlns:w15="http://schemas.microsoft.com/office/word/2012/wordml" xmlns:w16se="http://schemas.microsoft.com/office/word/2015/wordml/symex" xmlns:wpg="http://schemas.microsoft.com/office/word/2010/wordprocessingGroup" xmlns:wpi="http://schemas.microsoft.com/office/word/2010/wordprocessingInk" xmlns:wne="http://schemas.microsoft.com/office/word/2006/wordml" xmlns:wps="http://schemas.microsoft.com/office/word/2010/wordprocessingShape" mc:Ignorable="w14 w15 w16se wp14">
   <w:body>
     <w:p>
       <w:pPr>
@@ -950,7 +950,7 @@
                 <v:stroke joinstyle="miter"/>
                 <v:path gradientshapeok="t" o:connecttype="rect"/>
               </v:shapetype>
-              <v:shape id="Text Box 2" o:spid="_x0000_s1026" type="#_x0000_t202" style="position:absolute;left:0;text-align:left;margin-left:415.6pt;margin-top:21pt;width:466.8pt;height:223.2pt;z-index:251661312;visibility:visible;mso-wrap-style:square;mso-width-percent:0;mso-height-percent:0;mso-wrap-distance-left:9pt;mso-wrap-distance-top:3.6pt;mso-wrap-distance-right:9pt;mso-wrap-distance-bottom:3.6pt;mso-position-horizontal:right;mso-position-horizontal-relative:margin;mso-position-vertical:absolute;mso-position-vertical-relative:text;mso-width-percent:0;mso-height-percent:0;mso-width-relative:margin;mso-height-relative:margin;v-text-anchor:top" o:gfxdata="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" strokecolor="white [3212]">
+              <v:shape id="Text Box 2" o:spid="_x0000_s1026" type="#_x0000_t202" style="position:absolute;left:0;text-align:left;margin-left:415.6pt;margin-top:21pt;width:466.8pt;height:223.2pt;z-index:251661312;visibility:visible;mso-wrap-style:square;mso-width-percent:0;mso-height-percent:0;mso-wrap-distance-left:9pt;mso-wrap-distance-top:3.6pt;mso-wrap-distance-right:9pt;mso-wrap-distance-bottom:3.6pt;mso-position-horizontal:right;mso-position-horizontal-relative:margin;mso-position-vertical:absolute;mso-position-vertical-relative:text;mso-width-percent:0;mso-height-percent:0;mso-width-relative:margin;mso-height-relative:margin;v-text-anchor:top" o:gfxdata="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" strokecolor="white [3212]">
                 <v:textbox>
                   <w:txbxContent>
                     <w:p>
@@ -1552,7 +1552,7 @@
                 <w:noProof/>
                 <w:webHidden/>
               </w:rPr>
-              <w:t>3</w:t>
+              <w:t>4</w:t>
             </w:r>
             <w:r>
               <w:rPr>
@@ -1636,7 +1636,7 @@
                 <w:noProof/>
                 <w:webHidden/>
               </w:rPr>
-              <w:t>3</w:t>
+              <w:t>4</w:t>
             </w:r>
             <w:r>
               <w:rPr>
@@ -1679,7 +1679,21 @@
                 <w:rStyle w:val="Hyperlink"/>
                 <w:noProof/>
               </w:rPr>
-              <w:t>Related Work</w:t>
+              <w:t>Rela</w:t>
+            </w:r>
+            <w:r>
+              <w:rPr>
+                <w:rStyle w:val="Hyperlink"/>
+                <w:noProof/>
+              </w:rPr>
+              <w:t>t</w:t>
+            </w:r>
+            <w:r>
+              <w:rPr>
+                <w:rStyle w:val="Hyperlink"/>
+                <w:noProof/>
+              </w:rPr>
+              <w:t>ed Work</w:t>
             </w:r>
             <w:r>
               <w:rPr>
@@ -1720,7 +1734,7 @@
                 <w:noProof/>
                 <w:webHidden/>
               </w:rPr>
-              <w:t>3</w:t>
+              <w:t>5</w:t>
             </w:r>
             <w:r>
               <w:rPr>
@@ -1804,7 +1818,7 @@
                 <w:noProof/>
                 <w:webHidden/>
               </w:rPr>
-              <w:t>3</w:t>
+              <w:t>5</w:t>
             </w:r>
             <w:r>
               <w:rPr>
@@ -1888,7 +1902,7 @@
                 <w:noProof/>
                 <w:webHidden/>
               </w:rPr>
-              <w:t>4</w:t>
+              <w:t>6</w:t>
             </w:r>
             <w:r>
               <w:rPr>
@@ -1970,7 +1984,7 @@
                 <w:noProof/>
                 <w:webHidden/>
               </w:rPr>
-              <w:t>5</w:t>
+              <w:t>7</w:t>
             </w:r>
             <w:r>
               <w:rPr>
@@ -2053,7 +2067,7 @@
                 <w:noProof/>
                 <w:webHidden/>
               </w:rPr>
-              <w:t>5</w:t>
+              <w:t>7</w:t>
             </w:r>
             <w:r>
               <w:rPr>
@@ -2135,7 +2149,7 @@
                 <w:noProof/>
                 <w:webHidden/>
               </w:rPr>
-              <w:t>5</w:t>
+              <w:t>8</w:t>
             </w:r>
             <w:r>
               <w:rPr>
@@ -2219,7 +2233,7 @@
                 <w:noProof/>
                 <w:webHidden/>
               </w:rPr>
-              <w:t>6</w:t>
+              <w:t>9</w:t>
             </w:r>
             <w:r>
               <w:rPr>
@@ -2303,7 +2317,7 @@
                 <w:noProof/>
                 <w:webHidden/>
               </w:rPr>
-              <w:t>7</w:t>
+              <w:t>9</w:t>
             </w:r>
             <w:r>
               <w:rPr>
@@ -2374,20 +2388,16 @@
                 <w:noProof/>
                 <w:webHidden/>
               </w:rPr>
-            </w:r>
-            <w:r>
-              <w:rPr>
+              <w:fldChar w:fldCharType="separate"/>
+            </w:r>
+            <w:r>
+              <w:rPr>
+                <w:b/>
+                <w:bCs/>
                 <w:noProof/>
                 <w:webHidden/>
               </w:rPr>
-              <w:fldChar w:fldCharType="separate"/>
-            </w:r>
-            <w:r>
-              <w:rPr>
-                <w:noProof/>
-                <w:webHidden/>
-              </w:rPr>
-              <w:t>7</w:t>
+              <w:t>Error! Bookmark not defined.</w:t>
             </w:r>
             <w:r>
               <w:rPr>
@@ -2587,7 +2597,48 @@
           <w:rFonts w:asciiTheme="majorBidi" w:hAnsiTheme="majorBidi" w:cstheme="majorBidi"/>
           <w:lang w:val="en-IN"/>
         </w:rPr>
-        <w:t>Interprofessional Education (IPE) is a pedagogical approach that brings together students from various healthcare disciplines to learn collaboratively, aiming to enhance teamwork and improve patient outcomes. Despite its recognized importance, implementing effective IPE within medical and public health education faces numerous challenges, including curriculum integration, scheduling conflicts, and resource limitations.</w:t>
+        <w:t>Interprofessional Education (IPE) is a pedagogical approach that brings together students from various healthcare disciplines to learn collaboratively, aiming to enhance teamwork and improve patient outcomes.</w:t>
+      </w:r>
+      <w:r>
+        <w:rPr>
+          <w:rFonts w:asciiTheme="majorBidi" w:hAnsiTheme="majorBidi" w:cstheme="majorBidi"/>
+          <w:lang w:val="en-IN"/>
+        </w:rPr>
+        <w:t xml:space="preserve"> This collaborative approach when put into practice is called </w:t>
+      </w:r>
+      <w:r>
+        <w:rPr>
+          <w:rFonts w:asciiTheme="majorBidi" w:hAnsiTheme="majorBidi" w:cstheme="majorBidi"/>
+          <w:lang w:val="en-IN"/>
+        </w:rPr>
+        <w:t xml:space="preserve">Interprofessional </w:t>
+      </w:r>
+      <w:r>
+        <w:rPr>
+          <w:rFonts w:asciiTheme="majorBidi" w:hAnsiTheme="majorBidi" w:cstheme="majorBidi"/>
+          <w:lang w:val="en-IN"/>
+        </w:rPr>
+        <w:t>Practice (IPP).</w:t>
+      </w:r>
+      <w:r>
+        <w:rPr>
+          <w:rFonts w:asciiTheme="majorBidi" w:hAnsiTheme="majorBidi" w:cstheme="majorBidi"/>
+          <w:lang w:val="en-IN"/>
+        </w:rPr>
+        <w:t xml:space="preserve"> Despite its recognized importance, implementing effective IPE within medical and public health education faces numerous challenges, including curriculum integration, scheduling conflicts, and resource limitations.</w:t>
+      </w:r>
+      <w:r>
+        <w:rPr>
+          <w:rFonts w:asciiTheme="majorBidi" w:hAnsiTheme="majorBidi" w:cstheme="majorBidi"/>
+          <w:lang w:val="en-IN"/>
+        </w:rPr>
+        <w:t xml:space="preserve"> </w:t>
+      </w:r>
+      <w:r>
+        <w:rPr>
+          <w:rFonts w:asciiTheme="majorBidi" w:hAnsiTheme="majorBidi" w:cstheme="majorBidi"/>
+        </w:rPr>
+        <w:t>Modern healthcare increasingly demands specialized, collaborative decision-making, yet current AI solutions based on general large language models (LLMs) often fall short in delivering nuanced, profession-specific advice.</w:t>
       </w:r>
     </w:p>
     <w:p>
@@ -2603,7 +2654,14 @@
           <w:rFonts w:asciiTheme="majorBidi" w:hAnsiTheme="majorBidi" w:cstheme="majorBidi"/>
           <w:lang w:val="en-IN"/>
         </w:rPr>
-        <w:t xml:space="preserve">We demonstrate that a baseline single LLM solution performs poorly when tasked with generating treatment plans. To overcome these limitations, we propose an innovative approach that simulates real-world healthcare team interactions by incorporating a multi-agent system that dynamically creates agents based on the professions represented in each case study. Rather than relying on a hardcoded set of agents, our system extracts team member roles from real-world inter-professional case studies and assigns each agent the domain-specific knowledge and responsibilities of its corresponding profession. This approach allows, for example, a nurse agent to provide </w:t>
+        <w:t>In this project, w</w:t>
+      </w:r>
+      <w:r>
+        <w:rPr>
+          <w:rFonts w:asciiTheme="majorBidi" w:hAnsiTheme="majorBidi" w:cstheme="majorBidi"/>
+          <w:lang w:val="en-IN"/>
+        </w:rPr>
+        <w:t xml:space="preserve">e demonstrate that a baseline single LLM solution performs poorly when tasked with generating treatment plans. To overcome these limitations, we propose an innovative approach that simulates real-world healthcare team interactions by incorporating a multi-agent system that dynamically creates agents based on the professions represented in each case study. Rather than relying on a hardcoded set of agents, our system extracts team member roles from real-world inter-professional case studies and assigns each agent the domain-specific knowledge and responsibilities of its corresponding profession. This approach allows, for example, a nurse agent to provide </w:t>
       </w:r>
       <w:bookmarkEnd w:id="1"/>
       <w:r>
@@ -2629,7 +2687,28 @@
           <w:rFonts w:asciiTheme="majorBidi" w:hAnsiTheme="majorBidi" w:cstheme="majorBidi"/>
           <w:lang w:val="en-IN"/>
         </w:rPr>
-        <w:t>To address these issues, we propose the development of a synergistic multi-agent AI system designed to simulate educational conversations among diverse healthcare team members and generate treatment plans. By leveraging advanced technologies such as open-source Large Language Models (LLMs) and our novel agentic architecture, we compare its performance with a basic LLM response using evaluation metrics like BLEU and ROUGE scores</w:t>
+        <w:t xml:space="preserve">To address these issues, we propose the development of a synergistic multi-agent AI system designed to simulate educational conversations among diverse healthcare team members and generate treatment plans. By leveraging advanced technologies such as open-source Large Language Models (LLMs) and our novel agentic architecture, we compare its performance with a basic LLM response using </w:t>
+      </w:r>
+      <w:r>
+        <w:rPr>
+          <w:rFonts w:asciiTheme="majorBidi" w:hAnsiTheme="majorBidi" w:cstheme="majorBidi"/>
+          <w:lang w:val="en-IN"/>
+        </w:rPr>
+        <w:t>evaluation metrics like BLEU scores,</w:t>
+      </w:r>
+      <w:r>
+        <w:rPr>
+          <w:rFonts w:asciiTheme="majorBidi" w:hAnsiTheme="majorBidi" w:cstheme="majorBidi"/>
+          <w:lang w:val="en-IN"/>
+        </w:rPr>
+        <w:t xml:space="preserve"> ROUGE scores</w:t>
+      </w:r>
+      <w:r>
+        <w:rPr>
+          <w:rFonts w:asciiTheme="majorBidi" w:hAnsiTheme="majorBidi" w:cstheme="majorBidi"/>
+          <w:lang w:val="en-IN"/>
+        </w:rPr>
+        <w:t xml:space="preserve"> and HITL methods</w:t>
       </w:r>
       <w:r>
         <w:rPr>
@@ -2698,7 +2777,7 @@
           <w:rFonts w:asciiTheme="majorBidi" w:hAnsiTheme="majorBidi" w:cstheme="majorBidi"/>
           <w:lang w:val="en-IN"/>
         </w:rPr>
-        <w:t>Effective interprofessional collaboration is essential for high-quality patient care, yet traditional educational methods struggle to adequately prepare students for real-world teamwork. Key challenges include difficulties in coordinating cross-disciplinary training, a lack of realistic simulations, and constraints on faculty resources. Furthermore, existing AI-driven educational tools often fail to capture the nuanced decision-making processes that occur in interprofessional healthcare settings.</w:t>
+        <w:t xml:space="preserve">Effective interprofessional collaboration is essential for high-quality patient care, yet traditional educational methods struggle to adequately prepare students for real-world teamwork. Key challenges include difficulties in coordinating cross-disciplinary training, a lack of realistic simulations, and constraints on faculty resources. </w:t>
       </w:r>
     </w:p>
     <w:p>
@@ -2731,7 +2810,50 @@
           <w:rFonts w:asciiTheme="majorBidi" w:hAnsiTheme="majorBidi" w:cstheme="majorBidi"/>
           <w:lang w:val="en-IN"/>
         </w:rPr>
-        <w:t>A single Large Language Model (LLM) approach lacks the specialization necessary to replicate the dynamic interplay between diverse healthcare professionals. This limitation leads to suboptimal educational outcomes, as students do not experience the complexities of interprofessional collaboration in a meaningful way.</w:t>
+        <w:t xml:space="preserve">Furthermore, existing AI-driven educational tools often fail to capture the nuanced decision-making processes that occur in </w:t>
+      </w:r>
+      <w:proofErr w:type="spellStart"/>
+      <w:r>
+        <w:rPr>
+          <w:rFonts w:asciiTheme="majorBidi" w:hAnsiTheme="majorBidi" w:cstheme="majorBidi"/>
+          <w:lang w:val="en-IN"/>
+        </w:rPr>
+        <w:t>interprofessional</w:t>
+      </w:r>
+      <w:proofErr w:type="spellEnd"/>
+      <w:r>
+        <w:rPr>
+          <w:rFonts w:asciiTheme="majorBidi" w:hAnsiTheme="majorBidi" w:cstheme="majorBidi"/>
+          <w:lang w:val="en-IN"/>
+        </w:rPr>
+        <w:t xml:space="preserve"> healthcare settings.</w:t>
+      </w:r>
+      <w:r>
+        <w:rPr>
+          <w:rFonts w:asciiTheme="majorBidi" w:hAnsiTheme="majorBidi" w:cstheme="majorBidi"/>
+          <w:lang w:val="en-IN"/>
+        </w:rPr>
+        <w:t xml:space="preserve"> Well firstly, there are hardly any AI solutions catered to the specific needs of IPE/IPP. </w:t>
+      </w:r>
+      <w:r>
+        <w:rPr>
+          <w:rFonts w:asciiTheme="majorBidi" w:hAnsiTheme="majorBidi" w:cstheme="majorBidi"/>
+        </w:rPr>
+        <w:t xml:space="preserve">Current AI systems in healthcare, predominantly powered by general large language models (LLMs), are designed to generate treatment plans in a one-size-fits-all manner. Although these models are capable of providing general answers, they lack the capacity to deliver nuanced, profession-specific insights essential for complex medical decision-making. This limitation is particularly evident when compared to real-world </w:t>
+      </w:r>
+      <w:proofErr w:type="spellStart"/>
+      <w:r>
+        <w:rPr>
+          <w:rFonts w:asciiTheme="majorBidi" w:hAnsiTheme="majorBidi" w:cstheme="majorBidi"/>
+        </w:rPr>
+        <w:t>interprofessional</w:t>
+      </w:r>
+      <w:proofErr w:type="spellEnd"/>
+      <w:r>
+        <w:rPr>
+          <w:rFonts w:asciiTheme="majorBidi" w:hAnsiTheme="majorBidi" w:cstheme="majorBidi"/>
+        </w:rPr>
+        <w:t xml:space="preserve"> collaboration, where specialized roles—such as those of nurses, oncologists, and pharmacists—contribute distinct expertise to patient care.</w:t>
       </w:r>
     </w:p>
     <w:p>
@@ -2764,7 +2886,83 @@
           <w:rFonts w:asciiTheme="majorBidi" w:hAnsiTheme="majorBidi" w:cstheme="majorBidi"/>
           <w:lang w:val="en-IN"/>
         </w:rPr>
-        <w:t>To bridge this gap, our project proposes the development of a multi-agent AI system that can dynamically generate specialized virtual team members based on real-world case studies. This system will provide medical and public health students with a scalable and interactive platform to engage in simulated interprofessional education, addressing the limitations of current methods and enhancing their readiness for clinical practice.</w:t>
+        <w:t xml:space="preserve">A single Large Language Model (LLM) approach lacks the specialization necessary to replicate the dynamic interplay between diverse healthcare professionals. This limitation leads to suboptimal educational </w:t>
+      </w:r>
+      <w:r>
+        <w:rPr>
+          <w:rFonts w:asciiTheme="majorBidi" w:hAnsiTheme="majorBidi" w:cstheme="majorBidi"/>
+          <w:lang w:val="en-IN"/>
+        </w:rPr>
+        <w:lastRenderedPageBreak/>
+        <w:t>outcomes, as students do not experience the complexities of interprofessional co</w:t>
+      </w:r>
+      <w:r>
+        <w:rPr>
+          <w:rFonts w:asciiTheme="majorBidi" w:hAnsiTheme="majorBidi" w:cstheme="majorBidi"/>
+          <w:lang w:val="en-IN"/>
+        </w:rPr>
+        <w:t>llaboration in a meaningful way, or a patient won’t be able to get a tailored treatment plan for their case.</w:t>
+      </w:r>
+    </w:p>
+    <w:p>
+      <w:pPr>
+        <w:autoSpaceDE w:val="0"/>
+        <w:autoSpaceDN w:val="0"/>
+        <w:adjustRightInd w:val="0"/>
+        <w:spacing w:after="0" w:line="240" w:lineRule="auto"/>
+        <w:jc w:val="both"/>
+        <w:rPr>
+          <w:rFonts w:asciiTheme="majorBidi" w:hAnsiTheme="majorBidi" w:cstheme="majorBidi"/>
+          <w:lang w:val="en-IN"/>
+        </w:rPr>
+      </w:pPr>
+    </w:p>
+    <w:p>
+      <w:pPr>
+        <w:autoSpaceDE w:val="0"/>
+        <w:autoSpaceDN w:val="0"/>
+        <w:adjustRightInd w:val="0"/>
+        <w:spacing w:after="0" w:line="240" w:lineRule="auto"/>
+        <w:jc w:val="both"/>
+        <w:rPr>
+          <w:rFonts w:asciiTheme="majorBidi" w:hAnsiTheme="majorBidi" w:cstheme="majorBidi"/>
+          <w:lang w:val="en-IN"/>
+        </w:rPr>
+      </w:pPr>
+      <w:r>
+        <w:rPr>
+          <w:rFonts w:asciiTheme="majorBidi" w:hAnsiTheme="majorBidi" w:cstheme="majorBidi"/>
+          <w:lang w:val="en-IN"/>
+        </w:rPr>
+        <w:t xml:space="preserve">To bridge this gap, our project proposes the development of a multi-agent AI system that can dynamically generate specialized virtual team members based on real-world case studies. This system </w:t>
+      </w:r>
+      <w:r>
+        <w:rPr>
+          <w:rFonts w:asciiTheme="majorBidi" w:hAnsiTheme="majorBidi" w:cstheme="majorBidi"/>
+          <w:lang w:val="en-IN"/>
+        </w:rPr>
+        <w:t>aims to</w:t>
+      </w:r>
+      <w:r>
+        <w:rPr>
+          <w:rFonts w:asciiTheme="majorBidi" w:hAnsiTheme="majorBidi" w:cstheme="majorBidi"/>
+          <w:lang w:val="en-IN"/>
+        </w:rPr>
+        <w:t xml:space="preserve"> provide </w:t>
+      </w:r>
+      <w:r>
+        <w:rPr>
+          <w:rFonts w:asciiTheme="majorBidi" w:hAnsiTheme="majorBidi" w:cstheme="majorBidi"/>
+          <w:lang w:val="en-IN"/>
+        </w:rPr>
+        <w:t>IPE/IPP practitioners and providers in the medical sector a tailored solution to generate more accurate and context-aware treatment plan for a patient’s case</w:t>
+      </w:r>
+      <w:r>
+        <w:rPr>
+          <w:rFonts w:asciiTheme="majorBidi" w:hAnsiTheme="majorBidi" w:cstheme="majorBidi"/>
+          <w:lang w:val="en-IN"/>
+        </w:rPr>
+        <w:t>, addressing the limitations of current methods and enhancing their readiness for clinical practice.</w:t>
       </w:r>
     </w:p>
     <w:p>
@@ -2792,12 +2990,293 @@
       </w:pPr>
       <w:bookmarkStart w:id="3" w:name="_Toc91714545"/>
       <w:r>
-        <w:lastRenderedPageBreak/>
         <w:t>Related Work</w:t>
       </w:r>
       <w:bookmarkEnd w:id="3"/>
     </w:p>
     <w:p/>
+    <w:p>
+      <w:pPr>
+        <w:autoSpaceDE w:val="0"/>
+        <w:autoSpaceDN w:val="0"/>
+        <w:adjustRightInd w:val="0"/>
+        <w:spacing w:after="0" w:line="240" w:lineRule="auto"/>
+        <w:jc w:val="both"/>
+        <w:rPr>
+          <w:rFonts w:asciiTheme="majorBidi" w:hAnsiTheme="majorBidi" w:cstheme="majorBidi"/>
+          <w:color w:val="000000"/>
+          <w:lang w:val="en-IN"/>
+        </w:rPr>
+      </w:pPr>
+      <w:r>
+        <w:rPr>
+          <w:rFonts w:asciiTheme="majorBidi" w:hAnsiTheme="majorBidi" w:cstheme="majorBidi"/>
+          <w:color w:val="000000"/>
+          <w:lang w:val="en-IN"/>
+        </w:rPr>
+        <w:t xml:space="preserve">The integration of artificial intelligence (AI) in healthcare has garnered significant attention in both academic research and industry applications. Early studies have focused on the deployment of general-purpose large language models (LLMs) to generate treatment plans; however, these models often fail to capture the nuanced expertise of specialized healthcare professionals, leading to suboptimal patient outcomes. Recent research highlights the importance of incorporating domain-specific knowledge into AI systems, particularly through multi-agent frameworks that better emulate </w:t>
+      </w:r>
+      <w:proofErr w:type="spellStart"/>
+      <w:r>
+        <w:rPr>
+          <w:rFonts w:asciiTheme="majorBidi" w:hAnsiTheme="majorBidi" w:cstheme="majorBidi"/>
+          <w:color w:val="000000"/>
+          <w:lang w:val="en-IN"/>
+        </w:rPr>
+        <w:t>interprofessional</w:t>
+      </w:r>
+      <w:proofErr w:type="spellEnd"/>
+      <w:r>
+        <w:rPr>
+          <w:rFonts w:asciiTheme="majorBidi" w:hAnsiTheme="majorBidi" w:cstheme="majorBidi"/>
+          <w:color w:val="000000"/>
+          <w:lang w:val="en-IN"/>
+        </w:rPr>
+        <w:t xml:space="preserve"> collaboration. For example, approaches such as the </w:t>
+      </w:r>
+      <w:proofErr w:type="spellStart"/>
+      <w:r>
+        <w:rPr>
+          <w:rFonts w:asciiTheme="majorBidi" w:hAnsiTheme="majorBidi" w:cstheme="majorBidi"/>
+          <w:color w:val="000000"/>
+          <w:lang w:val="en-IN"/>
+        </w:rPr>
+        <w:t>ClinicalAgent</w:t>
+      </w:r>
+      <w:proofErr w:type="spellEnd"/>
+      <w:r>
+        <w:rPr>
+          <w:rFonts w:asciiTheme="majorBidi" w:hAnsiTheme="majorBidi" w:cstheme="majorBidi"/>
+          <w:color w:val="000000"/>
+          <w:lang w:val="en-IN"/>
+        </w:rPr>
+        <w:t xml:space="preserve"> </w:t>
+      </w:r>
+      <w:sdt>
+        <w:sdtPr>
+          <w:rPr>
+            <w:rFonts w:asciiTheme="majorBidi" w:hAnsiTheme="majorBidi" w:cstheme="majorBidi"/>
+            <w:color w:val="000000"/>
+            <w:lang w:val="en-IN"/>
+          </w:rPr>
+          <w:id w:val="-463042676"/>
+          <w:citation/>
+        </w:sdtPr>
+        <w:sdtContent>
+          <w:r>
+            <w:rPr>
+              <w:rFonts w:asciiTheme="majorBidi" w:hAnsiTheme="majorBidi" w:cstheme="majorBidi"/>
+              <w:color w:val="000000"/>
+              <w:lang w:val="en-IN"/>
+            </w:rPr>
+            <w:fldChar w:fldCharType="begin"/>
+          </w:r>
+          <w:r>
+            <w:rPr>
+              <w:rFonts w:asciiTheme="majorBidi" w:hAnsiTheme="majorBidi" w:cstheme="majorBidi"/>
+              <w:color w:val="000000"/>
+              <w:lang w:val="en-IN"/>
+            </w:rPr>
+            <w:instrText xml:space="preserve"> CITATION Kam24 \l 16393 </w:instrText>
+          </w:r>
+          <w:r>
+            <w:rPr>
+              <w:rFonts w:asciiTheme="majorBidi" w:hAnsiTheme="majorBidi" w:cstheme="majorBidi"/>
+              <w:color w:val="000000"/>
+              <w:lang w:val="en-IN"/>
+            </w:rPr>
+            <w:fldChar w:fldCharType="separate"/>
+          </w:r>
+          <w:r>
+            <w:rPr>
+              <w:rFonts w:asciiTheme="majorBidi" w:hAnsiTheme="majorBidi" w:cstheme="majorBidi"/>
+              <w:noProof/>
+              <w:color w:val="000000"/>
+              <w:lang w:val="en-IN"/>
+            </w:rPr>
+            <w:t>[1]</w:t>
+          </w:r>
+          <w:r>
+            <w:rPr>
+              <w:rFonts w:asciiTheme="majorBidi" w:hAnsiTheme="majorBidi" w:cstheme="majorBidi"/>
+              <w:color w:val="000000"/>
+              <w:lang w:val="en-IN"/>
+            </w:rPr>
+            <w:fldChar w:fldCharType="end"/>
+          </w:r>
+        </w:sdtContent>
+      </w:sdt>
+      <w:r>
+        <w:rPr>
+          <w:rFonts w:asciiTheme="majorBidi" w:hAnsiTheme="majorBidi" w:cstheme="majorBidi"/>
+          <w:color w:val="000000"/>
+          <w:lang w:val="en-IN"/>
+        </w:rPr>
+        <w:t xml:space="preserve"> framework employ distinct LLMs fine-tuned for specific clinical roles, showing improvements in diagnostic accuracy and treatment plannin</w:t>
+      </w:r>
+      <w:r>
+        <w:rPr>
+          <w:rFonts w:asciiTheme="majorBidi" w:hAnsiTheme="majorBidi" w:cstheme="majorBidi"/>
+          <w:color w:val="000000"/>
+          <w:lang w:val="en-IN"/>
+        </w:rPr>
+        <w:t>g compared to monolithic models.</w:t>
+      </w:r>
+    </w:p>
+    <w:p>
+      <w:pPr>
+        <w:autoSpaceDE w:val="0"/>
+        <w:autoSpaceDN w:val="0"/>
+        <w:adjustRightInd w:val="0"/>
+        <w:spacing w:after="0" w:line="240" w:lineRule="auto"/>
+        <w:jc w:val="both"/>
+        <w:rPr>
+          <w:rFonts w:asciiTheme="majorBidi" w:hAnsiTheme="majorBidi" w:cstheme="majorBidi"/>
+          <w:color w:val="000000"/>
+          <w:lang w:val="en-IN"/>
+        </w:rPr>
+      </w:pPr>
+    </w:p>
+    <w:p>
+      <w:pPr>
+        <w:autoSpaceDE w:val="0"/>
+        <w:autoSpaceDN w:val="0"/>
+        <w:adjustRightInd w:val="0"/>
+        <w:spacing w:after="0" w:line="240" w:lineRule="auto"/>
+        <w:jc w:val="both"/>
+        <w:rPr>
+          <w:rFonts w:asciiTheme="majorBidi" w:hAnsiTheme="majorBidi" w:cstheme="majorBidi"/>
+          <w:color w:val="000000"/>
+          <w:lang w:val="en-IN"/>
+        </w:rPr>
+      </w:pPr>
+      <w:r>
+        <w:rPr>
+          <w:rFonts w:asciiTheme="majorBidi" w:hAnsiTheme="majorBidi" w:cstheme="majorBidi"/>
+          <w:color w:val="000000"/>
+          <w:lang w:val="en-IN"/>
+        </w:rPr>
+        <w:t>In parallel, multi-agent systems (MAS) have been extensively studied in healthcare for their ability to handle complex, distributed decision-making processes. MAS approaches have been applied to a range of tasks from emergency response and prehospital care management to cancer care information systems</w:t>
+      </w:r>
+      <w:r>
+        <w:rPr>
+          <w:rFonts w:asciiTheme="majorBidi" w:hAnsiTheme="majorBidi" w:cstheme="majorBidi"/>
+          <w:color w:val="000000"/>
+          <w:lang w:val="en-IN"/>
+        </w:rPr>
+        <w:t xml:space="preserve">. </w:t>
+      </w:r>
+      <w:r>
+        <w:rPr>
+          <w:rFonts w:asciiTheme="majorBidi" w:hAnsiTheme="majorBidi" w:cstheme="majorBidi"/>
+          <w:color w:val="000000"/>
+          <w:lang w:val="en-IN"/>
+        </w:rPr>
+        <w:t>These studies demonstrate that by decomposing healthcare tasks into specialized agents, systems can achieve more efficient and context-aware decision-making. N</w:t>
+      </w:r>
+      <w:bookmarkStart w:id="4" w:name="_GoBack"/>
+      <w:bookmarkEnd w:id="4"/>
+      <w:r>
+        <w:rPr>
+          <w:rFonts w:asciiTheme="majorBidi" w:hAnsiTheme="majorBidi" w:cstheme="majorBidi"/>
+          <w:color w:val="000000"/>
+          <w:lang w:val="en-IN"/>
+        </w:rPr>
+        <w:t xml:space="preserve">otably, the work by </w:t>
+      </w:r>
+      <w:proofErr w:type="spellStart"/>
+      <w:r>
+        <w:rPr>
+          <w:rFonts w:asciiTheme="majorBidi" w:hAnsiTheme="majorBidi" w:cstheme="majorBidi"/>
+          <w:color w:val="000000"/>
+          <w:lang w:val="en-IN"/>
+        </w:rPr>
+        <w:t>Mohammadzadeh</w:t>
+      </w:r>
+      <w:proofErr w:type="spellEnd"/>
+      <w:r>
+        <w:rPr>
+          <w:rFonts w:asciiTheme="majorBidi" w:hAnsiTheme="majorBidi" w:cstheme="majorBidi"/>
+          <w:color w:val="000000"/>
+          <w:lang w:val="en-IN"/>
+        </w:rPr>
+        <w:t xml:space="preserve"> et al. (2013) on cancer care information management </w:t>
+      </w:r>
+      <w:sdt>
+        <w:sdtPr>
+          <w:rPr>
+            <w:rFonts w:asciiTheme="majorBidi" w:hAnsiTheme="majorBidi" w:cstheme="majorBidi"/>
+            <w:color w:val="000000"/>
+            <w:lang w:val="en-IN"/>
+          </w:rPr>
+          <w:id w:val="-1552685784"/>
+          <w:citation/>
+        </w:sdtPr>
+        <w:sdtContent>
+          <w:r>
+            <w:rPr>
+              <w:rFonts w:asciiTheme="majorBidi" w:hAnsiTheme="majorBidi" w:cstheme="majorBidi"/>
+              <w:color w:val="000000"/>
+              <w:lang w:val="en-IN"/>
+            </w:rPr>
+            <w:fldChar w:fldCharType="begin"/>
+          </w:r>
+          <w:r>
+            <w:rPr>
+              <w:rFonts w:asciiTheme="majorBidi" w:hAnsiTheme="majorBidi" w:cstheme="majorBidi"/>
+              <w:color w:val="000000"/>
+              <w:lang w:val="en-IN"/>
+            </w:rPr>
+            <w:instrText xml:space="preserve"> CITATION Moh13 \l 16393 </w:instrText>
+          </w:r>
+          <w:r>
+            <w:rPr>
+              <w:rFonts w:asciiTheme="majorBidi" w:hAnsiTheme="majorBidi" w:cstheme="majorBidi"/>
+              <w:color w:val="000000"/>
+              <w:lang w:val="en-IN"/>
+            </w:rPr>
+            <w:fldChar w:fldCharType="separate"/>
+          </w:r>
+          <w:r>
+            <w:rPr>
+              <w:rFonts w:asciiTheme="majorBidi" w:hAnsiTheme="majorBidi" w:cstheme="majorBidi"/>
+              <w:noProof/>
+              <w:color w:val="000000"/>
+              <w:lang w:val="en-IN"/>
+            </w:rPr>
+            <w:t>[2]</w:t>
+          </w:r>
+          <w:r>
+            <w:rPr>
+              <w:rFonts w:asciiTheme="majorBidi" w:hAnsiTheme="majorBidi" w:cstheme="majorBidi"/>
+              <w:color w:val="000000"/>
+              <w:lang w:val="en-IN"/>
+            </w:rPr>
+            <w:fldChar w:fldCharType="end"/>
+          </w:r>
+        </w:sdtContent>
+      </w:sdt>
+      <w:r>
+        <w:rPr>
+          <w:rFonts w:asciiTheme="majorBidi" w:hAnsiTheme="majorBidi" w:cstheme="majorBidi"/>
+          <w:color w:val="000000"/>
+          <w:lang w:val="en-IN"/>
+        </w:rPr>
+        <w:t xml:space="preserve"> underscores how agents can process and exchange critical medical data to improve treatment outcomes</w:t>
+      </w:r>
+    </w:p>
+    <w:p>
+      <w:pPr>
+        <w:autoSpaceDE w:val="0"/>
+        <w:autoSpaceDN w:val="0"/>
+        <w:adjustRightInd w:val="0"/>
+        <w:spacing w:after="0" w:line="240" w:lineRule="auto"/>
+        <w:rPr>
+          <w:rFonts w:asciiTheme="majorBidi" w:hAnsiTheme="majorBidi" w:cstheme="majorBidi"/>
+          <w:color w:val="000000"/>
+        </w:rPr>
+      </w:pPr>
+    </w:p>
     <w:p>
       <w:pPr>
         <w:autoSpaceDE w:val="0"/>
@@ -2919,6 +3398,7 @@
           <w:id w:val="-1455556719"/>
           <w:citation/>
         </w:sdtPr>
+        <w:sdtEndPr/>
         <w:sdtContent>
           <w:r>
             <w:rPr>
@@ -2955,7 +3435,7 @@
               <w:noProof/>
               <w:color w:val="000000"/>
             </w:rPr>
-            <w:t>[1]</w:t>
+            <w:t>[3]</w:t>
           </w:r>
           <w:r>
             <w:rPr>
@@ -3018,6 +3498,7 @@
           <w:id w:val="-72051647"/>
           <w:citation/>
         </w:sdtPr>
+        <w:sdtEndPr/>
         <w:sdtContent>
           <w:r>
             <w:rPr>
@@ -3046,7 +3527,7 @@
               <w:noProof/>
               <w:color w:val="000000"/>
             </w:rPr>
-            <w:t>[2]</w:t>
+            <w:t>[4]</w:t>
           </w:r>
           <w:r>
             <w:rPr>
@@ -3066,6 +3547,7 @@
           <w:id w:val="-1587838606"/>
           <w:citation/>
         </w:sdtPr>
+        <w:sdtEndPr/>
         <w:sdtContent>
           <w:r>
             <w:rPr>
@@ -3102,7 +3584,7 @@
               <w:noProof/>
               <w:color w:val="000000"/>
             </w:rPr>
-            <w:t>[1]</w:t>
+            <w:t>[3]</w:t>
           </w:r>
           <w:r>
             <w:rPr>
@@ -3129,6 +3611,7 @@
           <w:id w:val="-441303741"/>
           <w:citation/>
         </w:sdtPr>
+        <w:sdtEndPr/>
         <w:sdtContent>
           <w:r>
             <w:rPr>
@@ -3157,7 +3640,7 @@
               <w:noProof/>
               <w:color w:val="000000"/>
             </w:rPr>
-            <w:t>[3]</w:t>
+            <w:t>[5]</w:t>
           </w:r>
           <w:r>
             <w:rPr>
@@ -3189,11 +3672,11 @@
       <w:pPr>
         <w:pStyle w:val="Heading1"/>
       </w:pPr>
-      <w:bookmarkStart w:id="4" w:name="_Toc91714546"/>
+      <w:bookmarkStart w:id="5" w:name="_Toc91714546"/>
       <w:r>
         <w:t>Solution and Methodology</w:t>
       </w:r>
-      <w:bookmarkEnd w:id="4"/>
+      <w:bookmarkEnd w:id="5"/>
     </w:p>
     <w:p>
       <w:pPr>
@@ -3325,6 +3808,7 @@
           <w:rFonts w:asciiTheme="majorBidi" w:hAnsiTheme="majorBidi" w:cstheme="majorBidi"/>
           <w:color w:val="000000"/>
         </w:rPr>
+        <w:lastRenderedPageBreak/>
         <w:t>explanation. The rule is that anyone should be able to understand your solution from reading</w:t>
       </w:r>
     </w:p>
@@ -3411,14 +3895,27 @@
       <w:r>
         <w:t xml:space="preserve">Figure </w:t>
       </w:r>
-      <w:fldSimple w:instr=" SEQ Figure \* ARABIC ">
-        <w:r>
-          <w:rPr>
-            <w:noProof/>
-          </w:rPr>
-          <w:t>1</w:t>
-        </w:r>
-      </w:fldSimple>
+      <w:r>
+        <w:fldChar w:fldCharType="begin"/>
+      </w:r>
+      <w:r>
+        <w:instrText xml:space="preserve"> SEQ Figure \* ARABIC </w:instrText>
+      </w:r>
+      <w:r>
+        <w:fldChar w:fldCharType="separate"/>
+      </w:r>
+      <w:r>
+        <w:rPr>
+          <w:noProof/>
+        </w:rPr>
+        <w:t>1</w:t>
+      </w:r>
+      <w:r>
+        <w:rPr>
+          <w:noProof/>
+        </w:rPr>
+        <w:fldChar w:fldCharType="end"/>
+      </w:r>
       <w:r>
         <w:t xml:space="preserve">: </w:t>
       </w:r>
@@ -3494,12 +3991,11 @@
       <w:pPr>
         <w:pStyle w:val="Heading1"/>
       </w:pPr>
-      <w:bookmarkStart w:id="5" w:name="_Toc91714547"/>
-      <w:r>
-        <w:lastRenderedPageBreak/>
+      <w:bookmarkStart w:id="6" w:name="_Toc91714547"/>
+      <w:r>
         <w:t>Results and Discussion</w:t>
       </w:r>
-      <w:bookmarkEnd w:id="5"/>
+      <w:bookmarkEnd w:id="6"/>
     </w:p>
     <w:p/>
     <w:p>
@@ -3550,6 +4046,7 @@
           <w:noProof/>
           <w:lang w:val="en-IN" w:eastAsia="en-IN"/>
         </w:rPr>
+        <w:lastRenderedPageBreak/>
         <w:drawing>
           <wp:inline distT="0" distB="0" distL="0" distR="0" wp14:anchorId="6BACFBCB" wp14:editId="51013955">
             <wp:extent cx="5943600" cy="2441050"/>
@@ -3608,14 +4105,30 @@
       <w:r>
         <w:t xml:space="preserve">Figure </w:t>
       </w:r>
-      <w:fldSimple w:instr=" SEQ Figure \* ARABIC ">
-        <w:r>
-          <w:rPr>
-            <w:noProof/>
-          </w:rPr>
-          <w:t>2</w:t>
-        </w:r>
-      </w:fldSimple>
+      <w:r>
+        <w:fldChar w:fldCharType="begin"/>
+      </w:r>
+      <w:r>
+        <w:instrText xml:space="preserve"> SEQ Figure </w:instrText>
+      </w:r>
+      <w:r>
+        <w:instrText xml:space="preserve">\* ARABIC </w:instrText>
+      </w:r>
+      <w:r>
+        <w:fldChar w:fldCharType="separate"/>
+      </w:r>
+      <w:r>
+        <w:rPr>
+          <w:noProof/>
+        </w:rPr>
+        <w:t>2</w:t>
+      </w:r>
+      <w:r>
+        <w:rPr>
+          <w:noProof/>
+        </w:rPr>
+        <w:fldChar w:fldCharType="end"/>
+      </w:r>
       <w:r>
         <w:t xml:space="preserve">: </w:t>
       </w:r>
@@ -3687,11 +4200,11 @@
       <w:pPr>
         <w:pStyle w:val="Heading2"/>
       </w:pPr>
-      <w:bookmarkStart w:id="6" w:name="_Toc91714548"/>
+      <w:bookmarkStart w:id="7" w:name="_Toc91714548"/>
       <w:r>
         <w:t>Experimentation protocol</w:t>
       </w:r>
-      <w:bookmarkEnd w:id="6"/>
+      <w:bookmarkEnd w:id="7"/>
     </w:p>
     <w:p/>
     <w:p>
@@ -3738,11 +4251,11 @@
           <w:rFonts w:asciiTheme="majorBidi" w:hAnsiTheme="majorBidi"/>
         </w:rPr>
       </w:pPr>
-      <w:bookmarkStart w:id="7" w:name="_Toc91714549"/>
+      <w:bookmarkStart w:id="8" w:name="_Toc91714549"/>
       <w:r>
         <w:t>Data tables</w:t>
       </w:r>
-      <w:bookmarkEnd w:id="7"/>
+      <w:bookmarkEnd w:id="8"/>
     </w:p>
     <w:p/>
     <w:p>
@@ -4005,11 +4518,11 @@
       <w:pPr>
         <w:pStyle w:val="Heading2"/>
       </w:pPr>
-      <w:bookmarkStart w:id="8" w:name="_Toc91714550"/>
+      <w:bookmarkStart w:id="9" w:name="_Toc91714550"/>
       <w:r>
         <w:t>Graphs</w:t>
       </w:r>
-      <w:bookmarkEnd w:id="8"/>
+      <w:bookmarkEnd w:id="9"/>
     </w:p>
     <w:p/>
     <w:p>
@@ -4156,14 +4669,27 @@
       <w:r>
         <w:t xml:space="preserve">Figure </w:t>
       </w:r>
-      <w:fldSimple w:instr=" SEQ Figure \* ARABIC ">
-        <w:r>
-          <w:rPr>
-            <w:noProof/>
-          </w:rPr>
-          <w:t>3</w:t>
-        </w:r>
-      </w:fldSimple>
+      <w:r>
+        <w:fldChar w:fldCharType="begin"/>
+      </w:r>
+      <w:r>
+        <w:instrText xml:space="preserve"> SEQ Figure \* ARABIC </w:instrText>
+      </w:r>
+      <w:r>
+        <w:fldChar w:fldCharType="separate"/>
+      </w:r>
+      <w:r>
+        <w:rPr>
+          <w:noProof/>
+        </w:rPr>
+        <w:t>3</w:t>
+      </w:r>
+      <w:r>
+        <w:rPr>
+          <w:noProof/>
+        </w:rPr>
+        <w:fldChar w:fldCharType="end"/>
+      </w:r>
       <w:r>
         <w:t xml:space="preserve">: </w:t>
       </w:r>
@@ -4401,11 +4927,11 @@
       <w:pPr>
         <w:pStyle w:val="Heading1"/>
       </w:pPr>
-      <w:bookmarkStart w:id="9" w:name="_Toc91714551"/>
+      <w:bookmarkStart w:id="10" w:name="_Toc91714551"/>
       <w:r>
         <w:t>Discussion</w:t>
       </w:r>
-      <w:bookmarkEnd w:id="9"/>
+      <w:bookmarkEnd w:id="10"/>
     </w:p>
     <w:p/>
     <w:p>
@@ -4477,11 +5003,11 @@
       <w:pPr>
         <w:pStyle w:val="Heading1"/>
       </w:pPr>
-      <w:bookmarkStart w:id="10" w:name="_Toc91714552"/>
+      <w:bookmarkStart w:id="11" w:name="_Toc91714552"/>
       <w:r>
         <w:t>Conclusion</w:t>
       </w:r>
-      <w:bookmarkEnd w:id="10"/>
+      <w:bookmarkEnd w:id="11"/>
     </w:p>
     <w:p/>
     <w:p>
@@ -4549,7 +5075,14 @@
         <w:rPr>
           <w:rFonts w:asciiTheme="majorBidi" w:hAnsiTheme="majorBidi" w:cstheme="majorBidi"/>
         </w:rPr>
-        <w:t>Target a reader who may not have time to read t</w:t>
+        <w:t xml:space="preserve">Target a reader who may not have time to read </w:t>
+      </w:r>
+      <w:proofErr w:type="spellStart"/>
+      <w:r>
+        <w:rPr>
+          <w:rFonts w:asciiTheme="majorBidi" w:hAnsiTheme="majorBidi" w:cstheme="majorBidi"/>
+        </w:rPr>
+        <w:t>t</w:t>
       </w:r>
       <w:sdt>
         <w:sdtPr>
@@ -4559,7 +5092,9 @@
           <w:id w:val="2090499800"/>
           <w:citation/>
         </w:sdtPr>
+        <w:sdtEndPr/>
         <w:sdtContent>
+          <w:proofErr w:type="spellEnd"/>
           <w:r>
             <w:rPr>
               <w:rFonts w:asciiTheme="majorBidi" w:hAnsiTheme="majorBidi" w:cstheme="majorBidi"/>
@@ -4590,7 +5125,7 @@
               <w:rFonts w:asciiTheme="majorBidi" w:hAnsiTheme="majorBidi" w:cstheme="majorBidi"/>
               <w:noProof/>
             </w:rPr>
-            <w:t>[2]</w:t>
+            <w:t>[4]</w:t>
           </w:r>
           <w:r>
             <w:rPr>
@@ -4598,13 +5133,21 @@
             </w:rPr>
             <w:fldChar w:fldCharType="end"/>
           </w:r>
+          <w:proofErr w:type="spellStart"/>
         </w:sdtContent>
       </w:sdt>
       <w:r>
         <w:rPr>
           <w:rFonts w:asciiTheme="majorBidi" w:hAnsiTheme="majorBidi" w:cstheme="majorBidi"/>
         </w:rPr>
-        <w:t>he whole report yet, but needs the results or</w:t>
+        <w:t>he</w:t>
+      </w:r>
+      <w:proofErr w:type="spellEnd"/>
+      <w:r>
+        <w:rPr>
+          <w:rFonts w:asciiTheme="majorBidi" w:hAnsiTheme="majorBidi" w:cstheme="majorBidi"/>
+        </w:rPr>
+        <w:t xml:space="preserve"> whole report yet, but needs the results or</w:t>
       </w:r>
     </w:p>
     <w:p>
@@ -4685,19 +5228,20 @@
     </w:p>
     <w:p/>
     <w:p/>
-    <w:bookmarkStart w:id="11" w:name="_Toc91714553" w:displacedByCustomXml="next"/>
     <w:sdt>
       <w:sdtPr>
-        <w:rPr>
-          <w:sz w:val="22"/>
-          <w:szCs w:val="22"/>
-        </w:rPr>
-        <w:id w:val="1303585142"/>
+        <w:id w:val="1638448578"/>
         <w:docPartObj>
           <w:docPartGallery w:val="Bibliographies"/>
           <w:docPartUnique/>
         </w:docPartObj>
       </w:sdtPr>
+      <w:sdtEndPr>
+        <w:rPr>
+          <w:sz w:val="22"/>
+          <w:szCs w:val="22"/>
+        </w:rPr>
+      </w:sdtEndPr>
       <w:sdtContent>
         <w:p>
           <w:pPr>
@@ -4706,7 +5250,6 @@
           <w:r>
             <w:t>Bibliography</w:t>
           </w:r>
-          <w:bookmarkEnd w:id="11"/>
         </w:p>
         <w:sdt>
           <w:sdtPr>
@@ -4748,7 +5291,7 @@
               </w:tblGrid>
               <w:tr>
                 <w:trPr>
-                  <w:divId w:val="2121794718"/>
+                  <w:divId w:val="125634449"/>
                   <w:tblCellSpacing w:w="15" w:type="dxa"/>
                 </w:trPr>
                 <w:tc>
@@ -4789,6 +5332,126 @@
                       <w:rPr>
                         <w:noProof/>
                       </w:rPr>
+                      <w:t xml:space="preserve">R. G. a. F. C. G. a. S. A. a. S. B. a. E. K. a. M. K. a. D. C. a. A. Kamen, "Multi-Agent Reinforcement Learning Meets Leaf Sequencing in Radiotherapy," in </w:t>
+                    </w:r>
+                    <w:r>
+                      <w:rPr>
+                        <w:i/>
+                        <w:iCs/>
+                        <w:noProof/>
+                      </w:rPr>
+                      <w:t>ICML'24</w:t>
+                    </w:r>
+                    <w:r>
+                      <w:rPr>
+                        <w:noProof/>
+                      </w:rPr>
+                      <w:t xml:space="preserve">, Vienna, Austria, 2024. </w:t>
+                    </w:r>
+                  </w:p>
+                </w:tc>
+              </w:tr>
+              <w:tr>
+                <w:trPr>
+                  <w:divId w:val="125634449"/>
+                  <w:tblCellSpacing w:w="15" w:type="dxa"/>
+                </w:trPr>
+                <w:tc>
+                  <w:tcPr>
+                    <w:tcW w:w="50" w:type="pct"/>
+                    <w:hideMark/>
+                  </w:tcPr>
+                  <w:p>
+                    <w:pPr>
+                      <w:pStyle w:val="Bibliography"/>
+                      <w:rPr>
+                        <w:noProof/>
+                      </w:rPr>
+                    </w:pPr>
+                    <w:r>
+                      <w:rPr>
+                        <w:noProof/>
+                      </w:rPr>
+                      <w:t xml:space="preserve">[2] </w:t>
+                    </w:r>
+                  </w:p>
+                </w:tc>
+                <w:tc>
+                  <w:tcPr>
+                    <w:tcW w:w="0" w:type="auto"/>
+                    <w:hideMark/>
+                  </w:tcPr>
+                  <w:p>
+                    <w:pPr>
+                      <w:pStyle w:val="Bibliography"/>
+                      <w:rPr>
+                        <w:noProof/>
+                      </w:rPr>
+                    </w:pPr>
+                    <w:r>
+                      <w:rPr>
+                        <w:noProof/>
+                      </w:rPr>
+                      <w:t xml:space="preserve">N. S. R. &amp;. R. A. Mohammadzadeh, "Mohammadzadeh N, Safdari R, Rahimi A. Multi-agent systems: effective approach for cancer care information management.," </w:t>
+                    </w:r>
+                    <w:r>
+                      <w:rPr>
+                        <w:i/>
+                        <w:iCs/>
+                        <w:noProof/>
+                      </w:rPr>
+                      <w:t xml:space="preserve">Asian Pacific journal of cancer prevention : APJCP, </w:t>
+                    </w:r>
+                    <w:r>
+                      <w:rPr>
+                        <w:noProof/>
+                      </w:rPr>
+                      <w:t xml:space="preserve">2013. </w:t>
+                    </w:r>
+                  </w:p>
+                </w:tc>
+              </w:tr>
+              <w:tr>
+                <w:trPr>
+                  <w:divId w:val="125634449"/>
+                  <w:tblCellSpacing w:w="15" w:type="dxa"/>
+                </w:trPr>
+                <w:tc>
+                  <w:tcPr>
+                    <w:tcW w:w="50" w:type="pct"/>
+                    <w:hideMark/>
+                  </w:tcPr>
+                  <w:p>
+                    <w:pPr>
+                      <w:pStyle w:val="Bibliography"/>
+                      <w:rPr>
+                        <w:noProof/>
+                      </w:rPr>
+                    </w:pPr>
+                    <w:r>
+                      <w:rPr>
+                        <w:noProof/>
+                      </w:rPr>
+                      <w:t xml:space="preserve">[3] </w:t>
+                    </w:r>
+                  </w:p>
+                </w:tc>
+                <w:tc>
+                  <w:tcPr>
+                    <w:tcW w:w="0" w:type="auto"/>
+                    <w:hideMark/>
+                  </w:tcPr>
+                  <w:p>
+                    <w:pPr>
+                      <w:pStyle w:val="Bibliography"/>
+                      <w:rPr>
+                        <w:noProof/>
+                      </w:rPr>
+                    </w:pPr>
+                    <w:r>
+                      <w:rPr>
+                        <w:noProof/>
+                      </w:rPr>
                       <w:t xml:space="preserve">R. Guerraoui, "Genuine atomic multicast in asynchronous distributed systems," </w:t>
                     </w:r>
                     <w:r>
@@ -4810,7 +5473,7 @@
               </w:tr>
               <w:tr>
                 <w:trPr>
-                  <w:divId w:val="2121794718"/>
+                  <w:divId w:val="125634449"/>
                   <w:tblCellSpacing w:w="15" w:type="dxa"/>
                 </w:trPr>
                 <w:tc>
@@ -4829,7 +5492,8 @@
                       <w:rPr>
                         <w:noProof/>
                       </w:rPr>
-                      <w:t xml:space="preserve">[2] </w:t>
+                      <w:lastRenderedPageBreak/>
+                      <w:t xml:space="preserve">[4] </w:t>
                     </w:r>
                   </w:p>
                 </w:tc>
@@ -4870,7 +5534,7 @@
               </w:tr>
               <w:tr>
                 <w:trPr>
-                  <w:divId w:val="2121794718"/>
+                  <w:divId w:val="125634449"/>
                   <w:tblCellSpacing w:w="15" w:type="dxa"/>
                 </w:trPr>
                 <w:tc>
@@ -4889,7 +5553,7 @@
                       <w:rPr>
                         <w:noProof/>
                       </w:rPr>
-                      <w:t xml:space="preserve">[3] </w:t>
+                      <w:t xml:space="preserve">[5] </w:t>
                     </w:r>
                   </w:p>
                 </w:tc>
@@ -4931,7 +5595,7 @@
             </w:tbl>
             <w:p>
               <w:pPr>
-                <w:divId w:val="2121794718"/>
+                <w:divId w:val="125634449"/>
                 <w:rPr>
                   <w:rFonts w:eastAsia="Times New Roman"/>
                   <w:noProof/>
@@ -4945,7 +5609,6 @@
                   <w:bCs/>
                   <w:noProof/>
                 </w:rPr>
-                <w:lastRenderedPageBreak/>
                 <w:fldChar w:fldCharType="end"/>
               </w:r>
             </w:p>
@@ -4953,6 +5616,7 @@
         </w:sdt>
       </w:sdtContent>
     </w:sdt>
+    <w:p/>
     <w:p/>
     <w:p>
       <w:pPr>
@@ -5000,7 +5664,7 @@
 </file>
 
 <file path=word/numbering.xml><?xml version="1.0" encoding="utf-8"?>
-<w:numbering xmlns:wpc="http://schemas.microsoft.com/office/word/2010/wordprocessingCanvas" xmlns:cx="http://schemas.microsoft.com/office/drawing/2014/chartex" xmlns:cx1="http://schemas.microsoft.com/office/drawing/2015/9/8/chartex" xmlns:cx2="http://schemas.microsoft.com/office/drawing/2015/10/21/chartex" xmlns:cx3="http://schemas.microsoft.com/office/drawing/2016/5/9/chartex" xmlns:cx4="http://schemas.microsoft.com/office/drawing/2016/5/10/chartex" xmlns:cx5="http://schemas.microsoft.com/office/drawing/2016/5/11/chartex" xmlns:cx6="http://schemas.microsoft.com/office/drawing/2016/5/12/chartex" xmlns:cx7="http://schemas.microsoft.com/office/drawing/2016/5/13/chartex" xmlns:cx8="http://schemas.microsoft.com/office/drawing/2016/5/14/chartex" xmlns:mc="http://schemas.openxmlformats.org/markup-compatibility/2006" xmlns:aink="http://schemas.microsoft.com/office/drawing/2016/ink" xmlns:am3d="http://schemas.microsoft.com/office/drawing/2017/model3d" xmlns:o="urn:schemas-microsoft-com:office:office" xmlns:oel="http://schemas.microsoft.com/office/2019/extlst" xmlns:r="http://schemas.openxmlformats.org/officeDocument/2006/relationships" xmlns:m="http://schemas.openxmlformats.org/officeDocument/2006/math" xmlns:v="urn:schemas-microsoft-com:vml" xmlns:wp14="http://schemas.microsoft.com/office/word/2010/wordprocessingDrawing" xmlns:wp="http://schemas.openxmlformats.org/drawingml/2006/wordprocessingDrawing" xmlns:w10="urn:schemas-microsoft-com:office:word" xmlns:w="http://schemas.openxmlformats.org/wordprocessingml/2006/main" xmlns:w14="http://schemas.microsoft.com/office/word/2010/wordml" xmlns:w15="http://schemas.microsoft.com/office/word/2012/wordml" xmlns:w16cex="http://schemas.microsoft.com/office/word/2018/wordml/cex" xmlns:w16cid="http://schemas.microsoft.com/office/word/2016/wordml/cid" xmlns:w16="http://schemas.microsoft.com/office/word/2018/wordml" xmlns:w16du="http://schemas.microsoft.com/office/word/2023/wordml/word16du" xmlns:w16sdtdh="http://schemas.microsoft.com/office/word/2020/wordml/sdtdatahash" xmlns:w16sdtfl="http://schemas.microsoft.com/office/word/2024/wordml/sdtformatlock" xmlns:w16se="http://schemas.microsoft.com/office/word/2015/wordml/symex" xmlns:wpg="http://schemas.microsoft.com/office/word/2010/wordprocessingGroup" xmlns:wpi="http://schemas.microsoft.com/office/word/2010/wordprocessingInk" xmlns:wne="http://schemas.microsoft.com/office/word/2006/wordml" xmlns:wps="http://schemas.microsoft.com/office/word/2010/wordprocessingShape" mc:Ignorable="w14 w15 w16se w16cid w16 w16cex w16sdtdh w16sdtfl w16du wp14">
+<w:numbering xmlns:wpc="http://schemas.microsoft.com/office/word/2010/wordprocessingCanvas" xmlns:cx="http://schemas.microsoft.com/office/drawing/2014/chartex" xmlns:mc="http://schemas.openxmlformats.org/markup-compatibility/2006" xmlns:o="urn:schemas-microsoft-com:office:office" xmlns:r="http://schemas.openxmlformats.org/officeDocument/2006/relationships" xmlns:m="http://schemas.openxmlformats.org/officeDocument/2006/math" xmlns:v="urn:schemas-microsoft-com:vml" xmlns:wp14="http://schemas.microsoft.com/office/word/2010/wordprocessingDrawing" xmlns:wp="http://schemas.openxmlformats.org/drawingml/2006/wordprocessingDrawing" xmlns:w10="urn:schemas-microsoft-com:office:word" xmlns:w="http://schemas.openxmlformats.org/wordprocessingml/2006/main" xmlns:w14="http://schemas.microsoft.com/office/word/2010/wordml" xmlns:w15="http://schemas.microsoft.com/office/word/2012/wordml" xmlns:w16se="http://schemas.microsoft.com/office/word/2015/wordml/symex" xmlns:wpg="http://schemas.microsoft.com/office/word/2010/wordprocessingGroup" xmlns:wpi="http://schemas.microsoft.com/office/word/2010/wordprocessingInk" xmlns:wne="http://schemas.microsoft.com/office/word/2006/wordml" xmlns:wps="http://schemas.microsoft.com/office/word/2010/wordprocessingShape" mc:Ignorable="w14 w15 w16se wp14">
   <w:abstractNum w:abstractNumId="0" w15:restartNumberingAfterBreak="0">
     <w:nsid w:val="17635CD0"/>
     <w:multiLevelType w:val="multilevel"/>
@@ -6644,68 +7308,68 @@
       </w:pPr>
     </w:lvl>
   </w:abstractNum>
-  <w:num w:numId="1" w16cid:durableId="637880059">
+  <w:num w:numId="1">
     <w:abstractNumId w:val="17"/>
   </w:num>
-  <w:num w:numId="2" w16cid:durableId="309287406">
+  <w:num w:numId="2">
     <w:abstractNumId w:val="16"/>
   </w:num>
-  <w:num w:numId="3" w16cid:durableId="1824853413">
+  <w:num w:numId="3">
     <w:abstractNumId w:val="4"/>
   </w:num>
-  <w:num w:numId="4" w16cid:durableId="555045222">
+  <w:num w:numId="4">
     <w:abstractNumId w:val="6"/>
   </w:num>
-  <w:num w:numId="5" w16cid:durableId="1502742860">
+  <w:num w:numId="5">
     <w:abstractNumId w:val="10"/>
   </w:num>
-  <w:num w:numId="6" w16cid:durableId="2062055689">
+  <w:num w:numId="6">
     <w:abstractNumId w:val="11"/>
   </w:num>
-  <w:num w:numId="7" w16cid:durableId="183980735">
+  <w:num w:numId="7">
     <w:abstractNumId w:val="5"/>
   </w:num>
-  <w:num w:numId="8" w16cid:durableId="1473136451">
+  <w:num w:numId="8">
     <w:abstractNumId w:val="9"/>
   </w:num>
-  <w:num w:numId="9" w16cid:durableId="1043214634">
+  <w:num w:numId="9">
     <w:abstractNumId w:val="7"/>
   </w:num>
-  <w:num w:numId="10" w16cid:durableId="1826242501">
+  <w:num w:numId="10">
     <w:abstractNumId w:val="13"/>
   </w:num>
-  <w:num w:numId="11" w16cid:durableId="839076444">
+  <w:num w:numId="11">
     <w:abstractNumId w:val="0"/>
   </w:num>
-  <w:num w:numId="12" w16cid:durableId="938832702">
+  <w:num w:numId="12">
     <w:abstractNumId w:val="12"/>
   </w:num>
-  <w:num w:numId="13" w16cid:durableId="1349454420">
+  <w:num w:numId="13">
     <w:abstractNumId w:val="2"/>
   </w:num>
-  <w:num w:numId="14" w16cid:durableId="133451469">
+  <w:num w:numId="14">
     <w:abstractNumId w:val="1"/>
   </w:num>
-  <w:num w:numId="15" w16cid:durableId="1947958633">
+  <w:num w:numId="15">
     <w:abstractNumId w:val="15"/>
   </w:num>
-  <w:num w:numId="16" w16cid:durableId="85155553">
+  <w:num w:numId="16">
     <w:abstractNumId w:val="14"/>
   </w:num>
-  <w:num w:numId="17" w16cid:durableId="639963903">
+  <w:num w:numId="17">
     <w:abstractNumId w:val="8"/>
   </w:num>
-  <w:num w:numId="18" w16cid:durableId="1119370657">
+  <w:num w:numId="18">
     <w:abstractNumId w:val="3"/>
   </w:num>
-  <w:num w:numId="19" w16cid:durableId="926618426">
+  <w:num w:numId="19">
     <w:abstractNumId w:val="18"/>
   </w:num>
 </w:numbering>
 </file>
 
 <file path=word/styles.xml><?xml version="1.0" encoding="utf-8"?>
-<w:styles xmlns:mc="http://schemas.openxmlformats.org/markup-compatibility/2006" xmlns:r="http://schemas.openxmlformats.org/officeDocument/2006/relationships" xmlns:w="http://schemas.openxmlformats.org/wordprocessingml/2006/main" xmlns:w14="http://schemas.microsoft.com/office/word/2010/wordml" xmlns:w15="http://schemas.microsoft.com/office/word/2012/wordml" xmlns:w16cex="http://schemas.microsoft.com/office/word/2018/wordml/cex" xmlns:w16cid="http://schemas.microsoft.com/office/word/2016/wordml/cid" xmlns:w16="http://schemas.microsoft.com/office/word/2018/wordml" xmlns:w16du="http://schemas.microsoft.com/office/word/2023/wordml/word16du" xmlns:w16sdtdh="http://schemas.microsoft.com/office/word/2020/wordml/sdtdatahash" xmlns:w16sdtfl="http://schemas.microsoft.com/office/word/2024/wordml/sdtformatlock" xmlns:w16se="http://schemas.microsoft.com/office/word/2015/wordml/symex" mc:Ignorable="w14 w15 w16se w16cid w16 w16cex w16sdtdh w16sdtfl w16du">
+<w:styles xmlns:mc="http://schemas.openxmlformats.org/markup-compatibility/2006" xmlns:r="http://schemas.openxmlformats.org/officeDocument/2006/relationships" xmlns:w="http://schemas.openxmlformats.org/wordprocessingml/2006/main" xmlns:w14="http://schemas.microsoft.com/office/word/2010/wordml" xmlns:w15="http://schemas.microsoft.com/office/word/2012/wordml" xmlns:w16se="http://schemas.microsoft.com/office/word/2015/wordml/symex" mc:Ignorable="w14 w15 w16se">
   <w:docDefaults>
     <w:rPrDefault>
       <w:rPr>
@@ -6721,7 +7385,7 @@
       </w:pPr>
     </w:pPrDefault>
   </w:docDefaults>
-  <w:latentStyles w:defLockedState="0" w:defUIPriority="99" w:defSemiHidden="0" w:defUnhideWhenUsed="0" w:defQFormat="0" w:count="376">
+  <w:latentStyles w:defLockedState="0" w:defUIPriority="99" w:defSemiHidden="0" w:defUnhideWhenUsed="0" w:defQFormat="0" w:count="371">
     <w:lsdException w:name="Normal" w:uiPriority="0" w:qFormat="1"/>
     <w:lsdException w:name="heading 1" w:uiPriority="9" w:qFormat="1"/>
     <w:lsdException w:name="heading 2" w:semiHidden="1" w:uiPriority="9" w:unhideWhenUsed="1" w:qFormat="1"/>
@@ -7093,11 +7757,6 @@
     <w:lsdException w:name="List Table 5 Dark Accent 6" w:uiPriority="50"/>
     <w:lsdException w:name="List Table 6 Colorful Accent 6" w:uiPriority="51"/>
     <w:lsdException w:name="List Table 7 Colorful Accent 6" w:uiPriority="52"/>
-    <w:lsdException w:name="Mention" w:semiHidden="1" w:unhideWhenUsed="1"/>
-    <w:lsdException w:name="Smart Hyperlink" w:semiHidden="1" w:unhideWhenUsed="1"/>
-    <w:lsdException w:name="Hashtag" w:semiHidden="1" w:unhideWhenUsed="1"/>
-    <w:lsdException w:name="Unresolved Mention" w:semiHidden="1" w:unhideWhenUsed="1"/>
-    <w:lsdException w:name="Smart Link" w:semiHidden="1" w:unhideWhenUsed="1"/>
   </w:latentStyles>
   <w:style w:type="paragraph" w:default="1" w:styleId="Normal">
     <w:name w:val="Normal"/>
@@ -7913,7 +8572,7 @@
     <b:Title>Byzantine fault tolerant public key authentication in peer-to-peer</b:Title>
     <b:Year>2006.</b:Year>
     <b:PeriodicalTitle>Computer Networks,</b:PeriodicalTitle>
-    <b:RefOrder>2</b:RefOrder>
+    <b:RefOrder>4</b:RefOrder>
   </b:Source>
   <b:Source>
     <b:Tag>RGu01</b:Tag>
@@ -7931,7 +8590,7 @@
     <b:Title>Genuine atomic multicast in asynchronous distributed systems</b:Title>
     <b:PeriodicalTitle>Theoretical</b:PeriodicalTitle>
     <b:Year>2001</b:Year>
-    <b:RefOrder>1</b:RefOrder>
+    <b:RefOrder>3</b:RefOrder>
   </b:Source>
   <b:Source>
     <b:Tag>JRD01</b:Tag>
@@ -7950,13 +8609,56 @@
     </b:Author>
     <b:PeriodicalTitle>IPTPS '01.</b:PeriodicalTitle>
     <b:Year>2001</b:Year>
-    <b:RefOrder>3</b:RefOrder>
+    <b:RefOrder>5</b:RefOrder>
+  </b:Source>
+  <b:Source>
+    <b:Tag>Kam24</b:Tag>
+    <b:SourceType>ConferenceProceedings</b:SourceType>
+    <b:Guid>{A7EF77E5-07B2-4CFB-9655-84BA4B6D6FC6}</b:Guid>
+    <b:Title>Multi-Agent Reinforcement Learning Meets Leaf Sequencing in Radiotherapy</b:Title>
+    <b:Year>2024</b:Year>
+    <b:City>Vienna, Austria</b:City>
+    <b:Publisher>JMLR.org</b:Publisher>
+    <b:Author>
+      <b:Author>
+        <b:NameList>
+          <b:Person>
+            <b:Last>Kamen</b:Last>
+            <b:First>Riqiang</b:First>
+            <b:Middle>Gao and Florin C. Ghesu and Simon Arberet and Shahab Basiri and Esa Kuusela and Martin Kraus and Dorin Comaniciu and Ali</b:Middle>
+          </b:Person>
+        </b:NameList>
+      </b:Author>
+    </b:Author>
+    <b:Pages>24</b:Pages>
+    <b:ConferenceName>ICML'24</b:ConferenceName>
+    <b:RefOrder>1</b:RefOrder>
+  </b:Source>
+  <b:Source>
+    <b:Tag>Moh13</b:Tag>
+    <b:SourceType>JournalArticle</b:SourceType>
+    <b:Guid>{A2902B57-50E3-4364-9A77-474A0A8DE95A}</b:Guid>
+    <b:Title>Mohammadzadeh N, Safdari R, Rahimi A. Multi-agent systems: effective approach for cancer care information management.</b:Title>
+    <b:Year>2013</b:Year>
+    <b:Author>
+      <b:Author>
+        <b:NameList>
+          <b:Person>
+            <b:Last>Mohammadzadeh</b:Last>
+            <b:First>N.,</b:First>
+            <b:Middle>Safdari, R., &amp; Rahimi, A.</b:Middle>
+          </b:Person>
+        </b:NameList>
+      </b:Author>
+    </b:Author>
+    <b:JournalName>Asian Pacific journal of cancer prevention : APJCP</b:JournalName>
+    <b:RefOrder>2</b:RefOrder>
   </b:Source>
 </b:Sources>
 </file>
 
 <file path=customXml/itemProps1.xml><?xml version="1.0" encoding="utf-8"?>
-<ds:datastoreItem xmlns:ds="http://schemas.openxmlformats.org/officeDocument/2006/customXml" ds:itemID="{017E98CB-2D0E-401E-AB54-E3D2F137B671}">
+<ds:datastoreItem xmlns:ds="http://schemas.openxmlformats.org/officeDocument/2006/customXml" ds:itemID="{F1E4CB74-811B-47BD-AF42-410066F320EF}">
   <ds:schemaRefs>
     <ds:schemaRef ds:uri="http://schemas.openxmlformats.org/officeDocument/2006/bibliography"/>
   </ds:schemaRefs>

--- a/report/Word_Report/Capstone Report.docx
+++ b/report/Word_Report/Capstone Report.docx
@@ -1,6 +1,6 @@
 
 <file path=word/document.xml><?xml version="1.0" encoding="utf-8"?>
-<w:document xmlns:wpc="http://schemas.microsoft.com/office/word/2010/wordprocessingCanvas" xmlns:cx="http://schemas.microsoft.com/office/drawing/2014/chartex" xmlns:mc="http://schemas.openxmlformats.org/markup-compatibility/2006" xmlns:o="urn:schemas-microsoft-com:office:office" xmlns:r="http://schemas.openxmlformats.org/officeDocument/2006/relationships" xmlns:m="http://schemas.openxmlformats.org/officeDocument/2006/math" xmlns:v="urn:schemas-microsoft-com:vml" xmlns:wp14="http://schemas.microsoft.com/office/word/2010/wordprocessingDrawing" xmlns:wp="http://schemas.openxmlformats.org/drawingml/2006/wordprocessingDrawing" xmlns:w10="urn:schemas-microsoft-com:office:word" xmlns:w="http://schemas.openxmlformats.org/wordprocessingml/2006/main" xmlns:w14="http://schemas.microsoft.com/office/word/2010/wordml" xmlns:w15="http://schemas.microsoft.com/office/word/2012/wordml" xmlns:w16se="http://schemas.microsoft.com/office/word/2015/wordml/symex" xmlns:wpg="http://schemas.microsoft.com/office/word/2010/wordprocessingGroup" xmlns:wpi="http://schemas.microsoft.com/office/word/2010/wordprocessingInk" xmlns:wne="http://schemas.microsoft.com/office/word/2006/wordml" xmlns:wps="http://schemas.microsoft.com/office/word/2010/wordprocessingShape" mc:Ignorable="w14 w15 w16se wp14">
+<w:document xmlns:wpc="http://schemas.microsoft.com/office/word/2010/wordprocessingCanvas" xmlns:cx="http://schemas.microsoft.com/office/drawing/2014/chartex" xmlns:cx1="http://schemas.microsoft.com/office/drawing/2015/9/8/chartex" xmlns:cx2="http://schemas.microsoft.com/office/drawing/2015/10/21/chartex" xmlns:cx3="http://schemas.microsoft.com/office/drawing/2016/5/9/chartex" xmlns:cx4="http://schemas.microsoft.com/office/drawing/2016/5/10/chartex" xmlns:cx5="http://schemas.microsoft.com/office/drawing/2016/5/11/chartex" xmlns:cx6="http://schemas.microsoft.com/office/drawing/2016/5/12/chartex" xmlns:cx7="http://schemas.microsoft.com/office/drawing/2016/5/13/chartex" xmlns:cx8="http://schemas.microsoft.com/office/drawing/2016/5/14/chartex" xmlns:mc="http://schemas.openxmlformats.org/markup-compatibility/2006" xmlns:aink="http://schemas.microsoft.com/office/drawing/2016/ink" xmlns:am3d="http://schemas.microsoft.com/office/drawing/2017/model3d" xmlns:o="urn:schemas-microsoft-com:office:office" xmlns:oel="http://schemas.microsoft.com/office/2019/extlst" xmlns:r="http://schemas.openxmlformats.org/officeDocument/2006/relationships" xmlns:m="http://schemas.openxmlformats.org/officeDocument/2006/math" xmlns:v="urn:schemas-microsoft-com:vml" xmlns:wp14="http://schemas.microsoft.com/office/word/2010/wordprocessingDrawing" xmlns:wp="http://schemas.openxmlformats.org/drawingml/2006/wordprocessingDrawing" xmlns:w10="urn:schemas-microsoft-com:office:word" xmlns:w="http://schemas.openxmlformats.org/wordprocessingml/2006/main" xmlns:w14="http://schemas.microsoft.com/office/word/2010/wordml" xmlns:w15="http://schemas.microsoft.com/office/word/2012/wordml" xmlns:w16cex="http://schemas.microsoft.com/office/word/2018/wordml/cex" xmlns:w16cid="http://schemas.microsoft.com/office/word/2016/wordml/cid" xmlns:w16="http://schemas.microsoft.com/office/word/2018/wordml" xmlns:w16du="http://schemas.microsoft.com/office/word/2023/wordml/word16du" xmlns:w16sdtdh="http://schemas.microsoft.com/office/word/2020/wordml/sdtdatahash" xmlns:w16sdtfl="http://schemas.microsoft.com/office/word/2024/wordml/sdtformatlock" xmlns:w16se="http://schemas.microsoft.com/office/word/2015/wordml/symex" xmlns:wpg="http://schemas.microsoft.com/office/word/2010/wordprocessingGroup" xmlns:wpi="http://schemas.microsoft.com/office/word/2010/wordprocessingInk" xmlns:wne="http://schemas.microsoft.com/office/word/2006/wordml" xmlns:wps="http://schemas.microsoft.com/office/word/2010/wordprocessingShape" mc:Ignorable="w14 w15 w16se w16cid w16 w16cex w16sdtdh w16sdtfl w16du wp14">
   <w:body>
     <w:p>
       <w:pPr>
@@ -311,23 +311,13 @@
           <w:szCs w:val="41"/>
         </w:rPr>
       </w:pPr>
-      <w:proofErr w:type="spellStart"/>
       <w:r>
         <w:rPr>
           <w:rFonts w:asciiTheme="majorBidi" w:hAnsiTheme="majorBidi" w:cstheme="majorBidi"/>
           <w:sz w:val="41"/>
           <w:szCs w:val="41"/>
         </w:rPr>
-        <w:t>MediSyn</w:t>
-      </w:r>
-      <w:proofErr w:type="spellEnd"/>
-      <w:r>
-        <w:rPr>
-          <w:rFonts w:asciiTheme="majorBidi" w:hAnsiTheme="majorBidi" w:cstheme="majorBidi"/>
-          <w:sz w:val="41"/>
-          <w:szCs w:val="41"/>
-        </w:rPr>
-        <w:t>: A Synergistic multi-agent AI system for IPE in medical domain</w:t>
+        <w:t>MediSyn: A Synergistic multi-agent AI system for IPE in medical domain</w:t>
       </w:r>
     </w:p>
     <w:p>
@@ -950,7 +940,7 @@
                 <v:stroke joinstyle="miter"/>
                 <v:path gradientshapeok="t" o:connecttype="rect"/>
               </v:shapetype>
-              <v:shape id="Text Box 2" o:spid="_x0000_s1026" type="#_x0000_t202" style="position:absolute;left:0;text-align:left;margin-left:415.6pt;margin-top:21pt;width:466.8pt;height:223.2pt;z-index:251661312;visibility:visible;mso-wrap-style:square;mso-width-percent:0;mso-height-percent:0;mso-wrap-distance-left:9pt;mso-wrap-distance-top:3.6pt;mso-wrap-distance-right:9pt;mso-wrap-distance-bottom:3.6pt;mso-position-horizontal:right;mso-position-horizontal-relative:margin;mso-position-vertical:absolute;mso-position-vertical-relative:text;mso-width-percent:0;mso-height-percent:0;mso-width-relative:margin;mso-height-relative:margin;v-text-anchor:top" o:gfxdata="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" strokecolor="white [3212]">
+              <v:shape id="Text Box 2" o:spid="_x0000_s1026" type="#_x0000_t202" style="position:absolute;left:0;text-align:left;margin-left:415.6pt;margin-top:21pt;width:466.8pt;height:223.2pt;z-index:251661312;visibility:visible;mso-wrap-style:square;mso-width-percent:0;mso-height-percent:0;mso-wrap-distance-left:9pt;mso-wrap-distance-top:3.6pt;mso-wrap-distance-right:9pt;mso-wrap-distance-bottom:3.6pt;mso-position-horizontal:right;mso-position-horizontal-relative:margin;mso-position-vertical:absolute;mso-position-vertical-relative:text;mso-width-percent:0;mso-height-percent:0;mso-width-relative:margin;mso-height-relative:margin;v-text-anchor:top" o:gfxdata="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" strokecolor="white [3212]">
                 <v:textbox>
                   <w:txbxContent>
                     <w:p>
@@ -1469,17 +1459,24 @@
           <w:r>
             <w:t>Contents</w:t>
           </w:r>
+          <w:r>
+            <w:tab/>
+          </w:r>
         </w:p>
         <w:p>
           <w:pPr>
             <w:pStyle w:val="TOC1"/>
             <w:tabs>
-              <w:tab w:val="left" w:pos="440"/>
+              <w:tab w:val="left" w:pos="480"/>
               <w:tab w:val="right" w:leader="dot" w:pos="9350"/>
             </w:tabs>
             <w:rPr>
               <w:rFonts w:eastAsiaTheme="minorEastAsia"/>
               <w:noProof/>
+              <w:kern w:val="2"/>
+              <w:sz w:val="24"/>
+              <w:szCs w:val="24"/>
+              <w14:ligatures w14:val="standardContextual"/>
             </w:rPr>
           </w:pPr>
           <w:r>
@@ -1491,7 +1488,7 @@
           <w:r>
             <w:fldChar w:fldCharType="separate"/>
           </w:r>
-          <w:hyperlink w:anchor="_Toc91714543" w:history="1">
+          <w:hyperlink w:anchor="_Toc196770516" w:history="1">
             <w:r>
               <w:rPr>
                 <w:rStyle w:val="Hyperlink"/>
@@ -1503,6 +1500,10 @@
               <w:rPr>
                 <w:rFonts w:eastAsiaTheme="minorEastAsia"/>
                 <w:noProof/>
+                <w:kern w:val="2"/>
+                <w:sz w:val="24"/>
+                <w:szCs w:val="24"/>
+                <w14:ligatures w14:val="standardContextual"/>
               </w:rPr>
               <w:tab/>
             </w:r>
@@ -1532,7 +1533,7 @@
                 <w:noProof/>
                 <w:webHidden/>
               </w:rPr>
-              <w:instrText xml:space="preserve"> PAGEREF _Toc91714543 \h </w:instrText>
+              <w:instrText xml:space="preserve"> PAGEREF _Toc196770516 \h </w:instrText>
             </w:r>
             <w:r>
               <w:rPr>
@@ -1567,15 +1568,19 @@
           <w:pPr>
             <w:pStyle w:val="TOC1"/>
             <w:tabs>
-              <w:tab w:val="left" w:pos="440"/>
+              <w:tab w:val="left" w:pos="480"/>
               <w:tab w:val="right" w:leader="dot" w:pos="9350"/>
             </w:tabs>
             <w:rPr>
               <w:rFonts w:eastAsiaTheme="minorEastAsia"/>
               <w:noProof/>
+              <w:kern w:val="2"/>
+              <w:sz w:val="24"/>
+              <w:szCs w:val="24"/>
+              <w14:ligatures w14:val="standardContextual"/>
             </w:rPr>
           </w:pPr>
-          <w:hyperlink w:anchor="_Toc91714544" w:history="1">
+          <w:hyperlink w:anchor="_Toc196770517" w:history="1">
             <w:r>
               <w:rPr>
                 <w:rStyle w:val="Hyperlink"/>
@@ -1587,6 +1592,10 @@
               <w:rPr>
                 <w:rFonts w:eastAsiaTheme="minorEastAsia"/>
                 <w:noProof/>
+                <w:kern w:val="2"/>
+                <w:sz w:val="24"/>
+                <w:szCs w:val="24"/>
+                <w14:ligatures w14:val="standardContextual"/>
               </w:rPr>
               <w:tab/>
             </w:r>
@@ -1616,7 +1625,7 @@
                 <w:noProof/>
                 <w:webHidden/>
               </w:rPr>
-              <w:instrText xml:space="preserve"> PAGEREF _Toc91714544 \h </w:instrText>
+              <w:instrText xml:space="preserve"> PAGEREF _Toc196770517 \h </w:instrText>
             </w:r>
             <w:r>
               <w:rPr>
@@ -1651,15 +1660,19 @@
           <w:pPr>
             <w:pStyle w:val="TOC1"/>
             <w:tabs>
-              <w:tab w:val="left" w:pos="440"/>
+              <w:tab w:val="left" w:pos="480"/>
               <w:tab w:val="right" w:leader="dot" w:pos="9350"/>
             </w:tabs>
             <w:rPr>
               <w:rFonts w:eastAsiaTheme="minorEastAsia"/>
               <w:noProof/>
+              <w:kern w:val="2"/>
+              <w:sz w:val="24"/>
+              <w:szCs w:val="24"/>
+              <w14:ligatures w14:val="standardContextual"/>
             </w:rPr>
           </w:pPr>
-          <w:hyperlink w:anchor="_Toc91714545" w:history="1">
+          <w:hyperlink w:anchor="_Toc196770518" w:history="1">
             <w:r>
               <w:rPr>
                 <w:rStyle w:val="Hyperlink"/>
@@ -1671,6 +1684,10 @@
               <w:rPr>
                 <w:rFonts w:eastAsiaTheme="minorEastAsia"/>
                 <w:noProof/>
+                <w:kern w:val="2"/>
+                <w:sz w:val="24"/>
+                <w:szCs w:val="24"/>
+                <w14:ligatures w14:val="standardContextual"/>
               </w:rPr>
               <w:tab/>
             </w:r>
@@ -1679,21 +1696,7 @@
                 <w:rStyle w:val="Hyperlink"/>
                 <w:noProof/>
               </w:rPr>
-              <w:t>Rela</w:t>
-            </w:r>
-            <w:r>
-              <w:rPr>
-                <w:rStyle w:val="Hyperlink"/>
-                <w:noProof/>
-              </w:rPr>
-              <w:t>t</w:t>
-            </w:r>
-            <w:r>
-              <w:rPr>
-                <w:rStyle w:val="Hyperlink"/>
-                <w:noProof/>
-              </w:rPr>
-              <w:t>ed Work</w:t>
+              <w:t>Related Work</w:t>
             </w:r>
             <w:r>
               <w:rPr>
@@ -1714,7 +1717,7 @@
                 <w:noProof/>
                 <w:webHidden/>
               </w:rPr>
-              <w:instrText xml:space="preserve"> PAGEREF _Toc91714545 \h </w:instrText>
+              <w:instrText xml:space="preserve"> PAGEREF _Toc196770518 \h </w:instrText>
             </w:r>
             <w:r>
               <w:rPr>
@@ -1734,7 +1737,7 @@
                 <w:noProof/>
                 <w:webHidden/>
               </w:rPr>
-              <w:t>5</w:t>
+              <w:t>4</w:t>
             </w:r>
             <w:r>
               <w:rPr>
@@ -1749,15 +1752,19 @@
           <w:pPr>
             <w:pStyle w:val="TOC1"/>
             <w:tabs>
-              <w:tab w:val="left" w:pos="440"/>
+              <w:tab w:val="left" w:pos="480"/>
               <w:tab w:val="right" w:leader="dot" w:pos="9350"/>
             </w:tabs>
             <w:rPr>
               <w:rFonts w:eastAsiaTheme="minorEastAsia"/>
               <w:noProof/>
+              <w:kern w:val="2"/>
+              <w:sz w:val="24"/>
+              <w:szCs w:val="24"/>
+              <w14:ligatures w14:val="standardContextual"/>
             </w:rPr>
           </w:pPr>
-          <w:hyperlink w:anchor="_Toc91714546" w:history="1">
+          <w:hyperlink w:anchor="_Toc196770519" w:history="1">
             <w:r>
               <w:rPr>
                 <w:rStyle w:val="Hyperlink"/>
@@ -1769,6 +1776,10 @@
               <w:rPr>
                 <w:rFonts w:eastAsiaTheme="minorEastAsia"/>
                 <w:noProof/>
+                <w:kern w:val="2"/>
+                <w:sz w:val="24"/>
+                <w:szCs w:val="24"/>
+                <w14:ligatures w14:val="standardContextual"/>
               </w:rPr>
               <w:tab/>
             </w:r>
@@ -1798,7 +1809,7 @@
                 <w:noProof/>
                 <w:webHidden/>
               </w:rPr>
-              <w:instrText xml:space="preserve"> PAGEREF _Toc91714546 \h </w:instrText>
+              <w:instrText xml:space="preserve"> PAGEREF _Toc196770519 \h </w:instrText>
             </w:r>
             <w:r>
               <w:rPr>
@@ -1819,6 +1830,563 @@
                 <w:webHidden/>
               </w:rPr>
               <w:t>5</w:t>
+            </w:r>
+            <w:r>
+              <w:rPr>
+                <w:noProof/>
+                <w:webHidden/>
+              </w:rPr>
+              <w:fldChar w:fldCharType="end"/>
+            </w:r>
+          </w:hyperlink>
+        </w:p>
+        <w:p>
+          <w:pPr>
+            <w:pStyle w:val="TOC2"/>
+            <w:tabs>
+              <w:tab w:val="left" w:pos="960"/>
+              <w:tab w:val="right" w:leader="dot" w:pos="9350"/>
+            </w:tabs>
+            <w:rPr>
+              <w:rFonts w:eastAsiaTheme="minorEastAsia"/>
+              <w:noProof/>
+              <w:kern w:val="2"/>
+              <w:sz w:val="24"/>
+              <w:szCs w:val="24"/>
+              <w14:ligatures w14:val="standardContextual"/>
+            </w:rPr>
+          </w:pPr>
+          <w:hyperlink w:anchor="_Toc196770520" w:history="1">
+            <w:r>
+              <w:rPr>
+                <w:rStyle w:val="Hyperlink"/>
+                <w:noProof/>
+              </w:rPr>
+              <w:t>4.1</w:t>
+            </w:r>
+            <w:r>
+              <w:rPr>
+                <w:rFonts w:eastAsiaTheme="minorEastAsia"/>
+                <w:noProof/>
+                <w:kern w:val="2"/>
+                <w:sz w:val="24"/>
+                <w:szCs w:val="24"/>
+                <w14:ligatures w14:val="standardContextual"/>
+              </w:rPr>
+              <w:tab/>
+            </w:r>
+            <w:r>
+              <w:rPr>
+                <w:rStyle w:val="Hyperlink"/>
+                <w:rFonts w:asciiTheme="majorBidi" w:hAnsiTheme="majorBidi"/>
+                <w:noProof/>
+              </w:rPr>
+              <w:t>Data Collection</w:t>
+            </w:r>
+            <w:r>
+              <w:rPr>
+                <w:noProof/>
+                <w:webHidden/>
+              </w:rPr>
+              <w:tab/>
+            </w:r>
+            <w:r>
+              <w:rPr>
+                <w:noProof/>
+                <w:webHidden/>
+              </w:rPr>
+              <w:fldChar w:fldCharType="begin"/>
+            </w:r>
+            <w:r>
+              <w:rPr>
+                <w:noProof/>
+                <w:webHidden/>
+              </w:rPr>
+              <w:instrText xml:space="preserve"> PAGEREF _Toc196770520 \h </w:instrText>
+            </w:r>
+            <w:r>
+              <w:rPr>
+                <w:noProof/>
+                <w:webHidden/>
+              </w:rPr>
+            </w:r>
+            <w:r>
+              <w:rPr>
+                <w:noProof/>
+                <w:webHidden/>
+              </w:rPr>
+              <w:fldChar w:fldCharType="separate"/>
+            </w:r>
+            <w:r>
+              <w:rPr>
+                <w:noProof/>
+                <w:webHidden/>
+              </w:rPr>
+              <w:t>5</w:t>
+            </w:r>
+            <w:r>
+              <w:rPr>
+                <w:noProof/>
+                <w:webHidden/>
+              </w:rPr>
+              <w:fldChar w:fldCharType="end"/>
+            </w:r>
+          </w:hyperlink>
+        </w:p>
+        <w:p>
+          <w:pPr>
+            <w:pStyle w:val="TOC2"/>
+            <w:tabs>
+              <w:tab w:val="left" w:pos="960"/>
+              <w:tab w:val="right" w:leader="dot" w:pos="9350"/>
+            </w:tabs>
+            <w:rPr>
+              <w:rFonts w:eastAsiaTheme="minorEastAsia"/>
+              <w:noProof/>
+              <w:kern w:val="2"/>
+              <w:sz w:val="24"/>
+              <w:szCs w:val="24"/>
+              <w14:ligatures w14:val="standardContextual"/>
+            </w:rPr>
+          </w:pPr>
+          <w:hyperlink w:anchor="_Toc196770521" w:history="1">
+            <w:r>
+              <w:rPr>
+                <w:rStyle w:val="Hyperlink"/>
+                <w:noProof/>
+              </w:rPr>
+              <w:t>4.2</w:t>
+            </w:r>
+            <w:r>
+              <w:rPr>
+                <w:rFonts w:eastAsiaTheme="minorEastAsia"/>
+                <w:noProof/>
+                <w:kern w:val="2"/>
+                <w:sz w:val="24"/>
+                <w:szCs w:val="24"/>
+                <w14:ligatures w14:val="standardContextual"/>
+              </w:rPr>
+              <w:tab/>
+            </w:r>
+            <w:r>
+              <w:rPr>
+                <w:rStyle w:val="Hyperlink"/>
+                <w:rFonts w:asciiTheme="majorBidi" w:hAnsiTheme="majorBidi"/>
+                <w:noProof/>
+              </w:rPr>
+              <w:t>Data Preprocessing</w:t>
+            </w:r>
+            <w:r>
+              <w:rPr>
+                <w:noProof/>
+                <w:webHidden/>
+              </w:rPr>
+              <w:tab/>
+            </w:r>
+            <w:r>
+              <w:rPr>
+                <w:noProof/>
+                <w:webHidden/>
+              </w:rPr>
+              <w:fldChar w:fldCharType="begin"/>
+            </w:r>
+            <w:r>
+              <w:rPr>
+                <w:noProof/>
+                <w:webHidden/>
+              </w:rPr>
+              <w:instrText xml:space="preserve"> PAGEREF _Toc196770521 \h </w:instrText>
+            </w:r>
+            <w:r>
+              <w:rPr>
+                <w:noProof/>
+                <w:webHidden/>
+              </w:rPr>
+            </w:r>
+            <w:r>
+              <w:rPr>
+                <w:noProof/>
+                <w:webHidden/>
+              </w:rPr>
+              <w:fldChar w:fldCharType="separate"/>
+            </w:r>
+            <w:r>
+              <w:rPr>
+                <w:noProof/>
+                <w:webHidden/>
+              </w:rPr>
+              <w:t>5</w:t>
+            </w:r>
+            <w:r>
+              <w:rPr>
+                <w:noProof/>
+                <w:webHidden/>
+              </w:rPr>
+              <w:fldChar w:fldCharType="end"/>
+            </w:r>
+          </w:hyperlink>
+        </w:p>
+        <w:p>
+          <w:pPr>
+            <w:pStyle w:val="TOC2"/>
+            <w:tabs>
+              <w:tab w:val="left" w:pos="960"/>
+              <w:tab w:val="right" w:leader="dot" w:pos="9350"/>
+            </w:tabs>
+            <w:rPr>
+              <w:rFonts w:eastAsiaTheme="minorEastAsia"/>
+              <w:noProof/>
+              <w:kern w:val="2"/>
+              <w:sz w:val="24"/>
+              <w:szCs w:val="24"/>
+              <w14:ligatures w14:val="standardContextual"/>
+            </w:rPr>
+          </w:pPr>
+          <w:hyperlink w:anchor="_Toc196770522" w:history="1">
+            <w:r>
+              <w:rPr>
+                <w:rStyle w:val="Hyperlink"/>
+                <w:noProof/>
+              </w:rPr>
+              <w:t>4.3</w:t>
+            </w:r>
+            <w:r>
+              <w:rPr>
+                <w:rFonts w:eastAsiaTheme="minorEastAsia"/>
+                <w:noProof/>
+                <w:kern w:val="2"/>
+                <w:sz w:val="24"/>
+                <w:szCs w:val="24"/>
+                <w14:ligatures w14:val="standardContextual"/>
+              </w:rPr>
+              <w:tab/>
+            </w:r>
+            <w:r>
+              <w:rPr>
+                <w:rStyle w:val="Hyperlink"/>
+                <w:rFonts w:asciiTheme="majorBidi" w:hAnsiTheme="majorBidi"/>
+                <w:noProof/>
+              </w:rPr>
+              <w:t>Baseline Approach</w:t>
+            </w:r>
+            <w:r>
+              <w:rPr>
+                <w:noProof/>
+                <w:webHidden/>
+              </w:rPr>
+              <w:tab/>
+            </w:r>
+            <w:r>
+              <w:rPr>
+                <w:noProof/>
+                <w:webHidden/>
+              </w:rPr>
+              <w:fldChar w:fldCharType="begin"/>
+            </w:r>
+            <w:r>
+              <w:rPr>
+                <w:noProof/>
+                <w:webHidden/>
+              </w:rPr>
+              <w:instrText xml:space="preserve"> PAGEREF _Toc196770522 \h </w:instrText>
+            </w:r>
+            <w:r>
+              <w:rPr>
+                <w:noProof/>
+                <w:webHidden/>
+              </w:rPr>
+            </w:r>
+            <w:r>
+              <w:rPr>
+                <w:noProof/>
+                <w:webHidden/>
+              </w:rPr>
+              <w:fldChar w:fldCharType="separate"/>
+            </w:r>
+            <w:r>
+              <w:rPr>
+                <w:noProof/>
+                <w:webHidden/>
+              </w:rPr>
+              <w:t>6</w:t>
+            </w:r>
+            <w:r>
+              <w:rPr>
+                <w:noProof/>
+                <w:webHidden/>
+              </w:rPr>
+              <w:fldChar w:fldCharType="end"/>
+            </w:r>
+          </w:hyperlink>
+        </w:p>
+        <w:p>
+          <w:pPr>
+            <w:pStyle w:val="TOC2"/>
+            <w:tabs>
+              <w:tab w:val="left" w:pos="960"/>
+              <w:tab w:val="right" w:leader="dot" w:pos="9350"/>
+            </w:tabs>
+            <w:rPr>
+              <w:rFonts w:eastAsiaTheme="minorEastAsia"/>
+              <w:noProof/>
+              <w:kern w:val="2"/>
+              <w:sz w:val="24"/>
+              <w:szCs w:val="24"/>
+              <w14:ligatures w14:val="standardContextual"/>
+            </w:rPr>
+          </w:pPr>
+          <w:hyperlink w:anchor="_Toc196770523" w:history="1">
+            <w:r>
+              <w:rPr>
+                <w:rStyle w:val="Hyperlink"/>
+                <w:noProof/>
+              </w:rPr>
+              <w:t>4.4</w:t>
+            </w:r>
+            <w:r>
+              <w:rPr>
+                <w:rFonts w:eastAsiaTheme="minorEastAsia"/>
+                <w:noProof/>
+                <w:kern w:val="2"/>
+                <w:sz w:val="24"/>
+                <w:szCs w:val="24"/>
+                <w14:ligatures w14:val="standardContextual"/>
+              </w:rPr>
+              <w:tab/>
+            </w:r>
+            <w:r>
+              <w:rPr>
+                <w:rStyle w:val="Hyperlink"/>
+                <w:rFonts w:asciiTheme="majorBidi" w:hAnsiTheme="majorBidi"/>
+                <w:noProof/>
+              </w:rPr>
+              <w:t>MediSyn: Proposed Multi-Agent System</w:t>
+            </w:r>
+            <w:r>
+              <w:rPr>
+                <w:noProof/>
+                <w:webHidden/>
+              </w:rPr>
+              <w:tab/>
+            </w:r>
+            <w:r>
+              <w:rPr>
+                <w:noProof/>
+                <w:webHidden/>
+              </w:rPr>
+              <w:fldChar w:fldCharType="begin"/>
+            </w:r>
+            <w:r>
+              <w:rPr>
+                <w:noProof/>
+                <w:webHidden/>
+              </w:rPr>
+              <w:instrText xml:space="preserve"> PAGEREF _Toc196770523 \h </w:instrText>
+            </w:r>
+            <w:r>
+              <w:rPr>
+                <w:noProof/>
+                <w:webHidden/>
+              </w:rPr>
+            </w:r>
+            <w:r>
+              <w:rPr>
+                <w:noProof/>
+                <w:webHidden/>
+              </w:rPr>
+              <w:fldChar w:fldCharType="separate"/>
+            </w:r>
+            <w:r>
+              <w:rPr>
+                <w:noProof/>
+                <w:webHidden/>
+              </w:rPr>
+              <w:t>6</w:t>
+            </w:r>
+            <w:r>
+              <w:rPr>
+                <w:noProof/>
+                <w:webHidden/>
+              </w:rPr>
+              <w:fldChar w:fldCharType="end"/>
+            </w:r>
+          </w:hyperlink>
+        </w:p>
+        <w:p>
+          <w:pPr>
+            <w:pStyle w:val="TOC2"/>
+            <w:tabs>
+              <w:tab w:val="left" w:pos="960"/>
+              <w:tab w:val="right" w:leader="dot" w:pos="9350"/>
+            </w:tabs>
+            <w:rPr>
+              <w:rFonts w:eastAsiaTheme="minorEastAsia"/>
+              <w:noProof/>
+              <w:kern w:val="2"/>
+              <w:sz w:val="24"/>
+              <w:szCs w:val="24"/>
+              <w14:ligatures w14:val="standardContextual"/>
+            </w:rPr>
+          </w:pPr>
+          <w:hyperlink w:anchor="_Toc196770524" w:history="1">
+            <w:r>
+              <w:rPr>
+                <w:rStyle w:val="Hyperlink"/>
+                <w:noProof/>
+              </w:rPr>
+              <w:t>4.5</w:t>
+            </w:r>
+            <w:r>
+              <w:rPr>
+                <w:rFonts w:eastAsiaTheme="minorEastAsia"/>
+                <w:noProof/>
+                <w:kern w:val="2"/>
+                <w:sz w:val="24"/>
+                <w:szCs w:val="24"/>
+                <w14:ligatures w14:val="standardContextual"/>
+              </w:rPr>
+              <w:tab/>
+            </w:r>
+            <w:r>
+              <w:rPr>
+                <w:rStyle w:val="Hyperlink"/>
+                <w:rFonts w:asciiTheme="majorBidi" w:hAnsiTheme="majorBidi"/>
+                <w:noProof/>
+              </w:rPr>
+              <w:t>Evaluation Metrics</w:t>
+            </w:r>
+            <w:r>
+              <w:rPr>
+                <w:noProof/>
+                <w:webHidden/>
+              </w:rPr>
+              <w:tab/>
+            </w:r>
+            <w:r>
+              <w:rPr>
+                <w:noProof/>
+                <w:webHidden/>
+              </w:rPr>
+              <w:fldChar w:fldCharType="begin"/>
+            </w:r>
+            <w:r>
+              <w:rPr>
+                <w:noProof/>
+                <w:webHidden/>
+              </w:rPr>
+              <w:instrText xml:space="preserve"> PAGEREF _Toc196770524 \h </w:instrText>
+            </w:r>
+            <w:r>
+              <w:rPr>
+                <w:noProof/>
+                <w:webHidden/>
+              </w:rPr>
+            </w:r>
+            <w:r>
+              <w:rPr>
+                <w:noProof/>
+                <w:webHidden/>
+              </w:rPr>
+              <w:fldChar w:fldCharType="separate"/>
+            </w:r>
+            <w:r>
+              <w:rPr>
+                <w:noProof/>
+                <w:webHidden/>
+              </w:rPr>
+              <w:t>6</w:t>
+            </w:r>
+            <w:r>
+              <w:rPr>
+                <w:noProof/>
+                <w:webHidden/>
+              </w:rPr>
+              <w:fldChar w:fldCharType="end"/>
+            </w:r>
+          </w:hyperlink>
+        </w:p>
+        <w:p>
+          <w:pPr>
+            <w:pStyle w:val="TOC2"/>
+            <w:tabs>
+              <w:tab w:val="left" w:pos="960"/>
+              <w:tab w:val="right" w:leader="dot" w:pos="9350"/>
+            </w:tabs>
+            <w:rPr>
+              <w:rFonts w:eastAsiaTheme="minorEastAsia"/>
+              <w:noProof/>
+              <w:kern w:val="2"/>
+              <w:sz w:val="24"/>
+              <w:szCs w:val="24"/>
+              <w14:ligatures w14:val="standardContextual"/>
+            </w:rPr>
+          </w:pPr>
+          <w:hyperlink w:anchor="_Toc196770525" w:history="1">
+            <w:r>
+              <w:rPr>
+                <w:rStyle w:val="Hyperlink"/>
+                <w:noProof/>
+              </w:rPr>
+              <w:t>4.6</w:t>
+            </w:r>
+            <w:r>
+              <w:rPr>
+                <w:rFonts w:eastAsiaTheme="minorEastAsia"/>
+                <w:noProof/>
+                <w:kern w:val="2"/>
+                <w:sz w:val="24"/>
+                <w:szCs w:val="24"/>
+                <w14:ligatures w14:val="standardContextual"/>
+              </w:rPr>
+              <w:tab/>
+            </w:r>
+            <w:r>
+              <w:rPr>
+                <w:rStyle w:val="Hyperlink"/>
+                <w:noProof/>
+              </w:rPr>
+              <w:t>BRIDGE: Platform for IPE Education</w:t>
+            </w:r>
+            <w:r>
+              <w:rPr>
+                <w:noProof/>
+                <w:webHidden/>
+              </w:rPr>
+              <w:tab/>
+            </w:r>
+            <w:r>
+              <w:rPr>
+                <w:noProof/>
+                <w:webHidden/>
+              </w:rPr>
+              <w:fldChar w:fldCharType="begin"/>
+            </w:r>
+            <w:r>
+              <w:rPr>
+                <w:noProof/>
+                <w:webHidden/>
+              </w:rPr>
+              <w:instrText xml:space="preserve"> PAGEREF _Toc196770525 \h </w:instrText>
+            </w:r>
+            <w:r>
+              <w:rPr>
+                <w:noProof/>
+                <w:webHidden/>
+              </w:rPr>
+            </w:r>
+            <w:r>
+              <w:rPr>
+                <w:noProof/>
+                <w:webHidden/>
+              </w:rPr>
+              <w:fldChar w:fldCharType="separate"/>
+            </w:r>
+            <w:r>
+              <w:rPr>
+                <w:noProof/>
+                <w:webHidden/>
+              </w:rPr>
+              <w:t>7</w:t>
             </w:r>
             <w:r>
               <w:rPr>
@@ -1833,15 +2401,19 @@
           <w:pPr>
             <w:pStyle w:val="TOC1"/>
             <w:tabs>
-              <w:tab w:val="left" w:pos="440"/>
+              <w:tab w:val="left" w:pos="480"/>
               <w:tab w:val="right" w:leader="dot" w:pos="9350"/>
             </w:tabs>
             <w:rPr>
               <w:rFonts w:eastAsiaTheme="minorEastAsia"/>
               <w:noProof/>
+              <w:kern w:val="2"/>
+              <w:sz w:val="24"/>
+              <w:szCs w:val="24"/>
+              <w14:ligatures w14:val="standardContextual"/>
             </w:rPr>
           </w:pPr>
-          <w:hyperlink w:anchor="_Toc91714547" w:history="1">
+          <w:hyperlink w:anchor="_Toc196770526" w:history="1">
             <w:r>
               <w:rPr>
                 <w:rStyle w:val="Hyperlink"/>
@@ -1853,6 +2425,10 @@
               <w:rPr>
                 <w:rFonts w:eastAsiaTheme="minorEastAsia"/>
                 <w:noProof/>
+                <w:kern w:val="2"/>
+                <w:sz w:val="24"/>
+                <w:szCs w:val="24"/>
+                <w14:ligatures w14:val="standardContextual"/>
               </w:rPr>
               <w:tab/>
             </w:r>
@@ -1882,7 +2458,7 @@
                 <w:noProof/>
                 <w:webHidden/>
               </w:rPr>
-              <w:instrText xml:space="preserve"> PAGEREF _Toc91714547 \h </w:instrText>
+              <w:instrText xml:space="preserve"> PAGEREF _Toc196770526 \h </w:instrText>
             </w:r>
             <w:r>
               <w:rPr>
@@ -1902,7 +2478,7 @@
                 <w:noProof/>
                 <w:webHidden/>
               </w:rPr>
-              <w:t>6</w:t>
+              <w:t>7</w:t>
             </w:r>
             <w:r>
               <w:rPr>
@@ -1917,14 +2493,19 @@
           <w:pPr>
             <w:pStyle w:val="TOC2"/>
             <w:tabs>
-              <w:tab w:val="left" w:pos="880"/>
+              <w:tab w:val="left" w:pos="960"/>
               <w:tab w:val="right" w:leader="dot" w:pos="9350"/>
             </w:tabs>
             <w:rPr>
+              <w:rFonts w:eastAsiaTheme="minorEastAsia"/>
               <w:noProof/>
+              <w:kern w:val="2"/>
+              <w:sz w:val="24"/>
+              <w:szCs w:val="24"/>
+              <w14:ligatures w14:val="standardContextual"/>
             </w:rPr>
           </w:pPr>
-          <w:hyperlink w:anchor="_Toc91714548" w:history="1">
+          <w:hyperlink w:anchor="_Toc196770527" w:history="1">
             <w:r>
               <w:rPr>
                 <w:rStyle w:val="Hyperlink"/>
@@ -1934,7 +2515,12 @@
             </w:r>
             <w:r>
               <w:rPr>
-                <w:noProof/>
+                <w:rFonts w:eastAsiaTheme="minorEastAsia"/>
+                <w:noProof/>
+                <w:kern w:val="2"/>
+                <w:sz w:val="24"/>
+                <w:szCs w:val="24"/>
+                <w14:ligatures w14:val="standardContextual"/>
               </w:rPr>
               <w:tab/>
             </w:r>
@@ -1943,7 +2529,7 @@
                 <w:rStyle w:val="Hyperlink"/>
                 <w:noProof/>
               </w:rPr>
-              <w:t>Experimentation protocol</w:t>
+              <w:t>Prompt Engineering</w:t>
             </w:r>
             <w:r>
               <w:rPr>
@@ -1964,7 +2550,7 @@
                 <w:noProof/>
                 <w:webHidden/>
               </w:rPr>
-              <w:instrText xml:space="preserve"> PAGEREF _Toc91714548 \h </w:instrText>
+              <w:instrText xml:space="preserve"> PAGEREF _Toc196770527 \h </w:instrText>
             </w:r>
             <w:r>
               <w:rPr>
@@ -1984,7 +2570,7 @@
                 <w:noProof/>
                 <w:webHidden/>
               </w:rPr>
-              <w:t>7</w:t>
+              <w:t>8</w:t>
             </w:r>
             <w:r>
               <w:rPr>
@@ -1999,25 +2585,34 @@
           <w:pPr>
             <w:pStyle w:val="TOC2"/>
             <w:tabs>
-              <w:tab w:val="left" w:pos="880"/>
+              <w:tab w:val="left" w:pos="960"/>
               <w:tab w:val="right" w:leader="dot" w:pos="9350"/>
             </w:tabs>
             <w:rPr>
+              <w:rFonts w:eastAsiaTheme="minorEastAsia"/>
               <w:noProof/>
+              <w:kern w:val="2"/>
+              <w:sz w:val="24"/>
+              <w:szCs w:val="24"/>
+              <w14:ligatures w14:val="standardContextual"/>
             </w:rPr>
           </w:pPr>
-          <w:hyperlink w:anchor="_Toc91714549" w:history="1">
+          <w:hyperlink w:anchor="_Toc196770528" w:history="1">
             <w:r>
               <w:rPr>
                 <w:rStyle w:val="Hyperlink"/>
-                <w:rFonts w:asciiTheme="majorBidi" w:hAnsiTheme="majorBidi"/>
                 <w:noProof/>
               </w:rPr>
               <w:t>5.2</w:t>
             </w:r>
             <w:r>
               <w:rPr>
-                <w:noProof/>
+                <w:rFonts w:eastAsiaTheme="minorEastAsia"/>
+                <w:noProof/>
+                <w:kern w:val="2"/>
+                <w:sz w:val="24"/>
+                <w:szCs w:val="24"/>
+                <w14:ligatures w14:val="standardContextual"/>
               </w:rPr>
               <w:tab/>
             </w:r>
@@ -2026,7 +2621,7 @@
                 <w:rStyle w:val="Hyperlink"/>
                 <w:noProof/>
               </w:rPr>
-              <w:t>Data tables</w:t>
+              <w:t>Data Preparation Comparison</w:t>
             </w:r>
             <w:r>
               <w:rPr>
@@ -2047,7 +2642,7 @@
                 <w:noProof/>
                 <w:webHidden/>
               </w:rPr>
-              <w:instrText xml:space="preserve"> PAGEREF _Toc91714549 \h </w:instrText>
+              <w:instrText xml:space="preserve"> PAGEREF _Toc196770528 \h </w:instrText>
             </w:r>
             <w:r>
               <w:rPr>
@@ -2067,7 +2662,7 @@
                 <w:noProof/>
                 <w:webHidden/>
               </w:rPr>
-              <w:t>7</w:t>
+              <w:t>8</w:t>
             </w:r>
             <w:r>
               <w:rPr>
@@ -2082,14 +2677,19 @@
           <w:pPr>
             <w:pStyle w:val="TOC2"/>
             <w:tabs>
-              <w:tab w:val="left" w:pos="880"/>
+              <w:tab w:val="left" w:pos="960"/>
               <w:tab w:val="right" w:leader="dot" w:pos="9350"/>
             </w:tabs>
             <w:rPr>
+              <w:rFonts w:eastAsiaTheme="minorEastAsia"/>
               <w:noProof/>
+              <w:kern w:val="2"/>
+              <w:sz w:val="24"/>
+              <w:szCs w:val="24"/>
+              <w14:ligatures w14:val="standardContextual"/>
             </w:rPr>
           </w:pPr>
-          <w:hyperlink w:anchor="_Toc91714550" w:history="1">
+          <w:hyperlink w:anchor="_Toc196770529" w:history="1">
             <w:r>
               <w:rPr>
                 <w:rStyle w:val="Hyperlink"/>
@@ -2099,7 +2699,12 @@
             </w:r>
             <w:r>
               <w:rPr>
-                <w:noProof/>
+                <w:rFonts w:eastAsiaTheme="minorEastAsia"/>
+                <w:noProof/>
+                <w:kern w:val="2"/>
+                <w:sz w:val="24"/>
+                <w:szCs w:val="24"/>
+                <w14:ligatures w14:val="standardContextual"/>
               </w:rPr>
               <w:tab/>
             </w:r>
@@ -2108,7 +2713,7 @@
                 <w:rStyle w:val="Hyperlink"/>
                 <w:noProof/>
               </w:rPr>
-              <w:t>Graphs</w:t>
+              <w:t>Treatment Plans Comparison</w:t>
             </w:r>
             <w:r>
               <w:rPr>
@@ -2129,7 +2734,99 @@
                 <w:noProof/>
                 <w:webHidden/>
               </w:rPr>
-              <w:instrText xml:space="preserve"> PAGEREF _Toc91714550 \h </w:instrText>
+              <w:instrText xml:space="preserve"> PAGEREF _Toc196770529 \h </w:instrText>
+            </w:r>
+            <w:r>
+              <w:rPr>
+                <w:noProof/>
+                <w:webHidden/>
+              </w:rPr>
+            </w:r>
+            <w:r>
+              <w:rPr>
+                <w:noProof/>
+                <w:webHidden/>
+              </w:rPr>
+              <w:fldChar w:fldCharType="separate"/>
+            </w:r>
+            <w:r>
+              <w:rPr>
+                <w:noProof/>
+                <w:webHidden/>
+              </w:rPr>
+              <w:t>8</w:t>
+            </w:r>
+            <w:r>
+              <w:rPr>
+                <w:noProof/>
+                <w:webHidden/>
+              </w:rPr>
+              <w:fldChar w:fldCharType="end"/>
+            </w:r>
+          </w:hyperlink>
+        </w:p>
+        <w:p>
+          <w:pPr>
+            <w:pStyle w:val="TOC2"/>
+            <w:tabs>
+              <w:tab w:val="left" w:pos="960"/>
+              <w:tab w:val="right" w:leader="dot" w:pos="9350"/>
+            </w:tabs>
+            <w:rPr>
+              <w:rFonts w:eastAsiaTheme="minorEastAsia"/>
+              <w:noProof/>
+              <w:kern w:val="2"/>
+              <w:sz w:val="24"/>
+              <w:szCs w:val="24"/>
+              <w14:ligatures w14:val="standardContextual"/>
+            </w:rPr>
+          </w:pPr>
+          <w:hyperlink w:anchor="_Toc196770530" w:history="1">
+            <w:r>
+              <w:rPr>
+                <w:rStyle w:val="Hyperlink"/>
+                <w:noProof/>
+              </w:rPr>
+              <w:t>5.4</w:t>
+            </w:r>
+            <w:r>
+              <w:rPr>
+                <w:rFonts w:eastAsiaTheme="minorEastAsia"/>
+                <w:noProof/>
+                <w:kern w:val="2"/>
+                <w:sz w:val="24"/>
+                <w:szCs w:val="24"/>
+                <w14:ligatures w14:val="standardContextual"/>
+              </w:rPr>
+              <w:tab/>
+            </w:r>
+            <w:r>
+              <w:rPr>
+                <w:rStyle w:val="Hyperlink"/>
+                <w:noProof/>
+              </w:rPr>
+              <w:t>LLM vs. Prompt-Tuned LLM vs. MediSyn</w:t>
+            </w:r>
+            <w:r>
+              <w:rPr>
+                <w:noProof/>
+                <w:webHidden/>
+              </w:rPr>
+              <w:tab/>
+            </w:r>
+            <w:r>
+              <w:rPr>
+                <w:noProof/>
+                <w:webHidden/>
+              </w:rPr>
+              <w:fldChar w:fldCharType="begin"/>
+            </w:r>
+            <w:r>
+              <w:rPr>
+                <w:noProof/>
+                <w:webHidden/>
+              </w:rPr>
+              <w:instrText xml:space="preserve"> PAGEREF _Toc196770530 \h </w:instrText>
             </w:r>
             <w:r>
               <w:rPr>
@@ -2164,15 +2861,19 @@
           <w:pPr>
             <w:pStyle w:val="TOC1"/>
             <w:tabs>
-              <w:tab w:val="left" w:pos="440"/>
+              <w:tab w:val="left" w:pos="480"/>
               <w:tab w:val="right" w:leader="dot" w:pos="9350"/>
             </w:tabs>
             <w:rPr>
               <w:rFonts w:eastAsiaTheme="minorEastAsia"/>
               <w:noProof/>
+              <w:kern w:val="2"/>
+              <w:sz w:val="24"/>
+              <w:szCs w:val="24"/>
+              <w14:ligatures w14:val="standardContextual"/>
             </w:rPr>
           </w:pPr>
-          <w:hyperlink w:anchor="_Toc91714551" w:history="1">
+          <w:hyperlink w:anchor="_Toc196770531" w:history="1">
             <w:r>
               <w:rPr>
                 <w:rStyle w:val="Hyperlink"/>
@@ -2184,6 +2885,10 @@
               <w:rPr>
                 <w:rFonts w:eastAsiaTheme="minorEastAsia"/>
                 <w:noProof/>
+                <w:kern w:val="2"/>
+                <w:sz w:val="24"/>
+                <w:szCs w:val="24"/>
+                <w14:ligatures w14:val="standardContextual"/>
               </w:rPr>
               <w:tab/>
             </w:r>
@@ -2213,7 +2918,7 @@
                 <w:noProof/>
                 <w:webHidden/>
               </w:rPr>
-              <w:instrText xml:space="preserve"> PAGEREF _Toc91714551 \h </w:instrText>
+              <w:instrText xml:space="preserve"> PAGEREF _Toc196770531 \h </w:instrText>
             </w:r>
             <w:r>
               <w:rPr>
@@ -2233,7 +2938,7 @@
                 <w:noProof/>
                 <w:webHidden/>
               </w:rPr>
-              <w:t>9</w:t>
+              <w:t>8</w:t>
             </w:r>
             <w:r>
               <w:rPr>
@@ -2248,15 +2953,19 @@
           <w:pPr>
             <w:pStyle w:val="TOC1"/>
             <w:tabs>
-              <w:tab w:val="left" w:pos="440"/>
+              <w:tab w:val="left" w:pos="480"/>
               <w:tab w:val="right" w:leader="dot" w:pos="9350"/>
             </w:tabs>
             <w:rPr>
               <w:rFonts w:eastAsiaTheme="minorEastAsia"/>
               <w:noProof/>
+              <w:kern w:val="2"/>
+              <w:sz w:val="24"/>
+              <w:szCs w:val="24"/>
+              <w14:ligatures w14:val="standardContextual"/>
             </w:rPr>
           </w:pPr>
-          <w:hyperlink w:anchor="_Toc91714552" w:history="1">
+          <w:hyperlink w:anchor="_Toc196770532" w:history="1">
             <w:r>
               <w:rPr>
                 <w:rStyle w:val="Hyperlink"/>
@@ -2268,6 +2977,10 @@
               <w:rPr>
                 <w:rFonts w:eastAsiaTheme="minorEastAsia"/>
                 <w:noProof/>
+                <w:kern w:val="2"/>
+                <w:sz w:val="24"/>
+                <w:szCs w:val="24"/>
+                <w14:ligatures w14:val="standardContextual"/>
               </w:rPr>
               <w:tab/>
             </w:r>
@@ -2297,7 +3010,7 @@
                 <w:noProof/>
                 <w:webHidden/>
               </w:rPr>
-              <w:instrText xml:space="preserve"> PAGEREF _Toc91714552 \h </w:instrText>
+              <w:instrText xml:space="preserve"> PAGEREF _Toc196770532 \h </w:instrText>
             </w:r>
             <w:r>
               <w:rPr>
@@ -2332,15 +3045,19 @@
           <w:pPr>
             <w:pStyle w:val="TOC1"/>
             <w:tabs>
-              <w:tab w:val="left" w:pos="440"/>
+              <w:tab w:val="left" w:pos="480"/>
               <w:tab w:val="right" w:leader="dot" w:pos="9350"/>
             </w:tabs>
             <w:rPr>
               <w:rFonts w:eastAsiaTheme="minorEastAsia"/>
               <w:noProof/>
+              <w:kern w:val="2"/>
+              <w:sz w:val="24"/>
+              <w:szCs w:val="24"/>
+              <w14:ligatures w14:val="standardContextual"/>
             </w:rPr>
           </w:pPr>
-          <w:hyperlink w:anchor="_Toc91714553" w:history="1">
+          <w:hyperlink w:anchor="_Toc196770533" w:history="1">
             <w:r>
               <w:rPr>
                 <w:rStyle w:val="Hyperlink"/>
@@ -2352,6 +3069,10 @@
               <w:rPr>
                 <w:rFonts w:eastAsiaTheme="minorEastAsia"/>
                 <w:noProof/>
+                <w:kern w:val="2"/>
+                <w:sz w:val="24"/>
+                <w:szCs w:val="24"/>
+                <w14:ligatures w14:val="standardContextual"/>
               </w:rPr>
               <w:tab/>
             </w:r>
@@ -2381,7 +3102,13 @@
                 <w:noProof/>
                 <w:webHidden/>
               </w:rPr>
-              <w:instrText xml:space="preserve"> PAGEREF _Toc91714553 \h </w:instrText>
+              <w:instrText xml:space="preserve"> PAGEREF _Toc196770533 \h </w:instrText>
+            </w:r>
+            <w:r>
+              <w:rPr>
+                <w:noProof/>
+                <w:webHidden/>
+              </w:rPr>
             </w:r>
             <w:r>
               <w:rPr>
@@ -2392,12 +3119,10 @@
             </w:r>
             <w:r>
               <w:rPr>
-                <w:b/>
-                <w:bCs/>
-                <w:noProof/>
-                <w:webHidden/>
-              </w:rPr>
-              <w:t>Error! Bookmark not defined.</w:t>
+                <w:noProof/>
+                <w:webHidden/>
+              </w:rPr>
+              <w:t>9</w:t>
             </w:r>
             <w:r>
               <w:rPr>
@@ -2512,7 +3237,6 @@
     </w:p>
     <w:p>
       <w:pPr>
-        <w:ind w:left="1440"/>
         <w:jc w:val="both"/>
         <w:rPr>
           <w:rFonts w:asciiTheme="majorBidi" w:hAnsiTheme="majorBidi" w:cstheme="majorBidi"/>
@@ -2521,56 +3245,10 @@
     </w:p>
     <w:p>
       <w:pPr>
-        <w:ind w:left="1440"/>
-        <w:jc w:val="both"/>
-        <w:rPr>
-          <w:rFonts w:asciiTheme="majorBidi" w:hAnsiTheme="majorBidi" w:cstheme="majorBidi"/>
-        </w:rPr>
-      </w:pPr>
-    </w:p>
-    <w:p>
-      <w:pPr>
-        <w:ind w:left="1440"/>
-        <w:jc w:val="both"/>
-        <w:rPr>
-          <w:rFonts w:asciiTheme="majorBidi" w:hAnsiTheme="majorBidi" w:cstheme="majorBidi"/>
-        </w:rPr>
-      </w:pPr>
-    </w:p>
-    <w:p>
-      <w:pPr>
-        <w:ind w:left="1440"/>
-        <w:jc w:val="both"/>
-        <w:rPr>
-          <w:rFonts w:asciiTheme="majorBidi" w:hAnsiTheme="majorBidi" w:cstheme="majorBidi"/>
-        </w:rPr>
-      </w:pPr>
-    </w:p>
-    <w:p>
-      <w:pPr>
-        <w:ind w:left="1440"/>
-        <w:jc w:val="both"/>
-        <w:rPr>
-          <w:rFonts w:asciiTheme="majorBidi" w:hAnsiTheme="majorBidi" w:cstheme="majorBidi"/>
-        </w:rPr>
-      </w:pPr>
-    </w:p>
-    <w:p>
-      <w:pPr>
-        <w:ind w:left="1440"/>
-        <w:jc w:val="both"/>
-        <w:rPr>
-          <w:rFonts w:asciiTheme="majorBidi" w:hAnsiTheme="majorBidi" w:cstheme="majorBidi"/>
-        </w:rPr>
-      </w:pPr>
-    </w:p>
-    <w:p>
-      <w:pPr>
         <w:pStyle w:val="Heading1"/>
       </w:pPr>
-      <w:bookmarkStart w:id="0" w:name="_Toc91714543"/>
-      <w:r>
-        <w:lastRenderedPageBreak/>
+      <w:bookmarkStart w:id="0" w:name="_Toc196770516"/>
+      <w:r>
         <w:t>Introduction</w:t>
       </w:r>
       <w:bookmarkEnd w:id="0"/>
@@ -2582,95 +3260,6 @@
         <w:adjustRightInd w:val="0"/>
         <w:spacing w:after="0" w:line="240" w:lineRule="auto"/>
       </w:pPr>
-    </w:p>
-    <w:p>
-      <w:pPr>
-        <w:jc w:val="both"/>
-        <w:rPr>
-          <w:rFonts w:asciiTheme="majorBidi" w:hAnsiTheme="majorBidi" w:cstheme="majorBidi"/>
-          <w:lang w:val="en-IN"/>
-        </w:rPr>
-      </w:pPr>
-      <w:bookmarkStart w:id="1" w:name="_Hlk190784919"/>
-      <w:r>
-        <w:rPr>
-          <w:rFonts w:asciiTheme="majorBidi" w:hAnsiTheme="majorBidi" w:cstheme="majorBidi"/>
-          <w:lang w:val="en-IN"/>
-        </w:rPr>
-        <w:t>Interprofessional Education (IPE) is a pedagogical approach that brings together students from various healthcare disciplines to learn collaboratively, aiming to enhance teamwork and improve patient outcomes.</w:t>
-      </w:r>
-      <w:r>
-        <w:rPr>
-          <w:rFonts w:asciiTheme="majorBidi" w:hAnsiTheme="majorBidi" w:cstheme="majorBidi"/>
-          <w:lang w:val="en-IN"/>
-        </w:rPr>
-        <w:t xml:space="preserve"> This collaborative approach when put into practice is called </w:t>
-      </w:r>
-      <w:r>
-        <w:rPr>
-          <w:rFonts w:asciiTheme="majorBidi" w:hAnsiTheme="majorBidi" w:cstheme="majorBidi"/>
-          <w:lang w:val="en-IN"/>
-        </w:rPr>
-        <w:t xml:space="preserve">Interprofessional </w:t>
-      </w:r>
-      <w:r>
-        <w:rPr>
-          <w:rFonts w:asciiTheme="majorBidi" w:hAnsiTheme="majorBidi" w:cstheme="majorBidi"/>
-          <w:lang w:val="en-IN"/>
-        </w:rPr>
-        <w:t>Practice (IPP).</w:t>
-      </w:r>
-      <w:r>
-        <w:rPr>
-          <w:rFonts w:asciiTheme="majorBidi" w:hAnsiTheme="majorBidi" w:cstheme="majorBidi"/>
-          <w:lang w:val="en-IN"/>
-        </w:rPr>
-        <w:t xml:space="preserve"> Despite its recognized importance, implementing effective IPE within medical and public health education faces numerous challenges, including curriculum integration, scheduling conflicts, and resource limitations.</w:t>
-      </w:r>
-      <w:r>
-        <w:rPr>
-          <w:rFonts w:asciiTheme="majorBidi" w:hAnsiTheme="majorBidi" w:cstheme="majorBidi"/>
-          <w:lang w:val="en-IN"/>
-        </w:rPr>
-        <w:t xml:space="preserve"> </w:t>
-      </w:r>
-      <w:r>
-        <w:rPr>
-          <w:rFonts w:asciiTheme="majorBidi" w:hAnsiTheme="majorBidi" w:cstheme="majorBidi"/>
-        </w:rPr>
-        <w:t>Modern healthcare increasingly demands specialized, collaborative decision-making, yet current AI solutions based on general large language models (LLMs) often fall short in delivering nuanced, profession-specific advice.</w:t>
-      </w:r>
-    </w:p>
-    <w:p>
-      <w:pPr>
-        <w:jc w:val="both"/>
-        <w:rPr>
-          <w:rFonts w:asciiTheme="majorBidi" w:hAnsiTheme="majorBidi" w:cstheme="majorBidi"/>
-          <w:lang w:val="en-IN"/>
-        </w:rPr>
-      </w:pPr>
-      <w:r>
-        <w:rPr>
-          <w:rFonts w:asciiTheme="majorBidi" w:hAnsiTheme="majorBidi" w:cstheme="majorBidi"/>
-          <w:lang w:val="en-IN"/>
-        </w:rPr>
-        <w:t>In this project, w</w:t>
-      </w:r>
-      <w:r>
-        <w:rPr>
-          <w:rFonts w:asciiTheme="majorBidi" w:hAnsiTheme="majorBidi" w:cstheme="majorBidi"/>
-          <w:lang w:val="en-IN"/>
-        </w:rPr>
-        <w:t xml:space="preserve">e demonstrate that a baseline single LLM solution performs poorly when tasked with generating treatment plans. To overcome these limitations, we propose an innovative approach that simulates real-world healthcare team interactions by incorporating a multi-agent system that dynamically creates agents based on the professions represented in each case study. Rather than relying on a hardcoded set of agents, our system extracts team member roles from real-world inter-professional case studies and assigns each agent the domain-specific knowledge and responsibilities of its corresponding profession. This approach allows, for example, a nurse agent to provide </w:t>
-      </w:r>
-      <w:bookmarkEnd w:id="1"/>
-      <w:r>
-        <w:rPr>
-          <w:rFonts w:asciiTheme="majorBidi" w:hAnsiTheme="majorBidi" w:cstheme="majorBidi"/>
-          <w:lang w:val="en-IN"/>
-        </w:rPr>
-        <w:t>patient care insights and an oncologist agent to deliver targeted cancer treatment advice, closely mirroring real-world inter-professional collaboration.</w:t>
-      </w:r>
     </w:p>
     <w:p>
       <w:pPr>
@@ -2685,1163 +3274,361 @@
       <w:r>
         <w:rPr>
           <w:rFonts w:asciiTheme="majorBidi" w:hAnsiTheme="majorBidi" w:cstheme="majorBidi"/>
-          <w:lang w:val="en-IN"/>
-        </w:rPr>
-        <w:t xml:space="preserve">To address these issues, we propose the development of a synergistic multi-agent AI system designed to simulate educational conversations among diverse healthcare team members and generate treatment plans. By leveraging advanced technologies such as open-source Large Language Models (LLMs) and our novel agentic architecture, we compare its performance with a basic LLM response using </w:t>
-      </w:r>
-      <w:r>
-        <w:rPr>
-          <w:rFonts w:asciiTheme="majorBidi" w:hAnsiTheme="majorBidi" w:cstheme="majorBidi"/>
-          <w:lang w:val="en-IN"/>
-        </w:rPr>
-        <w:t>evaluation metrics like BLEU scores,</w:t>
-      </w:r>
-      <w:r>
-        <w:rPr>
-          <w:rFonts w:asciiTheme="majorBidi" w:hAnsiTheme="majorBidi" w:cstheme="majorBidi"/>
-          <w:lang w:val="en-IN"/>
-        </w:rPr>
-        <w:t xml:space="preserve"> ROUGE scores</w:t>
-      </w:r>
-      <w:r>
-        <w:rPr>
-          <w:rFonts w:asciiTheme="majorBidi" w:hAnsiTheme="majorBidi" w:cstheme="majorBidi"/>
-          <w:lang w:val="en-IN"/>
-        </w:rPr>
-        <w:t xml:space="preserve"> and HITL methods</w:t>
-      </w:r>
-      <w:r>
-        <w:rPr>
-          <w:rFonts w:asciiTheme="majorBidi" w:hAnsiTheme="majorBidi" w:cstheme="majorBidi"/>
-          <w:i/>
-          <w:iCs/>
-          <w:lang w:val="en-IN"/>
-        </w:rPr>
-        <w:t xml:space="preserve">. </w:t>
-      </w:r>
-    </w:p>
-    <w:p>
-      <w:pPr>
+        </w:rPr>
+        <w:t>The increasing complexity of modern healthcare demands collaborative and interprofessional approaches to ensure comprehensive patient care. The paper "MediSyn: A Synergistic multi-agent AI system for IPE in the medical domain" explores the integration of Inter-Professional Education/Practice (IPE/IPP) principles into an AI-driven framework. It introduces MediSyn, a multi-agent system designed to dynamically create role-specific agents based on real-world case studies, and compares its performance against baseline methods such as single Large Language Models (LLMs) and prompt-tuned LLM pipelines in generating treatment plans. This report provides a comprehensive overview and analysis of the work presented in the paper</w:t>
+      </w:r>
+      <w:r>
+        <w:rPr>
+          <w:rFonts w:asciiTheme="majorBidi" w:hAnsiTheme="majorBidi" w:cstheme="majorBidi"/>
+        </w:rPr>
+        <w:t>.</w:t>
+      </w:r>
+    </w:p>
+    <w:p>
+      <w:pPr>
+        <w:pStyle w:val="Heading1"/>
+      </w:pPr>
+      <w:bookmarkStart w:id="1" w:name="_Toc196770517"/>
+      <w:r>
+        <w:t>Problem Statement</w:t>
+      </w:r>
+      <w:bookmarkEnd w:id="1"/>
+    </w:p>
+    <w:p>
+      <w:pPr>
+        <w:autoSpaceDE w:val="0"/>
+        <w:autoSpaceDN w:val="0"/>
+        <w:adjustRightInd w:val="0"/>
+        <w:spacing w:after="0" w:line="240" w:lineRule="auto"/>
         <w:jc w:val="both"/>
         <w:rPr>
           <w:rFonts w:asciiTheme="majorBidi" w:hAnsiTheme="majorBidi" w:cstheme="majorBidi"/>
-          <w:i/>
-          <w:iCs/>
-          <w:lang w:val="en-IN"/>
-        </w:rPr>
-      </w:pPr>
-      <w:r>
-        <w:rPr>
-          <w:rFonts w:asciiTheme="majorBidi" w:hAnsiTheme="majorBidi" w:cstheme="majorBidi"/>
-          <w:i/>
-          <w:iCs/>
-          <w:lang w:val="en-IN"/>
-        </w:rPr>
-        <w:t xml:space="preserve">TODO: </w:t>
-      </w:r>
-      <w:r>
-        <w:rPr>
-          <w:rFonts w:asciiTheme="majorBidi" w:hAnsiTheme="majorBidi" w:cstheme="majorBidi"/>
-          <w:i/>
-          <w:iCs/>
-          <w:lang w:val="en-IN"/>
-        </w:rPr>
-        <w:t>Our experiments show that this specialized, collaborative framework significantly outperforms general-purpose LLMs, paving the way for improved, context-aware treatment planning in clinical settings.</w:t>
+        </w:rPr>
+      </w:pPr>
+      <w:r>
+        <w:rPr>
+          <w:rFonts w:asciiTheme="majorBidi" w:hAnsiTheme="majorBidi" w:cstheme="majorBidi"/>
+        </w:rPr>
+        <w:t>In contemporary healthcare, patient needs are multifaceted, requiring the expertise of various professionals. Interprofessional Education (IPE) and Interprofessional Practice (IPP), as defined by the World Health Organization (WHO), emphasize collaborative learning and teamwork among healthcare workers to enhance communication, reduce medical errors, and improve clinical effectiveness. With the advent of LLMs in medical AI applications, there's growing interest in leveraging their capabilities to support or simulate interprofessional reasoning. However, general-purpose LLMs often lack the role awareness and domain-specific context needed for nuanced clinical decision-making, especially in multi-role environments.</w:t>
+      </w:r>
+    </w:p>
+    <w:p>
+      <w:pPr>
+        <w:autoSpaceDE w:val="0"/>
+        <w:autoSpaceDN w:val="0"/>
+        <w:adjustRightInd w:val="0"/>
+        <w:spacing w:after="0" w:line="240" w:lineRule="auto"/>
+        <w:jc w:val="both"/>
+        <w:rPr>
+          <w:rFonts w:asciiTheme="majorBidi" w:hAnsiTheme="majorBidi" w:cstheme="majorBidi"/>
+        </w:rPr>
+      </w:pPr>
+    </w:p>
+    <w:p>
+      <w:pPr>
+        <w:autoSpaceDE w:val="0"/>
+        <w:autoSpaceDN w:val="0"/>
+        <w:adjustRightInd w:val="0"/>
+        <w:spacing w:after="0" w:line="240" w:lineRule="auto"/>
+        <w:jc w:val="both"/>
+        <w:rPr>
+          <w:rFonts w:asciiTheme="majorBidi" w:hAnsiTheme="majorBidi" w:cstheme="majorBidi"/>
+        </w:rPr>
+      </w:pPr>
+      <w:r>
+        <w:rPr>
+          <w:rFonts w:asciiTheme="majorBidi" w:hAnsiTheme="majorBidi" w:cstheme="majorBidi"/>
+        </w:rPr>
+        <w:t>This research investigates how different LLM-based approaches perform in generating treatment plans for real-world IPE case studies. The key question is whether simulating interprofessional dynamics through a role-specialized multi-agent framework, like MediSyn, provides advantages or trade-offs compared to current monolithic approaches.</w:t>
       </w:r>
     </w:p>
     <w:p>
       <w:pPr>
         <w:pStyle w:val="Heading1"/>
       </w:pPr>
-      <w:bookmarkStart w:id="2" w:name="_Toc91714544"/>
-      <w:r>
-        <w:t>Problem Statement</w:t>
+      <w:bookmarkStart w:id="2" w:name="_Toc196770518"/>
+      <w:r>
+        <w:t>Related Work</w:t>
       </w:r>
       <w:bookmarkEnd w:id="2"/>
     </w:p>
-    <w:p/>
-    <w:p>
-      <w:pPr>
-        <w:autoSpaceDE w:val="0"/>
-        <w:autoSpaceDN w:val="0"/>
-        <w:adjustRightInd w:val="0"/>
-        <w:spacing w:after="0" w:line="240" w:lineRule="auto"/>
-        <w:jc w:val="both"/>
-        <w:rPr>
-          <w:rFonts w:asciiTheme="majorBidi" w:hAnsiTheme="majorBidi" w:cstheme="majorBidi"/>
-          <w:lang w:val="en-IN"/>
-        </w:rPr>
-      </w:pPr>
-      <w:r>
-        <w:rPr>
-          <w:rFonts w:asciiTheme="majorBidi" w:hAnsiTheme="majorBidi" w:cstheme="majorBidi"/>
-          <w:lang w:val="en-IN"/>
-        </w:rPr>
-        <w:t xml:space="preserve">Effective interprofessional collaboration is essential for high-quality patient care, yet traditional educational methods struggle to adequately prepare students for real-world teamwork. Key challenges include difficulties in coordinating cross-disciplinary training, a lack of realistic simulations, and constraints on faculty resources. </w:t>
-      </w:r>
-    </w:p>
-    <w:p>
-      <w:pPr>
-        <w:autoSpaceDE w:val="0"/>
-        <w:autoSpaceDN w:val="0"/>
-        <w:adjustRightInd w:val="0"/>
-        <w:spacing w:after="0" w:line="240" w:lineRule="auto"/>
-        <w:jc w:val="both"/>
-        <w:rPr>
-          <w:rFonts w:asciiTheme="majorBidi" w:hAnsiTheme="majorBidi" w:cstheme="majorBidi"/>
-          <w:lang w:val="en-IN"/>
-        </w:rPr>
-      </w:pPr>
-    </w:p>
-    <w:p>
-      <w:pPr>
-        <w:autoSpaceDE w:val="0"/>
-        <w:autoSpaceDN w:val="0"/>
-        <w:adjustRightInd w:val="0"/>
-        <w:spacing w:after="0" w:line="240" w:lineRule="auto"/>
-        <w:jc w:val="both"/>
-        <w:rPr>
-          <w:rFonts w:asciiTheme="majorBidi" w:hAnsiTheme="majorBidi" w:cstheme="majorBidi"/>
-          <w:lang w:val="en-IN"/>
-        </w:rPr>
-      </w:pPr>
-      <w:r>
-        <w:rPr>
-          <w:rFonts w:asciiTheme="majorBidi" w:hAnsiTheme="majorBidi" w:cstheme="majorBidi"/>
-          <w:lang w:val="en-IN"/>
-        </w:rPr>
-        <w:t xml:space="preserve">Furthermore, existing AI-driven educational tools often fail to capture the nuanced decision-making processes that occur in </w:t>
+    <w:p>
+      <w:pPr>
+        <w:rPr>
+          <w:rFonts w:asciiTheme="majorBidi" w:hAnsiTheme="majorBidi" w:cstheme="majorBidi"/>
+          <w:color w:val="000000"/>
+        </w:rPr>
+      </w:pPr>
+      <w:r>
+        <w:rPr>
+          <w:rFonts w:asciiTheme="majorBidi" w:hAnsiTheme="majorBidi" w:cstheme="majorBidi"/>
+          <w:color w:val="000000"/>
+        </w:rPr>
+        <w:t>The integration of LLMs in healthcare has spurred interest in tasks such as clinical decision support, treatment recommendation, and patient education. While LLMs like GPT-3 and GPT-4 have shown impressive capabilities in understanding and generating medical language, they often lack role-specific contextual awareness for profession-targeted treatment planning. Multi-Agent Systems (MAS) have been explored extensively in healthcare to simulate collaboration by assigning responsibilities to individual agents representing different medical roles. Applications include chronic disease management, prehospital triage, cancer care coordination, and emergency response systems.</w:t>
+      </w:r>
+    </w:p>
+    <w:p>
+      <w:pPr>
+        <w:rPr>
+          <w:rFonts w:asciiTheme="majorBidi" w:hAnsiTheme="majorBidi" w:cstheme="majorBidi"/>
+          <w:color w:val="000000"/>
+        </w:rPr>
+      </w:pPr>
+      <w:r>
+        <w:rPr>
+          <w:rFonts w:asciiTheme="majorBidi" w:hAnsiTheme="majorBidi" w:cstheme="majorBidi"/>
+          <w:color w:val="000000"/>
+        </w:rPr>
+        <w:t xml:space="preserve">Recent advancements have bridged the gap between generative text reasoning and collaborative simulation with LLM-powered MAS frameworks, such as </w:t>
       </w:r>
       <w:proofErr w:type="spellStart"/>
       <w:r>
         <w:rPr>
           <w:rFonts w:asciiTheme="majorBidi" w:hAnsiTheme="majorBidi" w:cstheme="majorBidi"/>
-          <w:lang w:val="en-IN"/>
-        </w:rPr>
-        <w:t>interprofessional</w:t>
+          <w:color w:val="000000"/>
+        </w:rPr>
+        <w:t>ClinicalAgent</w:t>
       </w:r>
       <w:proofErr w:type="spellEnd"/>
       <w:r>
         <w:rPr>
           <w:rFonts w:asciiTheme="majorBidi" w:hAnsiTheme="majorBidi" w:cstheme="majorBidi"/>
-          <w:lang w:val="en-IN"/>
-        </w:rPr>
-        <w:t xml:space="preserve"> healthcare settings.</w:t>
-      </w:r>
-      <w:r>
-        <w:rPr>
-          <w:rFonts w:asciiTheme="majorBidi" w:hAnsiTheme="majorBidi" w:cstheme="majorBidi"/>
-          <w:lang w:val="en-IN"/>
-        </w:rPr>
-        <w:t xml:space="preserve"> Well firstly, there are hardly any AI solutions catered to the specific needs of IPE/IPP. </w:t>
-      </w:r>
-      <w:r>
-        <w:rPr>
-          <w:rFonts w:asciiTheme="majorBidi" w:hAnsiTheme="majorBidi" w:cstheme="majorBidi"/>
-        </w:rPr>
-        <w:t xml:space="preserve">Current AI systems in healthcare, predominantly powered by general large language models (LLMs), are designed to generate treatment plans in a one-size-fits-all manner. Although these models are capable of providing general answers, they lack the capacity to deliver nuanced, profession-specific insights essential for complex medical decision-making. This limitation is particularly evident when compared to real-world </w:t>
-      </w:r>
-      <w:proofErr w:type="spellStart"/>
-      <w:r>
-        <w:rPr>
-          <w:rFonts w:asciiTheme="majorBidi" w:hAnsiTheme="majorBidi" w:cstheme="majorBidi"/>
-        </w:rPr>
-        <w:t>interprofessional</w:t>
-      </w:r>
-      <w:proofErr w:type="spellEnd"/>
-      <w:r>
-        <w:rPr>
-          <w:rFonts w:asciiTheme="majorBidi" w:hAnsiTheme="majorBidi" w:cstheme="majorBidi"/>
-        </w:rPr>
-        <w:t xml:space="preserve"> collaboration, where specialized roles—such as those of nurses, oncologists, and pharmacists—contribute distinct expertise to patient care.</w:t>
-      </w:r>
-    </w:p>
-    <w:p>
-      <w:pPr>
-        <w:autoSpaceDE w:val="0"/>
-        <w:autoSpaceDN w:val="0"/>
-        <w:adjustRightInd w:val="0"/>
-        <w:spacing w:after="0" w:line="240" w:lineRule="auto"/>
-        <w:jc w:val="both"/>
-        <w:rPr>
-          <w:rFonts w:asciiTheme="majorBidi" w:hAnsiTheme="majorBidi" w:cstheme="majorBidi"/>
-          <w:lang w:val="en-IN"/>
-        </w:rPr>
-      </w:pPr>
-    </w:p>
-    <w:p>
-      <w:pPr>
-        <w:autoSpaceDE w:val="0"/>
-        <w:autoSpaceDN w:val="0"/>
-        <w:adjustRightInd w:val="0"/>
-        <w:spacing w:after="0" w:line="240" w:lineRule="auto"/>
-        <w:jc w:val="both"/>
-        <w:rPr>
-          <w:rFonts w:asciiTheme="majorBidi" w:hAnsiTheme="majorBidi" w:cstheme="majorBidi"/>
-          <w:lang w:val="en-IN"/>
-        </w:rPr>
-      </w:pPr>
-      <w:r>
-        <w:rPr>
-          <w:rFonts w:asciiTheme="majorBidi" w:hAnsiTheme="majorBidi" w:cstheme="majorBidi"/>
-          <w:lang w:val="en-IN"/>
-        </w:rPr>
-        <w:t xml:space="preserve">A single Large Language Model (LLM) approach lacks the specialization necessary to replicate the dynamic interplay between diverse healthcare professionals. This limitation leads to suboptimal educational </w:t>
-      </w:r>
-      <w:r>
-        <w:rPr>
-          <w:rFonts w:asciiTheme="majorBidi" w:hAnsiTheme="majorBidi" w:cstheme="majorBidi"/>
-          <w:lang w:val="en-IN"/>
-        </w:rPr>
+          <w:color w:val="000000"/>
+        </w:rPr>
+        <w:t xml:space="preserve"> for simulating clinical trial coordination and an LLM-based multi-agent system for emergency triage using the Korean Triage and Acuity Scale (KTAS). Furthermore, the integration of hierarchical agents with knowledge graphs and retrieval-augmented generation has enhanced diagnostic reasoning and personalized healthcare services. However, existing work has not yet addressed IPE or IPP case studies using generative AI in a fully dynamic and role-adaptive way. Most prior systems rely on static agent configurations, do not reflect the diversity of real-world care teams, or are not designed for educational or collaborative training contexts. MediSyn builds upon these foundations by dynamically extracting team roles from real IPE case studies and assigning them to profession-specialized agents.</w:t>
+      </w:r>
+    </w:p>
+    <w:p>
+      <w:pPr>
+        <w:pStyle w:val="Heading1"/>
+      </w:pPr>
+      <w:bookmarkStart w:id="3" w:name="_Toc196770519"/>
+      <w:r>
         <w:lastRenderedPageBreak/>
-        <w:t>outcomes, as students do not experience the complexities of interprofessional co</w:t>
-      </w:r>
-      <w:r>
-        <w:rPr>
-          <w:rFonts w:asciiTheme="majorBidi" w:hAnsiTheme="majorBidi" w:cstheme="majorBidi"/>
-          <w:lang w:val="en-IN"/>
-        </w:rPr>
-        <w:t>llaboration in a meaningful way, or a patient won’t be able to get a tailored treatment plan for their case.</w:t>
-      </w:r>
-    </w:p>
-    <w:p>
-      <w:pPr>
-        <w:autoSpaceDE w:val="0"/>
-        <w:autoSpaceDN w:val="0"/>
-        <w:adjustRightInd w:val="0"/>
-        <w:spacing w:after="0" w:line="240" w:lineRule="auto"/>
-        <w:jc w:val="both"/>
-        <w:rPr>
-          <w:rFonts w:asciiTheme="majorBidi" w:hAnsiTheme="majorBidi" w:cstheme="majorBidi"/>
-          <w:lang w:val="en-IN"/>
-        </w:rPr>
-      </w:pPr>
-    </w:p>
-    <w:p>
-      <w:pPr>
-        <w:autoSpaceDE w:val="0"/>
-        <w:autoSpaceDN w:val="0"/>
-        <w:adjustRightInd w:val="0"/>
-        <w:spacing w:after="0" w:line="240" w:lineRule="auto"/>
-        <w:jc w:val="both"/>
-        <w:rPr>
-          <w:rFonts w:asciiTheme="majorBidi" w:hAnsiTheme="majorBidi" w:cstheme="majorBidi"/>
-          <w:lang w:val="en-IN"/>
-        </w:rPr>
-      </w:pPr>
-      <w:r>
-        <w:rPr>
-          <w:rFonts w:asciiTheme="majorBidi" w:hAnsiTheme="majorBidi" w:cstheme="majorBidi"/>
-          <w:lang w:val="en-IN"/>
-        </w:rPr>
-        <w:t xml:space="preserve">To bridge this gap, our project proposes the development of a multi-agent AI system that can dynamically generate specialized virtual team members based on real-world case studies. This system </w:t>
-      </w:r>
-      <w:r>
-        <w:rPr>
-          <w:rFonts w:asciiTheme="majorBidi" w:hAnsiTheme="majorBidi" w:cstheme="majorBidi"/>
-          <w:lang w:val="en-IN"/>
-        </w:rPr>
-        <w:t>aims to</w:t>
-      </w:r>
-      <w:r>
-        <w:rPr>
-          <w:rFonts w:asciiTheme="majorBidi" w:hAnsiTheme="majorBidi" w:cstheme="majorBidi"/>
-          <w:lang w:val="en-IN"/>
-        </w:rPr>
-        <w:t xml:space="preserve"> provide </w:t>
-      </w:r>
-      <w:r>
-        <w:rPr>
-          <w:rFonts w:asciiTheme="majorBidi" w:hAnsiTheme="majorBidi" w:cstheme="majorBidi"/>
-          <w:lang w:val="en-IN"/>
-        </w:rPr>
-        <w:t>IPE/IPP practitioners and providers in the medical sector a tailored solution to generate more accurate and context-aware treatment plan for a patient’s case</w:t>
-      </w:r>
-      <w:r>
-        <w:rPr>
-          <w:rFonts w:asciiTheme="majorBidi" w:hAnsiTheme="majorBidi" w:cstheme="majorBidi"/>
-          <w:lang w:val="en-IN"/>
-        </w:rPr>
-        <w:t>, addressing the limitations of current methods and enhancing their readiness for clinical practice.</w:t>
-      </w:r>
-    </w:p>
-    <w:p>
-      <w:pPr>
-        <w:autoSpaceDE w:val="0"/>
-        <w:autoSpaceDN w:val="0"/>
-        <w:adjustRightInd w:val="0"/>
-        <w:spacing w:after="0" w:line="240" w:lineRule="auto"/>
-        <w:rPr>
-          <w:rFonts w:asciiTheme="majorBidi" w:hAnsiTheme="majorBidi" w:cstheme="majorBidi"/>
-        </w:rPr>
-      </w:pPr>
-    </w:p>
-    <w:p>
-      <w:pPr>
-        <w:ind w:firstLine="360"/>
-        <w:rPr>
-          <w:rFonts w:ascii="F31" w:hAnsi="F31" w:cs="F31"/>
-        </w:rPr>
-      </w:pPr>
-    </w:p>
-    <w:p>
-      <w:pPr>
-        <w:pStyle w:val="Heading1"/>
-      </w:pPr>
-      <w:bookmarkStart w:id="3" w:name="_Toc91714545"/>
-      <w:r>
-        <w:t>Related Work</w:t>
+        <w:t>Solution and Methodology</w:t>
       </w:r>
       <w:bookmarkEnd w:id="3"/>
     </w:p>
-    <w:p/>
-    <w:p>
-      <w:pPr>
-        <w:autoSpaceDE w:val="0"/>
-        <w:autoSpaceDN w:val="0"/>
-        <w:adjustRightInd w:val="0"/>
-        <w:spacing w:after="0" w:line="240" w:lineRule="auto"/>
-        <w:jc w:val="both"/>
+    <w:p>
+      <w:pPr>
+        <w:autoSpaceDE w:val="0"/>
+        <w:autoSpaceDN w:val="0"/>
+        <w:adjustRightInd w:val="0"/>
+        <w:spacing w:after="0" w:line="240" w:lineRule="auto"/>
         <w:rPr>
           <w:rFonts w:asciiTheme="majorBidi" w:hAnsiTheme="majorBidi" w:cstheme="majorBidi"/>
           <w:color w:val="000000"/>
-          <w:lang w:val="en-IN"/>
         </w:rPr>
       </w:pPr>
       <w:r>
         <w:rPr>
           <w:rFonts w:asciiTheme="majorBidi" w:hAnsiTheme="majorBidi" w:cstheme="majorBidi"/>
           <w:color w:val="000000"/>
-          <w:lang w:val="en-IN"/>
-        </w:rPr>
-        <w:t xml:space="preserve">The integration of artificial intelligence (AI) in healthcare has garnered significant attention in both academic research and industry applications. Early studies have focused on the deployment of general-purpose large language models (LLMs) to generate treatment plans; however, these models often fail to capture the nuanced expertise of specialized healthcare professionals, leading to suboptimal patient outcomes. Recent research highlights the importance of incorporating domain-specific knowledge into AI systems, particularly through multi-agent frameworks that better emulate </w:t>
-      </w:r>
-      <w:proofErr w:type="spellStart"/>
+        </w:rPr>
+        <w:t xml:space="preserve">The solution section covers </w:t>
+      </w:r>
+      <w:proofErr w:type="gramStart"/>
       <w:r>
         <w:rPr>
           <w:rFonts w:asciiTheme="majorBidi" w:hAnsiTheme="majorBidi" w:cstheme="majorBidi"/>
           <w:color w:val="000000"/>
-          <w:lang w:val="en-IN"/>
-        </w:rPr>
-        <w:t>interprofessional</w:t>
-      </w:r>
-      <w:proofErr w:type="spellEnd"/>
+        </w:rPr>
+        <w:t>all of</w:t>
+      </w:r>
+      <w:proofErr w:type="gramEnd"/>
       <w:r>
         <w:rPr>
           <w:rFonts w:asciiTheme="majorBidi" w:hAnsiTheme="majorBidi" w:cstheme="majorBidi"/>
           <w:color w:val="000000"/>
-          <w:lang w:val="en-IN"/>
-        </w:rPr>
-        <w:t xml:space="preserve"> collaboration. For example, approaches such as the </w:t>
-      </w:r>
-      <w:proofErr w:type="spellStart"/>
-      <w:r>
+        </w:rPr>
+        <w:t xml:space="preserve"> your contributions (architecture, algorithms, formulas, findings).</w:t>
+      </w:r>
+    </w:p>
+    <w:p>
+      <w:pPr>
+        <w:autoSpaceDE w:val="0"/>
+        <w:autoSpaceDN w:val="0"/>
+        <w:adjustRightInd w:val="0"/>
+        <w:spacing w:after="0" w:line="240" w:lineRule="auto"/>
         <w:rPr>
           <w:rFonts w:asciiTheme="majorBidi" w:hAnsiTheme="majorBidi" w:cstheme="majorBidi"/>
           <w:color w:val="000000"/>
-          <w:lang w:val="en-IN"/>
-        </w:rPr>
-        <w:t>ClinicalAgent</w:t>
-      </w:r>
-      <w:proofErr w:type="spellEnd"/>
+        </w:rPr>
+      </w:pPr>
       <w:r>
         <w:rPr>
           <w:rFonts w:asciiTheme="majorBidi" w:hAnsiTheme="majorBidi" w:cstheme="majorBidi"/>
           <w:color w:val="000000"/>
-          <w:lang w:val="en-IN"/>
-        </w:rPr>
-        <w:t xml:space="preserve"> </w:t>
-      </w:r>
-      <w:sdt>
-        <w:sdtPr>
-          <w:rPr>
-            <w:rFonts w:asciiTheme="majorBidi" w:hAnsiTheme="majorBidi" w:cstheme="majorBidi"/>
-            <w:color w:val="000000"/>
-            <w:lang w:val="en-IN"/>
-          </w:rPr>
-          <w:id w:val="-463042676"/>
-          <w:citation/>
-        </w:sdtPr>
-        <w:sdtContent>
-          <w:r>
-            <w:rPr>
-              <w:rFonts w:asciiTheme="majorBidi" w:hAnsiTheme="majorBidi" w:cstheme="majorBidi"/>
-              <w:color w:val="000000"/>
-              <w:lang w:val="en-IN"/>
-            </w:rPr>
-            <w:fldChar w:fldCharType="begin"/>
-          </w:r>
-          <w:r>
-            <w:rPr>
-              <w:rFonts w:asciiTheme="majorBidi" w:hAnsiTheme="majorBidi" w:cstheme="majorBidi"/>
-              <w:color w:val="000000"/>
-              <w:lang w:val="en-IN"/>
-            </w:rPr>
-            <w:instrText xml:space="preserve"> CITATION Kam24 \l 16393 </w:instrText>
-          </w:r>
-          <w:r>
-            <w:rPr>
-              <w:rFonts w:asciiTheme="majorBidi" w:hAnsiTheme="majorBidi" w:cstheme="majorBidi"/>
-              <w:color w:val="000000"/>
-              <w:lang w:val="en-IN"/>
-            </w:rPr>
-            <w:fldChar w:fldCharType="separate"/>
-          </w:r>
-          <w:r>
-            <w:rPr>
-              <w:rFonts w:asciiTheme="majorBidi" w:hAnsiTheme="majorBidi" w:cstheme="majorBidi"/>
-              <w:noProof/>
-              <w:color w:val="000000"/>
-              <w:lang w:val="en-IN"/>
-            </w:rPr>
-            <w:t>[1]</w:t>
-          </w:r>
-          <w:r>
-            <w:rPr>
-              <w:rFonts w:asciiTheme="majorBidi" w:hAnsiTheme="majorBidi" w:cstheme="majorBidi"/>
-              <w:color w:val="000000"/>
-              <w:lang w:val="en-IN"/>
-            </w:rPr>
-            <w:fldChar w:fldCharType="end"/>
-          </w:r>
-        </w:sdtContent>
-      </w:sdt>
-      <w:r>
+        </w:rPr>
+        <w:t>It explains in detail each contribution, if possible, with figures/schematics.</w:t>
+      </w:r>
+    </w:p>
+    <w:p>
+      <w:pPr>
+        <w:autoSpaceDE w:val="0"/>
+        <w:autoSpaceDN w:val="0"/>
+        <w:adjustRightInd w:val="0"/>
+        <w:spacing w:after="0" w:line="240" w:lineRule="auto"/>
         <w:rPr>
           <w:rFonts w:asciiTheme="majorBidi" w:hAnsiTheme="majorBidi" w:cstheme="majorBidi"/>
           <w:color w:val="000000"/>
-          <w:lang w:val="en-IN"/>
-        </w:rPr>
-        <w:t xml:space="preserve"> framework employ distinct LLMs fine-tuned for specific clinical roles, showing improvements in diagnostic accuracy and treatment plannin</w:t>
-      </w:r>
+        </w:rPr>
+      </w:pPr>
       <w:r>
         <w:rPr>
           <w:rFonts w:asciiTheme="majorBidi" w:hAnsiTheme="majorBidi" w:cstheme="majorBidi"/>
           <w:color w:val="000000"/>
-          <w:lang w:val="en-IN"/>
-        </w:rPr>
-        <w:t>g compared to monolithic models.</w:t>
-      </w:r>
-    </w:p>
-    <w:p>
-      <w:pPr>
-        <w:autoSpaceDE w:val="0"/>
-        <w:autoSpaceDN w:val="0"/>
-        <w:adjustRightInd w:val="0"/>
-        <w:spacing w:after="0" w:line="240" w:lineRule="auto"/>
-        <w:jc w:val="both"/>
+        </w:rPr>
+        <w:t>Don't forget that a figure goes a long way towards helping your reader understand your work.</w:t>
+      </w:r>
+    </w:p>
+    <w:p>
+      <w:pPr>
+        <w:autoSpaceDE w:val="0"/>
+        <w:autoSpaceDN w:val="0"/>
+        <w:adjustRightInd w:val="0"/>
+        <w:spacing w:after="0" w:line="240" w:lineRule="auto"/>
         <w:rPr>
           <w:rFonts w:asciiTheme="majorBidi" w:hAnsiTheme="majorBidi" w:cstheme="majorBidi"/>
           <w:color w:val="000000"/>
-          <w:lang w:val="en-IN"/>
-        </w:rPr>
-      </w:pPr>
-    </w:p>
-    <w:p>
-      <w:pPr>
-        <w:autoSpaceDE w:val="0"/>
-        <w:autoSpaceDN w:val="0"/>
-        <w:adjustRightInd w:val="0"/>
-        <w:spacing w:after="0" w:line="240" w:lineRule="auto"/>
-        <w:jc w:val="both"/>
+        </w:rPr>
+      </w:pPr>
+      <w:r>
         <w:rPr>
           <w:rFonts w:asciiTheme="majorBidi" w:hAnsiTheme="majorBidi" w:cstheme="majorBidi"/>
           <w:color w:val="000000"/>
-          <w:lang w:val="en-IN"/>
-        </w:rPr>
-      </w:pPr>
+        </w:rPr>
+        <w:t xml:space="preserve">For instance, Figure </w:t>
+      </w:r>
+      <w:r>
+        <w:rPr>
+          <w:rFonts w:asciiTheme="majorBidi" w:hAnsiTheme="majorBidi" w:cstheme="majorBidi"/>
+          <w:color w:val="0000FF"/>
+        </w:rPr>
+        <w:t xml:space="preserve">1 </w:t>
+      </w:r>
       <w:r>
         <w:rPr>
           <w:rFonts w:asciiTheme="majorBidi" w:hAnsiTheme="majorBidi" w:cstheme="majorBidi"/>
           <w:color w:val="000000"/>
-          <w:lang w:val="en-IN"/>
-        </w:rPr>
-        <w:t>In parallel, multi-agent systems (MAS) have been extensively studied in healthcare for their ability to handle complex, distributed decision-making processes. MAS approaches have been applied to a range of tasks from emergency response and prehospital care management to cancer care information systems</w:t>
-      </w:r>
-      <w:r>
+        </w:rPr>
+        <w:t>outlines the layers involved in a distributed certification service, and how</w:t>
+      </w:r>
+    </w:p>
+    <w:p>
+      <w:pPr>
+        <w:autoSpaceDE w:val="0"/>
+        <w:autoSpaceDN w:val="0"/>
+        <w:adjustRightInd w:val="0"/>
+        <w:spacing w:after="0" w:line="240" w:lineRule="auto"/>
         <w:rPr>
           <w:rFonts w:asciiTheme="majorBidi" w:hAnsiTheme="majorBidi" w:cstheme="majorBidi"/>
           <w:color w:val="000000"/>
-          <w:lang w:val="en-IN"/>
-        </w:rPr>
-        <w:t xml:space="preserve">. </w:t>
-      </w:r>
+        </w:rPr>
+      </w:pPr>
       <w:r>
         <w:rPr>
           <w:rFonts w:asciiTheme="majorBidi" w:hAnsiTheme="majorBidi" w:cstheme="majorBidi"/>
           <w:color w:val="000000"/>
-          <w:lang w:val="en-IN"/>
-        </w:rPr>
-        <w:t>These studies demonstrate that by decomposing healthcare tasks into specialized agents, systems can achieve more efficient and context-aware decision-making. N</w:t>
-      </w:r>
-      <w:bookmarkStart w:id="4" w:name="_GoBack"/>
+        </w:rPr>
+        <w:t>they articulate together. Nevertheless, a figure must always come with at least one paragraph of</w:t>
+      </w:r>
+    </w:p>
+    <w:p>
+      <w:pPr>
+        <w:autoSpaceDE w:val="0"/>
+        <w:autoSpaceDN w:val="0"/>
+        <w:adjustRightInd w:val="0"/>
+        <w:spacing w:after="0" w:line="240" w:lineRule="auto"/>
+        <w:rPr>
+          <w:rFonts w:asciiTheme="majorBidi" w:hAnsiTheme="majorBidi" w:cstheme="majorBidi"/>
+          <w:color w:val="000000"/>
+        </w:rPr>
+      </w:pPr>
+      <w:r>
+        <w:rPr>
+          <w:rFonts w:asciiTheme="majorBidi" w:hAnsiTheme="majorBidi" w:cstheme="majorBidi"/>
+          <w:color w:val="000000"/>
+        </w:rPr>
+        <w:t>explanation. The rule is that anyone should be able to understand your solution from reading</w:t>
+      </w:r>
+    </w:p>
+    <w:p>
+      <w:pPr>
+        <w:rPr>
+          <w:rFonts w:asciiTheme="majorBidi" w:hAnsiTheme="majorBidi" w:cstheme="majorBidi"/>
+          <w:color w:val="000000"/>
+        </w:rPr>
+      </w:pPr>
+      <w:r>
+        <w:rPr>
+          <w:rFonts w:asciiTheme="majorBidi" w:hAnsiTheme="majorBidi" w:cstheme="majorBidi"/>
+          <w:color w:val="000000"/>
+        </w:rPr>
+        <w:t>the text in this section, even if they skip the figures.</w:t>
+      </w:r>
+    </w:p>
+    <w:p>
+      <w:pPr>
+        <w:pStyle w:val="Heading2"/>
+      </w:pPr>
+      <w:bookmarkStart w:id="4" w:name="_Toc196770520"/>
+      <w:r>
+        <w:rPr>
+          <w:rFonts w:asciiTheme="majorBidi" w:hAnsiTheme="majorBidi"/>
+          <w:color w:val="000000"/>
+        </w:rPr>
+        <w:t>Data Collection</w:t>
+      </w:r>
       <w:bookmarkEnd w:id="4"/>
-      <w:r>
+    </w:p>
+    <w:p>
+      <w:pPr>
         <w:rPr>
           <w:rFonts w:asciiTheme="majorBidi" w:hAnsiTheme="majorBidi" w:cstheme="majorBidi"/>
           <w:color w:val="000000"/>
-          <w:lang w:val="en-IN"/>
-        </w:rPr>
-        <w:t xml:space="preserve">otably, the work by </w:t>
-      </w:r>
-      <w:proofErr w:type="spellStart"/>
+        </w:rPr>
+      </w:pPr>
       <w:r>
         <w:rPr>
           <w:rFonts w:asciiTheme="majorBidi" w:hAnsiTheme="majorBidi" w:cstheme="majorBidi"/>
           <w:color w:val="000000"/>
-          <w:lang w:val="en-IN"/>
-        </w:rPr>
-        <w:t>Mohammadzadeh</w:t>
-      </w:r>
-      <w:proofErr w:type="spellEnd"/>
-      <w:r>
-        <w:rPr>
-          <w:rFonts w:asciiTheme="majorBidi" w:hAnsiTheme="majorBidi" w:cstheme="majorBidi"/>
+        </w:rPr>
+        <w:t>Data was sourced from 18 publicly available healthcare case studies provided by the American Speech-Language-Hearing Association (ASHA). These case studies serve as authentic real-world examples of interprofessional collaboration in healthcare settings.</w:t>
+      </w:r>
+    </w:p>
+    <w:p>
+      <w:pPr>
+        <w:pStyle w:val="Heading2"/>
+        <w:rPr>
+          <w:rFonts w:asciiTheme="majorBidi" w:hAnsiTheme="majorBidi"/>
           <w:color w:val="000000"/>
-          <w:lang w:val="en-IN"/>
-        </w:rPr>
-        <w:t xml:space="preserve"> et al. (2013) on cancer care information management </w:t>
-      </w:r>
-      <w:sdt>
-        <w:sdtPr>
-          <w:rPr>
-            <w:rFonts w:asciiTheme="majorBidi" w:hAnsiTheme="majorBidi" w:cstheme="majorBidi"/>
-            <w:color w:val="000000"/>
-            <w:lang w:val="en-IN"/>
-          </w:rPr>
-          <w:id w:val="-1552685784"/>
-          <w:citation/>
-        </w:sdtPr>
-        <w:sdtContent>
-          <w:r>
-            <w:rPr>
-              <w:rFonts w:asciiTheme="majorBidi" w:hAnsiTheme="majorBidi" w:cstheme="majorBidi"/>
-              <w:color w:val="000000"/>
-              <w:lang w:val="en-IN"/>
-            </w:rPr>
-            <w:fldChar w:fldCharType="begin"/>
-          </w:r>
-          <w:r>
-            <w:rPr>
-              <w:rFonts w:asciiTheme="majorBidi" w:hAnsiTheme="majorBidi" w:cstheme="majorBidi"/>
-              <w:color w:val="000000"/>
-              <w:lang w:val="en-IN"/>
-            </w:rPr>
-            <w:instrText xml:space="preserve"> CITATION Moh13 \l 16393 </w:instrText>
-          </w:r>
-          <w:r>
-            <w:rPr>
-              <w:rFonts w:asciiTheme="majorBidi" w:hAnsiTheme="majorBidi" w:cstheme="majorBidi"/>
-              <w:color w:val="000000"/>
-              <w:lang w:val="en-IN"/>
-            </w:rPr>
-            <w:fldChar w:fldCharType="separate"/>
-          </w:r>
-          <w:r>
-            <w:rPr>
-              <w:rFonts w:asciiTheme="majorBidi" w:hAnsiTheme="majorBidi" w:cstheme="majorBidi"/>
-              <w:noProof/>
-              <w:color w:val="000000"/>
-              <w:lang w:val="en-IN"/>
-            </w:rPr>
-            <w:t>[2]</w:t>
-          </w:r>
-          <w:r>
-            <w:rPr>
-              <w:rFonts w:asciiTheme="majorBidi" w:hAnsiTheme="majorBidi" w:cstheme="majorBidi"/>
-              <w:color w:val="000000"/>
-              <w:lang w:val="en-IN"/>
-            </w:rPr>
-            <w:fldChar w:fldCharType="end"/>
-          </w:r>
-        </w:sdtContent>
-      </w:sdt>
-      <w:r>
-        <w:rPr>
-          <w:rFonts w:asciiTheme="majorBidi" w:hAnsiTheme="majorBidi" w:cstheme="majorBidi"/>
+        </w:rPr>
+      </w:pPr>
+      <w:bookmarkStart w:id="5" w:name="_Toc196770521"/>
+      <w:r>
+        <w:rPr>
+          <w:rFonts w:asciiTheme="majorBidi" w:hAnsiTheme="majorBidi"/>
           <w:color w:val="000000"/>
-          <w:lang w:val="en-IN"/>
-        </w:rPr>
-        <w:t xml:space="preserve"> underscores how agents can process and exchange critical medical data to improve treatment outcomes</w:t>
-      </w:r>
-    </w:p>
-    <w:p>
-      <w:pPr>
-        <w:autoSpaceDE w:val="0"/>
-        <w:autoSpaceDN w:val="0"/>
-        <w:adjustRightInd w:val="0"/>
-        <w:spacing w:after="0" w:line="240" w:lineRule="auto"/>
-        <w:rPr>
-          <w:rFonts w:asciiTheme="majorBidi" w:hAnsiTheme="majorBidi" w:cstheme="majorBidi"/>
+        </w:rPr>
+        <w:t xml:space="preserve">Data </w:t>
+      </w:r>
+      <w:r>
+        <w:rPr>
+          <w:rFonts w:asciiTheme="majorBidi" w:hAnsiTheme="majorBidi"/>
           <w:color w:val="000000"/>
         </w:rPr>
-      </w:pPr>
-    </w:p>
-    <w:p>
-      <w:pPr>
-        <w:autoSpaceDE w:val="0"/>
-        <w:autoSpaceDN w:val="0"/>
-        <w:adjustRightInd w:val="0"/>
-        <w:spacing w:after="0" w:line="240" w:lineRule="auto"/>
-        <w:rPr>
-          <w:rFonts w:asciiTheme="majorBidi" w:hAnsiTheme="majorBidi" w:cstheme="majorBidi"/>
-          <w:color w:val="000000"/>
-        </w:rPr>
-      </w:pPr>
-      <w:r>
-        <w:rPr>
-          <w:rFonts w:asciiTheme="majorBidi" w:hAnsiTheme="majorBidi" w:cstheme="majorBidi"/>
-          <w:color w:val="000000"/>
-        </w:rPr>
-        <w:t>Your related work section positions your problem and your approach with respect to other, maybe</w:t>
-      </w:r>
-    </w:p>
-    <w:p>
-      <w:pPr>
-        <w:autoSpaceDE w:val="0"/>
-        <w:autoSpaceDN w:val="0"/>
-        <w:adjustRightInd w:val="0"/>
-        <w:spacing w:after="0" w:line="240" w:lineRule="auto"/>
-        <w:rPr>
-          <w:rFonts w:asciiTheme="majorBidi" w:hAnsiTheme="majorBidi" w:cstheme="majorBidi"/>
-          <w:color w:val="000000"/>
-        </w:rPr>
-      </w:pPr>
-      <w:r>
-        <w:rPr>
-          <w:rFonts w:asciiTheme="majorBidi" w:hAnsiTheme="majorBidi" w:cstheme="majorBidi"/>
-          <w:color w:val="000000"/>
-        </w:rPr>
-        <w:t>similar, projects you've found in the literature. It "should not only explain what research others</w:t>
-      </w:r>
-    </w:p>
-    <w:p>
-      <w:pPr>
-        <w:autoSpaceDE w:val="0"/>
-        <w:autoSpaceDN w:val="0"/>
-        <w:adjustRightInd w:val="0"/>
-        <w:spacing w:after="0" w:line="240" w:lineRule="auto"/>
-        <w:rPr>
-          <w:rFonts w:asciiTheme="majorBidi" w:hAnsiTheme="majorBidi" w:cstheme="majorBidi"/>
-          <w:color w:val="000000"/>
-        </w:rPr>
-      </w:pPr>
-      <w:r>
-        <w:rPr>
-          <w:rFonts w:asciiTheme="majorBidi" w:hAnsiTheme="majorBidi" w:cstheme="majorBidi"/>
-          <w:color w:val="000000"/>
-        </w:rPr>
-        <w:t>have done, but in each case should compare and contrast that to your work and also to other</w:t>
-      </w:r>
-    </w:p>
-    <w:p>
-      <w:pPr>
-        <w:autoSpaceDE w:val="0"/>
-        <w:autoSpaceDN w:val="0"/>
-        <w:adjustRightInd w:val="0"/>
-        <w:spacing w:after="0" w:line="240" w:lineRule="auto"/>
-        <w:rPr>
-          <w:rFonts w:asciiTheme="majorBidi" w:hAnsiTheme="majorBidi" w:cstheme="majorBidi"/>
-          <w:color w:val="000000"/>
-        </w:rPr>
-      </w:pPr>
-      <w:r>
-        <w:rPr>
-          <w:rFonts w:asciiTheme="majorBidi" w:hAnsiTheme="majorBidi" w:cstheme="majorBidi"/>
-          <w:color w:val="000000"/>
-        </w:rPr>
-        <w:t>related work. After reading this section, a reader should understand the key idea and contribution</w:t>
-      </w:r>
-    </w:p>
-    <w:p>
-      <w:pPr>
-        <w:autoSpaceDE w:val="0"/>
-        <w:autoSpaceDN w:val="0"/>
-        <w:adjustRightInd w:val="0"/>
-        <w:spacing w:after="0" w:line="240" w:lineRule="auto"/>
-        <w:rPr>
-          <w:rFonts w:asciiTheme="majorBidi" w:hAnsiTheme="majorBidi" w:cstheme="majorBidi"/>
-          <w:color w:val="0000FF"/>
-          <w:sz w:val="16"/>
-          <w:szCs w:val="16"/>
-        </w:rPr>
-      </w:pPr>
-      <w:r>
-        <w:rPr>
-          <w:rFonts w:asciiTheme="majorBidi" w:hAnsiTheme="majorBidi" w:cstheme="majorBidi"/>
-          <w:color w:val="000000"/>
-        </w:rPr>
-        <w:t xml:space="preserve">of each significant piece of related work, how they _t together, and how your work </w:t>
-      </w:r>
-      <w:proofErr w:type="spellStart"/>
-      <w:r>
-        <w:rPr>
-          <w:rFonts w:asciiTheme="majorBidi" w:hAnsiTheme="majorBidi" w:cstheme="majorBidi"/>
-          <w:color w:val="000000"/>
-        </w:rPr>
-        <w:t>di_ers</w:t>
-      </w:r>
-      <w:proofErr w:type="spellEnd"/>
-      <w:r>
-        <w:rPr>
-          <w:rFonts w:asciiTheme="majorBidi" w:hAnsiTheme="majorBidi" w:cstheme="majorBidi"/>
-          <w:color w:val="000000"/>
-        </w:rPr>
-        <w:t>."</w:t>
-      </w:r>
-      <w:sdt>
-        <w:sdtPr>
-          <w:rPr>
-            <w:rFonts w:asciiTheme="majorBidi" w:hAnsiTheme="majorBidi" w:cstheme="majorBidi"/>
-            <w:color w:val="000000"/>
-          </w:rPr>
-          <w:id w:val="-1455556719"/>
-          <w:citation/>
-        </w:sdtPr>
-        <w:sdtEndPr/>
-        <w:sdtContent>
-          <w:r>
-            <w:rPr>
-              <w:rFonts w:asciiTheme="majorBidi" w:hAnsiTheme="majorBidi" w:cstheme="majorBidi"/>
-              <w:color w:val="000000"/>
-            </w:rPr>
-            <w:fldChar w:fldCharType="begin"/>
-          </w:r>
-          <w:r>
-            <w:rPr>
-              <w:rFonts w:asciiTheme="majorBidi" w:hAnsiTheme="majorBidi" w:cstheme="majorBidi"/>
-              <w:color w:val="000000"/>
-            </w:rPr>
-            <w:instrText xml:space="preserve"> CITATION RGu01 \l 1033 </w:instrText>
-          </w:r>
-          <w:r>
-            <w:rPr>
-              <w:rFonts w:asciiTheme="majorBidi" w:hAnsiTheme="majorBidi" w:cstheme="majorBidi"/>
-              <w:color w:val="000000"/>
-            </w:rPr>
-            <w:fldChar w:fldCharType="separate"/>
-          </w:r>
-          <w:r>
-            <w:rPr>
-              <w:rFonts w:asciiTheme="majorBidi" w:hAnsiTheme="majorBidi" w:cstheme="majorBidi"/>
-              <w:noProof/>
-              <w:color w:val="000000"/>
-            </w:rPr>
-            <w:t xml:space="preserve"> </w:t>
-          </w:r>
-          <w:r>
-            <w:rPr>
-              <w:rFonts w:asciiTheme="majorBidi" w:hAnsiTheme="majorBidi" w:cstheme="majorBidi"/>
-              <w:noProof/>
-              <w:color w:val="000000"/>
-            </w:rPr>
-            <w:t>[3]</w:t>
-          </w:r>
-          <w:r>
-            <w:rPr>
-              <w:rFonts w:asciiTheme="majorBidi" w:hAnsiTheme="majorBidi" w:cstheme="majorBidi"/>
-              <w:color w:val="000000"/>
-            </w:rPr>
-            <w:fldChar w:fldCharType="end"/>
-          </w:r>
-        </w:sdtContent>
-      </w:sdt>
-      <w:r>
-        <w:rPr>
-          <w:rFonts w:asciiTheme="majorBidi" w:hAnsiTheme="majorBidi" w:cstheme="majorBidi"/>
-          <w:color w:val="0000FF"/>
-          <w:sz w:val="16"/>
-          <w:szCs w:val="16"/>
-        </w:rPr>
-        <w:t>1</w:t>
-      </w:r>
-    </w:p>
-    <w:p>
-      <w:pPr>
-        <w:autoSpaceDE w:val="0"/>
-        <w:autoSpaceDN w:val="0"/>
-        <w:adjustRightInd w:val="0"/>
-        <w:spacing w:after="0" w:line="240" w:lineRule="auto"/>
-        <w:rPr>
-          <w:rFonts w:asciiTheme="majorBidi" w:hAnsiTheme="majorBidi" w:cstheme="majorBidi"/>
-          <w:color w:val="000000"/>
-        </w:rPr>
-      </w:pPr>
-      <w:r>
-        <w:rPr>
-          <w:rFonts w:asciiTheme="majorBidi" w:hAnsiTheme="majorBidi" w:cstheme="majorBidi"/>
-          <w:color w:val="000000"/>
-        </w:rPr>
-        <w:t>It's an edited and updated version of your literature review. Here are a few examples of how</w:t>
-      </w:r>
-    </w:p>
-    <w:p>
-      <w:pPr>
-        <w:rPr>
-          <w:rFonts w:asciiTheme="majorBidi" w:hAnsiTheme="majorBidi" w:cstheme="majorBidi"/>
-          <w:color w:val="000000"/>
-        </w:rPr>
-      </w:pPr>
-      <w:r>
-        <w:rPr>
-          <w:rFonts w:asciiTheme="majorBidi" w:hAnsiTheme="majorBidi" w:cstheme="majorBidi"/>
-          <w:color w:val="000000"/>
-        </w:rPr>
-        <w:t xml:space="preserve">to insert citations like, </w:t>
-      </w:r>
-      <w:sdt>
-        <w:sdtPr>
-          <w:rPr>
-            <w:rFonts w:asciiTheme="majorBidi" w:hAnsiTheme="majorBidi" w:cstheme="majorBidi"/>
-            <w:color w:val="000000"/>
-          </w:rPr>
-          <w:id w:val="-72051647"/>
-          <w:citation/>
-        </w:sdtPr>
-        <w:sdtEndPr/>
-        <w:sdtContent>
-          <w:r>
-            <w:rPr>
-              <w:rFonts w:asciiTheme="majorBidi" w:hAnsiTheme="majorBidi" w:cstheme="majorBidi"/>
-              <w:color w:val="000000"/>
-            </w:rPr>
-            <w:fldChar w:fldCharType="begin"/>
-          </w:r>
-          <w:r>
-            <w:rPr>
-              <w:rFonts w:asciiTheme="majorBidi" w:hAnsiTheme="majorBidi" w:cstheme="majorBidi"/>
-              <w:color w:val="000000"/>
-            </w:rPr>
-            <w:instrText xml:space="preserve"> CITATION Ift06 \l 1033 </w:instrText>
-          </w:r>
-          <w:r>
-            <w:rPr>
-              <w:rFonts w:asciiTheme="majorBidi" w:hAnsiTheme="majorBidi" w:cstheme="majorBidi"/>
-              <w:color w:val="000000"/>
-            </w:rPr>
-            <w:fldChar w:fldCharType="separate"/>
-          </w:r>
-          <w:r>
-            <w:rPr>
-              <w:rFonts w:asciiTheme="majorBidi" w:hAnsiTheme="majorBidi" w:cstheme="majorBidi"/>
-              <w:noProof/>
-              <w:color w:val="000000"/>
-            </w:rPr>
-            <w:t>[4]</w:t>
-          </w:r>
-          <w:r>
-            <w:rPr>
-              <w:rFonts w:asciiTheme="majorBidi" w:hAnsiTheme="majorBidi" w:cstheme="majorBidi"/>
-              <w:color w:val="000000"/>
-            </w:rPr>
-            <w:fldChar w:fldCharType="end"/>
-          </w:r>
-        </w:sdtContent>
-      </w:sdt>
-      <w:sdt>
-        <w:sdtPr>
-          <w:rPr>
-            <w:rFonts w:asciiTheme="majorBidi" w:hAnsiTheme="majorBidi" w:cstheme="majorBidi"/>
-            <w:color w:val="000000"/>
-          </w:rPr>
-          <w:id w:val="-1587838606"/>
-          <w:citation/>
-        </w:sdtPr>
-        <w:sdtEndPr/>
-        <w:sdtContent>
-          <w:r>
-            <w:rPr>
-              <w:rFonts w:asciiTheme="majorBidi" w:hAnsiTheme="majorBidi" w:cstheme="majorBidi"/>
-              <w:color w:val="000000"/>
-            </w:rPr>
-            <w:fldChar w:fldCharType="begin"/>
-          </w:r>
-          <w:r>
-            <w:rPr>
-              <w:rFonts w:asciiTheme="majorBidi" w:hAnsiTheme="majorBidi" w:cstheme="majorBidi"/>
-              <w:color w:val="000000"/>
-            </w:rPr>
-            <w:instrText xml:space="preserve"> CITATION RGu01 \l 1033 </w:instrText>
-          </w:r>
-          <w:r>
-            <w:rPr>
-              <w:rFonts w:asciiTheme="majorBidi" w:hAnsiTheme="majorBidi" w:cstheme="majorBidi"/>
-              <w:color w:val="000000"/>
-            </w:rPr>
-            <w:fldChar w:fldCharType="separate"/>
-          </w:r>
-          <w:r>
-            <w:rPr>
-              <w:rFonts w:asciiTheme="majorBidi" w:hAnsiTheme="majorBidi" w:cstheme="majorBidi"/>
-              <w:noProof/>
-              <w:color w:val="000000"/>
-            </w:rPr>
-            <w:t xml:space="preserve"> </w:t>
-          </w:r>
-          <w:r>
-            <w:rPr>
-              <w:rFonts w:asciiTheme="majorBidi" w:hAnsiTheme="majorBidi" w:cstheme="majorBidi"/>
-              <w:noProof/>
-              <w:color w:val="000000"/>
-            </w:rPr>
-            <w:t>[3]</w:t>
-          </w:r>
-          <w:r>
-            <w:rPr>
-              <w:rFonts w:asciiTheme="majorBidi" w:hAnsiTheme="majorBidi" w:cstheme="majorBidi"/>
-              <w:color w:val="000000"/>
-            </w:rPr>
-            <w:fldChar w:fldCharType="end"/>
-          </w:r>
-        </w:sdtContent>
-      </w:sdt>
-      <w:r>
-        <w:rPr>
-          <w:rFonts w:asciiTheme="majorBidi" w:hAnsiTheme="majorBidi" w:cstheme="majorBidi"/>
-          <w:color w:val="000000"/>
-        </w:rPr>
-        <w:t xml:space="preserve">and also </w:t>
-      </w:r>
-      <w:sdt>
-        <w:sdtPr>
-          <w:rPr>
-            <w:rFonts w:asciiTheme="majorBidi" w:hAnsiTheme="majorBidi" w:cstheme="majorBidi"/>
-            <w:color w:val="000000"/>
-          </w:rPr>
-          <w:id w:val="-441303741"/>
-          <w:citation/>
-        </w:sdtPr>
-        <w:sdtEndPr/>
-        <w:sdtContent>
-          <w:r>
-            <w:rPr>
-              <w:rFonts w:asciiTheme="majorBidi" w:hAnsiTheme="majorBidi" w:cstheme="majorBidi"/>
-              <w:color w:val="000000"/>
-            </w:rPr>
-            <w:fldChar w:fldCharType="begin"/>
-          </w:r>
-          <w:r>
-            <w:rPr>
-              <w:rFonts w:asciiTheme="majorBidi" w:hAnsiTheme="majorBidi" w:cstheme="majorBidi"/>
-              <w:color w:val="000000"/>
-            </w:rPr>
-            <w:instrText xml:space="preserve"> CITATION JRD01 \l 1033 </w:instrText>
-          </w:r>
-          <w:r>
-            <w:rPr>
-              <w:rFonts w:asciiTheme="majorBidi" w:hAnsiTheme="majorBidi" w:cstheme="majorBidi"/>
-              <w:color w:val="000000"/>
-            </w:rPr>
-            <w:fldChar w:fldCharType="separate"/>
-          </w:r>
-          <w:r>
-            <w:rPr>
-              <w:rFonts w:asciiTheme="majorBidi" w:hAnsiTheme="majorBidi" w:cstheme="majorBidi"/>
-              <w:noProof/>
-              <w:color w:val="000000"/>
-            </w:rPr>
-            <w:t>[5]</w:t>
-          </w:r>
-          <w:r>
-            <w:rPr>
-              <w:rFonts w:asciiTheme="majorBidi" w:hAnsiTheme="majorBidi" w:cstheme="majorBidi"/>
-              <w:color w:val="000000"/>
-            </w:rPr>
-            <w:fldChar w:fldCharType="end"/>
-          </w:r>
-        </w:sdtContent>
-      </w:sdt>
-      <w:r>
-        <w:rPr>
-          <w:rFonts w:asciiTheme="majorBidi" w:hAnsiTheme="majorBidi" w:cstheme="majorBidi"/>
-          <w:color w:val="000000"/>
-        </w:rPr>
-        <w:t>, or even .</w:t>
-      </w:r>
-    </w:p>
-    <w:p>
-      <w:pPr>
-        <w:ind w:left="360"/>
-        <w:rPr>
-          <w:rFonts w:ascii="F31" w:hAnsi="F31" w:cs="F31"/>
-          <w:color w:val="000000"/>
-        </w:rPr>
-      </w:pPr>
-    </w:p>
-    <w:p>
-      <w:pPr>
-        <w:pStyle w:val="Heading1"/>
-      </w:pPr>
-      <w:bookmarkStart w:id="5" w:name="_Toc91714546"/>
-      <w:r>
-        <w:t>Solution and Methodology</w:t>
+        <w:t>Preprocessing</w:t>
       </w:r>
       <w:bookmarkEnd w:id="5"/>
     </w:p>
     <w:p>
-      <w:pPr>
-        <w:jc w:val="right"/>
-      </w:pPr>
-    </w:p>
-    <w:p>
-      <w:pPr>
-        <w:autoSpaceDE w:val="0"/>
-        <w:autoSpaceDN w:val="0"/>
-        <w:adjustRightInd w:val="0"/>
-        <w:spacing w:after="0" w:line="240" w:lineRule="auto"/>
-        <w:rPr>
-          <w:rFonts w:asciiTheme="majorBidi" w:hAnsiTheme="majorBidi" w:cstheme="majorBidi"/>
-          <w:color w:val="000000"/>
-        </w:rPr>
-      </w:pPr>
-      <w:r>
-        <w:rPr>
-          <w:rFonts w:asciiTheme="majorBidi" w:hAnsiTheme="majorBidi" w:cstheme="majorBidi"/>
-          <w:color w:val="000000"/>
-        </w:rPr>
-        <w:t>The solution section covers all of your contributions (architecture, algorithms, formulas, findings).</w:t>
-      </w:r>
-    </w:p>
-    <w:p>
-      <w:pPr>
-        <w:autoSpaceDE w:val="0"/>
-        <w:autoSpaceDN w:val="0"/>
-        <w:adjustRightInd w:val="0"/>
-        <w:spacing w:after="0" w:line="240" w:lineRule="auto"/>
-        <w:rPr>
-          <w:rFonts w:asciiTheme="majorBidi" w:hAnsiTheme="majorBidi" w:cstheme="majorBidi"/>
-          <w:color w:val="000000"/>
-        </w:rPr>
-      </w:pPr>
-      <w:r>
-        <w:rPr>
-          <w:rFonts w:asciiTheme="majorBidi" w:hAnsiTheme="majorBidi" w:cstheme="majorBidi"/>
-          <w:color w:val="000000"/>
-        </w:rPr>
-        <w:t>It explains in detail each contribution, if possible, with figures/schematics.</w:t>
-      </w:r>
-    </w:p>
-    <w:p>
-      <w:pPr>
-        <w:autoSpaceDE w:val="0"/>
-        <w:autoSpaceDN w:val="0"/>
-        <w:adjustRightInd w:val="0"/>
-        <w:spacing w:after="0" w:line="240" w:lineRule="auto"/>
-        <w:rPr>
-          <w:rFonts w:asciiTheme="majorBidi" w:hAnsiTheme="majorBidi" w:cstheme="majorBidi"/>
-          <w:color w:val="000000"/>
-        </w:rPr>
-      </w:pPr>
-      <w:r>
-        <w:rPr>
-          <w:rFonts w:asciiTheme="majorBidi" w:hAnsiTheme="majorBidi" w:cstheme="majorBidi"/>
-          <w:color w:val="000000"/>
-        </w:rPr>
-        <w:t>Don't forget that a figure goes a long way towards helping your reader understand your work.</w:t>
-      </w:r>
-    </w:p>
-    <w:p>
-      <w:pPr>
-        <w:autoSpaceDE w:val="0"/>
-        <w:autoSpaceDN w:val="0"/>
-        <w:adjustRightInd w:val="0"/>
-        <w:spacing w:after="0" w:line="240" w:lineRule="auto"/>
-        <w:rPr>
-          <w:rFonts w:asciiTheme="majorBidi" w:hAnsiTheme="majorBidi" w:cstheme="majorBidi"/>
-          <w:color w:val="000000"/>
-        </w:rPr>
-      </w:pPr>
-      <w:r>
-        <w:rPr>
-          <w:rFonts w:asciiTheme="majorBidi" w:hAnsiTheme="majorBidi" w:cstheme="majorBidi"/>
-          <w:color w:val="000000"/>
-        </w:rPr>
-        <w:t xml:space="preserve">For instance, Figure </w:t>
-      </w:r>
-      <w:r>
-        <w:rPr>
-          <w:rFonts w:asciiTheme="majorBidi" w:hAnsiTheme="majorBidi" w:cstheme="majorBidi"/>
-          <w:color w:val="0000FF"/>
-        </w:rPr>
-        <w:t xml:space="preserve">1 </w:t>
-      </w:r>
-      <w:r>
-        <w:rPr>
-          <w:rFonts w:asciiTheme="majorBidi" w:hAnsiTheme="majorBidi" w:cstheme="majorBidi"/>
-          <w:color w:val="000000"/>
-        </w:rPr>
-        <w:t>outlines the layers involved in a distributed certification service, and how</w:t>
-      </w:r>
-    </w:p>
-    <w:p>
-      <w:pPr>
-        <w:autoSpaceDE w:val="0"/>
-        <w:autoSpaceDN w:val="0"/>
-        <w:adjustRightInd w:val="0"/>
-        <w:spacing w:after="0" w:line="240" w:lineRule="auto"/>
-        <w:rPr>
-          <w:rFonts w:asciiTheme="majorBidi" w:hAnsiTheme="majorBidi" w:cstheme="majorBidi"/>
-          <w:color w:val="000000"/>
-        </w:rPr>
-      </w:pPr>
-      <w:r>
-        <w:rPr>
-          <w:rFonts w:asciiTheme="majorBidi" w:hAnsiTheme="majorBidi" w:cstheme="majorBidi"/>
-          <w:color w:val="000000"/>
-        </w:rPr>
-        <w:t>they articulate together. Nevertheless, a figure must always come with at least one paragraph of</w:t>
-      </w:r>
-    </w:p>
-    <w:p>
-      <w:pPr>
-        <w:autoSpaceDE w:val="0"/>
-        <w:autoSpaceDN w:val="0"/>
-        <w:adjustRightInd w:val="0"/>
-        <w:spacing w:after="0" w:line="240" w:lineRule="auto"/>
-        <w:rPr>
-          <w:rFonts w:asciiTheme="majorBidi" w:hAnsiTheme="majorBidi" w:cstheme="majorBidi"/>
-          <w:color w:val="000000"/>
-        </w:rPr>
-      </w:pPr>
-      <w:r>
-        <w:rPr>
-          <w:rFonts w:asciiTheme="majorBidi" w:hAnsiTheme="majorBidi" w:cstheme="majorBidi"/>
-          <w:color w:val="000000"/>
-        </w:rPr>
-        <w:lastRenderedPageBreak/>
-        <w:t>explanation. The rule is that anyone should be able to understand your solution from reading</w:t>
-      </w:r>
-    </w:p>
-    <w:p>
-      <w:pPr>
-        <w:rPr>
-          <w:rFonts w:asciiTheme="majorBidi" w:hAnsiTheme="majorBidi" w:cstheme="majorBidi"/>
-          <w:color w:val="000000"/>
-        </w:rPr>
-      </w:pPr>
-      <w:r>
-        <w:rPr>
-          <w:rFonts w:asciiTheme="majorBidi" w:hAnsiTheme="majorBidi" w:cstheme="majorBidi"/>
-          <w:color w:val="000000"/>
-        </w:rPr>
-        <w:t>the text in this section, even if they skip the figures.</w:t>
-      </w:r>
-    </w:p>
-    <w:p>
-      <w:pPr>
-        <w:keepNext/>
-        <w:ind w:left="360"/>
-      </w:pPr>
-      <w:r>
-        <w:rPr>
-          <w:noProof/>
-          <w:lang w:val="en-IN" w:eastAsia="en-IN"/>
-        </w:rPr>
+      <w:r>
         <w:drawing>
-          <wp:inline distT="0" distB="0" distL="0" distR="0" wp14:anchorId="26528B00" wp14:editId="573EA89A">
-            <wp:extent cx="5943600" cy="2971800"/>
-            <wp:effectExtent l="0" t="0" r="0" b="0"/>
-            <wp:docPr id="2" name="Picture 2"/>
+          <wp:inline distT="0" distB="0" distL="0" distR="0" wp14:anchorId="56C40F6A" wp14:editId="77ECADAB">
+            <wp:extent cx="5943600" cy="1516380"/>
+            <wp:effectExtent l="0" t="0" r="0" b="7620"/>
+            <wp:docPr id="583656572" name="Picture 1"/>
             <wp:cNvGraphicFramePr>
               <a:graphicFrameLocks xmlns:a="http://schemas.openxmlformats.org/drawingml/2006/main" noChangeAspect="1"/>
             </wp:cNvGraphicFramePr>
@@ -3849,36 +3636,23 @@
               <a:graphicData uri="http://schemas.openxmlformats.org/drawingml/2006/picture">
                 <pic:pic xmlns:pic="http://schemas.openxmlformats.org/drawingml/2006/picture">
                   <pic:nvPicPr>
-                    <pic:cNvPr id="0" name="Picture 2"/>
-                    <pic:cNvPicPr>
-                      <a:picLocks noChangeAspect="1" noChangeArrowheads="1"/>
-                    </pic:cNvPicPr>
+                    <pic:cNvPr id="583656572" name=""/>
+                    <pic:cNvPicPr/>
                   </pic:nvPicPr>
                   <pic:blipFill>
-                    <a:blip r:embed="rId7">
-                      <a:extLst>
-                        <a:ext uri="{28A0092B-C50C-407E-A947-70E740481C1C}">
-                          <a14:useLocalDpi xmlns:a14="http://schemas.microsoft.com/office/drawing/2010/main" val="0"/>
-                        </a:ext>
-                      </a:extLst>
-                    </a:blip>
-                    <a:srcRect/>
+                    <a:blip r:embed="rId7"/>
                     <a:stretch>
                       <a:fillRect/>
                     </a:stretch>
                   </pic:blipFill>
-                  <pic:spPr bwMode="auto">
+                  <pic:spPr>
                     <a:xfrm>
                       <a:off x="0" y="0"/>
-                      <a:ext cx="5943600" cy="2971800"/>
+                      <a:ext cx="5943600" cy="1516380"/>
                     </a:xfrm>
                     <a:prstGeom prst="rect">
                       <a:avLst/>
                     </a:prstGeom>
-                    <a:noFill/>
-                    <a:ln>
-                      <a:noFill/>
-                    </a:ln>
                   </pic:spPr>
                 </pic:pic>
               </a:graphicData>
@@ -3889,169 +3663,714 @@
     </w:p>
     <w:p>
       <w:pPr>
-        <w:pStyle w:val="Caption"/>
+        <w:rPr>
+          <w:rFonts w:asciiTheme="majorBidi" w:hAnsiTheme="majorBidi" w:cstheme="majorBidi"/>
+          <w:color w:val="000000"/>
+        </w:rPr>
+      </w:pPr>
+      <w:r>
+        <w:rPr>
+          <w:rFonts w:asciiTheme="majorBidi" w:hAnsiTheme="majorBidi" w:cstheme="majorBidi"/>
+          <w:color w:val="000000"/>
+        </w:rPr>
+        <w:t>The unstructured case study narratives were processed into a structured JSON format suitable for LLM input. This involved both manual extraction and automated extraction using LLMs, allowing for a comparison of the effectiveness of both approaches. The extracted information was organized into a clean JSON structure including fields such as patient information, summary, team members, background, assessment plan, assessment results, and treatment plan.</w:t>
+      </w:r>
+    </w:p>
+    <w:p>
+      <w:pPr>
+        <w:rPr>
+          <w:rFonts w:asciiTheme="majorBidi" w:hAnsiTheme="majorBidi" w:cstheme="majorBidi"/>
+          <w:color w:val="000000"/>
+        </w:rPr>
+      </w:pPr>
+    </w:p>
+    <w:tbl>
+      <w:tblPr>
+        <w:tblW w:w="0" w:type="auto"/>
         <w:jc w:val="center"/>
-      </w:pPr>
-      <w:r>
-        <w:t xml:space="preserve">Figure </w:t>
-      </w:r>
-      <w:r>
-        <w:fldChar w:fldCharType="begin"/>
-      </w:r>
-      <w:r>
-        <w:instrText xml:space="preserve"> SEQ Figure \* ARABIC </w:instrText>
-      </w:r>
-      <w:r>
-        <w:fldChar w:fldCharType="separate"/>
-      </w:r>
-      <w:r>
-        <w:rPr>
-          <w:noProof/>
-        </w:rPr>
-        <w:t>1</w:t>
-      </w:r>
-      <w:r>
-        <w:rPr>
-          <w:noProof/>
-        </w:rPr>
-        <w:fldChar w:fldCharType="end"/>
-      </w:r>
-      <w:r>
-        <w:t xml:space="preserve">: </w:t>
-      </w:r>
-      <w:r>
-        <w:t>Architecture of our distributed certi</w:t>
-      </w:r>
-      <w:r>
-        <w:t>f</w:t>
-      </w:r>
-      <w:r>
-        <w:t>cation service</w:t>
-      </w:r>
-    </w:p>
-    <w:p>
-      <w:pPr>
-        <w:autoSpaceDE w:val="0"/>
-        <w:autoSpaceDN w:val="0"/>
-        <w:adjustRightInd w:val="0"/>
-        <w:spacing w:after="0" w:line="240" w:lineRule="auto"/>
-        <w:rPr>
-          <w:rFonts w:asciiTheme="majorBidi" w:hAnsiTheme="majorBidi" w:cstheme="majorBidi"/>
-        </w:rPr>
-      </w:pPr>
-      <w:r>
-        <w:rPr>
-          <w:rFonts w:asciiTheme="majorBidi" w:hAnsiTheme="majorBidi" w:cstheme="majorBidi"/>
+        <w:tblCellMar>
+          <w:top w:w="15" w:type="dxa"/>
+          <w:left w:w="15" w:type="dxa"/>
+          <w:bottom w:w="15" w:type="dxa"/>
+          <w:right w:w="15" w:type="dxa"/>
+        </w:tblCellMar>
+        <w:tblLook w:val="04A0" w:firstRow="1" w:lastRow="0" w:firstColumn="1" w:lastColumn="0" w:noHBand="0" w:noVBand="1"/>
+      </w:tblPr>
+      <w:tblGrid>
+        <w:gridCol w:w="1808"/>
+        <w:gridCol w:w="7525"/>
+      </w:tblGrid>
+      <w:tr>
+        <w:trPr>
+          <w:trHeight w:val="708"/>
+          <w:tblHeader/>
+          <w:jc w:val="center"/>
+        </w:trPr>
+        <w:tc>
+          <w:tcPr>
+            <w:tcW w:w="0" w:type="auto"/>
+            <w:tcBorders>
+              <w:bottom w:val="single" w:sz="8" w:space="0" w:color="747775"/>
+            </w:tcBorders>
+            <w:shd w:val="clear" w:color="auto" w:fill="F2F2EF"/>
+            <w:tcMar>
+              <w:top w:w="100" w:type="dxa"/>
+              <w:left w:w="100" w:type="dxa"/>
+              <w:bottom w:w="100" w:type="dxa"/>
+              <w:right w:w="100" w:type="dxa"/>
+            </w:tcMar>
+            <w:vAlign w:val="center"/>
+            <w:hideMark/>
+          </w:tcPr>
+          <w:p>
+            <w:pPr>
+              <w:rPr>
+                <w:rFonts w:asciiTheme="majorBidi" w:hAnsiTheme="majorBidi" w:cstheme="majorBidi"/>
+                <w:b/>
+                <w:bCs/>
+                <w:color w:val="000000"/>
+              </w:rPr>
+            </w:pPr>
+            <w:r>
+              <w:rPr>
+                <w:rFonts w:asciiTheme="majorBidi" w:hAnsiTheme="majorBidi" w:cstheme="majorBidi"/>
+                <w:color w:val="000000"/>
+              </w:rPr>
+              <w:t>Field</w:t>
+            </w:r>
+          </w:p>
+        </w:tc>
+        <w:tc>
+          <w:tcPr>
+            <w:tcW w:w="0" w:type="auto"/>
+            <w:tcBorders>
+              <w:bottom w:val="single" w:sz="8" w:space="0" w:color="747775"/>
+            </w:tcBorders>
+            <w:shd w:val="clear" w:color="auto" w:fill="F2F2EF"/>
+            <w:tcMar>
+              <w:top w:w="100" w:type="dxa"/>
+              <w:left w:w="100" w:type="dxa"/>
+              <w:bottom w:w="100" w:type="dxa"/>
+              <w:right w:w="100" w:type="dxa"/>
+            </w:tcMar>
+            <w:vAlign w:val="center"/>
+            <w:hideMark/>
+          </w:tcPr>
+          <w:p>
+            <w:pPr>
+              <w:rPr>
+                <w:rFonts w:asciiTheme="majorBidi" w:hAnsiTheme="majorBidi" w:cstheme="majorBidi"/>
+                <w:b/>
+                <w:bCs/>
+                <w:color w:val="000000"/>
+              </w:rPr>
+            </w:pPr>
+            <w:r>
+              <w:rPr>
+                <w:rFonts w:asciiTheme="majorBidi" w:hAnsiTheme="majorBidi" w:cstheme="majorBidi"/>
+                <w:color w:val="000000"/>
+              </w:rPr>
+              <w:t>Description</w:t>
+            </w:r>
+          </w:p>
+        </w:tc>
+      </w:tr>
+      <w:tr>
+        <w:trPr>
+          <w:trHeight w:val="564"/>
+          <w:jc w:val="center"/>
+        </w:trPr>
+        <w:tc>
+          <w:tcPr>
+            <w:tcW w:w="0" w:type="auto"/>
+            <w:tcBorders>
+              <w:top w:val="single" w:sz="8" w:space="0" w:color="747775"/>
+              <w:bottom w:val="single" w:sz="8" w:space="0" w:color="747775"/>
+            </w:tcBorders>
+            <w:tcMar>
+              <w:top w:w="100" w:type="dxa"/>
+              <w:left w:w="100" w:type="dxa"/>
+              <w:bottom w:w="100" w:type="dxa"/>
+              <w:right w:w="100" w:type="dxa"/>
+            </w:tcMar>
+            <w:hideMark/>
+          </w:tcPr>
+          <w:p>
+            <w:pPr>
+              <w:rPr>
+                <w:rFonts w:asciiTheme="majorBidi" w:hAnsiTheme="majorBidi" w:cstheme="majorBidi"/>
+                <w:color w:val="000000"/>
+              </w:rPr>
+            </w:pPr>
+            <w:proofErr w:type="spellStart"/>
+            <w:r>
+              <w:rPr>
+                <w:rFonts w:asciiTheme="majorBidi" w:hAnsiTheme="majorBidi" w:cstheme="majorBidi"/>
+                <w:color w:val="000000"/>
+              </w:rPr>
+              <w:t>patient_info</w:t>
+            </w:r>
+            <w:proofErr w:type="spellEnd"/>
+          </w:p>
+        </w:tc>
+        <w:tc>
+          <w:tcPr>
+            <w:tcW w:w="0" w:type="auto"/>
+            <w:tcBorders>
+              <w:top w:val="single" w:sz="8" w:space="0" w:color="747775"/>
+              <w:bottom w:val="single" w:sz="8" w:space="0" w:color="747775"/>
+            </w:tcBorders>
+            <w:tcMar>
+              <w:top w:w="100" w:type="dxa"/>
+              <w:left w:w="100" w:type="dxa"/>
+              <w:bottom w:w="100" w:type="dxa"/>
+              <w:right w:w="100" w:type="dxa"/>
+            </w:tcMar>
+            <w:hideMark/>
+          </w:tcPr>
+          <w:p>
+            <w:pPr>
+              <w:rPr>
+                <w:rFonts w:asciiTheme="majorBidi" w:hAnsiTheme="majorBidi" w:cstheme="majorBidi"/>
+                <w:color w:val="000000"/>
+              </w:rPr>
+            </w:pPr>
+            <w:r>
+              <w:rPr>
+                <w:rFonts w:asciiTheme="majorBidi" w:hAnsiTheme="majorBidi" w:cstheme="majorBidi"/>
+                <w:color w:val="000000"/>
+              </w:rPr>
+              <w:t>Includes patient's name, age, and diagnosis.</w:t>
+            </w:r>
+          </w:p>
+        </w:tc>
+      </w:tr>
+      <w:tr>
+        <w:trPr>
+          <w:trHeight w:val="564"/>
+          <w:jc w:val="center"/>
+        </w:trPr>
+        <w:tc>
+          <w:tcPr>
+            <w:tcW w:w="0" w:type="auto"/>
+            <w:tcBorders>
+              <w:top w:val="single" w:sz="8" w:space="0" w:color="747775"/>
+              <w:bottom w:val="single" w:sz="8" w:space="0" w:color="747775"/>
+            </w:tcBorders>
+            <w:tcMar>
+              <w:top w:w="100" w:type="dxa"/>
+              <w:left w:w="100" w:type="dxa"/>
+              <w:bottom w:w="100" w:type="dxa"/>
+              <w:right w:w="100" w:type="dxa"/>
+            </w:tcMar>
+            <w:hideMark/>
+          </w:tcPr>
+          <w:p>
+            <w:pPr>
+              <w:rPr>
+                <w:rFonts w:asciiTheme="majorBidi" w:hAnsiTheme="majorBidi" w:cstheme="majorBidi"/>
+                <w:color w:val="000000"/>
+              </w:rPr>
+            </w:pPr>
+            <w:r>
+              <w:rPr>
+                <w:rFonts w:asciiTheme="majorBidi" w:hAnsiTheme="majorBidi" w:cstheme="majorBidi"/>
+                <w:color w:val="000000"/>
+              </w:rPr>
+              <w:t>summary</w:t>
+            </w:r>
+          </w:p>
+        </w:tc>
+        <w:tc>
+          <w:tcPr>
+            <w:tcW w:w="0" w:type="auto"/>
+            <w:tcBorders>
+              <w:top w:val="single" w:sz="8" w:space="0" w:color="747775"/>
+              <w:bottom w:val="single" w:sz="8" w:space="0" w:color="747775"/>
+            </w:tcBorders>
+            <w:tcMar>
+              <w:top w:w="100" w:type="dxa"/>
+              <w:left w:w="100" w:type="dxa"/>
+              <w:bottom w:w="100" w:type="dxa"/>
+              <w:right w:w="100" w:type="dxa"/>
+            </w:tcMar>
+            <w:hideMark/>
+          </w:tcPr>
+          <w:p>
+            <w:pPr>
+              <w:rPr>
+                <w:rFonts w:asciiTheme="majorBidi" w:hAnsiTheme="majorBidi" w:cstheme="majorBidi"/>
+                <w:color w:val="000000"/>
+              </w:rPr>
+            </w:pPr>
+            <w:r>
+              <w:rPr>
+                <w:rFonts w:asciiTheme="majorBidi" w:hAnsiTheme="majorBidi" w:cstheme="majorBidi"/>
+                <w:color w:val="000000"/>
+              </w:rPr>
+              <w:t>Summary of the case.</w:t>
+            </w:r>
+          </w:p>
+        </w:tc>
+      </w:tr>
+      <w:tr>
+        <w:trPr>
+          <w:trHeight w:val="564"/>
+          <w:jc w:val="center"/>
+        </w:trPr>
+        <w:tc>
+          <w:tcPr>
+            <w:tcW w:w="0" w:type="auto"/>
+            <w:tcBorders>
+              <w:top w:val="single" w:sz="8" w:space="0" w:color="747775"/>
+              <w:bottom w:val="single" w:sz="8" w:space="0" w:color="747775"/>
+            </w:tcBorders>
+            <w:tcMar>
+              <w:top w:w="100" w:type="dxa"/>
+              <w:left w:w="100" w:type="dxa"/>
+              <w:bottom w:w="100" w:type="dxa"/>
+              <w:right w:w="100" w:type="dxa"/>
+            </w:tcMar>
+            <w:hideMark/>
+          </w:tcPr>
+          <w:p>
+            <w:pPr>
+              <w:rPr>
+                <w:rFonts w:asciiTheme="majorBidi" w:hAnsiTheme="majorBidi" w:cstheme="majorBidi"/>
+                <w:color w:val="000000"/>
+              </w:rPr>
+            </w:pPr>
+            <w:proofErr w:type="spellStart"/>
+            <w:r>
+              <w:rPr>
+                <w:rFonts w:asciiTheme="majorBidi" w:hAnsiTheme="majorBidi" w:cstheme="majorBidi"/>
+                <w:color w:val="000000"/>
+              </w:rPr>
+              <w:t>team_members</w:t>
+            </w:r>
+            <w:proofErr w:type="spellEnd"/>
+          </w:p>
+        </w:tc>
+        <w:tc>
+          <w:tcPr>
+            <w:tcW w:w="0" w:type="auto"/>
+            <w:tcBorders>
+              <w:top w:val="single" w:sz="8" w:space="0" w:color="747775"/>
+              <w:bottom w:val="single" w:sz="8" w:space="0" w:color="747775"/>
+            </w:tcBorders>
+            <w:tcMar>
+              <w:top w:w="100" w:type="dxa"/>
+              <w:left w:w="100" w:type="dxa"/>
+              <w:bottom w:w="100" w:type="dxa"/>
+              <w:right w:w="100" w:type="dxa"/>
+            </w:tcMar>
+            <w:hideMark/>
+          </w:tcPr>
+          <w:p>
+            <w:pPr>
+              <w:rPr>
+                <w:rFonts w:asciiTheme="majorBidi" w:hAnsiTheme="majorBidi" w:cstheme="majorBidi"/>
+                <w:color w:val="000000"/>
+              </w:rPr>
+            </w:pPr>
+            <w:r>
+              <w:rPr>
+                <w:rFonts w:asciiTheme="majorBidi" w:hAnsiTheme="majorBidi" w:cstheme="majorBidi"/>
+                <w:color w:val="000000"/>
+              </w:rPr>
+              <w:t>List of involved professionals.</w:t>
+            </w:r>
+          </w:p>
+        </w:tc>
+      </w:tr>
+      <w:tr>
+        <w:trPr>
+          <w:trHeight w:val="564"/>
+          <w:jc w:val="center"/>
+        </w:trPr>
+        <w:tc>
+          <w:tcPr>
+            <w:tcW w:w="0" w:type="auto"/>
+            <w:tcBorders>
+              <w:top w:val="single" w:sz="8" w:space="0" w:color="747775"/>
+              <w:bottom w:val="single" w:sz="8" w:space="0" w:color="747775"/>
+            </w:tcBorders>
+            <w:tcMar>
+              <w:top w:w="100" w:type="dxa"/>
+              <w:left w:w="100" w:type="dxa"/>
+              <w:bottom w:w="100" w:type="dxa"/>
+              <w:right w:w="100" w:type="dxa"/>
+            </w:tcMar>
+            <w:hideMark/>
+          </w:tcPr>
+          <w:p>
+            <w:pPr>
+              <w:rPr>
+                <w:rFonts w:asciiTheme="majorBidi" w:hAnsiTheme="majorBidi" w:cstheme="majorBidi"/>
+                <w:color w:val="000000"/>
+              </w:rPr>
+            </w:pPr>
+            <w:r>
+              <w:rPr>
+                <w:rFonts w:asciiTheme="majorBidi" w:hAnsiTheme="majorBidi" w:cstheme="majorBidi"/>
+                <w:color w:val="000000"/>
+              </w:rPr>
+              <w:t>background</w:t>
+            </w:r>
+          </w:p>
+        </w:tc>
+        <w:tc>
+          <w:tcPr>
+            <w:tcW w:w="0" w:type="auto"/>
+            <w:tcBorders>
+              <w:top w:val="single" w:sz="8" w:space="0" w:color="747775"/>
+              <w:bottom w:val="single" w:sz="8" w:space="0" w:color="747775"/>
+            </w:tcBorders>
+            <w:tcMar>
+              <w:top w:w="100" w:type="dxa"/>
+              <w:left w:w="100" w:type="dxa"/>
+              <w:bottom w:w="100" w:type="dxa"/>
+              <w:right w:w="100" w:type="dxa"/>
+            </w:tcMar>
+            <w:hideMark/>
+          </w:tcPr>
+          <w:p>
+            <w:pPr>
+              <w:rPr>
+                <w:rFonts w:asciiTheme="majorBidi" w:hAnsiTheme="majorBidi" w:cstheme="majorBidi"/>
+                <w:color w:val="000000"/>
+              </w:rPr>
+            </w:pPr>
+            <w:r>
+              <w:rPr>
+                <w:rFonts w:asciiTheme="majorBidi" w:hAnsiTheme="majorBidi" w:cstheme="majorBidi"/>
+                <w:color w:val="000000"/>
+              </w:rPr>
+              <w:t>Patient's background.</w:t>
+            </w:r>
+          </w:p>
+        </w:tc>
+      </w:tr>
+      <w:tr>
+        <w:trPr>
+          <w:trHeight w:val="564"/>
+          <w:jc w:val="center"/>
+        </w:trPr>
+        <w:tc>
+          <w:tcPr>
+            <w:tcW w:w="0" w:type="auto"/>
+            <w:tcBorders>
+              <w:top w:val="single" w:sz="8" w:space="0" w:color="747775"/>
+              <w:bottom w:val="single" w:sz="8" w:space="0" w:color="747775"/>
+            </w:tcBorders>
+            <w:tcMar>
+              <w:top w:w="100" w:type="dxa"/>
+              <w:left w:w="100" w:type="dxa"/>
+              <w:bottom w:w="100" w:type="dxa"/>
+              <w:right w:w="100" w:type="dxa"/>
+            </w:tcMar>
+            <w:hideMark/>
+          </w:tcPr>
+          <w:p>
+            <w:pPr>
+              <w:rPr>
+                <w:rFonts w:asciiTheme="majorBidi" w:hAnsiTheme="majorBidi" w:cstheme="majorBidi"/>
+                <w:color w:val="000000"/>
+              </w:rPr>
+            </w:pPr>
+            <w:proofErr w:type="spellStart"/>
+            <w:r>
+              <w:rPr>
+                <w:rFonts w:asciiTheme="majorBidi" w:hAnsiTheme="majorBidi" w:cstheme="majorBidi"/>
+                <w:color w:val="000000"/>
+              </w:rPr>
+              <w:lastRenderedPageBreak/>
+              <w:t>assessment_plan</w:t>
+            </w:r>
+            <w:proofErr w:type="spellEnd"/>
+          </w:p>
+        </w:tc>
+        <w:tc>
+          <w:tcPr>
+            <w:tcW w:w="0" w:type="auto"/>
+            <w:tcBorders>
+              <w:top w:val="single" w:sz="8" w:space="0" w:color="747775"/>
+              <w:bottom w:val="single" w:sz="8" w:space="0" w:color="747775"/>
+            </w:tcBorders>
+            <w:tcMar>
+              <w:top w:w="100" w:type="dxa"/>
+              <w:left w:w="100" w:type="dxa"/>
+              <w:bottom w:w="100" w:type="dxa"/>
+              <w:right w:w="100" w:type="dxa"/>
+            </w:tcMar>
+            <w:hideMark/>
+          </w:tcPr>
+          <w:p>
+            <w:pPr>
+              <w:rPr>
+                <w:rFonts w:asciiTheme="majorBidi" w:hAnsiTheme="majorBidi" w:cstheme="majorBidi"/>
+                <w:color w:val="000000"/>
+              </w:rPr>
+            </w:pPr>
+            <w:r>
+              <w:rPr>
+                <w:rFonts w:asciiTheme="majorBidi" w:hAnsiTheme="majorBidi" w:cstheme="majorBidi"/>
+                <w:color w:val="000000"/>
+              </w:rPr>
+              <w:t>Evaluation responsibilities assigned to each professional.</w:t>
+            </w:r>
+          </w:p>
+        </w:tc>
+      </w:tr>
+      <w:tr>
+        <w:trPr>
+          <w:trHeight w:val="564"/>
+          <w:jc w:val="center"/>
+        </w:trPr>
+        <w:tc>
+          <w:tcPr>
+            <w:tcW w:w="0" w:type="auto"/>
+            <w:tcBorders>
+              <w:top w:val="single" w:sz="8" w:space="0" w:color="747775"/>
+              <w:bottom w:val="single" w:sz="8" w:space="0" w:color="747775"/>
+            </w:tcBorders>
+            <w:tcMar>
+              <w:top w:w="100" w:type="dxa"/>
+              <w:left w:w="100" w:type="dxa"/>
+              <w:bottom w:w="100" w:type="dxa"/>
+              <w:right w:w="100" w:type="dxa"/>
+            </w:tcMar>
+            <w:hideMark/>
+          </w:tcPr>
+          <w:p>
+            <w:pPr>
+              <w:rPr>
+                <w:rFonts w:asciiTheme="majorBidi" w:hAnsiTheme="majorBidi" w:cstheme="majorBidi"/>
+                <w:color w:val="000000"/>
+              </w:rPr>
+            </w:pPr>
+            <w:r>
+              <w:rPr>
+                <w:rFonts w:asciiTheme="majorBidi" w:hAnsiTheme="majorBidi" w:cstheme="majorBidi"/>
+                <w:color w:val="000000"/>
+              </w:rPr>
+              <w:t>assessment results</w:t>
+            </w:r>
+          </w:p>
+        </w:tc>
+        <w:tc>
+          <w:tcPr>
+            <w:tcW w:w="0" w:type="auto"/>
+            <w:tcBorders>
+              <w:top w:val="single" w:sz="8" w:space="0" w:color="747775"/>
+              <w:bottom w:val="single" w:sz="8" w:space="0" w:color="747775"/>
+            </w:tcBorders>
+            <w:tcMar>
+              <w:top w:w="100" w:type="dxa"/>
+              <w:left w:w="100" w:type="dxa"/>
+              <w:bottom w:w="100" w:type="dxa"/>
+              <w:right w:w="100" w:type="dxa"/>
+            </w:tcMar>
+            <w:hideMark/>
+          </w:tcPr>
+          <w:p>
+            <w:pPr>
+              <w:rPr>
+                <w:rFonts w:asciiTheme="majorBidi" w:hAnsiTheme="majorBidi" w:cstheme="majorBidi"/>
+                <w:color w:val="000000"/>
+              </w:rPr>
+            </w:pPr>
+            <w:r>
+              <w:rPr>
+                <w:rFonts w:asciiTheme="majorBidi" w:hAnsiTheme="majorBidi" w:cstheme="majorBidi"/>
+                <w:color w:val="000000"/>
+              </w:rPr>
+              <w:t>Results of diagnostic evaluations.</w:t>
+            </w:r>
+          </w:p>
+        </w:tc>
+      </w:tr>
+      <w:tr>
+        <w:trPr>
+          <w:trHeight w:val="564"/>
+          <w:jc w:val="center"/>
+        </w:trPr>
+        <w:tc>
+          <w:tcPr>
+            <w:tcW w:w="0" w:type="auto"/>
+            <w:tcBorders>
+              <w:top w:val="single" w:sz="8" w:space="0" w:color="747775"/>
+              <w:bottom w:val="single" w:sz="8" w:space="0" w:color="747775"/>
+            </w:tcBorders>
+            <w:tcMar>
+              <w:top w:w="100" w:type="dxa"/>
+              <w:left w:w="100" w:type="dxa"/>
+              <w:bottom w:w="100" w:type="dxa"/>
+              <w:right w:w="100" w:type="dxa"/>
+            </w:tcMar>
+            <w:hideMark/>
+          </w:tcPr>
+          <w:p>
+            <w:pPr>
+              <w:rPr>
+                <w:rFonts w:asciiTheme="majorBidi" w:hAnsiTheme="majorBidi" w:cstheme="majorBidi"/>
+                <w:color w:val="000000"/>
+              </w:rPr>
+            </w:pPr>
+            <w:proofErr w:type="spellStart"/>
+            <w:r>
+              <w:rPr>
+                <w:rFonts w:asciiTheme="majorBidi" w:hAnsiTheme="majorBidi" w:cstheme="majorBidi"/>
+                <w:color w:val="000000"/>
+              </w:rPr>
+              <w:t>treatment_plan</w:t>
+            </w:r>
+            <w:proofErr w:type="spellEnd"/>
+          </w:p>
+        </w:tc>
+        <w:tc>
+          <w:tcPr>
+            <w:tcW w:w="0" w:type="auto"/>
+            <w:tcBorders>
+              <w:top w:val="single" w:sz="8" w:space="0" w:color="747775"/>
+              <w:bottom w:val="single" w:sz="8" w:space="0" w:color="747775"/>
+            </w:tcBorders>
+            <w:tcMar>
+              <w:top w:w="100" w:type="dxa"/>
+              <w:left w:w="100" w:type="dxa"/>
+              <w:bottom w:w="100" w:type="dxa"/>
+              <w:right w:w="100" w:type="dxa"/>
+            </w:tcMar>
+            <w:hideMark/>
+          </w:tcPr>
+          <w:p>
+            <w:pPr>
+              <w:rPr>
+                <w:rFonts w:asciiTheme="majorBidi" w:hAnsiTheme="majorBidi" w:cstheme="majorBidi"/>
+                <w:color w:val="000000"/>
+              </w:rPr>
+            </w:pPr>
+            <w:r>
+              <w:rPr>
+                <w:rFonts w:asciiTheme="majorBidi" w:hAnsiTheme="majorBidi" w:cstheme="majorBidi"/>
+                <w:color w:val="000000"/>
+              </w:rPr>
+              <w:t>The final Interprofessional Practice (IPP) treatment plan co-developed by the team.</w:t>
+            </w:r>
+          </w:p>
+        </w:tc>
+      </w:tr>
+    </w:tbl>
+    <w:p>
+      <w:pPr>
+        <w:pStyle w:val="Heading2"/>
+      </w:pPr>
+      <w:bookmarkStart w:id="6" w:name="_Toc196770522"/>
+      <w:r>
+        <w:rPr>
+          <w:rFonts w:asciiTheme="majorBidi" w:hAnsiTheme="majorBidi"/>
           <w:color w:val="000000"/>
         </w:rPr>
-        <w:t xml:space="preserve">Figure </w:t>
-      </w:r>
-      <w:r>
-        <w:rPr>
-          <w:rFonts w:asciiTheme="majorBidi" w:hAnsiTheme="majorBidi" w:cstheme="majorBidi"/>
-          <w:color w:val="0000FF"/>
-        </w:rPr>
-        <w:t xml:space="preserve">2 </w:t>
-      </w:r>
-      <w:r>
+        <w:t>Baseline Approach</w:t>
+      </w:r>
+      <w:bookmarkEnd w:id="6"/>
+    </w:p>
+    <w:p>
+      <w:pPr>
         <w:rPr>
           <w:rFonts w:asciiTheme="majorBidi" w:hAnsiTheme="majorBidi" w:cstheme="majorBidi"/>
           <w:color w:val="000000"/>
         </w:rPr>
-        <w:t>is a pretty good example of a f</w:t>
-      </w:r>
+      </w:pPr>
       <w:r>
         <w:rPr>
           <w:rFonts w:asciiTheme="majorBidi" w:hAnsiTheme="majorBidi" w:cstheme="majorBidi"/>
           <w:color w:val="000000"/>
         </w:rPr>
-        <w:t>i</w:t>
-      </w:r>
-      <w:r>
+        <w:t>Two baseline methods for treatment plan generation were established:</w:t>
+      </w:r>
+    </w:p>
+    <w:p>
+      <w:pPr>
+        <w:numPr>
+          <w:ilvl w:val="0"/>
+          <w:numId w:val="20"/>
+        </w:numPr>
         <w:rPr>
           <w:rFonts w:asciiTheme="majorBidi" w:hAnsiTheme="majorBidi" w:cstheme="majorBidi"/>
           <w:color w:val="000000"/>
         </w:rPr>
-        <w:t>gure that is completely useless unless it is not accompanied by a textual explanation.</w:t>
-      </w:r>
-    </w:p>
-    <w:p>
-      <w:pPr>
-        <w:autoSpaceDE w:val="0"/>
-        <w:autoSpaceDN w:val="0"/>
-        <w:adjustRightInd w:val="0"/>
-        <w:spacing w:after="0" w:line="240" w:lineRule="auto"/>
-        <w:ind w:left="720"/>
-        <w:rPr>
-          <w:rFonts w:asciiTheme="majorBidi" w:hAnsiTheme="majorBidi" w:cstheme="majorBidi"/>
-        </w:rPr>
-      </w:pPr>
-    </w:p>
-    <w:p>
-      <w:pPr>
-        <w:pStyle w:val="Heading1"/>
-      </w:pPr>
-      <w:bookmarkStart w:id="6" w:name="_Toc91714547"/>
-      <w:r>
-        <w:t>Results and Discussion</w:t>
-      </w:r>
-      <w:bookmarkEnd w:id="6"/>
-    </w:p>
-    <w:p/>
-    <w:p>
-      <w:pPr>
-        <w:autoSpaceDE w:val="0"/>
-        <w:autoSpaceDN w:val="0"/>
-        <w:adjustRightInd w:val="0"/>
-        <w:spacing w:after="0" w:line="240" w:lineRule="auto"/>
-        <w:rPr>
-          <w:rFonts w:asciiTheme="majorBidi" w:hAnsiTheme="majorBidi" w:cstheme="majorBidi"/>
-        </w:rPr>
-      </w:pPr>
-      <w:r>
-        <w:rPr>
-          <w:rFonts w:asciiTheme="majorBidi" w:hAnsiTheme="majorBidi" w:cstheme="majorBidi"/>
-        </w:rPr>
-        <w:t>The results section details your metrics and experiments for the assessment of your solution. It</w:t>
-      </w:r>
-    </w:p>
-    <w:p>
-      <w:pPr>
-        <w:rPr>
-          <w:rFonts w:asciiTheme="majorBidi" w:hAnsiTheme="majorBidi" w:cstheme="majorBidi"/>
-        </w:rPr>
-      </w:pPr>
-      <w:r>
-        <w:rPr>
-          <w:rFonts w:asciiTheme="majorBidi" w:hAnsiTheme="majorBidi" w:cstheme="majorBidi"/>
-        </w:rPr>
-        <w:t>then provides experimental validation for your approach with visual aids such as data tables and</w:t>
-      </w:r>
-    </w:p>
-    <w:p>
-      <w:pPr>
-        <w:ind w:left="360"/>
-        <w:rPr>
-          <w:rFonts w:asciiTheme="majorBidi" w:hAnsiTheme="majorBidi" w:cstheme="majorBidi"/>
-        </w:rPr>
-      </w:pPr>
-    </w:p>
-    <w:p>
-      <w:pPr>
-        <w:keepNext/>
-        <w:ind w:left="360"/>
-      </w:pPr>
-      <w:r>
-        <w:rPr>
-          <w:noProof/>
-          <w:lang w:val="en-IN" w:eastAsia="en-IN"/>
-        </w:rPr>
-        <w:lastRenderedPageBreak/>
+      </w:pPr>
+      <w:r>
+        <w:rPr>
+          <w:rFonts w:asciiTheme="majorBidi" w:hAnsiTheme="majorBidi" w:cstheme="majorBidi"/>
+          <w:b/>
+          <w:bCs/>
+          <w:color w:val="000000"/>
+        </w:rPr>
+        <w:t>Single LLM pipeline:</w:t>
+      </w:r>
+      <w:r>
+        <w:rPr>
+          <w:rFonts w:asciiTheme="majorBidi" w:hAnsiTheme="majorBidi" w:cstheme="majorBidi"/>
+          <w:color w:val="000000"/>
+        </w:rPr>
+        <w:t xml:space="preserve"> The entire case study is passed to a general-purpose LLM (like GPT-4 or Claude) to generate a treatment plan.</w:t>
+      </w:r>
+    </w:p>
+    <w:p>
+      <w:pPr>
+        <w:numPr>
+          <w:ilvl w:val="0"/>
+          <w:numId w:val="20"/>
+        </w:numPr>
+        <w:rPr>
+          <w:rFonts w:asciiTheme="majorBidi" w:hAnsiTheme="majorBidi" w:cstheme="majorBidi"/>
+          <w:color w:val="000000"/>
+        </w:rPr>
+      </w:pPr>
+      <w:r>
+        <w:rPr>
+          <w:rFonts w:asciiTheme="majorBidi" w:hAnsiTheme="majorBidi" w:cstheme="majorBidi"/>
+          <w:b/>
+          <w:bCs/>
+          <w:color w:val="000000"/>
+        </w:rPr>
+        <w:t>Prompt-Tuned LLM pipeline:</w:t>
+      </w:r>
+      <w:r>
+        <w:rPr>
+          <w:rFonts w:asciiTheme="majorBidi" w:hAnsiTheme="majorBidi" w:cstheme="majorBidi"/>
+          <w:color w:val="000000"/>
+        </w:rPr>
+        <w:t xml:space="preserve"> The prompt is carefully crafted to simulate specific roles or expectations from the model.</w:t>
+      </w:r>
+    </w:p>
+    <w:p>
+      <w:pPr>
+        <w:pStyle w:val="Heading2"/>
+        <w:rPr>
+          <w:rFonts w:asciiTheme="majorBidi" w:hAnsiTheme="majorBidi"/>
+          <w:color w:val="000000"/>
+        </w:rPr>
+      </w:pPr>
+      <w:bookmarkStart w:id="7" w:name="_Toc196770523"/>
+      <w:r>
+        <w:rPr>
+          <w:rFonts w:asciiTheme="majorBidi" w:hAnsiTheme="majorBidi"/>
+          <w:color w:val="000000"/>
+        </w:rPr>
+        <w:t>MediSyn: Proposed Multi-Agent System</w:t>
+      </w:r>
+      <w:bookmarkEnd w:id="7"/>
+    </w:p>
+    <w:p>
+      <w:r>
         <w:drawing>
-          <wp:inline distT="0" distB="0" distL="0" distR="0" wp14:anchorId="6BACFBCB" wp14:editId="51013955">
-            <wp:extent cx="5943600" cy="2441050"/>
+          <wp:inline distT="0" distB="0" distL="0" distR="0" wp14:anchorId="238FD6BB" wp14:editId="71A078AA">
+            <wp:extent cx="5943600" cy="1303020"/>
             <wp:effectExtent l="0" t="0" r="0" b="0"/>
-            <wp:docPr id="3" name="Picture 3"/>
+            <wp:docPr id="1979345989" name="Picture 1"/>
             <wp:cNvGraphicFramePr>
               <a:graphicFrameLocks xmlns:a="http://schemas.openxmlformats.org/drawingml/2006/main" noChangeAspect="1"/>
             </wp:cNvGraphicFramePr>
@@ -4059,36 +4378,23 @@
               <a:graphicData uri="http://schemas.openxmlformats.org/drawingml/2006/picture">
                 <pic:pic xmlns:pic="http://schemas.openxmlformats.org/drawingml/2006/picture">
                   <pic:nvPicPr>
-                    <pic:cNvPr id="0" name="Picture 3"/>
-                    <pic:cNvPicPr>
-                      <a:picLocks noChangeAspect="1" noChangeArrowheads="1"/>
-                    </pic:cNvPicPr>
+                    <pic:cNvPr id="1979345989" name=""/>
+                    <pic:cNvPicPr/>
                   </pic:nvPicPr>
                   <pic:blipFill>
-                    <a:blip r:embed="rId8">
-                      <a:extLst>
-                        <a:ext uri="{28A0092B-C50C-407E-A947-70E740481C1C}">
-                          <a14:useLocalDpi xmlns:a14="http://schemas.microsoft.com/office/drawing/2010/main" val="0"/>
-                        </a:ext>
-                      </a:extLst>
-                    </a:blip>
-                    <a:srcRect/>
+                    <a:blip r:embed="rId8"/>
                     <a:stretch>
                       <a:fillRect/>
                     </a:stretch>
                   </pic:blipFill>
-                  <pic:spPr bwMode="auto">
+                  <pic:spPr>
                     <a:xfrm>
                       <a:off x="0" y="0"/>
-                      <a:ext cx="5944576" cy="2441451"/>
+                      <a:ext cx="5943600" cy="1303020"/>
                     </a:xfrm>
                     <a:prstGeom prst="rect">
                       <a:avLst/>
                     </a:prstGeom>
-                    <a:noFill/>
-                    <a:ln>
-                      <a:noFill/>
-                    </a:ln>
                   </pic:spPr>
                 </pic:pic>
               </a:graphicData>
@@ -4099,347 +4405,277 @@
     </w:p>
     <w:p>
       <w:pPr>
-        <w:pStyle w:val="Caption"/>
-        <w:jc w:val="center"/>
-      </w:pPr>
-      <w:r>
-        <w:t xml:space="preserve">Figure </w:t>
-      </w:r>
-      <w:r>
-        <w:fldChar w:fldCharType="begin"/>
-      </w:r>
-      <w:r>
-        <w:instrText xml:space="preserve"> SEQ Figure </w:instrText>
-      </w:r>
-      <w:r>
-        <w:instrText xml:space="preserve">\* ARABIC </w:instrText>
-      </w:r>
-      <w:r>
-        <w:fldChar w:fldCharType="separate"/>
-      </w:r>
-      <w:r>
-        <w:rPr>
-          <w:noProof/>
-        </w:rPr>
-        <w:t>2</w:t>
-      </w:r>
-      <w:r>
-        <w:rPr>
-          <w:noProof/>
-        </w:rPr>
-        <w:fldChar w:fldCharType="end"/>
-      </w:r>
-      <w:r>
-        <w:t xml:space="preserve">: </w:t>
-      </w:r>
-      <w:r>
-        <w:t xml:space="preserve">Try to guess what this  </w:t>
-      </w:r>
-      <w:proofErr w:type="spellStart"/>
-      <w:r>
-        <w:t>gure</w:t>
-      </w:r>
-      <w:proofErr w:type="spellEnd"/>
-      <w:r>
-        <w:t xml:space="preserve"> illustrates; I double-dare you.</w:t>
-      </w:r>
-    </w:p>
-    <w:p/>
-    <w:p>
-      <w:pPr>
-        <w:autoSpaceDE w:val="0"/>
-        <w:autoSpaceDN w:val="0"/>
-        <w:adjustRightInd w:val="0"/>
-        <w:spacing w:after="0" w:line="240" w:lineRule="auto"/>
-        <w:rPr>
-          <w:rFonts w:asciiTheme="majorBidi" w:hAnsiTheme="majorBidi" w:cstheme="majorBidi"/>
-        </w:rPr>
-      </w:pPr>
-      <w:r>
-        <w:rPr>
-          <w:rFonts w:asciiTheme="majorBidi" w:hAnsiTheme="majorBidi" w:cstheme="majorBidi"/>
-        </w:rPr>
-        <w:t>graphs. In particular, it allows you to compare your idea with other approaches you've tested,</w:t>
-      </w:r>
-    </w:p>
-    <w:p>
-      <w:pPr>
-        <w:rPr>
-          <w:rFonts w:asciiTheme="majorBidi" w:hAnsiTheme="majorBidi" w:cstheme="majorBidi"/>
-        </w:rPr>
-      </w:pPr>
-      <w:r>
-        <w:rPr>
-          <w:rFonts w:asciiTheme="majorBidi" w:hAnsiTheme="majorBidi" w:cstheme="majorBidi"/>
-        </w:rPr>
-        <w:t xml:space="preserve">for </w:t>
-      </w:r>
-      <w:proofErr w:type="gramStart"/>
-      <w:r>
-        <w:rPr>
-          <w:rFonts w:asciiTheme="majorBidi" w:hAnsiTheme="majorBidi" w:cstheme="majorBidi"/>
-        </w:rPr>
-        <w:t>example</w:t>
-      </w:r>
-      <w:proofErr w:type="gramEnd"/>
-      <w:r>
-        <w:rPr>
-          <w:rFonts w:asciiTheme="majorBidi" w:hAnsiTheme="majorBidi" w:cstheme="majorBidi"/>
-        </w:rPr>
-        <w:t xml:space="preserve"> solutions you've mentioned in your related work section.</w:t>
-      </w:r>
-    </w:p>
-    <w:p>
-      <w:pPr>
-        <w:rPr>
-          <w:rFonts w:asciiTheme="majorBidi" w:hAnsiTheme="majorBidi" w:cstheme="majorBidi"/>
-        </w:rPr>
-      </w:pPr>
+        <w:rPr>
+          <w:rFonts w:asciiTheme="majorBidi" w:hAnsiTheme="majorBidi" w:cstheme="majorBidi"/>
+          <w:color w:val="000000"/>
+        </w:rPr>
+      </w:pPr>
+      <w:r>
+        <w:rPr>
+          <w:rFonts w:asciiTheme="majorBidi" w:hAnsiTheme="majorBidi" w:cstheme="majorBidi"/>
+          <w:color w:val="000000"/>
+        </w:rPr>
+        <w:t>MediSyn, a novel synergistic multi-agent architecture, dynamically identifies the healthcare team members mentioned in each case study and creates specialized agents each representing a profession involved in the case. These agents are constrained to their domain knowledge and collaborate sequentially to generate the final treatment plan, thereby closely simulating real-world interprofessional collaboration.</w:t>
+      </w:r>
+    </w:p>
+    <w:p>
+      <w:pPr>
+        <w:rPr>
+          <w:rFonts w:asciiTheme="majorBidi" w:hAnsiTheme="majorBidi" w:cstheme="majorBidi"/>
+          <w:color w:val="000000"/>
+        </w:rPr>
+      </w:pPr>
+      <w:r>
+        <w:rPr>
+          <w:rFonts w:asciiTheme="majorBidi" w:hAnsiTheme="majorBidi" w:cstheme="majorBidi"/>
+          <w:color w:val="000000"/>
+        </w:rPr>
+        <w:t>The MediSyn architecture consists of an Agent Builder, Prompt Generator, Agent Instantiation, and Synthesis Agent. The Agent Builder parses the input JSON to extract the list of healthcare roles involved. The Prompt Generator constructs a profession-specific prompt for each role. Individual agents are launched, each constrained to reason within its domain. Finally, the Synthesis Agent integrates the diverse role-specific outputs into a coherent, role-attributed treatment plan.</w:t>
+      </w:r>
     </w:p>
     <w:p>
       <w:pPr>
         <w:pStyle w:val="Heading2"/>
       </w:pPr>
-      <w:bookmarkStart w:id="7" w:name="_Toc91714548"/>
-      <w:r>
-        <w:t>Experimentation protocol</w:t>
-      </w:r>
-      <w:bookmarkEnd w:id="7"/>
-    </w:p>
-    <w:p/>
-    <w:p>
-      <w:pPr>
-        <w:autoSpaceDE w:val="0"/>
-        <w:autoSpaceDN w:val="0"/>
-        <w:adjustRightInd w:val="0"/>
-        <w:spacing w:after="0" w:line="240" w:lineRule="auto"/>
-        <w:rPr>
-          <w:rFonts w:asciiTheme="majorBidi" w:hAnsiTheme="majorBidi" w:cstheme="majorBidi"/>
-        </w:rPr>
-      </w:pPr>
-      <w:r>
-        <w:rPr>
-          <w:rFonts w:asciiTheme="majorBidi" w:hAnsiTheme="majorBidi" w:cstheme="majorBidi"/>
-        </w:rPr>
-        <w:t>It is of the utmost importance to describe how you came up with the measurements and results</w:t>
-      </w:r>
-    </w:p>
-    <w:p>
-      <w:pPr>
-        <w:rPr>
-          <w:rFonts w:asciiTheme="majorBidi" w:hAnsiTheme="majorBidi" w:cstheme="majorBidi"/>
-        </w:rPr>
-      </w:pPr>
-      <w:r>
-        <w:rPr>
-          <w:rFonts w:asciiTheme="majorBidi" w:hAnsiTheme="majorBidi" w:cstheme="majorBidi"/>
-        </w:rPr>
-        <w:t>that support your evaluation.</w:t>
-      </w:r>
-    </w:p>
-    <w:p>
-      <w:pPr>
-        <w:rPr>
-          <w:rFonts w:asciiTheme="majorBidi" w:hAnsiTheme="majorBidi" w:cstheme="majorBidi"/>
-        </w:rPr>
-      </w:pPr>
+      <w:bookmarkStart w:id="8" w:name="_Toc196770524"/>
+      <w:r>
+        <w:rPr>
+          <w:rFonts w:asciiTheme="majorBidi" w:hAnsiTheme="majorBidi"/>
+          <w:color w:val="000000"/>
+        </w:rPr>
+        <w:t>Evaluation Metrics</w:t>
+      </w:r>
+      <w:bookmarkEnd w:id="8"/>
+    </w:p>
+    <w:p>
+      <w:pPr>
+        <w:rPr>
+          <w:rFonts w:asciiTheme="majorBidi" w:hAnsiTheme="majorBidi" w:cstheme="majorBidi"/>
+          <w:color w:val="000000"/>
+        </w:rPr>
+      </w:pPr>
+      <w:r>
+        <w:rPr>
+          <w:rFonts w:asciiTheme="majorBidi" w:hAnsiTheme="majorBidi" w:cstheme="majorBidi"/>
+          <w:color w:val="000000"/>
+        </w:rPr>
+        <w:t>To evaluate and compare the outputs of the Single LLM, Prompt-Tuned LLM, and MediSyn systems, both automated and human-centric evaluation methods were employed:</w:t>
+      </w:r>
+    </w:p>
+    <w:p>
+      <w:pPr>
+        <w:numPr>
+          <w:ilvl w:val="0"/>
+          <w:numId w:val="21"/>
+        </w:numPr>
+        <w:rPr>
+          <w:rFonts w:asciiTheme="majorBidi" w:hAnsiTheme="majorBidi" w:cstheme="majorBidi"/>
+          <w:color w:val="000000"/>
+        </w:rPr>
+      </w:pPr>
+      <w:r>
+        <w:rPr>
+          <w:rFonts w:asciiTheme="majorBidi" w:hAnsiTheme="majorBidi" w:cstheme="majorBidi"/>
+          <w:color w:val="000000"/>
+        </w:rPr>
+        <w:t>BLEU Score</w:t>
+      </w:r>
+    </w:p>
+    <w:p>
+      <w:pPr>
+        <w:numPr>
+          <w:ilvl w:val="0"/>
+          <w:numId w:val="21"/>
+        </w:numPr>
+        <w:rPr>
+          <w:rFonts w:asciiTheme="majorBidi" w:hAnsiTheme="majorBidi" w:cstheme="majorBidi"/>
+          <w:color w:val="000000"/>
+        </w:rPr>
+      </w:pPr>
+      <w:r>
+        <w:rPr>
+          <w:rFonts w:asciiTheme="majorBidi" w:hAnsiTheme="majorBidi" w:cstheme="majorBidi"/>
+          <w:color w:val="000000"/>
+        </w:rPr>
+        <w:t>ROUGE Score</w:t>
+      </w:r>
+    </w:p>
+    <w:p>
+      <w:pPr>
+        <w:numPr>
+          <w:ilvl w:val="0"/>
+          <w:numId w:val="21"/>
+        </w:numPr>
+        <w:rPr>
+          <w:rFonts w:asciiTheme="majorBidi" w:hAnsiTheme="majorBidi" w:cstheme="majorBidi"/>
+          <w:color w:val="000000"/>
+        </w:rPr>
+      </w:pPr>
+      <w:r>
+        <w:rPr>
+          <w:rFonts w:asciiTheme="majorBidi" w:hAnsiTheme="majorBidi" w:cstheme="majorBidi"/>
+          <w:color w:val="000000"/>
+        </w:rPr>
+        <w:lastRenderedPageBreak/>
+        <w:t>LLM-as-a-Judge evaluations (for qualitative and contextual judgment)</w:t>
+      </w:r>
+    </w:p>
+    <w:p>
+      <w:pPr>
+        <w:ind w:left="720"/>
+        <w:rPr>
+          <w:rFonts w:ascii="Times New Roman" w:hAnsi="Times New Roman" w:cs="Times New Roman"/>
+          <w:color w:val="000000"/>
+        </w:rPr>
+      </w:pPr>
+      <w:r>
+        <w:rPr>
+          <w:rFonts w:ascii="Times New Roman" w:hAnsi="Times New Roman" w:cs="Times New Roman"/>
+          <w:color w:val="000000"/>
+        </w:rPr>
+        <w:t>Each plan is blindly reviewed by an LLM, which is instructed to rate it on a 1–5</w:t>
+      </w:r>
+    </w:p>
+    <w:p>
+      <w:pPr>
+        <w:ind w:left="720"/>
+        <w:rPr>
+          <w:rFonts w:ascii="Times New Roman" w:hAnsi="Times New Roman" w:cs="Times New Roman"/>
+          <w:color w:val="000000"/>
+        </w:rPr>
+      </w:pPr>
+      <w:r>
+        <w:rPr>
+          <w:rFonts w:ascii="Times New Roman" w:hAnsi="Times New Roman" w:cs="Times New Roman"/>
+          <w:color w:val="000000"/>
+        </w:rPr>
+        <w:t>scale for each of the following criteria:</w:t>
+      </w:r>
+    </w:p>
+    <w:p>
+      <w:pPr>
+        <w:numPr>
+          <w:ilvl w:val="1"/>
+          <w:numId w:val="21"/>
+        </w:numPr>
+        <w:rPr>
+          <w:rFonts w:ascii="Times New Roman" w:hAnsi="Times New Roman" w:cs="Times New Roman"/>
+          <w:color w:val="000000"/>
+        </w:rPr>
+      </w:pPr>
+      <w:r>
+        <w:rPr>
+          <w:rFonts w:ascii="Times New Roman" w:hAnsi="Times New Roman" w:cs="Times New Roman"/>
+          <w:color w:val="000000"/>
+        </w:rPr>
+        <w:t>Accuracy: Correctness and clinical relevance of recommendations.</w:t>
+      </w:r>
+    </w:p>
+    <w:p>
+      <w:pPr>
+        <w:numPr>
+          <w:ilvl w:val="1"/>
+          <w:numId w:val="21"/>
+        </w:numPr>
+        <w:rPr>
+          <w:rFonts w:ascii="Times New Roman" w:hAnsi="Times New Roman" w:cs="Times New Roman"/>
+          <w:color w:val="000000"/>
+        </w:rPr>
+      </w:pPr>
+      <w:r>
+        <w:rPr>
+          <w:rFonts w:ascii="Times New Roman" w:hAnsi="Times New Roman" w:cs="Times New Roman"/>
+          <w:color w:val="000000"/>
+        </w:rPr>
+        <w:t xml:space="preserve"> Plausibility: Whether the recommendations are medically sound and free from</w:t>
+      </w:r>
+      <w:r>
+        <w:rPr>
+          <w:rFonts w:ascii="Times New Roman" w:hAnsi="Times New Roman" w:cs="Times New Roman"/>
+          <w:color w:val="000000"/>
+        </w:rPr>
+        <w:t xml:space="preserve"> </w:t>
+      </w:r>
+      <w:r>
+        <w:rPr>
+          <w:rFonts w:ascii="Times New Roman" w:hAnsi="Times New Roman" w:cs="Times New Roman"/>
+          <w:color w:val="000000"/>
+        </w:rPr>
+        <w:t>hallucinations.</w:t>
+      </w:r>
+    </w:p>
+    <w:p>
+      <w:pPr>
+        <w:numPr>
+          <w:ilvl w:val="1"/>
+          <w:numId w:val="21"/>
+        </w:numPr>
+        <w:rPr>
+          <w:rFonts w:ascii="Times New Roman" w:hAnsi="Times New Roman" w:cs="Times New Roman"/>
+          <w:color w:val="000000"/>
+        </w:rPr>
+      </w:pPr>
+      <w:r>
+        <w:rPr>
+          <w:rFonts w:ascii="Times New Roman" w:hAnsi="Times New Roman" w:cs="Times New Roman"/>
+          <w:color w:val="000000"/>
+        </w:rPr>
+        <w:t xml:space="preserve"> Specificity: Degree of detail provided (e.g., “hearing screening” vs. “bilateral</w:t>
+      </w:r>
+      <w:r>
+        <w:rPr>
+          <w:rFonts w:ascii="Times New Roman" w:hAnsi="Times New Roman" w:cs="Times New Roman"/>
+          <w:color w:val="000000"/>
+        </w:rPr>
+        <w:t xml:space="preserve"> </w:t>
+      </w:r>
+      <w:r>
+        <w:rPr>
+          <w:rFonts w:ascii="Times New Roman" w:hAnsi="Times New Roman" w:cs="Times New Roman"/>
+          <w:color w:val="000000"/>
+        </w:rPr>
+        <w:t>tympanometry screening with follow-up”).</w:t>
+      </w:r>
+    </w:p>
+    <w:p>
+      <w:pPr>
+        <w:numPr>
+          <w:ilvl w:val="1"/>
+          <w:numId w:val="21"/>
+        </w:numPr>
+        <w:rPr>
+          <w:rFonts w:ascii="Times New Roman" w:hAnsi="Times New Roman" w:cs="Times New Roman"/>
+          <w:color w:val="000000"/>
+        </w:rPr>
+      </w:pPr>
+      <w:r>
+        <w:rPr>
+          <w:rFonts w:ascii="Times New Roman" w:hAnsi="Times New Roman" w:cs="Times New Roman"/>
+          <w:color w:val="000000"/>
+        </w:rPr>
+        <w:t xml:space="preserve"> Omission: Penalization for missing crucial clinical actions or roles.</w:t>
+      </w:r>
     </w:p>
     <w:p>
       <w:pPr>
         <w:pStyle w:val="Heading2"/>
-        <w:rPr>
-          <w:rFonts w:asciiTheme="majorBidi" w:hAnsiTheme="majorBidi"/>
-        </w:rPr>
-      </w:pPr>
-      <w:bookmarkStart w:id="8" w:name="_Toc91714549"/>
-      <w:r>
-        <w:t>Data tables</w:t>
-      </w:r>
-      <w:bookmarkEnd w:id="8"/>
-    </w:p>
-    <w:p/>
-    <w:p>
-      <w:pPr>
-        <w:autoSpaceDE w:val="0"/>
-        <w:autoSpaceDN w:val="0"/>
-        <w:adjustRightInd w:val="0"/>
-        <w:spacing w:after="0" w:line="240" w:lineRule="auto"/>
-        <w:rPr>
-          <w:rFonts w:asciiTheme="majorBidi" w:hAnsiTheme="majorBidi" w:cstheme="majorBidi"/>
-          <w:color w:val="000000"/>
-        </w:rPr>
-      </w:pPr>
-      <w:r>
-        <w:rPr>
-          <w:rFonts w:asciiTheme="majorBidi" w:hAnsiTheme="majorBidi" w:cstheme="majorBidi"/>
-          <w:color w:val="000000"/>
-        </w:rPr>
-        <w:t>Every data table should be numbered, have a brief description as its title, and specify the units</w:t>
-      </w:r>
-    </w:p>
-    <w:p>
-      <w:pPr>
-        <w:autoSpaceDE w:val="0"/>
-        <w:autoSpaceDN w:val="0"/>
-        <w:adjustRightInd w:val="0"/>
-        <w:spacing w:after="0" w:line="240" w:lineRule="auto"/>
-        <w:rPr>
-          <w:rFonts w:asciiTheme="majorBidi" w:hAnsiTheme="majorBidi" w:cstheme="majorBidi"/>
-          <w:color w:val="000000"/>
-        </w:rPr>
-      </w:pPr>
-      <w:r>
-        <w:rPr>
-          <w:rFonts w:asciiTheme="majorBidi" w:hAnsiTheme="majorBidi" w:cstheme="majorBidi"/>
-          <w:color w:val="000000"/>
-        </w:rPr>
-        <w:t>used.</w:t>
-      </w:r>
-    </w:p>
-    <w:p>
-      <w:pPr>
-        <w:autoSpaceDE w:val="0"/>
-        <w:autoSpaceDN w:val="0"/>
-        <w:adjustRightInd w:val="0"/>
-        <w:spacing w:after="0" w:line="240" w:lineRule="auto"/>
-        <w:rPr>
-          <w:rFonts w:asciiTheme="majorBidi" w:hAnsiTheme="majorBidi" w:cstheme="majorBidi"/>
-          <w:color w:val="000000"/>
-        </w:rPr>
-      </w:pPr>
-      <w:r>
-        <w:rPr>
-          <w:rFonts w:asciiTheme="majorBidi" w:hAnsiTheme="majorBidi" w:cstheme="majorBidi"/>
-          <w:color w:val="000000"/>
-        </w:rPr>
-        <w:t xml:space="preserve">As an example, Table </w:t>
-      </w:r>
-      <w:r>
-        <w:rPr>
-          <w:rFonts w:asciiTheme="majorBidi" w:hAnsiTheme="majorBidi" w:cstheme="majorBidi"/>
-          <w:color w:val="0000FF"/>
-        </w:rPr>
-        <w:t xml:space="preserve">1 </w:t>
-      </w:r>
-      <w:r>
-        <w:rPr>
-          <w:rFonts w:asciiTheme="majorBidi" w:hAnsiTheme="majorBidi" w:cstheme="majorBidi"/>
-          <w:color w:val="000000"/>
-        </w:rPr>
-        <w:t>compares the average latencies of native application calls to networked</w:t>
-      </w:r>
-    </w:p>
-    <w:p>
-      <w:pPr>
-        <w:autoSpaceDE w:val="0"/>
-        <w:autoSpaceDN w:val="0"/>
-        <w:adjustRightInd w:val="0"/>
-        <w:spacing w:after="0" w:line="240" w:lineRule="auto"/>
-        <w:rPr>
-          <w:rFonts w:asciiTheme="majorBidi" w:hAnsiTheme="majorBidi" w:cstheme="majorBidi"/>
-          <w:color w:val="000000"/>
-        </w:rPr>
-      </w:pPr>
-      <w:r>
-        <w:rPr>
-          <w:rFonts w:asciiTheme="majorBidi" w:hAnsiTheme="majorBidi" w:cstheme="majorBidi"/>
-          <w:color w:val="000000"/>
-        </w:rPr>
-        <w:t>services. The experiments were conducted on an Apple MacBook Air 2010 with a CPU speed of</w:t>
-      </w:r>
-    </w:p>
-    <w:p>
-      <w:pPr>
-        <w:autoSpaceDE w:val="0"/>
-        <w:autoSpaceDN w:val="0"/>
-        <w:adjustRightInd w:val="0"/>
-        <w:spacing w:after="0" w:line="240" w:lineRule="auto"/>
-        <w:rPr>
-          <w:rFonts w:asciiTheme="majorBidi" w:hAnsiTheme="majorBidi" w:cstheme="majorBidi"/>
-          <w:color w:val="000000"/>
-        </w:rPr>
-      </w:pPr>
-      <w:r>
-        <w:rPr>
-          <w:rFonts w:asciiTheme="majorBidi" w:hAnsiTheme="majorBidi" w:cstheme="majorBidi"/>
-          <w:color w:val="000000"/>
-        </w:rPr>
-        <w:t>1.4GHz and a bus speed of 800MHz. Each data point is a mean over 20 instances of each call,</w:t>
-      </w:r>
-    </w:p>
-    <w:p>
-      <w:pPr>
-        <w:tabs>
-          <w:tab w:val="left" w:pos="5885"/>
-        </w:tabs>
-        <w:rPr>
-          <w:rFonts w:asciiTheme="majorBidi" w:hAnsiTheme="majorBidi" w:cstheme="majorBidi"/>
-          <w:color w:val="000000"/>
-        </w:rPr>
-      </w:pPr>
-      <w:r>
-        <w:rPr>
-          <w:rFonts w:asciiTheme="majorBidi" w:hAnsiTheme="majorBidi" w:cstheme="majorBidi"/>
-          <w:color w:val="000000"/>
-        </w:rPr>
-        <w:t>after discarding both the lowest and the highest measurement.</w:t>
-      </w:r>
-      <w:r>
-        <w:rPr>
-          <w:rFonts w:asciiTheme="majorBidi" w:hAnsiTheme="majorBidi" w:cstheme="majorBidi"/>
-          <w:color w:val="000000"/>
-        </w:rPr>
-        <w:tab/>
-      </w:r>
-    </w:p>
-    <w:p>
-      <w:pPr>
-        <w:tabs>
-          <w:tab w:val="left" w:pos="5885"/>
-        </w:tabs>
-        <w:rPr>
-          <w:rFonts w:asciiTheme="majorBidi" w:hAnsiTheme="majorBidi" w:cstheme="majorBidi"/>
-          <w:color w:val="000000"/>
-        </w:rPr>
-      </w:pPr>
-    </w:p>
-    <w:p>
-      <w:pPr>
-        <w:tabs>
-          <w:tab w:val="left" w:pos="5885"/>
-        </w:tabs>
-        <w:rPr>
-          <w:rFonts w:asciiTheme="majorBidi" w:hAnsiTheme="majorBidi" w:cstheme="majorBidi"/>
-        </w:rPr>
-      </w:pPr>
-      <w:r>
-        <w:rPr>
-          <w:rFonts w:asciiTheme="majorBidi" w:hAnsiTheme="majorBidi" w:cstheme="majorBidi"/>
-          <w:noProof/>
-          <w:lang w:val="en-IN" w:eastAsia="en-IN"/>
-        </w:rPr>
-        <w:lastRenderedPageBreak/>
+      </w:pPr>
+      <w:bookmarkStart w:id="9" w:name="_Toc196770525"/>
+      <w:r>
+        <w:t>BRIDGE: Platform for IPE Education</w:t>
+      </w:r>
+      <w:bookmarkEnd w:id="9"/>
+    </w:p>
+    <w:p>
+      <w:pPr>
+        <w:keepNext/>
+      </w:pPr>
+      <w:r>
         <w:drawing>
-          <wp:anchor distT="0" distB="0" distL="114300" distR="114300" simplePos="0" relativeHeight="251659264" behindDoc="1" locked="0" layoutInCell="1" allowOverlap="1" wp14:anchorId="2E27E459" wp14:editId="18B07ADD">
-            <wp:simplePos x="0" y="0"/>
-            <wp:positionH relativeFrom="margin">
-              <wp:align>center</wp:align>
-            </wp:positionH>
-            <wp:positionV relativeFrom="paragraph">
-              <wp:posOffset>4776</wp:posOffset>
-            </wp:positionV>
-            <wp:extent cx="3912235" cy="2027555"/>
+          <wp:inline distT="0" distB="0" distL="0" distR="0" wp14:anchorId="4E857A0F" wp14:editId="7B1905C0">
+            <wp:extent cx="5943600" cy="3414395"/>
             <wp:effectExtent l="0" t="0" r="0" b="0"/>
-            <wp:wrapTight wrapText="bothSides">
-              <wp:wrapPolygon edited="0">
-                <wp:start x="0" y="0"/>
-                <wp:lineTo x="0" y="21309"/>
-                <wp:lineTo x="21456" y="21309"/>
-                <wp:lineTo x="21456" y="0"/>
-                <wp:lineTo x="0" y="0"/>
-              </wp:wrapPolygon>
-            </wp:wrapTight>
-            <wp:docPr id="4" name="Picture 4"/>
+            <wp:docPr id="2046941671" name="Picture 1"/>
             <wp:cNvGraphicFramePr>
               <a:graphicFrameLocks xmlns:a="http://schemas.openxmlformats.org/drawingml/2006/main" noChangeAspect="1"/>
             </wp:cNvGraphicFramePr>
@@ -4447,175 +4683,426 @@
               <a:graphicData uri="http://schemas.openxmlformats.org/drawingml/2006/picture">
                 <pic:pic xmlns:pic="http://schemas.openxmlformats.org/drawingml/2006/picture">
                   <pic:nvPicPr>
-                    <pic:cNvPr id="0" name="Picture 4"/>
-                    <pic:cNvPicPr>
-                      <a:picLocks noChangeAspect="1" noChangeArrowheads="1"/>
-                    </pic:cNvPicPr>
+                    <pic:cNvPr id="2046941671" name=""/>
+                    <pic:cNvPicPr/>
                   </pic:nvPicPr>
                   <pic:blipFill>
-                    <a:blip r:embed="rId9">
-                      <a:extLst>
-                        <a:ext uri="{28A0092B-C50C-407E-A947-70E740481C1C}">
-                          <a14:useLocalDpi xmlns:a14="http://schemas.microsoft.com/office/drawing/2010/main" val="0"/>
-                        </a:ext>
-                      </a:extLst>
-                    </a:blip>
-                    <a:srcRect/>
+                    <a:blip r:embed="rId9"/>
                     <a:stretch>
                       <a:fillRect/>
                     </a:stretch>
                   </pic:blipFill>
-                  <pic:spPr bwMode="auto">
+                  <pic:spPr>
                     <a:xfrm>
                       <a:off x="0" y="0"/>
-                      <a:ext cx="3912235" cy="2027555"/>
+                      <a:ext cx="5943600" cy="3414395"/>
                     </a:xfrm>
                     <a:prstGeom prst="rect">
                       <a:avLst/>
                     </a:prstGeom>
-                    <a:noFill/>
-                    <a:ln>
-                      <a:noFill/>
-                    </a:ln>
                   </pic:spPr>
                 </pic:pic>
               </a:graphicData>
             </a:graphic>
-          </wp:anchor>
+          </wp:inline>
         </w:drawing>
       </w:r>
     </w:p>
-    <w:p/>
-    <w:p/>
-    <w:p>
-      <w:pPr>
-        <w:ind w:left="720"/>
-        <w:rPr>
-          <w:rFonts w:asciiTheme="majorBidi" w:hAnsiTheme="majorBidi" w:cstheme="majorBidi"/>
-        </w:rPr>
-      </w:pPr>
-    </w:p>
-    <w:p>
-      <w:pPr>
-        <w:ind w:left="720"/>
-      </w:pPr>
-    </w:p>
-    <w:p/>
-    <w:p>
-      <w:pPr>
-        <w:ind w:firstLine="360"/>
-        <w:rPr>
-          <w:rFonts w:ascii="F31" w:hAnsi="F31" w:cs="F31"/>
-        </w:rPr>
-      </w:pPr>
-    </w:p>
-    <w:p>
-      <w:pPr>
-        <w:ind w:firstLine="360"/>
-      </w:pPr>
+    <w:p>
+      <w:pPr>
+        <w:pStyle w:val="Caption"/>
+      </w:pPr>
+      <w:r>
+        <w:t xml:space="preserve">Figure </w:t>
+      </w:r>
+      <w:r>
+        <w:fldChar w:fldCharType="begin"/>
+      </w:r>
+      <w:r>
+        <w:instrText xml:space="preserve"> SEQ Figure \* ARABIC </w:instrText>
+      </w:r>
+      <w:r>
+        <w:fldChar w:fldCharType="separate"/>
+      </w:r>
+      <w:r>
+        <w:rPr>
+          <w:noProof/>
+        </w:rPr>
+        <w:t>1</w:t>
+      </w:r>
+      <w:r>
+        <w:fldChar w:fldCharType="end"/>
+      </w:r>
+      <w:r>
+        <w:t>: BRIDGE</w:t>
+      </w:r>
+    </w:p>
+    <w:p>
+      <w:pPr>
+        <w:rPr>
+          <w:rFonts w:ascii="Times New Roman" w:hAnsi="Times New Roman" w:cs="Times New Roman"/>
+        </w:rPr>
+      </w:pPr>
+      <w:r>
+        <w:rPr>
+          <w:rFonts w:ascii="Times New Roman" w:hAnsi="Times New Roman" w:cs="Times New Roman"/>
+        </w:rPr>
+        <w:t>A separate platform named "B</w:t>
+      </w:r>
+      <w:r>
+        <w:rPr>
+          <w:rFonts w:ascii="Times New Roman" w:hAnsi="Times New Roman" w:cs="Times New Roman"/>
+        </w:rPr>
+        <w:t>RIDGE</w:t>
+      </w:r>
+      <w:r>
+        <w:rPr>
+          <w:rFonts w:ascii="Times New Roman" w:hAnsi="Times New Roman" w:cs="Times New Roman"/>
+        </w:rPr>
+        <w:t xml:space="preserve">" was developed as a learning tool for IPE education. Bridge utilizes five pre-defined agents representing: </w:t>
+      </w:r>
+    </w:p>
+    <w:p>
+      <w:pPr>
+        <w:pStyle w:val="ListParagraph"/>
+        <w:numPr>
+          <w:ilvl w:val="0"/>
+          <w:numId w:val="23"/>
+        </w:numPr>
+        <w:rPr>
+          <w:rFonts w:ascii="Times New Roman" w:hAnsi="Times New Roman" w:cs="Times New Roman"/>
+        </w:rPr>
+      </w:pPr>
+      <w:r>
+        <w:rPr>
+          <w:rFonts w:ascii="Times New Roman" w:hAnsi="Times New Roman" w:cs="Times New Roman"/>
+        </w:rPr>
+        <w:t>Nurse</w:t>
+      </w:r>
+    </w:p>
+    <w:p>
+      <w:pPr>
+        <w:pStyle w:val="ListParagraph"/>
+        <w:numPr>
+          <w:ilvl w:val="0"/>
+          <w:numId w:val="23"/>
+        </w:numPr>
+        <w:rPr>
+          <w:rFonts w:ascii="Times New Roman" w:hAnsi="Times New Roman" w:cs="Times New Roman"/>
+        </w:rPr>
+      </w:pPr>
+      <w:r>
+        <w:rPr>
+          <w:rFonts w:ascii="Times New Roman" w:hAnsi="Times New Roman" w:cs="Times New Roman"/>
+        </w:rPr>
+        <w:t xml:space="preserve">Physician Assistant </w:t>
+      </w:r>
+    </w:p>
+    <w:p>
+      <w:pPr>
+        <w:pStyle w:val="ListParagraph"/>
+        <w:numPr>
+          <w:ilvl w:val="0"/>
+          <w:numId w:val="23"/>
+        </w:numPr>
+        <w:rPr>
+          <w:rFonts w:ascii="Times New Roman" w:hAnsi="Times New Roman" w:cs="Times New Roman"/>
+        </w:rPr>
+      </w:pPr>
+      <w:r>
+        <w:rPr>
+          <w:rFonts w:ascii="Times New Roman" w:hAnsi="Times New Roman" w:cs="Times New Roman"/>
+        </w:rPr>
+        <w:t>Medical Social Worker</w:t>
+      </w:r>
+    </w:p>
+    <w:p>
+      <w:pPr>
+        <w:pStyle w:val="ListParagraph"/>
+        <w:numPr>
+          <w:ilvl w:val="0"/>
+          <w:numId w:val="23"/>
+        </w:numPr>
+        <w:rPr>
+          <w:rFonts w:ascii="Times New Roman" w:hAnsi="Times New Roman" w:cs="Times New Roman"/>
+        </w:rPr>
+      </w:pPr>
+      <w:r>
+        <w:rPr>
+          <w:rFonts w:ascii="Times New Roman" w:hAnsi="Times New Roman" w:cs="Times New Roman"/>
+        </w:rPr>
+        <w:t>Physical Therapist</w:t>
+      </w:r>
+    </w:p>
+    <w:p>
+      <w:pPr>
+        <w:pStyle w:val="ListParagraph"/>
+        <w:numPr>
+          <w:ilvl w:val="0"/>
+          <w:numId w:val="23"/>
+        </w:numPr>
+        <w:rPr>
+          <w:rFonts w:ascii="Times New Roman" w:hAnsi="Times New Roman" w:cs="Times New Roman"/>
+        </w:rPr>
+      </w:pPr>
+      <w:r>
+        <w:rPr>
+          <w:rFonts w:ascii="Times New Roman" w:hAnsi="Times New Roman" w:cs="Times New Roman"/>
+        </w:rPr>
+        <w:t>Public Health Professional</w:t>
+      </w:r>
+    </w:p>
+    <w:p>
+      <w:pPr>
+        <w:rPr>
+          <w:rFonts w:ascii="Times New Roman" w:hAnsi="Times New Roman" w:cs="Times New Roman"/>
+        </w:rPr>
+      </w:pPr>
+      <w:r>
+        <w:rPr>
+          <w:rFonts w:ascii="Times New Roman" w:hAnsi="Times New Roman" w:cs="Times New Roman"/>
+        </w:rPr>
+        <w:t>This platform enables students to learn from interactions with these selected agents, simulating a collaborative healthcare environment.</w:t>
+      </w:r>
+    </w:p>
+    <w:p>
+      <w:pPr>
+        <w:pStyle w:val="Heading1"/>
+      </w:pPr>
+      <w:bookmarkStart w:id="10" w:name="_Toc196770526"/>
+      <w:r>
+        <w:lastRenderedPageBreak/>
+        <w:t>Results and Discussion</w:t>
+      </w:r>
+      <w:bookmarkEnd w:id="10"/>
+    </w:p>
+    <w:p>
+      <w:pPr>
+        <w:rPr>
+          <w:rFonts w:asciiTheme="majorBidi" w:hAnsiTheme="majorBidi" w:cstheme="majorBidi"/>
+        </w:rPr>
+      </w:pPr>
+      <w:r>
+        <w:rPr>
+          <w:rFonts w:asciiTheme="majorBidi" w:hAnsiTheme="majorBidi" w:cstheme="majorBidi"/>
+        </w:rPr>
+        <w:t>The experiments aimed to evaluate the effectiveness of different language model configurations in generating interprofessional treatment plans. Three approaches were compared: single general-purpose LLM, prompt-tuned LLM, and MediSyn. The objective was to assess the degree to which each method could produce outputs that were accurate, plausible, specific to team member roles, and complete in terms of clinical content coverage.</w:t>
+      </w:r>
+    </w:p>
+    <w:p>
+      <w:pPr>
+        <w:rPr>
+          <w:rFonts w:asciiTheme="majorBidi" w:hAnsiTheme="majorBidi" w:cstheme="majorBidi"/>
+        </w:rPr>
+      </w:pPr>
+      <w:r>
+        <w:rPr>
+          <w:rFonts w:asciiTheme="majorBidi" w:hAnsiTheme="majorBidi" w:cstheme="majorBidi"/>
+        </w:rPr>
+        <w:t>All three methods were tested across three LLMs (GPT-40, Claude 3.5 Sonnet, and LLAMA 3.2) under two data settings: manually preprocessed into structured JSON, and LLM-extracted structured data. Results were reported across both automatic evaluation metrics (BLEU, ROUGE) and human-centered criteria (accuracy, plausibility, specificity, and omission rate).</w:t>
+      </w:r>
     </w:p>
     <w:p>
       <w:pPr>
         <w:pStyle w:val="Heading2"/>
       </w:pPr>
-      <w:bookmarkStart w:id="9" w:name="_Toc91714550"/>
-      <w:r>
-        <w:t>Graphs</w:t>
-      </w:r>
-      <w:bookmarkEnd w:id="9"/>
-    </w:p>
-    <w:p/>
-    <w:p>
-      <w:pPr>
-        <w:autoSpaceDE w:val="0"/>
-        <w:autoSpaceDN w:val="0"/>
-        <w:adjustRightInd w:val="0"/>
-        <w:spacing w:after="0" w:line="240" w:lineRule="auto"/>
-        <w:rPr>
-          <w:rFonts w:asciiTheme="majorBidi" w:hAnsiTheme="majorBidi" w:cstheme="majorBidi"/>
-        </w:rPr>
-      </w:pPr>
-      <w:r>
-        <w:rPr>
-          <w:rFonts w:asciiTheme="majorBidi" w:hAnsiTheme="majorBidi" w:cstheme="majorBidi"/>
-        </w:rPr>
-        <w:t>Graphs are often the most important information in your report; you should design and plot</w:t>
-      </w:r>
-    </w:p>
-    <w:p>
-      <w:pPr>
-        <w:autoSpaceDE w:val="0"/>
-        <w:autoSpaceDN w:val="0"/>
-        <w:adjustRightInd w:val="0"/>
-        <w:spacing w:after="0" w:line="240" w:lineRule="auto"/>
-        <w:rPr>
-          <w:rFonts w:asciiTheme="majorBidi" w:hAnsiTheme="majorBidi" w:cstheme="majorBidi"/>
-        </w:rPr>
-      </w:pPr>
-      <w:r>
-        <w:rPr>
-          <w:rFonts w:asciiTheme="majorBidi" w:hAnsiTheme="majorBidi" w:cstheme="majorBidi"/>
-        </w:rPr>
-        <w:t>them with great care. A graph contains a lot of information in a short space. Graphs should be</w:t>
-      </w:r>
-    </w:p>
-    <w:p>
-      <w:pPr>
-        <w:autoSpaceDE w:val="0"/>
-        <w:autoSpaceDN w:val="0"/>
-        <w:adjustRightInd w:val="0"/>
-        <w:spacing w:after="0" w:line="240" w:lineRule="auto"/>
-        <w:rPr>
-          <w:rFonts w:asciiTheme="majorBidi" w:hAnsiTheme="majorBidi" w:cstheme="majorBidi"/>
-        </w:rPr>
-      </w:pPr>
-      <w:r>
-        <w:rPr>
-          <w:rFonts w:asciiTheme="majorBidi" w:hAnsiTheme="majorBidi" w:cstheme="majorBidi"/>
-        </w:rPr>
-        <w:t>numbered and have a title. Their axes should be labelled, with the quantities and units speci</w:t>
-      </w:r>
-      <w:r>
-        <w:rPr>
-          <w:rFonts w:asciiTheme="majorBidi" w:hAnsiTheme="majorBidi" w:cstheme="majorBidi"/>
-        </w:rPr>
-        <w:t>f</w:t>
-      </w:r>
-      <w:r>
-        <w:rPr>
-          <w:rFonts w:asciiTheme="majorBidi" w:hAnsiTheme="majorBidi" w:cstheme="majorBidi"/>
-        </w:rPr>
-        <w:t>ied.</w:t>
-      </w:r>
-    </w:p>
-    <w:p>
-      <w:pPr>
-        <w:rPr>
-          <w:rFonts w:asciiTheme="majorBidi" w:hAnsiTheme="majorBidi" w:cstheme="majorBidi"/>
-        </w:rPr>
-      </w:pPr>
-      <w:r>
-        <w:rPr>
-          <w:rFonts w:asciiTheme="majorBidi" w:hAnsiTheme="majorBidi" w:cstheme="majorBidi"/>
-        </w:rPr>
-        <w:t>Make sure that individual data points (your measurements) stand out clearly. And of course,</w:t>
-      </w:r>
-    </w:p>
-    <w:p>
-      <w:pPr>
-        <w:keepNext/>
-      </w:pPr>
-      <w:r>
-        <w:rPr>
-          <w:rFonts w:asciiTheme="majorBidi" w:hAnsiTheme="majorBidi" w:cstheme="majorBidi"/>
-          <w:noProof/>
-          <w:lang w:val="en-IN" w:eastAsia="en-IN"/>
-        </w:rPr>
+      <w:bookmarkStart w:id="11" w:name="_Toc196770527"/>
+      <w:r>
+        <w:t>Prompt Engineering</w:t>
+      </w:r>
+      <w:bookmarkEnd w:id="11"/>
+    </w:p>
+    <w:p>
+      <w:pPr>
+        <w:rPr>
+          <w:rFonts w:asciiTheme="majorBidi" w:hAnsiTheme="majorBidi" w:cstheme="majorBidi"/>
+        </w:rPr>
+      </w:pPr>
+      <w:r>
+        <w:rPr>
+          <w:rFonts w:asciiTheme="majorBidi" w:hAnsiTheme="majorBidi" w:cstheme="majorBidi"/>
+        </w:rPr>
+        <w:t>Prompt engineering was integral to four key stages of the pipeline: 1. Structured Data Extraction, 2. Treatment Plan Generation, 3. Multi-Agent Role Synthesis, and 4. LLM-as-a-Judge Evaluation. These prompt designs enabled more controlled and context-sensitive outputs from the LLMs, facilitating both accurate data ingestion, high-quality generation, and robust evaluation.</w:t>
+      </w:r>
+    </w:p>
+    <w:p>
+      <w:pPr>
+        <w:pStyle w:val="Heading2"/>
+      </w:pPr>
+      <w:bookmarkStart w:id="12" w:name="_Toc196770528"/>
+      <w:r>
+        <w:t>Data Preparation Comparison</w:t>
+      </w:r>
+      <w:bookmarkEnd w:id="12"/>
+    </w:p>
+    <w:p>
+      <w:pPr>
+        <w:tabs>
+          <w:tab w:val="left" w:pos="5885"/>
+        </w:tabs>
+        <w:rPr>
+          <w:rFonts w:asciiTheme="majorBidi" w:hAnsiTheme="majorBidi" w:cstheme="majorBidi"/>
+          <w:color w:val="000000"/>
+        </w:rPr>
+      </w:pPr>
+      <w:r>
+        <w:rPr>
+          <w:rFonts w:asciiTheme="majorBidi" w:hAnsiTheme="majorBidi" w:cstheme="majorBidi"/>
+          <w:color w:val="000000"/>
+        </w:rPr>
+        <w:t xml:space="preserve">The study compared outputs generated by GPT-40, Claude 3.5 Sonnet, and </w:t>
+      </w:r>
+      <w:proofErr w:type="spellStart"/>
+      <w:r>
+        <w:rPr>
+          <w:rFonts w:asciiTheme="majorBidi" w:hAnsiTheme="majorBidi" w:cstheme="majorBidi"/>
+          <w:color w:val="000000"/>
+        </w:rPr>
+        <w:t>LLaMA</w:t>
+      </w:r>
+      <w:proofErr w:type="spellEnd"/>
+      <w:r>
+        <w:rPr>
+          <w:rFonts w:asciiTheme="majorBidi" w:hAnsiTheme="majorBidi" w:cstheme="majorBidi"/>
+          <w:color w:val="000000"/>
+        </w:rPr>
+        <w:t xml:space="preserve"> 3.2 in extracting structured information from unstructured medical case study PDFs. GPT-40 most closely matched the manual version in both structure and content. Claude and </w:t>
+      </w:r>
+      <w:proofErr w:type="spellStart"/>
+      <w:r>
+        <w:rPr>
+          <w:rFonts w:asciiTheme="majorBidi" w:hAnsiTheme="majorBidi" w:cstheme="majorBidi"/>
+          <w:color w:val="000000"/>
+        </w:rPr>
+        <w:t>LLaMA</w:t>
+      </w:r>
+      <w:proofErr w:type="spellEnd"/>
+      <w:r>
+        <w:rPr>
+          <w:rFonts w:asciiTheme="majorBidi" w:hAnsiTheme="majorBidi" w:cstheme="majorBidi"/>
+          <w:color w:val="000000"/>
+        </w:rPr>
+        <w:t xml:space="preserve"> tended to be more verbose or inferential in their outputs. Across the fields examined (</w:t>
+      </w:r>
+      <w:proofErr w:type="spellStart"/>
+      <w:r>
+        <w:rPr>
+          <w:rFonts w:asciiTheme="majorBidi" w:hAnsiTheme="majorBidi" w:cstheme="majorBidi"/>
+          <w:color w:val="000000"/>
+        </w:rPr>
+        <w:t>patient_info</w:t>
+      </w:r>
+      <w:proofErr w:type="spellEnd"/>
+      <w:r>
+        <w:rPr>
+          <w:rFonts w:asciiTheme="majorBidi" w:hAnsiTheme="majorBidi" w:cstheme="majorBidi"/>
+          <w:color w:val="000000"/>
+        </w:rPr>
+        <w:t xml:space="preserve">, summary, </w:t>
+      </w:r>
+      <w:proofErr w:type="spellStart"/>
+      <w:r>
+        <w:rPr>
+          <w:rFonts w:asciiTheme="majorBidi" w:hAnsiTheme="majorBidi" w:cstheme="majorBidi"/>
+          <w:color w:val="000000"/>
+        </w:rPr>
+        <w:t>team_members</w:t>
+      </w:r>
+      <w:proofErr w:type="spellEnd"/>
+      <w:r>
+        <w:rPr>
+          <w:rFonts w:asciiTheme="majorBidi" w:hAnsiTheme="majorBidi" w:cstheme="majorBidi"/>
+          <w:color w:val="000000"/>
+        </w:rPr>
+        <w:t xml:space="preserve">, background, and </w:t>
+      </w:r>
+      <w:proofErr w:type="spellStart"/>
+      <w:r>
+        <w:rPr>
+          <w:rFonts w:asciiTheme="majorBidi" w:hAnsiTheme="majorBidi" w:cstheme="majorBidi"/>
+          <w:color w:val="000000"/>
+        </w:rPr>
+        <w:t>treatment_plan</w:t>
+      </w:r>
+      <w:proofErr w:type="spellEnd"/>
+      <w:r>
+        <w:rPr>
+          <w:rFonts w:asciiTheme="majorBidi" w:hAnsiTheme="majorBidi" w:cstheme="majorBidi"/>
+          <w:color w:val="000000"/>
+        </w:rPr>
+        <w:t>), all three LLMs demonstrated the ability to extract structured information with varying levels of fidelity.</w:t>
+      </w:r>
+    </w:p>
+    <w:p>
+      <w:pPr>
+        <w:pStyle w:val="Heading2"/>
+      </w:pPr>
+      <w:bookmarkStart w:id="13" w:name="_Toc196770529"/>
+      <w:r>
+        <w:t>Treatment Plans Comparison</w:t>
+      </w:r>
+      <w:bookmarkEnd w:id="13"/>
+    </w:p>
+    <w:p>
+      <w:pPr>
+        <w:autoSpaceDE w:val="0"/>
+        <w:autoSpaceDN w:val="0"/>
+        <w:adjustRightInd w:val="0"/>
+        <w:spacing w:after="0" w:line="240" w:lineRule="auto"/>
+        <w:rPr>
+          <w:rFonts w:ascii="Times New Roman" w:hAnsi="Times New Roman" w:cs="Times New Roman"/>
+        </w:rPr>
+      </w:pPr>
+      <w:r>
+        <w:rPr>
+          <w:rFonts w:ascii="Times New Roman" w:hAnsi="Times New Roman" w:cs="Times New Roman"/>
+        </w:rPr>
+        <w:t xml:space="preserve">The final treatment plans generated by each language model under the three configurations were qualitatively compared. The </w:t>
+      </w:r>
+      <w:proofErr w:type="spellStart"/>
+      <w:r>
+        <w:rPr>
+          <w:rFonts w:ascii="Times New Roman" w:hAnsi="Times New Roman" w:cs="Times New Roman"/>
+        </w:rPr>
+        <w:t>LLama</w:t>
+      </w:r>
+      <w:proofErr w:type="spellEnd"/>
+      <w:r>
+        <w:rPr>
+          <w:rFonts w:ascii="Times New Roman" w:hAnsi="Times New Roman" w:cs="Times New Roman"/>
+        </w:rPr>
+        <w:t xml:space="preserve"> MediSyn output presented the most professional and polished plan. The Claude MediSyn </w:t>
+      </w:r>
+      <w:r>
+        <w:rPr>
+          <w:rFonts w:ascii="Times New Roman" w:hAnsi="Times New Roman" w:cs="Times New Roman"/>
+        </w:rPr>
+        <w:t>outputs</w:t>
+      </w:r>
+      <w:r>
+        <w:rPr>
+          <w:rFonts w:ascii="Times New Roman" w:hAnsi="Times New Roman" w:cs="Times New Roman"/>
+        </w:rPr>
+        <w:t xml:space="preserve"> closely mirrored the prompt-tuned version but with slight improvements in transitions and alignment across roles. The MediSyn output from GPT-40 was well-structured, detailed, and clearly aligned with IPE principles. Across all three models, there was a consistent progression in treatment plan quality from base prompt to prompt-tuned and MediSyn.</w:t>
+      </w:r>
+    </w:p>
+    <w:p>
+      <w:pPr>
+        <w:pStyle w:val="Heading2"/>
+      </w:pPr>
+      <w:bookmarkStart w:id="14" w:name="_Toc196770530"/>
+      <w:r>
+        <w:t>LLM vs. Prompt-Tuned LLM vs. MediSyn</w:t>
+      </w:r>
+      <w:bookmarkEnd w:id="14"/>
+    </w:p>
+    <w:p>
+      <w:r>
         <w:drawing>
-          <wp:inline distT="0" distB="0" distL="0" distR="0" wp14:anchorId="70E6A8EB" wp14:editId="3AD21775">
-            <wp:extent cx="5943600" cy="4363085"/>
-            <wp:effectExtent l="0" t="0" r="0" b="0"/>
-            <wp:docPr id="5" name="Picture 5"/>
+          <wp:inline distT="0" distB="0" distL="0" distR="0" wp14:anchorId="5F9C7B6B" wp14:editId="01CCA2AF">
+            <wp:extent cx="5943600" cy="1826260"/>
+            <wp:effectExtent l="0" t="0" r="0" b="2540"/>
+            <wp:docPr id="1033981251" name="Picture 1"/>
             <wp:cNvGraphicFramePr>
               <a:graphicFrameLocks xmlns:a="http://schemas.openxmlformats.org/drawingml/2006/main" noChangeAspect="1"/>
             </wp:cNvGraphicFramePr>
@@ -4623,36 +5110,23 @@
               <a:graphicData uri="http://schemas.openxmlformats.org/drawingml/2006/picture">
                 <pic:pic xmlns:pic="http://schemas.openxmlformats.org/drawingml/2006/picture">
                   <pic:nvPicPr>
-                    <pic:cNvPr id="0" name="Picture 5"/>
-                    <pic:cNvPicPr>
-                      <a:picLocks noChangeAspect="1" noChangeArrowheads="1"/>
-                    </pic:cNvPicPr>
+                    <pic:cNvPr id="1033981251" name=""/>
+                    <pic:cNvPicPr/>
                   </pic:nvPicPr>
                   <pic:blipFill>
-                    <a:blip r:embed="rId10">
-                      <a:extLst>
-                        <a:ext uri="{28A0092B-C50C-407E-A947-70E740481C1C}">
-                          <a14:useLocalDpi xmlns:a14="http://schemas.microsoft.com/office/drawing/2010/main" val="0"/>
-                        </a:ext>
-                      </a:extLst>
-                    </a:blip>
-                    <a:srcRect/>
+                    <a:blip r:embed="rId10"/>
                     <a:stretch>
                       <a:fillRect/>
                     </a:stretch>
                   </pic:blipFill>
-                  <pic:spPr bwMode="auto">
+                  <pic:spPr>
                     <a:xfrm>
                       <a:off x="0" y="0"/>
-                      <a:ext cx="5943600" cy="4363085"/>
+                      <a:ext cx="5943600" cy="1826260"/>
                     </a:xfrm>
                     <a:prstGeom prst="rect">
                       <a:avLst/>
                     </a:prstGeom>
-                    <a:noFill/>
-                    <a:ln>
-                      <a:noFill/>
-                    </a:ln>
                   </pic:spPr>
                 </pic:pic>
               </a:graphicData>
@@ -4663,43 +5137,6 @@
     </w:p>
     <w:p>
       <w:pPr>
-        <w:pStyle w:val="Caption"/>
-        <w:jc w:val="center"/>
-      </w:pPr>
-      <w:r>
-        <w:t xml:space="preserve">Figure </w:t>
-      </w:r>
-      <w:r>
-        <w:fldChar w:fldCharType="begin"/>
-      </w:r>
-      <w:r>
-        <w:instrText xml:space="preserve"> SEQ Figure \* ARABIC </w:instrText>
-      </w:r>
-      <w:r>
-        <w:fldChar w:fldCharType="separate"/>
-      </w:r>
-      <w:r>
-        <w:rPr>
-          <w:noProof/>
-        </w:rPr>
-        <w:t>3</w:t>
-      </w:r>
-      <w:r>
-        <w:rPr>
-          <w:noProof/>
-        </w:rPr>
-        <w:fldChar w:fldCharType="end"/>
-      </w:r>
-      <w:r>
-        <w:t xml:space="preserve">: </w:t>
-      </w:r>
-      <w:r>
-        <w:t>Probability of including [k] faulty/malicious nodes in the service</w:t>
-      </w:r>
-    </w:p>
-    <w:p/>
-    <w:p>
-      <w:pPr>
         <w:autoSpaceDE w:val="0"/>
         <w:autoSpaceDN w:val="0"/>
         <w:adjustRightInd w:val="0"/>
@@ -4714,534 +5151,551 @@
           <w:rFonts w:asciiTheme="majorBidi" w:hAnsiTheme="majorBidi" w:cstheme="majorBidi"/>
           <w:color w:val="000000"/>
         </w:rPr>
-        <w:t>always associate your graph with text that explains your results, and outlines the conclusions you</w:t>
-      </w:r>
-    </w:p>
-    <w:p>
-      <w:pPr>
-        <w:autoSpaceDE w:val="0"/>
-        <w:autoSpaceDN w:val="0"/>
-        <w:adjustRightInd w:val="0"/>
-        <w:spacing w:after="0" w:line="240" w:lineRule="auto"/>
+        <w:t xml:space="preserve">The study compared three generation paradigms: Base Agent (single LLM), Prompt-Tuned, and MediSyn under both manually extracted and LLM-extracted JSON conditions. Claude 3.5 showed the strongest </w:t>
+      </w:r>
+      <w:r>
         <w:rPr>
           <w:rFonts w:asciiTheme="majorBidi" w:hAnsiTheme="majorBidi" w:cstheme="majorBidi"/>
           <w:color w:val="000000"/>
         </w:rPr>
-      </w:pPr>
-      <w:r>
-        <w:rPr>
-          <w:rFonts w:asciiTheme="majorBidi" w:hAnsiTheme="majorBidi" w:cstheme="majorBidi"/>
-          <w:color w:val="000000"/>
-        </w:rPr>
-        <w:t>draw from these results.</w:t>
-      </w:r>
-    </w:p>
-    <w:p>
-      <w:pPr>
-        <w:autoSpaceDE w:val="0"/>
-        <w:autoSpaceDN w:val="0"/>
-        <w:adjustRightInd w:val="0"/>
-        <w:spacing w:after="0" w:line="240" w:lineRule="auto"/>
-        <w:rPr>
-          <w:rFonts w:asciiTheme="majorBidi" w:hAnsiTheme="majorBidi" w:cstheme="majorBidi"/>
-          <w:color w:val="000000"/>
-        </w:rPr>
-      </w:pPr>
-      <w:r>
-        <w:rPr>
-          <w:rFonts w:asciiTheme="majorBidi" w:hAnsiTheme="majorBidi" w:cstheme="majorBidi"/>
-          <w:color w:val="000000"/>
-        </w:rPr>
-        <w:t xml:space="preserve">For example, Figure </w:t>
-      </w:r>
-      <w:r>
-        <w:rPr>
-          <w:rFonts w:asciiTheme="majorBidi" w:hAnsiTheme="majorBidi" w:cstheme="majorBidi"/>
-          <w:color w:val="0000FF"/>
-        </w:rPr>
-        <w:t xml:space="preserve">3 </w:t>
-      </w:r>
-      <w:r>
-        <w:rPr>
-          <w:rFonts w:asciiTheme="majorBidi" w:hAnsiTheme="majorBidi" w:cstheme="majorBidi"/>
-          <w:color w:val="000000"/>
-        </w:rPr>
-        <w:t>compares the e</w:t>
-      </w:r>
-      <w:r>
-        <w:rPr>
-          <w:rFonts w:asciiTheme="majorBidi" w:hAnsiTheme="majorBidi" w:cstheme="majorBidi"/>
-          <w:color w:val="000000"/>
-        </w:rPr>
-        <w:t>f</w:t>
-      </w:r>
-      <w:r>
-        <w:rPr>
-          <w:rFonts w:asciiTheme="majorBidi" w:hAnsiTheme="majorBidi" w:cstheme="majorBidi"/>
-          <w:color w:val="000000"/>
-        </w:rPr>
-        <w:t>ficiency of three di</w:t>
-      </w:r>
-      <w:r>
-        <w:rPr>
-          <w:rFonts w:asciiTheme="majorBidi" w:hAnsiTheme="majorBidi" w:cstheme="majorBidi"/>
-          <w:color w:val="000000"/>
-        </w:rPr>
-        <w:t>ff</w:t>
-      </w:r>
-      <w:r>
-        <w:rPr>
-          <w:rFonts w:asciiTheme="majorBidi" w:hAnsiTheme="majorBidi" w:cstheme="majorBidi"/>
-          <w:color w:val="000000"/>
-        </w:rPr>
-        <w:t>erent service architectures in eliminating adversarial behaviors. Every data point gives the probability that k faulty/malicious</w:t>
-      </w:r>
-      <w:r>
-        <w:rPr>
-          <w:rFonts w:asciiTheme="majorBidi" w:hAnsiTheme="majorBidi" w:cstheme="majorBidi"/>
-          <w:color w:val="000000"/>
-        </w:rPr>
-        <w:t xml:space="preserve"> </w:t>
-      </w:r>
-      <w:r>
-        <w:rPr>
-          <w:rFonts w:asciiTheme="majorBidi" w:hAnsiTheme="majorBidi" w:cstheme="majorBidi"/>
-          <w:color w:val="000000"/>
-        </w:rPr>
-        <w:t>nodes managed to participate in a computation that involves 32 nodes. In the absence of at</w:t>
-      </w:r>
-      <w:r>
-        <w:rPr>
-          <w:rFonts w:asciiTheme="majorBidi" w:hAnsiTheme="majorBidi" w:cstheme="majorBidi"/>
-          <w:color w:val="000000"/>
-        </w:rPr>
-        <w:t xml:space="preserve"> </w:t>
-      </w:r>
-      <w:r>
-        <w:rPr>
-          <w:rFonts w:asciiTheme="majorBidi" w:hAnsiTheme="majorBidi" w:cstheme="majorBidi"/>
-          <w:color w:val="000000"/>
-        </w:rPr>
-        <w:t>least one reliable node (k = 32), the failure will go undetected; but the results show that this</w:t>
-      </w:r>
-      <w:r>
-        <w:rPr>
-          <w:rFonts w:asciiTheme="majorBidi" w:hAnsiTheme="majorBidi" w:cstheme="majorBidi"/>
-          <w:color w:val="000000"/>
-        </w:rPr>
-        <w:t xml:space="preserve"> </w:t>
-      </w:r>
-      <w:r>
-        <w:rPr>
-          <w:rFonts w:asciiTheme="majorBidi" w:hAnsiTheme="majorBidi" w:cstheme="majorBidi"/>
-          <w:color w:val="000000"/>
-        </w:rPr>
-        <w:t>case is extremely unlikely, regardless of the architecture. The most signi</w:t>
-      </w:r>
-      <w:r>
-        <w:rPr>
-          <w:rFonts w:asciiTheme="majorBidi" w:hAnsiTheme="majorBidi" w:cstheme="majorBidi"/>
-          <w:color w:val="000000"/>
-        </w:rPr>
-        <w:t>f</w:t>
-      </w:r>
-      <w:r>
-        <w:rPr>
-          <w:rFonts w:asciiTheme="majorBidi" w:hAnsiTheme="majorBidi" w:cstheme="majorBidi"/>
-          <w:color w:val="000000"/>
-        </w:rPr>
-        <w:t>icant result pertains to</w:t>
-      </w:r>
-      <w:r>
-        <w:rPr>
-          <w:rFonts w:asciiTheme="majorBidi" w:hAnsiTheme="majorBidi" w:cstheme="majorBidi"/>
-          <w:color w:val="000000"/>
-        </w:rPr>
-        <w:t xml:space="preserve"> </w:t>
-      </w:r>
-      <w:r>
-        <w:rPr>
-          <w:rFonts w:asciiTheme="majorBidi" w:hAnsiTheme="majorBidi" w:cstheme="majorBidi"/>
-          <w:color w:val="000000"/>
-        </w:rPr>
-        <w:t>k = 16: the reliable nodes detect the failure, but cannot reach a majority to recover. The graph</w:t>
-      </w:r>
-      <w:r>
-        <w:rPr>
-          <w:rFonts w:asciiTheme="majorBidi" w:hAnsiTheme="majorBidi" w:cstheme="majorBidi"/>
-          <w:color w:val="000000"/>
-        </w:rPr>
-        <w:t xml:space="preserve"> </w:t>
-      </w:r>
-      <w:r>
-        <w:rPr>
-          <w:rFonts w:asciiTheme="majorBidi" w:hAnsiTheme="majorBidi" w:cstheme="majorBidi"/>
-          <w:color w:val="000000"/>
-        </w:rPr>
-        <w:t>shows that the CORPS 5% architecture is much more resilient than the DHT 30% architecture, by a</w:t>
-      </w:r>
-      <w:r>
-        <w:rPr>
-          <w:rFonts w:asciiTheme="majorBidi" w:hAnsiTheme="majorBidi" w:cstheme="majorBidi"/>
-          <w:color w:val="000000"/>
-        </w:rPr>
-        <w:t xml:space="preserve"> </w:t>
-      </w:r>
-      <w:r>
-        <w:rPr>
-          <w:rFonts w:asciiTheme="majorBidi" w:hAnsiTheme="majorBidi" w:cstheme="majorBidi"/>
-          <w:color w:val="000000"/>
-        </w:rPr>
-        <w:t>magnitude of 10</w:t>
-      </w:r>
-      <w:r>
-        <w:rPr>
-          <w:rFonts w:asciiTheme="majorBidi" w:hAnsiTheme="majorBidi" w:cstheme="majorBidi"/>
-          <w:color w:val="000000"/>
-          <w:sz w:val="16"/>
-          <w:szCs w:val="16"/>
-        </w:rPr>
-        <w:t>11</w:t>
-      </w:r>
-      <w:r>
-        <w:rPr>
-          <w:rFonts w:asciiTheme="majorBidi" w:hAnsiTheme="majorBidi" w:cstheme="majorBidi"/>
-          <w:color w:val="000000"/>
-        </w:rPr>
-        <w:t>.</w:t>
-      </w:r>
-    </w:p>
-    <w:p>
-      <w:pPr>
-        <w:autoSpaceDE w:val="0"/>
-        <w:autoSpaceDN w:val="0"/>
-        <w:adjustRightInd w:val="0"/>
-        <w:spacing w:after="0" w:line="240" w:lineRule="auto"/>
-        <w:rPr>
-          <w:rFonts w:asciiTheme="majorBidi" w:hAnsiTheme="majorBidi" w:cstheme="majorBidi"/>
-          <w:color w:val="000000"/>
-        </w:rPr>
-      </w:pPr>
+        <w:lastRenderedPageBreak/>
+        <w:t>performance under the MediSyn configuration on human-aligned metrics such as accuracy, specificity, and plausibility. For GPT-40, prompt tuning led across most metrics. For LLAMA 3.2, prompt-tuned output achieved the highest accuracy and plausibility, while MediSyn improved specificity</w:t>
+      </w:r>
     </w:p>
     <w:p>
       <w:pPr>
         <w:pStyle w:val="Heading1"/>
       </w:pPr>
-      <w:bookmarkStart w:id="10" w:name="_Toc91714551"/>
+      <w:bookmarkStart w:id="15" w:name="_Toc196770531"/>
       <w:r>
         <w:t>Discussion</w:t>
       </w:r>
-      <w:bookmarkEnd w:id="10"/>
-    </w:p>
-    <w:p/>
-    <w:p>
-      <w:pPr>
-        <w:autoSpaceDE w:val="0"/>
-        <w:autoSpaceDN w:val="0"/>
-        <w:adjustRightInd w:val="0"/>
-        <w:spacing w:after="0" w:line="240" w:lineRule="auto"/>
-        <w:rPr>
-          <w:rFonts w:asciiTheme="majorBidi" w:hAnsiTheme="majorBidi" w:cstheme="majorBidi"/>
-        </w:rPr>
-      </w:pPr>
-      <w:r>
-        <w:rPr>
-          <w:rFonts w:asciiTheme="majorBidi" w:hAnsiTheme="majorBidi" w:cstheme="majorBidi"/>
-        </w:rPr>
-        <w:t>The discussion section focuses on the main challenges/issues you had to overcome during the</w:t>
-      </w:r>
-      <w:r>
-        <w:rPr>
-          <w:rFonts w:asciiTheme="majorBidi" w:hAnsiTheme="majorBidi" w:cstheme="majorBidi"/>
-        </w:rPr>
-        <w:t xml:space="preserve"> </w:t>
-      </w:r>
-      <w:r>
-        <w:rPr>
-          <w:rFonts w:asciiTheme="majorBidi" w:hAnsiTheme="majorBidi" w:cstheme="majorBidi"/>
-        </w:rPr>
-        <w:t>project. Outline what your approach does better than the ones you mentioned in your related</w:t>
-      </w:r>
-      <w:r>
-        <w:rPr>
-          <w:rFonts w:asciiTheme="majorBidi" w:hAnsiTheme="majorBidi" w:cstheme="majorBidi"/>
-        </w:rPr>
-        <w:t xml:space="preserve"> </w:t>
-      </w:r>
-      <w:r>
-        <w:rPr>
-          <w:rFonts w:asciiTheme="majorBidi" w:hAnsiTheme="majorBidi" w:cstheme="majorBidi"/>
-        </w:rPr>
-        <w:t>work, and explain why. Do the same with issues where other solutions outperform your own.</w:t>
-      </w:r>
-      <w:r>
-        <w:rPr>
-          <w:rFonts w:asciiTheme="majorBidi" w:hAnsiTheme="majorBidi" w:cstheme="majorBidi"/>
-        </w:rPr>
-        <w:t xml:space="preserve"> </w:t>
-      </w:r>
-      <w:r>
-        <w:rPr>
-          <w:rFonts w:asciiTheme="majorBidi" w:hAnsiTheme="majorBidi" w:cstheme="majorBidi"/>
-        </w:rPr>
-        <w:t>Are there limitations to your approach? If so, what would you recommend towards removing/mitigating them? Given the experience you've gathered working on this project, are there</w:t>
-      </w:r>
-      <w:r>
-        <w:rPr>
-          <w:rFonts w:asciiTheme="majorBidi" w:hAnsiTheme="majorBidi" w:cstheme="majorBidi"/>
-        </w:rPr>
-        <w:t xml:space="preserve"> </w:t>
-      </w:r>
-      <w:r>
-        <w:rPr>
-          <w:rFonts w:asciiTheme="majorBidi" w:hAnsiTheme="majorBidi" w:cstheme="majorBidi"/>
-        </w:rPr>
-        <w:t>other approaches that you feel are worth exploring?</w:t>
+      <w:bookmarkEnd w:id="15"/>
+    </w:p>
+    <w:p>
+      <w:pPr>
+        <w:autoSpaceDE w:val="0"/>
+        <w:autoSpaceDN w:val="0"/>
+        <w:adjustRightInd w:val="0"/>
+        <w:spacing w:after="0" w:line="240" w:lineRule="auto"/>
+        <w:rPr>
+          <w:rFonts w:asciiTheme="majorBidi" w:hAnsiTheme="majorBidi" w:cstheme="majorBidi"/>
+        </w:rPr>
+      </w:pPr>
+      <w:r>
+        <w:rPr>
+          <w:rFonts w:asciiTheme="majorBidi" w:hAnsiTheme="majorBidi" w:cstheme="majorBidi"/>
+        </w:rPr>
+        <w:t>The discussion section of the "MediSyn: A Synergistic Multi-agent AI System for IPE in the Medical Domain" article focuses on several key points:</w:t>
+      </w:r>
+    </w:p>
+    <w:p>
+      <w:pPr>
+        <w:numPr>
+          <w:ilvl w:val="0"/>
+          <w:numId w:val="22"/>
+        </w:numPr>
+        <w:autoSpaceDE w:val="0"/>
+        <w:autoSpaceDN w:val="0"/>
+        <w:adjustRightInd w:val="0"/>
+        <w:spacing w:after="0" w:line="240" w:lineRule="auto"/>
+        <w:rPr>
+          <w:rFonts w:asciiTheme="majorBidi" w:hAnsiTheme="majorBidi" w:cstheme="majorBidi"/>
+        </w:rPr>
+      </w:pPr>
+      <w:r>
+        <w:rPr>
+          <w:rFonts w:asciiTheme="majorBidi" w:hAnsiTheme="majorBidi" w:cstheme="majorBidi"/>
+          <w:b/>
+          <w:bCs/>
+        </w:rPr>
+        <w:t>Effectiveness of MediSyn</w:t>
+      </w:r>
+      <w:r>
+        <w:rPr>
+          <w:rFonts w:asciiTheme="majorBidi" w:hAnsiTheme="majorBidi" w:cstheme="majorBidi"/>
+        </w:rPr>
+        <w:t xml:space="preserve">: The article highlights that MediSyn consistently improves the structural integrity, role attribution, and depth of treatment plans compared to single-LLM and prompt-tuned methods. This is particularly evident for models like Claude 3.5 and </w:t>
+      </w:r>
+      <w:proofErr w:type="spellStart"/>
+      <w:r>
+        <w:rPr>
+          <w:rFonts w:asciiTheme="majorBidi" w:hAnsiTheme="majorBidi" w:cstheme="majorBidi"/>
+        </w:rPr>
+        <w:t>LLaMA</w:t>
+      </w:r>
+      <w:proofErr w:type="spellEnd"/>
+      <w:r>
+        <w:rPr>
+          <w:rFonts w:asciiTheme="majorBidi" w:hAnsiTheme="majorBidi" w:cstheme="majorBidi"/>
+        </w:rPr>
+        <w:t xml:space="preserve"> 3.2. GPT-40 also shows enhanced interprofessional coherence within the MediSyn framework.</w:t>
+      </w:r>
+    </w:p>
+    <w:p>
+      <w:pPr>
+        <w:numPr>
+          <w:ilvl w:val="0"/>
+          <w:numId w:val="22"/>
+        </w:numPr>
+        <w:autoSpaceDE w:val="0"/>
+        <w:autoSpaceDN w:val="0"/>
+        <w:adjustRightInd w:val="0"/>
+        <w:spacing w:after="0" w:line="240" w:lineRule="auto"/>
+        <w:rPr>
+          <w:rFonts w:asciiTheme="majorBidi" w:hAnsiTheme="majorBidi" w:cstheme="majorBidi"/>
+        </w:rPr>
+      </w:pPr>
+      <w:r>
+        <w:rPr>
+          <w:rFonts w:asciiTheme="majorBidi" w:hAnsiTheme="majorBidi" w:cstheme="majorBidi"/>
+          <w:b/>
+          <w:bCs/>
+        </w:rPr>
+        <w:t>Qualitative vs. Quantitative Evaluation</w:t>
+      </w:r>
+      <w:r>
+        <w:rPr>
+          <w:rFonts w:asciiTheme="majorBidi" w:hAnsiTheme="majorBidi" w:cstheme="majorBidi"/>
+        </w:rPr>
+        <w:t xml:space="preserve">: A key discussion point is the contrast between qualitative and quantitative evaluation outcomes. While qualitative assessment favors MediSyn for its clarity and IPE alignment, quantitative metrics like BLEU and ROUGE </w:t>
+      </w:r>
+      <w:proofErr w:type="gramStart"/>
+      <w:r>
+        <w:rPr>
+          <w:rFonts w:asciiTheme="majorBidi" w:hAnsiTheme="majorBidi" w:cstheme="majorBidi"/>
+        </w:rPr>
+        <w:t>don't</w:t>
+      </w:r>
+      <w:proofErr w:type="gramEnd"/>
+      <w:r>
+        <w:rPr>
+          <w:rFonts w:asciiTheme="majorBidi" w:hAnsiTheme="majorBidi" w:cstheme="majorBidi"/>
+        </w:rPr>
+        <w:t xml:space="preserve"> always reflect these strengths. This raises questions about the reliability of traditional lexical metrics for evaluating clinical reasoning and suggests a need for more human-aligned criteria.</w:t>
+      </w:r>
+    </w:p>
+    <w:p>
+      <w:pPr>
+        <w:numPr>
+          <w:ilvl w:val="0"/>
+          <w:numId w:val="22"/>
+        </w:numPr>
+        <w:autoSpaceDE w:val="0"/>
+        <w:autoSpaceDN w:val="0"/>
+        <w:adjustRightInd w:val="0"/>
+        <w:spacing w:after="0" w:line="240" w:lineRule="auto"/>
+        <w:rPr>
+          <w:rFonts w:asciiTheme="majorBidi" w:hAnsiTheme="majorBidi" w:cstheme="majorBidi"/>
+        </w:rPr>
+      </w:pPr>
+      <w:r>
+        <w:rPr>
+          <w:rFonts w:asciiTheme="majorBidi" w:hAnsiTheme="majorBidi" w:cstheme="majorBidi"/>
+          <w:b/>
+          <w:bCs/>
+        </w:rPr>
+        <w:t>Limitations of MediSyn</w:t>
+      </w:r>
+      <w:r>
+        <w:rPr>
+          <w:rFonts w:asciiTheme="majorBidi" w:hAnsiTheme="majorBidi" w:cstheme="majorBidi"/>
+        </w:rPr>
+        <w:t>: Several limitations are acknowledged:</w:t>
+      </w:r>
+    </w:p>
+    <w:p>
+      <w:pPr>
+        <w:numPr>
+          <w:ilvl w:val="1"/>
+          <w:numId w:val="22"/>
+        </w:numPr>
+        <w:autoSpaceDE w:val="0"/>
+        <w:autoSpaceDN w:val="0"/>
+        <w:adjustRightInd w:val="0"/>
+        <w:spacing w:after="0" w:line="240" w:lineRule="auto"/>
+        <w:rPr>
+          <w:rFonts w:asciiTheme="majorBidi" w:hAnsiTheme="majorBidi" w:cstheme="majorBidi"/>
+        </w:rPr>
+      </w:pPr>
+      <w:r>
+        <w:rPr>
+          <w:rFonts w:asciiTheme="majorBidi" w:hAnsiTheme="majorBidi" w:cstheme="majorBidi"/>
+        </w:rPr>
+        <w:t>Using GPT-40 as an LLM-based evaluator is a proxy for human judgment and may not fully capture clinical appropriateness.</w:t>
+      </w:r>
+    </w:p>
+    <w:p>
+      <w:pPr>
+        <w:numPr>
+          <w:ilvl w:val="1"/>
+          <w:numId w:val="22"/>
+        </w:numPr>
+        <w:autoSpaceDE w:val="0"/>
+        <w:autoSpaceDN w:val="0"/>
+        <w:adjustRightInd w:val="0"/>
+        <w:spacing w:after="0" w:line="240" w:lineRule="auto"/>
+        <w:rPr>
+          <w:rFonts w:asciiTheme="majorBidi" w:hAnsiTheme="majorBidi" w:cstheme="majorBidi"/>
+        </w:rPr>
+      </w:pPr>
+      <w:r>
+        <w:rPr>
+          <w:rFonts w:asciiTheme="majorBidi" w:hAnsiTheme="majorBidi" w:cstheme="majorBidi"/>
+        </w:rPr>
+        <w:t>The sample size of 15 case studies is modest for large-scale benchmarking.</w:t>
+      </w:r>
+    </w:p>
+    <w:p>
+      <w:pPr>
+        <w:numPr>
+          <w:ilvl w:val="1"/>
+          <w:numId w:val="22"/>
+        </w:numPr>
+        <w:autoSpaceDE w:val="0"/>
+        <w:autoSpaceDN w:val="0"/>
+        <w:adjustRightInd w:val="0"/>
+        <w:spacing w:after="0" w:line="240" w:lineRule="auto"/>
+        <w:rPr>
+          <w:rFonts w:asciiTheme="majorBidi" w:hAnsiTheme="majorBidi" w:cstheme="majorBidi"/>
+        </w:rPr>
+      </w:pPr>
+      <w:r>
+        <w:rPr>
+          <w:rFonts w:asciiTheme="majorBidi" w:hAnsiTheme="majorBidi" w:cstheme="majorBidi"/>
+        </w:rPr>
+        <w:t>The analysis focused on three LLMs without fine-tuning, and domain-adapted versions might yield different results.</w:t>
+      </w:r>
+    </w:p>
+    <w:p>
+      <w:pPr>
+        <w:numPr>
+          <w:ilvl w:val="1"/>
+          <w:numId w:val="22"/>
+        </w:numPr>
+        <w:autoSpaceDE w:val="0"/>
+        <w:autoSpaceDN w:val="0"/>
+        <w:adjustRightInd w:val="0"/>
+        <w:spacing w:after="0" w:line="240" w:lineRule="auto"/>
+        <w:rPr>
+          <w:rFonts w:asciiTheme="majorBidi" w:hAnsiTheme="majorBidi" w:cstheme="majorBidi"/>
+        </w:rPr>
+      </w:pPr>
+      <w:r>
+        <w:rPr>
+          <w:rFonts w:asciiTheme="majorBidi" w:hAnsiTheme="majorBidi" w:cstheme="majorBidi"/>
+        </w:rPr>
+        <w:t>The modularity of MediSyn introduces challenges in crafting role prompts and ensuring synthesis quality, with potential propagation of errors from auto-extracted input.</w:t>
+      </w:r>
+    </w:p>
+    <w:p>
+      <w:pPr>
+        <w:autoSpaceDE w:val="0"/>
+        <w:autoSpaceDN w:val="0"/>
+        <w:adjustRightInd w:val="0"/>
+        <w:spacing w:after="0" w:line="240" w:lineRule="auto"/>
+        <w:rPr>
+          <w:rFonts w:asciiTheme="majorBidi" w:hAnsiTheme="majorBidi" w:cstheme="majorBidi"/>
+        </w:rPr>
+      </w:pPr>
+      <w:r>
+        <w:rPr>
+          <w:rFonts w:asciiTheme="majorBidi" w:hAnsiTheme="majorBidi" w:cstheme="majorBidi"/>
+          <w:b/>
+          <w:bCs/>
+        </w:rPr>
+        <w:t>Potential of MediSyn</w:t>
+      </w:r>
+      <w:r>
+        <w:rPr>
+          <w:rFonts w:asciiTheme="majorBidi" w:hAnsiTheme="majorBidi" w:cstheme="majorBidi"/>
+        </w:rPr>
+        <w:t>: Despite these limitations, MediSyn is seen as a promising foundation for simulating collaborative clinical reasoning, offering value for AI-driven medical education and future interprofessional support systems.</w:t>
       </w:r>
     </w:p>
     <w:p>
       <w:pPr>
         <w:pStyle w:val="Heading1"/>
       </w:pPr>
-      <w:bookmarkStart w:id="11" w:name="_Toc91714552"/>
+      <w:bookmarkStart w:id="16" w:name="_Toc196770532"/>
       <w:r>
         <w:t>Conclusion</w:t>
       </w:r>
-      <w:bookmarkEnd w:id="11"/>
-    </w:p>
-    <w:p/>
-    <w:p>
-      <w:pPr>
-        <w:autoSpaceDE w:val="0"/>
-        <w:autoSpaceDN w:val="0"/>
-        <w:adjustRightInd w:val="0"/>
-        <w:spacing w:after="0" w:line="240" w:lineRule="auto"/>
-        <w:rPr>
-          <w:rFonts w:asciiTheme="majorBidi" w:hAnsiTheme="majorBidi" w:cstheme="majorBidi"/>
-        </w:rPr>
-      </w:pPr>
-      <w:r>
-        <w:rPr>
-          <w:rFonts w:asciiTheme="majorBidi" w:hAnsiTheme="majorBidi" w:cstheme="majorBidi"/>
-        </w:rPr>
-        <w:t>Give a clear, short, and informative summary of all your important results. Answer the initial</w:t>
-      </w:r>
-    </w:p>
-    <w:p>
-      <w:pPr>
-        <w:autoSpaceDE w:val="0"/>
-        <w:autoSpaceDN w:val="0"/>
-        <w:adjustRightInd w:val="0"/>
-        <w:spacing w:after="0" w:line="240" w:lineRule="auto"/>
-        <w:rPr>
-          <w:rFonts w:asciiTheme="majorBidi" w:hAnsiTheme="majorBidi" w:cstheme="majorBidi"/>
-        </w:rPr>
-      </w:pPr>
-      <w:r>
-        <w:rPr>
-          <w:rFonts w:asciiTheme="majorBidi" w:hAnsiTheme="majorBidi" w:cstheme="majorBidi"/>
-        </w:rPr>
-        <w:t>question(s) or respond to what you wanted to do, as stated in your introduction. It can be a</w:t>
-      </w:r>
-    </w:p>
-    <w:p>
-      <w:pPr>
-        <w:autoSpaceDE w:val="0"/>
-        <w:autoSpaceDN w:val="0"/>
-        <w:adjustRightInd w:val="0"/>
-        <w:spacing w:after="0" w:line="240" w:lineRule="auto"/>
-        <w:rPr>
-          <w:rFonts w:asciiTheme="majorBidi" w:hAnsiTheme="majorBidi" w:cstheme="majorBidi"/>
-        </w:rPr>
-      </w:pPr>
-      <w:r>
-        <w:rPr>
-          <w:rFonts w:asciiTheme="majorBidi" w:hAnsiTheme="majorBidi" w:cstheme="majorBidi"/>
-        </w:rPr>
-        <w:t>short table or a list, and possibly one or two short comments or explanations.</w:t>
-      </w:r>
-    </w:p>
-    <w:p>
-      <w:pPr>
-        <w:autoSpaceDE w:val="0"/>
-        <w:autoSpaceDN w:val="0"/>
-        <w:adjustRightInd w:val="0"/>
-        <w:spacing w:after="0" w:line="240" w:lineRule="auto"/>
-        <w:rPr>
-          <w:rFonts w:asciiTheme="majorBidi" w:hAnsiTheme="majorBidi" w:cstheme="majorBidi"/>
-        </w:rPr>
-      </w:pPr>
-      <w:r>
-        <w:rPr>
-          <w:rFonts w:asciiTheme="majorBidi" w:hAnsiTheme="majorBidi" w:cstheme="majorBidi"/>
-        </w:rPr>
-        <w:t xml:space="preserve">Target a reader who may not have time to read </w:t>
+      <w:bookmarkEnd w:id="16"/>
+    </w:p>
+    <w:p>
+      <w:pPr>
+        <w:autoSpaceDE w:val="0"/>
+        <w:autoSpaceDN w:val="0"/>
+        <w:adjustRightInd w:val="0"/>
+        <w:spacing w:after="0" w:line="240" w:lineRule="auto"/>
+        <w:rPr>
+          <w:rFonts w:asciiTheme="majorBidi" w:hAnsiTheme="majorBidi" w:cstheme="majorBidi"/>
+        </w:rPr>
+      </w:pPr>
+      <w:r>
+        <w:rPr>
+          <w:rFonts w:asciiTheme="majorBidi" w:hAnsiTheme="majorBidi" w:cstheme="majorBidi"/>
+        </w:rPr>
+        <w:t>We introduced MediSyn, a multi-agent generation framework that simulates inter-</w:t>
+      </w:r>
+    </w:p>
+    <w:p>
+      <w:pPr>
+        <w:autoSpaceDE w:val="0"/>
+        <w:autoSpaceDN w:val="0"/>
+        <w:adjustRightInd w:val="0"/>
+        <w:spacing w:after="0" w:line="240" w:lineRule="auto"/>
+        <w:rPr>
+          <w:rFonts w:asciiTheme="majorBidi" w:hAnsiTheme="majorBidi" w:cstheme="majorBidi"/>
+        </w:rPr>
+      </w:pPr>
+      <w:r>
+        <w:rPr>
+          <w:rFonts w:asciiTheme="majorBidi" w:hAnsiTheme="majorBidi" w:cstheme="majorBidi"/>
+        </w:rPr>
+        <w:t>professional reasoning for medical treatment planning. By dynamically instantiating</w:t>
+      </w:r>
+    </w:p>
+    <w:p>
+      <w:pPr>
+        <w:autoSpaceDE w:val="0"/>
+        <w:autoSpaceDN w:val="0"/>
+        <w:adjustRightInd w:val="0"/>
+        <w:spacing w:after="0" w:line="240" w:lineRule="auto"/>
+        <w:rPr>
+          <w:rFonts w:asciiTheme="majorBidi" w:hAnsiTheme="majorBidi" w:cstheme="majorBidi"/>
+        </w:rPr>
+      </w:pPr>
+      <w:r>
+        <w:rPr>
+          <w:rFonts w:asciiTheme="majorBidi" w:hAnsiTheme="majorBidi" w:cstheme="majorBidi"/>
+        </w:rPr>
+        <w:t>role-specific agents and synthesizing their outputs, MediSyn produces structured,</w:t>
+      </w:r>
+    </w:p>
+    <w:p>
+      <w:pPr>
+        <w:autoSpaceDE w:val="0"/>
+        <w:autoSpaceDN w:val="0"/>
+        <w:adjustRightInd w:val="0"/>
+        <w:spacing w:after="0" w:line="240" w:lineRule="auto"/>
+        <w:rPr>
+          <w:rFonts w:asciiTheme="majorBidi" w:hAnsiTheme="majorBidi" w:cstheme="majorBidi"/>
+        </w:rPr>
+      </w:pPr>
+      <w:r>
+        <w:rPr>
+          <w:rFonts w:asciiTheme="majorBidi" w:hAnsiTheme="majorBidi" w:cstheme="majorBidi"/>
+        </w:rPr>
+        <w:t xml:space="preserve">collaborative plans aligned with IPE/IPP practices. Evaluated on 15 diverse </w:t>
+      </w:r>
+      <w:proofErr w:type="gramStart"/>
+      <w:r>
+        <w:rPr>
+          <w:rFonts w:asciiTheme="majorBidi" w:hAnsiTheme="majorBidi" w:cstheme="majorBidi"/>
+        </w:rPr>
+        <w:t>case</w:t>
+      </w:r>
+      <w:proofErr w:type="gramEnd"/>
+    </w:p>
+    <w:p>
+      <w:pPr>
+        <w:autoSpaceDE w:val="0"/>
+        <w:autoSpaceDN w:val="0"/>
+        <w:adjustRightInd w:val="0"/>
+        <w:spacing w:after="0" w:line="240" w:lineRule="auto"/>
+        <w:rPr>
+          <w:rFonts w:asciiTheme="majorBidi" w:hAnsiTheme="majorBidi" w:cstheme="majorBidi"/>
+        </w:rPr>
+      </w:pPr>
+      <w:r>
+        <w:rPr>
+          <w:rFonts w:asciiTheme="majorBidi" w:hAnsiTheme="majorBidi" w:cstheme="majorBidi"/>
+        </w:rPr>
+        <w:t>studies, MediSyn demonstrated strong performance in producing clinically coherent</w:t>
+      </w:r>
+    </w:p>
+    <w:p>
+      <w:pPr>
+        <w:autoSpaceDE w:val="0"/>
+        <w:autoSpaceDN w:val="0"/>
+        <w:adjustRightInd w:val="0"/>
+        <w:spacing w:after="0" w:line="240" w:lineRule="auto"/>
+        <w:rPr>
+          <w:rFonts w:asciiTheme="majorBidi" w:hAnsiTheme="majorBidi" w:cstheme="majorBidi"/>
+        </w:rPr>
+      </w:pPr>
+      <w:r>
+        <w:rPr>
+          <w:rFonts w:asciiTheme="majorBidi" w:hAnsiTheme="majorBidi" w:cstheme="majorBidi"/>
+        </w:rPr>
+        <w:t>and role-attributed outputs, particularly when paired with models like Claude 3.5</w:t>
+      </w:r>
+    </w:p>
+    <w:p>
+      <w:pPr>
+        <w:autoSpaceDE w:val="0"/>
+        <w:autoSpaceDN w:val="0"/>
+        <w:adjustRightInd w:val="0"/>
+        <w:spacing w:after="0" w:line="240" w:lineRule="auto"/>
+        <w:rPr>
+          <w:rFonts w:asciiTheme="majorBidi" w:hAnsiTheme="majorBidi" w:cstheme="majorBidi"/>
+        </w:rPr>
+      </w:pPr>
+      <w:r>
+        <w:rPr>
+          <w:rFonts w:asciiTheme="majorBidi" w:hAnsiTheme="majorBidi" w:cstheme="majorBidi"/>
+        </w:rPr>
+        <w:t xml:space="preserve">and </w:t>
       </w:r>
       <w:proofErr w:type="spellStart"/>
       <w:r>
         <w:rPr>
           <w:rFonts w:asciiTheme="majorBidi" w:hAnsiTheme="majorBidi" w:cstheme="majorBidi"/>
         </w:rPr>
-        <w:t>t</w:t>
-      </w:r>
-      <w:sdt>
-        <w:sdtPr>
-          <w:rPr>
-            <w:rFonts w:asciiTheme="majorBidi" w:hAnsiTheme="majorBidi" w:cstheme="majorBidi"/>
-          </w:rPr>
-          <w:id w:val="2090499800"/>
-          <w:citation/>
-        </w:sdtPr>
-        <w:sdtEndPr/>
-        <w:sdtContent>
-          <w:proofErr w:type="spellEnd"/>
-          <w:r>
-            <w:rPr>
-              <w:rFonts w:asciiTheme="majorBidi" w:hAnsiTheme="majorBidi" w:cstheme="majorBidi"/>
-            </w:rPr>
-            <w:fldChar w:fldCharType="begin"/>
-          </w:r>
-          <w:r>
-            <w:rPr>
-              <w:rFonts w:asciiTheme="majorBidi" w:hAnsiTheme="majorBidi" w:cstheme="majorBidi"/>
-            </w:rPr>
-            <w:instrText xml:space="preserve"> CITATION Ift06 \l 1033 </w:instrText>
-          </w:r>
-          <w:r>
-            <w:rPr>
-              <w:rFonts w:asciiTheme="majorBidi" w:hAnsiTheme="majorBidi" w:cstheme="majorBidi"/>
-            </w:rPr>
-            <w:fldChar w:fldCharType="separate"/>
-          </w:r>
-          <w:r>
-            <w:rPr>
-              <w:rFonts w:asciiTheme="majorBidi" w:hAnsiTheme="majorBidi" w:cstheme="majorBidi"/>
-              <w:noProof/>
-            </w:rPr>
-            <w:t xml:space="preserve"> </w:t>
-          </w:r>
-          <w:r>
-            <w:rPr>
-              <w:rFonts w:asciiTheme="majorBidi" w:hAnsiTheme="majorBidi" w:cstheme="majorBidi"/>
-              <w:noProof/>
-            </w:rPr>
-            <w:t>[4]</w:t>
-          </w:r>
-          <w:r>
-            <w:rPr>
-              <w:rFonts w:asciiTheme="majorBidi" w:hAnsiTheme="majorBidi" w:cstheme="majorBidi"/>
-            </w:rPr>
-            <w:fldChar w:fldCharType="end"/>
-          </w:r>
-          <w:proofErr w:type="spellStart"/>
-        </w:sdtContent>
-      </w:sdt>
-      <w:r>
-        <w:rPr>
-          <w:rFonts w:asciiTheme="majorBidi" w:hAnsiTheme="majorBidi" w:cstheme="majorBidi"/>
-        </w:rPr>
-        <w:t>he</w:t>
+        <w:t>LLaMA</w:t>
       </w:r>
       <w:proofErr w:type="spellEnd"/>
       <w:r>
         <w:rPr>
           <w:rFonts w:asciiTheme="majorBidi" w:hAnsiTheme="majorBidi" w:cstheme="majorBidi"/>
         </w:rPr>
-        <w:t xml:space="preserve"> whole report yet, but needs the results or</w:t>
-      </w:r>
-    </w:p>
-    <w:p>
-      <w:pPr>
-        <w:autoSpaceDE w:val="0"/>
-        <w:autoSpaceDN w:val="0"/>
-        <w:adjustRightInd w:val="0"/>
-        <w:spacing w:after="0" w:line="240" w:lineRule="auto"/>
-        <w:rPr>
-          <w:rFonts w:asciiTheme="majorBidi" w:hAnsiTheme="majorBidi" w:cstheme="majorBidi"/>
-        </w:rPr>
-      </w:pPr>
-      <w:r>
-        <w:rPr>
-          <w:rFonts w:asciiTheme="majorBidi" w:hAnsiTheme="majorBidi" w:cstheme="majorBidi"/>
-        </w:rPr>
-        <w:t>the conclusions immediately. This is a typical situation in real life. Some readers will read your</w:t>
-      </w:r>
-    </w:p>
-    <w:p>
-      <w:pPr>
-        <w:autoSpaceDE w:val="0"/>
-        <w:autoSpaceDN w:val="0"/>
-        <w:adjustRightInd w:val="0"/>
-        <w:spacing w:after="0" w:line="240" w:lineRule="auto"/>
-        <w:rPr>
-          <w:rFonts w:asciiTheme="majorBidi" w:hAnsiTheme="majorBidi" w:cstheme="majorBidi"/>
-        </w:rPr>
-      </w:pPr>
-      <w:r>
-        <w:rPr>
-          <w:rFonts w:asciiTheme="majorBidi" w:hAnsiTheme="majorBidi" w:cstheme="majorBidi"/>
-        </w:rPr>
-        <w:t xml:space="preserve">introduction and skip to your conclusion </w:t>
-      </w:r>
-      <w:r>
-        <w:rPr>
-          <w:rFonts w:asciiTheme="majorBidi" w:hAnsiTheme="majorBidi" w:cstheme="majorBidi"/>
-        </w:rPr>
-        <w:t>fi</w:t>
-      </w:r>
-      <w:r>
-        <w:rPr>
-          <w:rFonts w:asciiTheme="majorBidi" w:hAnsiTheme="majorBidi" w:cstheme="majorBidi"/>
-        </w:rPr>
-        <w:t>rst, and read the whole report only later (if at all).</w:t>
-      </w:r>
-    </w:p>
-    <w:p>
-      <w:pPr>
-        <w:autoSpaceDE w:val="0"/>
-        <w:autoSpaceDN w:val="0"/>
-        <w:adjustRightInd w:val="0"/>
-        <w:spacing w:after="0" w:line="240" w:lineRule="auto"/>
-        <w:rPr>
-          <w:rFonts w:asciiTheme="majorBidi" w:hAnsiTheme="majorBidi" w:cstheme="majorBidi"/>
-        </w:rPr>
-      </w:pPr>
-      <w:r>
-        <w:rPr>
-          <w:rFonts w:asciiTheme="majorBidi" w:hAnsiTheme="majorBidi" w:cstheme="majorBidi"/>
-        </w:rPr>
-        <w:t>You may also draw perspectives. What's missing? In what directions could your work be</w:t>
-      </w:r>
-    </w:p>
-    <w:p>
-      <w:pPr>
-        <w:rPr>
-          <w:rFonts w:asciiTheme="majorBidi" w:hAnsiTheme="majorBidi" w:cstheme="majorBidi"/>
-        </w:rPr>
-      </w:pPr>
-      <w:r>
-        <w:rPr>
-          <w:rFonts w:asciiTheme="majorBidi" w:hAnsiTheme="majorBidi" w:cstheme="majorBidi"/>
-        </w:rPr>
-        <w:t>extended?</w:t>
-      </w:r>
-    </w:p>
-    <w:p/>
-    <w:p/>
+        <w:t xml:space="preserve"> 3.2. While prompt tuning improved alignment in many cases, MediSyn</w:t>
+      </w:r>
+    </w:p>
+    <w:p>
+      <w:pPr>
+        <w:autoSpaceDE w:val="0"/>
+        <w:autoSpaceDN w:val="0"/>
+        <w:adjustRightInd w:val="0"/>
+        <w:spacing w:after="0" w:line="240" w:lineRule="auto"/>
+        <w:rPr>
+          <w:rFonts w:asciiTheme="majorBidi" w:hAnsiTheme="majorBidi" w:cstheme="majorBidi"/>
+        </w:rPr>
+      </w:pPr>
+      <w:r>
+        <w:rPr>
+          <w:rFonts w:asciiTheme="majorBidi" w:hAnsiTheme="majorBidi" w:cstheme="majorBidi"/>
+        </w:rPr>
+        <w:t>consistently enhanced structure and interprofessional clarity—especially under noisy,</w:t>
+      </w:r>
+    </w:p>
+    <w:p>
+      <w:pPr>
+        <w:autoSpaceDE w:val="0"/>
+        <w:autoSpaceDN w:val="0"/>
+        <w:adjustRightInd w:val="0"/>
+        <w:spacing w:after="0" w:line="240" w:lineRule="auto"/>
+        <w:rPr>
+          <w:rFonts w:asciiTheme="majorBidi" w:hAnsiTheme="majorBidi" w:cstheme="majorBidi"/>
+        </w:rPr>
+      </w:pPr>
+      <w:r>
+        <w:rPr>
+          <w:rFonts w:asciiTheme="majorBidi" w:hAnsiTheme="majorBidi" w:cstheme="majorBidi"/>
+        </w:rPr>
+        <w:t>LLM-prepared inputs.</w:t>
+      </w:r>
+    </w:p>
+    <w:p>
+      <w:pPr>
+        <w:autoSpaceDE w:val="0"/>
+        <w:autoSpaceDN w:val="0"/>
+        <w:adjustRightInd w:val="0"/>
+        <w:spacing w:after="0" w:line="240" w:lineRule="auto"/>
+        <w:rPr>
+          <w:rFonts w:asciiTheme="majorBidi" w:hAnsiTheme="majorBidi" w:cstheme="majorBidi"/>
+        </w:rPr>
+      </w:pPr>
+      <w:r>
+        <w:rPr>
+          <w:rFonts w:asciiTheme="majorBidi" w:hAnsiTheme="majorBidi" w:cstheme="majorBidi"/>
+        </w:rPr>
+        <w:t>Our findings underscore the limitations of surface-level metrics and highlight the</w:t>
+      </w:r>
+    </w:p>
+    <w:p>
+      <w:pPr>
+        <w:autoSpaceDE w:val="0"/>
+        <w:autoSpaceDN w:val="0"/>
+        <w:adjustRightInd w:val="0"/>
+        <w:spacing w:after="0" w:line="240" w:lineRule="auto"/>
+        <w:rPr>
+          <w:rFonts w:asciiTheme="majorBidi" w:hAnsiTheme="majorBidi" w:cstheme="majorBidi"/>
+        </w:rPr>
+      </w:pPr>
+      <w:r>
+        <w:rPr>
+          <w:rFonts w:asciiTheme="majorBidi" w:hAnsiTheme="majorBidi" w:cstheme="majorBidi"/>
+        </w:rPr>
+        <w:t>value of human-aligned evaluation criteria such as specificity and plausibility. As LLMs</w:t>
+      </w:r>
+    </w:p>
+    <w:p>
+      <w:pPr>
+        <w:autoSpaceDE w:val="0"/>
+        <w:autoSpaceDN w:val="0"/>
+        <w:adjustRightInd w:val="0"/>
+        <w:spacing w:after="0" w:line="240" w:lineRule="auto"/>
+        <w:rPr>
+          <w:rFonts w:asciiTheme="majorBidi" w:hAnsiTheme="majorBidi" w:cstheme="majorBidi"/>
+        </w:rPr>
+      </w:pPr>
+      <w:r>
+        <w:rPr>
+          <w:rFonts w:asciiTheme="majorBidi" w:hAnsiTheme="majorBidi" w:cstheme="majorBidi"/>
+        </w:rPr>
+        <w:t>continue to evolve, frameworks like MediSyn offer a promising foundation for AI-</w:t>
+      </w:r>
+    </w:p>
+    <w:p>
+      <w:pPr>
+        <w:autoSpaceDE w:val="0"/>
+        <w:autoSpaceDN w:val="0"/>
+        <w:adjustRightInd w:val="0"/>
+        <w:spacing w:after="0" w:line="240" w:lineRule="auto"/>
+        <w:rPr>
+          <w:rFonts w:asciiTheme="majorBidi" w:hAnsiTheme="majorBidi" w:cstheme="majorBidi"/>
+        </w:rPr>
+      </w:pPr>
+      <w:r>
+        <w:rPr>
+          <w:rFonts w:asciiTheme="majorBidi" w:hAnsiTheme="majorBidi" w:cstheme="majorBidi"/>
+        </w:rPr>
+        <w:t>assisted education and team-based clinical reasoning, with opportunities for further</w:t>
+      </w:r>
+    </w:p>
+    <w:p>
+      <w:pPr>
+        <w:autoSpaceDE w:val="0"/>
+        <w:autoSpaceDN w:val="0"/>
+        <w:adjustRightInd w:val="0"/>
+        <w:spacing w:after="0" w:line="240" w:lineRule="auto"/>
+        <w:rPr>
+          <w:rFonts w:asciiTheme="majorBidi" w:hAnsiTheme="majorBidi" w:cstheme="majorBidi"/>
+        </w:rPr>
+      </w:pPr>
+      <w:r>
+        <w:rPr>
+          <w:rFonts w:asciiTheme="majorBidi" w:hAnsiTheme="majorBidi" w:cstheme="majorBidi"/>
+        </w:rPr>
+        <w:t>refinement through expert evaluation and domain-specific tuning.</w:t>
+      </w:r>
+    </w:p>
+    <w:bookmarkStart w:id="17" w:name="_Toc196770533" w:displacedByCustomXml="next"/>
     <w:sdt>
       <w:sdtPr>
+        <w:rPr>
+          <w:sz w:val="22"/>
+          <w:szCs w:val="22"/>
+        </w:rPr>
         <w:id w:val="1638448578"/>
         <w:docPartObj>
           <w:docPartGallery w:val="Bibliographies"/>
           <w:docPartUnique/>
         </w:docPartObj>
       </w:sdtPr>
-      <w:sdtEndPr>
-        <w:rPr>
-          <w:sz w:val="22"/>
-          <w:szCs w:val="22"/>
-        </w:rPr>
-      </w:sdtEndPr>
       <w:sdtContent>
         <w:p>
           <w:pPr>
@@ -5250,6 +5704,7 @@
           <w:r>
             <w:t>Bibliography</w:t>
           </w:r>
+          <w:bookmarkEnd w:id="17"/>
         </w:p>
         <w:sdt>
           <w:sdtPr>
@@ -5312,6 +5767,7 @@
                       <w:rPr>
                         <w:noProof/>
                       </w:rPr>
+                      <w:lastRenderedPageBreak/>
                       <w:t xml:space="preserve">[1] </w:t>
                     </w:r>
                   </w:p>
@@ -5492,7 +5948,6 @@
                       <w:rPr>
                         <w:noProof/>
                       </w:rPr>
-                      <w:lastRenderedPageBreak/>
                       <w:t xml:space="preserve">[4] </w:t>
                     </w:r>
                   </w:p>
@@ -5664,8 +6119,157 @@
 </file>
 
 <file path=word/numbering.xml><?xml version="1.0" encoding="utf-8"?>
-<w:numbering xmlns:wpc="http://schemas.microsoft.com/office/word/2010/wordprocessingCanvas" xmlns:cx="http://schemas.microsoft.com/office/drawing/2014/chartex" xmlns:mc="http://schemas.openxmlformats.org/markup-compatibility/2006" xmlns:o="urn:schemas-microsoft-com:office:office" xmlns:r="http://schemas.openxmlformats.org/officeDocument/2006/relationships" xmlns:m="http://schemas.openxmlformats.org/officeDocument/2006/math" xmlns:v="urn:schemas-microsoft-com:vml" xmlns:wp14="http://schemas.microsoft.com/office/word/2010/wordprocessingDrawing" xmlns:wp="http://schemas.openxmlformats.org/drawingml/2006/wordprocessingDrawing" xmlns:w10="urn:schemas-microsoft-com:office:word" xmlns:w="http://schemas.openxmlformats.org/wordprocessingml/2006/main" xmlns:w14="http://schemas.microsoft.com/office/word/2010/wordml" xmlns:w15="http://schemas.microsoft.com/office/word/2012/wordml" xmlns:w16se="http://schemas.microsoft.com/office/word/2015/wordml/symex" xmlns:wpg="http://schemas.microsoft.com/office/word/2010/wordprocessingGroup" xmlns:wpi="http://schemas.microsoft.com/office/word/2010/wordprocessingInk" xmlns:wne="http://schemas.microsoft.com/office/word/2006/wordml" xmlns:wps="http://schemas.microsoft.com/office/word/2010/wordprocessingShape" mc:Ignorable="w14 w15 w16se wp14">
+<w:numbering xmlns:wpc="http://schemas.microsoft.com/office/word/2010/wordprocessingCanvas" xmlns:cx="http://schemas.microsoft.com/office/drawing/2014/chartex" xmlns:cx1="http://schemas.microsoft.com/office/drawing/2015/9/8/chartex" xmlns:cx2="http://schemas.microsoft.com/office/drawing/2015/10/21/chartex" xmlns:cx3="http://schemas.microsoft.com/office/drawing/2016/5/9/chartex" xmlns:cx4="http://schemas.microsoft.com/office/drawing/2016/5/10/chartex" xmlns:cx5="http://schemas.microsoft.com/office/drawing/2016/5/11/chartex" xmlns:cx6="http://schemas.microsoft.com/office/drawing/2016/5/12/chartex" xmlns:cx7="http://schemas.microsoft.com/office/drawing/2016/5/13/chartex" xmlns:cx8="http://schemas.microsoft.com/office/drawing/2016/5/14/chartex" xmlns:mc="http://schemas.openxmlformats.org/markup-compatibility/2006" xmlns:aink="http://schemas.microsoft.com/office/drawing/2016/ink" xmlns:am3d="http://schemas.microsoft.com/office/drawing/2017/model3d" xmlns:o="urn:schemas-microsoft-com:office:office" xmlns:oel="http://schemas.microsoft.com/office/2019/extlst" xmlns:r="http://schemas.openxmlformats.org/officeDocument/2006/relationships" xmlns:m="http://schemas.openxmlformats.org/officeDocument/2006/math" xmlns:v="urn:schemas-microsoft-com:vml" xmlns:wp14="http://schemas.microsoft.com/office/word/2010/wordprocessingDrawing" xmlns:wp="http://schemas.openxmlformats.org/drawingml/2006/wordprocessingDrawing" xmlns:w10="urn:schemas-microsoft-com:office:word" xmlns:w="http://schemas.openxmlformats.org/wordprocessingml/2006/main" xmlns:w14="http://schemas.microsoft.com/office/word/2010/wordml" xmlns:w15="http://schemas.microsoft.com/office/word/2012/wordml" xmlns:w16cex="http://schemas.microsoft.com/office/word/2018/wordml/cex" xmlns:w16cid="http://schemas.microsoft.com/office/word/2016/wordml/cid" xmlns:w16="http://schemas.microsoft.com/office/word/2018/wordml" xmlns:w16du="http://schemas.microsoft.com/office/word/2023/wordml/word16du" xmlns:w16sdtdh="http://schemas.microsoft.com/office/word/2020/wordml/sdtdatahash" xmlns:w16sdtfl="http://schemas.microsoft.com/office/word/2024/wordml/sdtformatlock" xmlns:w16se="http://schemas.microsoft.com/office/word/2015/wordml/symex" xmlns:wpg="http://schemas.microsoft.com/office/word/2010/wordprocessingGroup" xmlns:wpi="http://schemas.microsoft.com/office/word/2010/wordprocessingInk" xmlns:wne="http://schemas.microsoft.com/office/word/2006/wordml" xmlns:wps="http://schemas.microsoft.com/office/word/2010/wordprocessingShape" mc:Ignorable="w14 w15 w16se w16cid w16 w16cex w16sdtdh w16sdtfl w16du wp14">
   <w:abstractNum w:abstractNumId="0" w15:restartNumberingAfterBreak="0">
+    <w:nsid w:val="108579E0"/>
+    <w:multiLevelType w:val="multilevel"/>
+    <w:tmpl w:val="B8BC7BD4"/>
+    <w:lvl w:ilvl="0">
+      <w:start w:val="1"/>
+      <w:numFmt w:val="bullet"/>
+      <w:lvlText w:val=""/>
+      <w:lvlJc w:val="left"/>
+      <w:pPr>
+        <w:tabs>
+          <w:tab w:val="num" w:pos="720"/>
+        </w:tabs>
+        <w:ind w:left="720" w:hanging="360"/>
+      </w:pPr>
+      <w:rPr>
+        <w:rFonts w:ascii="Symbol" w:hAnsi="Symbol" w:hint="default"/>
+        <w:sz w:val="20"/>
+      </w:rPr>
+    </w:lvl>
+    <w:lvl w:ilvl="1">
+      <w:start w:val="1"/>
+      <w:numFmt w:val="bullet"/>
+      <w:lvlText w:val="o"/>
+      <w:lvlJc w:val="left"/>
+      <w:pPr>
+        <w:tabs>
+          <w:tab w:val="num" w:pos="1440"/>
+        </w:tabs>
+        <w:ind w:left="1440" w:hanging="360"/>
+      </w:pPr>
+      <w:rPr>
+        <w:rFonts w:ascii="Courier New" w:hAnsi="Courier New" w:hint="default"/>
+        <w:sz w:val="20"/>
+      </w:rPr>
+    </w:lvl>
+    <w:lvl w:ilvl="2" w:tentative="1">
+      <w:start w:val="1"/>
+      <w:numFmt w:val="bullet"/>
+      <w:lvlText w:val=""/>
+      <w:lvlJc w:val="left"/>
+      <w:pPr>
+        <w:tabs>
+          <w:tab w:val="num" w:pos="2160"/>
+        </w:tabs>
+        <w:ind w:left="2160" w:hanging="360"/>
+      </w:pPr>
+      <w:rPr>
+        <w:rFonts w:ascii="Wingdings" w:hAnsi="Wingdings" w:hint="default"/>
+        <w:sz w:val="20"/>
+      </w:rPr>
+    </w:lvl>
+    <w:lvl w:ilvl="3" w:tentative="1">
+      <w:start w:val="1"/>
+      <w:numFmt w:val="bullet"/>
+      <w:lvlText w:val=""/>
+      <w:lvlJc w:val="left"/>
+      <w:pPr>
+        <w:tabs>
+          <w:tab w:val="num" w:pos="2880"/>
+        </w:tabs>
+        <w:ind w:left="2880" w:hanging="360"/>
+      </w:pPr>
+      <w:rPr>
+        <w:rFonts w:ascii="Wingdings" w:hAnsi="Wingdings" w:hint="default"/>
+        <w:sz w:val="20"/>
+      </w:rPr>
+    </w:lvl>
+    <w:lvl w:ilvl="4" w:tentative="1">
+      <w:start w:val="1"/>
+      <w:numFmt w:val="bullet"/>
+      <w:lvlText w:val=""/>
+      <w:lvlJc w:val="left"/>
+      <w:pPr>
+        <w:tabs>
+          <w:tab w:val="num" w:pos="3600"/>
+        </w:tabs>
+        <w:ind w:left="3600" w:hanging="360"/>
+      </w:pPr>
+      <w:rPr>
+        <w:rFonts w:ascii="Wingdings" w:hAnsi="Wingdings" w:hint="default"/>
+        <w:sz w:val="20"/>
+      </w:rPr>
+    </w:lvl>
+    <w:lvl w:ilvl="5" w:tentative="1">
+      <w:start w:val="1"/>
+      <w:numFmt w:val="bullet"/>
+      <w:lvlText w:val=""/>
+      <w:lvlJc w:val="left"/>
+      <w:pPr>
+        <w:tabs>
+          <w:tab w:val="num" w:pos="4320"/>
+        </w:tabs>
+        <w:ind w:left="4320" w:hanging="360"/>
+      </w:pPr>
+      <w:rPr>
+        <w:rFonts w:ascii="Wingdings" w:hAnsi="Wingdings" w:hint="default"/>
+        <w:sz w:val="20"/>
+      </w:rPr>
+    </w:lvl>
+    <w:lvl w:ilvl="6" w:tentative="1">
+      <w:start w:val="1"/>
+      <w:numFmt w:val="bullet"/>
+      <w:lvlText w:val=""/>
+      <w:lvlJc w:val="left"/>
+      <w:pPr>
+        <w:tabs>
+          <w:tab w:val="num" w:pos="5040"/>
+        </w:tabs>
+        <w:ind w:left="5040" w:hanging="360"/>
+      </w:pPr>
+      <w:rPr>
+        <w:rFonts w:ascii="Wingdings" w:hAnsi="Wingdings" w:hint="default"/>
+        <w:sz w:val="20"/>
+      </w:rPr>
+    </w:lvl>
+    <w:lvl w:ilvl="7" w:tentative="1">
+      <w:start w:val="1"/>
+      <w:numFmt w:val="bullet"/>
+      <w:lvlText w:val=""/>
+      <w:lvlJc w:val="left"/>
+      <w:pPr>
+        <w:tabs>
+          <w:tab w:val="num" w:pos="5760"/>
+        </w:tabs>
+        <w:ind w:left="5760" w:hanging="360"/>
+      </w:pPr>
+      <w:rPr>
+        <w:rFonts w:ascii="Wingdings" w:hAnsi="Wingdings" w:hint="default"/>
+        <w:sz w:val="20"/>
+      </w:rPr>
+    </w:lvl>
+    <w:lvl w:ilvl="8" w:tentative="1">
+      <w:start w:val="1"/>
+      <w:numFmt w:val="bullet"/>
+      <w:lvlText w:val=""/>
+      <w:lvlJc w:val="left"/>
+      <w:pPr>
+        <w:tabs>
+          <w:tab w:val="num" w:pos="6480"/>
+        </w:tabs>
+        <w:ind w:left="6480" w:hanging="360"/>
+      </w:pPr>
+      <w:rPr>
+        <w:rFonts w:ascii="Wingdings" w:hAnsi="Wingdings" w:hint="default"/>
+        <w:sz w:val="20"/>
+      </w:rPr>
+    </w:lvl>
+  </w:abstractNum>
+  <w:abstractNum w:abstractNumId="1" w15:restartNumberingAfterBreak="0">
     <w:nsid w:val="17635CD0"/>
     <w:multiLevelType w:val="multilevel"/>
     <w:tmpl w:val="0409001F"/>
@@ -5751,7 +6355,7 @@
       </w:pPr>
     </w:lvl>
   </w:abstractNum>
-  <w:abstractNum w:abstractNumId="1" w15:restartNumberingAfterBreak="0">
+  <w:abstractNum w:abstractNumId="2" w15:restartNumberingAfterBreak="0">
     <w:nsid w:val="1E7F2EE4"/>
     <w:multiLevelType w:val="multilevel"/>
     <w:tmpl w:val="0409001F"/>
@@ -5837,7 +6441,7 @@
       </w:pPr>
     </w:lvl>
   </w:abstractNum>
-  <w:abstractNum w:abstractNumId="2" w15:restartNumberingAfterBreak="0">
+  <w:abstractNum w:abstractNumId="3" w15:restartNumberingAfterBreak="0">
     <w:nsid w:val="20E47D06"/>
     <w:multiLevelType w:val="multilevel"/>
     <w:tmpl w:val="0409001F"/>
@@ -5923,7 +6527,7 @@
       </w:pPr>
     </w:lvl>
   </w:abstractNum>
-  <w:abstractNum w:abstractNumId="3" w15:restartNumberingAfterBreak="0">
+  <w:abstractNum w:abstractNumId="4" w15:restartNumberingAfterBreak="0">
     <w:nsid w:val="26E71EB8"/>
     <w:multiLevelType w:val="multilevel"/>
     <w:tmpl w:val="0409001F"/>
@@ -6009,7 +6613,7 @@
       </w:pPr>
     </w:lvl>
   </w:abstractNum>
-  <w:abstractNum w:abstractNumId="4" w15:restartNumberingAfterBreak="0">
+  <w:abstractNum w:abstractNumId="5" w15:restartNumberingAfterBreak="0">
     <w:nsid w:val="2F725F8C"/>
     <w:multiLevelType w:val="multilevel"/>
     <w:tmpl w:val="0409001F"/>
@@ -6095,7 +6699,7 @@
       </w:pPr>
     </w:lvl>
   </w:abstractNum>
-  <w:abstractNum w:abstractNumId="5" w15:restartNumberingAfterBreak="0">
+  <w:abstractNum w:abstractNumId="6" w15:restartNumberingAfterBreak="0">
     <w:nsid w:val="307E7E4A"/>
     <w:multiLevelType w:val="multilevel"/>
     <w:tmpl w:val="0409001F"/>
@@ -6181,7 +6785,7 @@
       </w:pPr>
     </w:lvl>
   </w:abstractNum>
-  <w:abstractNum w:abstractNumId="6" w15:restartNumberingAfterBreak="0">
+  <w:abstractNum w:abstractNumId="7" w15:restartNumberingAfterBreak="0">
     <w:nsid w:val="344E6327"/>
     <w:multiLevelType w:val="multilevel"/>
     <w:tmpl w:val="0409001F"/>
@@ -6267,7 +6871,7 @@
       </w:pPr>
     </w:lvl>
   </w:abstractNum>
-  <w:abstractNum w:abstractNumId="7" w15:restartNumberingAfterBreak="0">
+  <w:abstractNum w:abstractNumId="8" w15:restartNumberingAfterBreak="0">
     <w:nsid w:val="3978726C"/>
     <w:multiLevelType w:val="multilevel"/>
     <w:tmpl w:val="0409001F"/>
@@ -6353,7 +6957,156 @@
       </w:pPr>
     </w:lvl>
   </w:abstractNum>
-  <w:abstractNum w:abstractNumId="8" w15:restartNumberingAfterBreak="0">
+  <w:abstractNum w:abstractNumId="9" w15:restartNumberingAfterBreak="0">
+    <w:nsid w:val="3F49178F"/>
+    <w:multiLevelType w:val="multilevel"/>
+    <w:tmpl w:val="EFBEF344"/>
+    <w:lvl w:ilvl="0">
+      <w:start w:val="1"/>
+      <w:numFmt w:val="bullet"/>
+      <w:lvlText w:val=""/>
+      <w:lvlJc w:val="left"/>
+      <w:pPr>
+        <w:tabs>
+          <w:tab w:val="num" w:pos="720"/>
+        </w:tabs>
+        <w:ind w:left="720" w:hanging="360"/>
+      </w:pPr>
+      <w:rPr>
+        <w:rFonts w:ascii="Symbol" w:hAnsi="Symbol" w:hint="default"/>
+        <w:sz w:val="20"/>
+      </w:rPr>
+    </w:lvl>
+    <w:lvl w:ilvl="1">
+      <w:start w:val="1"/>
+      <w:numFmt w:val="bullet"/>
+      <w:lvlText w:val="o"/>
+      <w:lvlJc w:val="left"/>
+      <w:pPr>
+        <w:tabs>
+          <w:tab w:val="num" w:pos="1440"/>
+        </w:tabs>
+        <w:ind w:left="1440" w:hanging="360"/>
+      </w:pPr>
+      <w:rPr>
+        <w:rFonts w:ascii="Courier New" w:hAnsi="Courier New" w:hint="default"/>
+        <w:sz w:val="20"/>
+      </w:rPr>
+    </w:lvl>
+    <w:lvl w:ilvl="2" w:tentative="1">
+      <w:start w:val="1"/>
+      <w:numFmt w:val="bullet"/>
+      <w:lvlText w:val=""/>
+      <w:lvlJc w:val="left"/>
+      <w:pPr>
+        <w:tabs>
+          <w:tab w:val="num" w:pos="2160"/>
+        </w:tabs>
+        <w:ind w:left="2160" w:hanging="360"/>
+      </w:pPr>
+      <w:rPr>
+        <w:rFonts w:ascii="Wingdings" w:hAnsi="Wingdings" w:hint="default"/>
+        <w:sz w:val="20"/>
+      </w:rPr>
+    </w:lvl>
+    <w:lvl w:ilvl="3" w:tentative="1">
+      <w:start w:val="1"/>
+      <w:numFmt w:val="bullet"/>
+      <w:lvlText w:val=""/>
+      <w:lvlJc w:val="left"/>
+      <w:pPr>
+        <w:tabs>
+          <w:tab w:val="num" w:pos="2880"/>
+        </w:tabs>
+        <w:ind w:left="2880" w:hanging="360"/>
+      </w:pPr>
+      <w:rPr>
+        <w:rFonts w:ascii="Wingdings" w:hAnsi="Wingdings" w:hint="default"/>
+        <w:sz w:val="20"/>
+      </w:rPr>
+    </w:lvl>
+    <w:lvl w:ilvl="4" w:tentative="1">
+      <w:start w:val="1"/>
+      <w:numFmt w:val="bullet"/>
+      <w:lvlText w:val=""/>
+      <w:lvlJc w:val="left"/>
+      <w:pPr>
+        <w:tabs>
+          <w:tab w:val="num" w:pos="3600"/>
+        </w:tabs>
+        <w:ind w:left="3600" w:hanging="360"/>
+      </w:pPr>
+      <w:rPr>
+        <w:rFonts w:ascii="Wingdings" w:hAnsi="Wingdings" w:hint="default"/>
+        <w:sz w:val="20"/>
+      </w:rPr>
+    </w:lvl>
+    <w:lvl w:ilvl="5" w:tentative="1">
+      <w:start w:val="1"/>
+      <w:numFmt w:val="bullet"/>
+      <w:lvlText w:val=""/>
+      <w:lvlJc w:val="left"/>
+      <w:pPr>
+        <w:tabs>
+          <w:tab w:val="num" w:pos="4320"/>
+        </w:tabs>
+        <w:ind w:left="4320" w:hanging="360"/>
+      </w:pPr>
+      <w:rPr>
+        <w:rFonts w:ascii="Wingdings" w:hAnsi="Wingdings" w:hint="default"/>
+        <w:sz w:val="20"/>
+      </w:rPr>
+    </w:lvl>
+    <w:lvl w:ilvl="6" w:tentative="1">
+      <w:start w:val="1"/>
+      <w:numFmt w:val="bullet"/>
+      <w:lvlText w:val=""/>
+      <w:lvlJc w:val="left"/>
+      <w:pPr>
+        <w:tabs>
+          <w:tab w:val="num" w:pos="5040"/>
+        </w:tabs>
+        <w:ind w:left="5040" w:hanging="360"/>
+      </w:pPr>
+      <w:rPr>
+        <w:rFonts w:ascii="Wingdings" w:hAnsi="Wingdings" w:hint="default"/>
+        <w:sz w:val="20"/>
+      </w:rPr>
+    </w:lvl>
+    <w:lvl w:ilvl="7" w:tentative="1">
+      <w:start w:val="1"/>
+      <w:numFmt w:val="bullet"/>
+      <w:lvlText w:val=""/>
+      <w:lvlJc w:val="left"/>
+      <w:pPr>
+        <w:tabs>
+          <w:tab w:val="num" w:pos="5760"/>
+        </w:tabs>
+        <w:ind w:left="5760" w:hanging="360"/>
+      </w:pPr>
+      <w:rPr>
+        <w:rFonts w:ascii="Wingdings" w:hAnsi="Wingdings" w:hint="default"/>
+        <w:sz w:val="20"/>
+      </w:rPr>
+    </w:lvl>
+    <w:lvl w:ilvl="8" w:tentative="1">
+      <w:start w:val="1"/>
+      <w:numFmt w:val="bullet"/>
+      <w:lvlText w:val=""/>
+      <w:lvlJc w:val="left"/>
+      <w:pPr>
+        <w:tabs>
+          <w:tab w:val="num" w:pos="6480"/>
+        </w:tabs>
+        <w:ind w:left="6480" w:hanging="360"/>
+      </w:pPr>
+      <w:rPr>
+        <w:rFonts w:ascii="Wingdings" w:hAnsi="Wingdings" w:hint="default"/>
+        <w:sz w:val="20"/>
+      </w:rPr>
+    </w:lvl>
+  </w:abstractNum>
+  <w:abstractNum w:abstractNumId="10" w15:restartNumberingAfterBreak="0">
     <w:nsid w:val="417203DB"/>
     <w:multiLevelType w:val="multilevel"/>
     <w:tmpl w:val="0409001F"/>
@@ -6439,7 +7192,7 @@
       </w:pPr>
     </w:lvl>
   </w:abstractNum>
-  <w:abstractNum w:abstractNumId="9" w15:restartNumberingAfterBreak="0">
+  <w:abstractNum w:abstractNumId="11" w15:restartNumberingAfterBreak="0">
     <w:nsid w:val="44FA74BF"/>
     <w:multiLevelType w:val="hybridMultilevel"/>
     <w:tmpl w:val="23B08EB8"/>
@@ -6525,7 +7278,7 @@
       </w:pPr>
     </w:lvl>
   </w:abstractNum>
-  <w:abstractNum w:abstractNumId="10" w15:restartNumberingAfterBreak="0">
+  <w:abstractNum w:abstractNumId="12" w15:restartNumberingAfterBreak="0">
     <w:nsid w:val="4ED9206D"/>
     <w:multiLevelType w:val="multilevel"/>
     <w:tmpl w:val="41A26C12"/>
@@ -6611,7 +7364,7 @@
       </w:pPr>
     </w:lvl>
   </w:abstractNum>
-  <w:abstractNum w:abstractNumId="11" w15:restartNumberingAfterBreak="0">
+  <w:abstractNum w:abstractNumId="13" w15:restartNumberingAfterBreak="0">
     <w:nsid w:val="4F497A5A"/>
     <w:multiLevelType w:val="multilevel"/>
     <w:tmpl w:val="0409001F"/>
@@ -6697,7 +7450,7 @@
       </w:pPr>
     </w:lvl>
   </w:abstractNum>
-  <w:abstractNum w:abstractNumId="12" w15:restartNumberingAfterBreak="0">
+  <w:abstractNum w:abstractNumId="14" w15:restartNumberingAfterBreak="0">
     <w:nsid w:val="570D4F86"/>
     <w:multiLevelType w:val="multilevel"/>
     <w:tmpl w:val="0409001F"/>
@@ -6783,7 +7536,233 @@
       </w:pPr>
     </w:lvl>
   </w:abstractNum>
-  <w:abstractNum w:abstractNumId="13" w15:restartNumberingAfterBreak="0">
+  <w:abstractNum w:abstractNumId="15" w15:restartNumberingAfterBreak="0">
+    <w:nsid w:val="5A9729AB"/>
+    <w:multiLevelType w:val="hybridMultilevel"/>
+    <w:tmpl w:val="879C1568"/>
+    <w:lvl w:ilvl="0" w:tplc="04090001">
+      <w:start w:val="1"/>
+      <w:numFmt w:val="bullet"/>
+      <w:lvlText w:val=""/>
+      <w:lvlJc w:val="left"/>
+      <w:pPr>
+        <w:ind w:left="720" w:hanging="360"/>
+      </w:pPr>
+      <w:rPr>
+        <w:rFonts w:ascii="Symbol" w:hAnsi="Symbol" w:hint="default"/>
+      </w:rPr>
+    </w:lvl>
+    <w:lvl w:ilvl="1" w:tplc="04090003" w:tentative="1">
+      <w:start w:val="1"/>
+      <w:numFmt w:val="bullet"/>
+      <w:lvlText w:val="o"/>
+      <w:lvlJc w:val="left"/>
+      <w:pPr>
+        <w:ind w:left="1440" w:hanging="360"/>
+      </w:pPr>
+      <w:rPr>
+        <w:rFonts w:ascii="Courier New" w:hAnsi="Courier New" w:cs="Courier New" w:hint="default"/>
+      </w:rPr>
+    </w:lvl>
+    <w:lvl w:ilvl="2" w:tplc="04090005" w:tentative="1">
+      <w:start w:val="1"/>
+      <w:numFmt w:val="bullet"/>
+      <w:lvlText w:val=""/>
+      <w:lvlJc w:val="left"/>
+      <w:pPr>
+        <w:ind w:left="2160" w:hanging="360"/>
+      </w:pPr>
+      <w:rPr>
+        <w:rFonts w:ascii="Wingdings" w:hAnsi="Wingdings" w:hint="default"/>
+      </w:rPr>
+    </w:lvl>
+    <w:lvl w:ilvl="3" w:tplc="04090001" w:tentative="1">
+      <w:start w:val="1"/>
+      <w:numFmt w:val="bullet"/>
+      <w:lvlText w:val=""/>
+      <w:lvlJc w:val="left"/>
+      <w:pPr>
+        <w:ind w:left="2880" w:hanging="360"/>
+      </w:pPr>
+      <w:rPr>
+        <w:rFonts w:ascii="Symbol" w:hAnsi="Symbol" w:hint="default"/>
+      </w:rPr>
+    </w:lvl>
+    <w:lvl w:ilvl="4" w:tplc="04090003" w:tentative="1">
+      <w:start w:val="1"/>
+      <w:numFmt w:val="bullet"/>
+      <w:lvlText w:val="o"/>
+      <w:lvlJc w:val="left"/>
+      <w:pPr>
+        <w:ind w:left="3600" w:hanging="360"/>
+      </w:pPr>
+      <w:rPr>
+        <w:rFonts w:ascii="Courier New" w:hAnsi="Courier New" w:cs="Courier New" w:hint="default"/>
+      </w:rPr>
+    </w:lvl>
+    <w:lvl w:ilvl="5" w:tplc="04090005" w:tentative="1">
+      <w:start w:val="1"/>
+      <w:numFmt w:val="bullet"/>
+      <w:lvlText w:val=""/>
+      <w:lvlJc w:val="left"/>
+      <w:pPr>
+        <w:ind w:left="4320" w:hanging="360"/>
+      </w:pPr>
+      <w:rPr>
+        <w:rFonts w:ascii="Wingdings" w:hAnsi="Wingdings" w:hint="default"/>
+      </w:rPr>
+    </w:lvl>
+    <w:lvl w:ilvl="6" w:tplc="04090001" w:tentative="1">
+      <w:start w:val="1"/>
+      <w:numFmt w:val="bullet"/>
+      <w:lvlText w:val=""/>
+      <w:lvlJc w:val="left"/>
+      <w:pPr>
+        <w:ind w:left="5040" w:hanging="360"/>
+      </w:pPr>
+      <w:rPr>
+        <w:rFonts w:ascii="Symbol" w:hAnsi="Symbol" w:hint="default"/>
+      </w:rPr>
+    </w:lvl>
+    <w:lvl w:ilvl="7" w:tplc="04090003" w:tentative="1">
+      <w:start w:val="1"/>
+      <w:numFmt w:val="bullet"/>
+      <w:lvlText w:val="o"/>
+      <w:lvlJc w:val="left"/>
+      <w:pPr>
+        <w:ind w:left="5760" w:hanging="360"/>
+      </w:pPr>
+      <w:rPr>
+        <w:rFonts w:ascii="Courier New" w:hAnsi="Courier New" w:cs="Courier New" w:hint="default"/>
+      </w:rPr>
+    </w:lvl>
+    <w:lvl w:ilvl="8" w:tplc="04090005" w:tentative="1">
+      <w:start w:val="1"/>
+      <w:numFmt w:val="bullet"/>
+      <w:lvlText w:val=""/>
+      <w:lvlJc w:val="left"/>
+      <w:pPr>
+        <w:ind w:left="6480" w:hanging="360"/>
+      </w:pPr>
+      <w:rPr>
+        <w:rFonts w:ascii="Wingdings" w:hAnsi="Wingdings" w:hint="default"/>
+      </w:rPr>
+    </w:lvl>
+  </w:abstractNum>
+  <w:abstractNum w:abstractNumId="16" w15:restartNumberingAfterBreak="0">
+    <w:nsid w:val="5D740423"/>
+    <w:multiLevelType w:val="multilevel"/>
+    <w:tmpl w:val="B4BAD6AA"/>
+    <w:lvl w:ilvl="0">
+      <w:start w:val="1"/>
+      <w:numFmt w:val="decimal"/>
+      <w:lvlText w:val="%1."/>
+      <w:lvlJc w:val="left"/>
+      <w:pPr>
+        <w:tabs>
+          <w:tab w:val="num" w:pos="720"/>
+        </w:tabs>
+        <w:ind w:left="720" w:hanging="360"/>
+      </w:pPr>
+    </w:lvl>
+    <w:lvl w:ilvl="1" w:tentative="1">
+      <w:start w:val="1"/>
+      <w:numFmt w:val="decimal"/>
+      <w:lvlText w:val="%2."/>
+      <w:lvlJc w:val="left"/>
+      <w:pPr>
+        <w:tabs>
+          <w:tab w:val="num" w:pos="1440"/>
+        </w:tabs>
+        <w:ind w:left="1440" w:hanging="360"/>
+      </w:pPr>
+    </w:lvl>
+    <w:lvl w:ilvl="2" w:tentative="1">
+      <w:start w:val="1"/>
+      <w:numFmt w:val="decimal"/>
+      <w:lvlText w:val="%3."/>
+      <w:lvlJc w:val="left"/>
+      <w:pPr>
+        <w:tabs>
+          <w:tab w:val="num" w:pos="2160"/>
+        </w:tabs>
+        <w:ind w:left="2160" w:hanging="360"/>
+      </w:pPr>
+    </w:lvl>
+    <w:lvl w:ilvl="3" w:tentative="1">
+      <w:start w:val="1"/>
+      <w:numFmt w:val="decimal"/>
+      <w:lvlText w:val="%4."/>
+      <w:lvlJc w:val="left"/>
+      <w:pPr>
+        <w:tabs>
+          <w:tab w:val="num" w:pos="2880"/>
+        </w:tabs>
+        <w:ind w:left="2880" w:hanging="360"/>
+      </w:pPr>
+    </w:lvl>
+    <w:lvl w:ilvl="4" w:tentative="1">
+      <w:start w:val="1"/>
+      <w:numFmt w:val="decimal"/>
+      <w:lvlText w:val="%5."/>
+      <w:lvlJc w:val="left"/>
+      <w:pPr>
+        <w:tabs>
+          <w:tab w:val="num" w:pos="3600"/>
+        </w:tabs>
+        <w:ind w:left="3600" w:hanging="360"/>
+      </w:pPr>
+    </w:lvl>
+    <w:lvl w:ilvl="5" w:tentative="1">
+      <w:start w:val="1"/>
+      <w:numFmt w:val="decimal"/>
+      <w:lvlText w:val="%6."/>
+      <w:lvlJc w:val="left"/>
+      <w:pPr>
+        <w:tabs>
+          <w:tab w:val="num" w:pos="4320"/>
+        </w:tabs>
+        <w:ind w:left="4320" w:hanging="360"/>
+      </w:pPr>
+    </w:lvl>
+    <w:lvl w:ilvl="6" w:tentative="1">
+      <w:start w:val="1"/>
+      <w:numFmt w:val="decimal"/>
+      <w:lvlText w:val="%7."/>
+      <w:lvlJc w:val="left"/>
+      <w:pPr>
+        <w:tabs>
+          <w:tab w:val="num" w:pos="5040"/>
+        </w:tabs>
+        <w:ind w:left="5040" w:hanging="360"/>
+      </w:pPr>
+    </w:lvl>
+    <w:lvl w:ilvl="7" w:tentative="1">
+      <w:start w:val="1"/>
+      <w:numFmt w:val="decimal"/>
+      <w:lvlText w:val="%8."/>
+      <w:lvlJc w:val="left"/>
+      <w:pPr>
+        <w:tabs>
+          <w:tab w:val="num" w:pos="5760"/>
+        </w:tabs>
+        <w:ind w:left="5760" w:hanging="360"/>
+      </w:pPr>
+    </w:lvl>
+    <w:lvl w:ilvl="8" w:tentative="1">
+      <w:start w:val="1"/>
+      <w:numFmt w:val="decimal"/>
+      <w:lvlText w:val="%9."/>
+      <w:lvlJc w:val="left"/>
+      <w:pPr>
+        <w:tabs>
+          <w:tab w:val="num" w:pos="6480"/>
+        </w:tabs>
+        <w:ind w:left="6480" w:hanging="360"/>
+      </w:pPr>
+    </w:lvl>
+  </w:abstractNum>
+  <w:abstractNum w:abstractNumId="17" w15:restartNumberingAfterBreak="0">
     <w:nsid w:val="644872C6"/>
     <w:multiLevelType w:val="multilevel"/>
     <w:tmpl w:val="0409001F"/>
@@ -6869,7 +7848,7 @@
       </w:pPr>
     </w:lvl>
   </w:abstractNum>
-  <w:abstractNum w:abstractNumId="14" w15:restartNumberingAfterBreak="0">
+  <w:abstractNum w:abstractNumId="18" w15:restartNumberingAfterBreak="0">
     <w:nsid w:val="66842352"/>
     <w:multiLevelType w:val="hybridMultilevel"/>
     <w:tmpl w:val="8912EFB4"/>
@@ -6955,7 +7934,7 @@
       </w:pPr>
     </w:lvl>
   </w:abstractNum>
-  <w:abstractNum w:abstractNumId="15" w15:restartNumberingAfterBreak="0">
+  <w:abstractNum w:abstractNumId="19" w15:restartNumberingAfterBreak="0">
     <w:nsid w:val="69A10F06"/>
     <w:multiLevelType w:val="multilevel"/>
     <w:tmpl w:val="0409001F"/>
@@ -7041,7 +8020,7 @@
       </w:pPr>
     </w:lvl>
   </w:abstractNum>
-  <w:abstractNum w:abstractNumId="16" w15:restartNumberingAfterBreak="0">
+  <w:abstractNum w:abstractNumId="20" w15:restartNumberingAfterBreak="0">
     <w:nsid w:val="6A353EB0"/>
     <w:multiLevelType w:val="hybridMultilevel"/>
     <w:tmpl w:val="39BEA1E0"/>
@@ -7127,7 +8106,7 @@
       </w:pPr>
     </w:lvl>
   </w:abstractNum>
-  <w:abstractNum w:abstractNumId="17" w15:restartNumberingAfterBreak="0">
+  <w:abstractNum w:abstractNumId="21" w15:restartNumberingAfterBreak="0">
     <w:nsid w:val="6CBC46A2"/>
     <w:multiLevelType w:val="multilevel"/>
     <w:tmpl w:val="0409001F"/>
@@ -7213,7 +8192,7 @@
       </w:pPr>
     </w:lvl>
   </w:abstractNum>
-  <w:abstractNum w:abstractNumId="18" w15:restartNumberingAfterBreak="0">
+  <w:abstractNum w:abstractNumId="22" w15:restartNumberingAfterBreak="0">
     <w:nsid w:val="70217DBA"/>
     <w:multiLevelType w:val="multilevel"/>
     <w:tmpl w:val="04090025"/>
@@ -7308,68 +8287,80 @@
       </w:pPr>
     </w:lvl>
   </w:abstractNum>
-  <w:num w:numId="1">
+  <w:num w:numId="1" w16cid:durableId="253128920">
+    <w:abstractNumId w:val="21"/>
+  </w:num>
+  <w:num w:numId="2" w16cid:durableId="1297565304">
+    <w:abstractNumId w:val="20"/>
+  </w:num>
+  <w:num w:numId="3" w16cid:durableId="582223796">
+    <w:abstractNumId w:val="5"/>
+  </w:num>
+  <w:num w:numId="4" w16cid:durableId="342784847">
+    <w:abstractNumId w:val="7"/>
+  </w:num>
+  <w:num w:numId="5" w16cid:durableId="765225938">
+    <w:abstractNumId w:val="12"/>
+  </w:num>
+  <w:num w:numId="6" w16cid:durableId="288359914">
+    <w:abstractNumId w:val="13"/>
+  </w:num>
+  <w:num w:numId="7" w16cid:durableId="233708205">
+    <w:abstractNumId w:val="6"/>
+  </w:num>
+  <w:num w:numId="8" w16cid:durableId="389229098">
+    <w:abstractNumId w:val="11"/>
+  </w:num>
+  <w:num w:numId="9" w16cid:durableId="2048872718">
+    <w:abstractNumId w:val="8"/>
+  </w:num>
+  <w:num w:numId="10" w16cid:durableId="965425377">
     <w:abstractNumId w:val="17"/>
   </w:num>
-  <w:num w:numId="2">
+  <w:num w:numId="11" w16cid:durableId="1848128702">
+    <w:abstractNumId w:val="1"/>
+  </w:num>
+  <w:num w:numId="12" w16cid:durableId="396377">
+    <w:abstractNumId w:val="14"/>
+  </w:num>
+  <w:num w:numId="13" w16cid:durableId="2077047846">
+    <w:abstractNumId w:val="3"/>
+  </w:num>
+  <w:num w:numId="14" w16cid:durableId="606808986">
+    <w:abstractNumId w:val="2"/>
+  </w:num>
+  <w:num w:numId="15" w16cid:durableId="1425608313">
+    <w:abstractNumId w:val="19"/>
+  </w:num>
+  <w:num w:numId="16" w16cid:durableId="1888174790">
+    <w:abstractNumId w:val="18"/>
+  </w:num>
+  <w:num w:numId="17" w16cid:durableId="1823234304">
+    <w:abstractNumId w:val="10"/>
+  </w:num>
+  <w:num w:numId="18" w16cid:durableId="1561481339">
+    <w:abstractNumId w:val="4"/>
+  </w:num>
+  <w:num w:numId="19" w16cid:durableId="110050439">
+    <w:abstractNumId w:val="22"/>
+  </w:num>
+  <w:num w:numId="20" w16cid:durableId="2086954285">
     <w:abstractNumId w:val="16"/>
   </w:num>
-  <w:num w:numId="3">
-    <w:abstractNumId w:val="4"/>
-  </w:num>
-  <w:num w:numId="4">
-    <w:abstractNumId w:val="6"/>
-  </w:num>
-  <w:num w:numId="5">
-    <w:abstractNumId w:val="10"/>
-  </w:num>
-  <w:num w:numId="6">
-    <w:abstractNumId w:val="11"/>
-  </w:num>
-  <w:num w:numId="7">
-    <w:abstractNumId w:val="5"/>
-  </w:num>
-  <w:num w:numId="8">
+  <w:num w:numId="21" w16cid:durableId="391343831">
     <w:abstractNumId w:val="9"/>
   </w:num>
-  <w:num w:numId="9">
-    <w:abstractNumId w:val="7"/>
-  </w:num>
-  <w:num w:numId="10">
-    <w:abstractNumId w:val="13"/>
-  </w:num>
-  <w:num w:numId="11">
+  <w:num w:numId="22" w16cid:durableId="147015780">
     <w:abstractNumId w:val="0"/>
   </w:num>
-  <w:num w:numId="12">
-    <w:abstractNumId w:val="12"/>
-  </w:num>
-  <w:num w:numId="13">
-    <w:abstractNumId w:val="2"/>
-  </w:num>
-  <w:num w:numId="14">
-    <w:abstractNumId w:val="1"/>
-  </w:num>
-  <w:num w:numId="15">
+  <w:num w:numId="23" w16cid:durableId="9600117">
     <w:abstractNumId w:val="15"/>
-  </w:num>
-  <w:num w:numId="16">
-    <w:abstractNumId w:val="14"/>
-  </w:num>
-  <w:num w:numId="17">
-    <w:abstractNumId w:val="8"/>
-  </w:num>
-  <w:num w:numId="18">
-    <w:abstractNumId w:val="3"/>
-  </w:num>
-  <w:num w:numId="19">
-    <w:abstractNumId w:val="18"/>
   </w:num>
 </w:numbering>
 </file>
 
 <file path=word/styles.xml><?xml version="1.0" encoding="utf-8"?>
-<w:styles xmlns:mc="http://schemas.openxmlformats.org/markup-compatibility/2006" xmlns:r="http://schemas.openxmlformats.org/officeDocument/2006/relationships" xmlns:w="http://schemas.openxmlformats.org/wordprocessingml/2006/main" xmlns:w14="http://schemas.microsoft.com/office/word/2010/wordml" xmlns:w15="http://schemas.microsoft.com/office/word/2012/wordml" xmlns:w16se="http://schemas.microsoft.com/office/word/2015/wordml/symex" mc:Ignorable="w14 w15 w16se">
+<w:styles xmlns:mc="http://schemas.openxmlformats.org/markup-compatibility/2006" xmlns:r="http://schemas.openxmlformats.org/officeDocument/2006/relationships" xmlns:w="http://schemas.openxmlformats.org/wordprocessingml/2006/main" xmlns:w14="http://schemas.microsoft.com/office/word/2010/wordml" xmlns:w15="http://schemas.microsoft.com/office/word/2012/wordml" xmlns:w16cex="http://schemas.microsoft.com/office/word/2018/wordml/cex" xmlns:w16cid="http://schemas.microsoft.com/office/word/2016/wordml/cid" xmlns:w16="http://schemas.microsoft.com/office/word/2018/wordml" xmlns:w16du="http://schemas.microsoft.com/office/word/2023/wordml/word16du" xmlns:w16sdtdh="http://schemas.microsoft.com/office/word/2020/wordml/sdtdatahash" xmlns:w16sdtfl="http://schemas.microsoft.com/office/word/2024/wordml/sdtformatlock" xmlns:w16se="http://schemas.microsoft.com/office/word/2015/wordml/symex" mc:Ignorable="w14 w15 w16se w16cid w16 w16cex w16sdtdh w16sdtfl w16du">
   <w:docDefaults>
     <w:rPrDefault>
       <w:rPr>
@@ -7385,7 +8376,7 @@
       </w:pPr>
     </w:pPrDefault>
   </w:docDefaults>
-  <w:latentStyles w:defLockedState="0" w:defUIPriority="99" w:defSemiHidden="0" w:defUnhideWhenUsed="0" w:defQFormat="0" w:count="371">
+  <w:latentStyles w:defLockedState="0" w:defUIPriority="99" w:defSemiHidden="0" w:defUnhideWhenUsed="0" w:defQFormat="0" w:count="376">
     <w:lsdException w:name="Normal" w:uiPriority="0" w:qFormat="1"/>
     <w:lsdException w:name="heading 1" w:uiPriority="9" w:qFormat="1"/>
     <w:lsdException w:name="heading 2" w:semiHidden="1" w:uiPriority="9" w:unhideWhenUsed="1" w:qFormat="1"/>
@@ -7757,6 +8748,11 @@
     <w:lsdException w:name="List Table 5 Dark Accent 6" w:uiPriority="50"/>
     <w:lsdException w:name="List Table 6 Colorful Accent 6" w:uiPriority="51"/>
     <w:lsdException w:name="List Table 7 Colorful Accent 6" w:uiPriority="52"/>
+    <w:lsdException w:name="Mention" w:semiHidden="1" w:unhideWhenUsed="1"/>
+    <w:lsdException w:name="Smart Hyperlink" w:semiHidden="1" w:unhideWhenUsed="1"/>
+    <w:lsdException w:name="Hashtag" w:semiHidden="1" w:unhideWhenUsed="1"/>
+    <w:lsdException w:name="Unresolved Mention" w:semiHidden="1" w:unhideWhenUsed="1"/>
+    <w:lsdException w:name="Smart Link" w:semiHidden="1" w:unhideWhenUsed="1"/>
   </w:latentStyles>
   <w:style w:type="paragraph" w:default="1" w:styleId="Normal">
     <w:name w:val="Normal"/>
